--- a/docs/ecostats_lectures/lecture_09/09_01_lecture_powerpoint.docx
+++ b/docs/ecostats_lectures/lecture_09/09_01_lecture_powerpoint.docx
@@ -152,7 +152,7 @@
       <w:r>
         <w:drawing>
           <wp:inline>
-            <wp:extent cx="5943600" cy="7429500"/>
+            <wp:extent cx="6578600" cy="8223250"/>
             <wp:effectExtent b="0" l="0" r="0" t="0"/>
             <wp:docPr descr="" title="" id="21" name="Picture"/>
             <a:graphic>
@@ -173,7 +173,7 @@
                   <pic:spPr bwMode="auto">
                     <a:xfrm>
                       <a:off x="0" y="0"/>
-                      <a:ext cx="5943600" cy="7429500"/>
+                      <a:ext cx="6578600" cy="8223250"/>
                     </a:xfrm>
                     <a:prstGeom prst="rect">
                       <a:avLst/>
@@ -534,7 +534,7 @@
       <w:r>
         <w:drawing>
           <wp:inline>
-            <wp:extent cx="5943600" cy="3782290"/>
+            <wp:extent cx="6578600" cy="4186381"/>
             <wp:effectExtent b="0" l="0" r="0" t="0"/>
             <wp:docPr descr="" title="" id="27" name="Picture"/>
             <a:graphic>
@@ -555,7 +555,7 @@
                   <pic:spPr bwMode="auto">
                     <a:xfrm>
                       <a:off x="0" y="0"/>
-                      <a:ext cx="5943600" cy="3782290"/>
+                      <a:ext cx="6578600" cy="4186381"/>
                     </a:xfrm>
                     <a:prstGeom prst="rect">
                       <a:avLst/>
@@ -1121,7 +1121,7 @@
       <w:r>
         <w:drawing>
           <wp:inline>
-            <wp:extent cx="5943600" cy="7429500"/>
+            <wp:extent cx="6578600" cy="8223250"/>
             <wp:effectExtent b="0" l="0" r="0" t="0"/>
             <wp:docPr descr="" title="" id="33" name="Picture"/>
             <a:graphic>
@@ -1142,7 +1142,7 @@
                   <pic:spPr bwMode="auto">
                     <a:xfrm>
                       <a:off x="0" y="0"/>
-                      <a:ext cx="5943600" cy="7429500"/>
+                      <a:ext cx="6578600" cy="8223250"/>
                     </a:xfrm>
                     <a:prstGeom prst="rect">
                       <a:avLst/>
@@ -1610,7 +1610,7 @@
       <w:r>
         <w:drawing>
           <wp:inline>
-            <wp:extent cx="5943600" cy="7924800"/>
+            <wp:extent cx="6578600" cy="8771466"/>
             <wp:effectExtent b="0" l="0" r="0" t="0"/>
             <wp:docPr descr="" title="" id="43" name="Picture"/>
             <a:graphic>
@@ -1631,7 +1631,7 @@
                   <pic:spPr bwMode="auto">
                     <a:xfrm>
                       <a:off x="0" y="0"/>
-                      <a:ext cx="5943600" cy="7924800"/>
+                      <a:ext cx="6578600" cy="8771466"/>
                     </a:xfrm>
                     <a:prstGeom prst="rect">
                       <a:avLst/>
@@ -1933,7 +1933,7 @@
       <w:r>
         <w:drawing>
           <wp:inline>
-            <wp:extent cx="5943600" cy="5943600"/>
+            <wp:extent cx="6578600" cy="6578600"/>
             <wp:effectExtent b="0" l="0" r="0" t="0"/>
             <wp:docPr descr="" title="" id="50" name="Picture"/>
             <a:graphic>
@@ -1954,7 +1954,7 @@
                   <pic:spPr bwMode="auto">
                     <a:xfrm>
                       <a:off x="0" y="0"/>
-                      <a:ext cx="5943600" cy="5943600"/>
+                      <a:ext cx="6578600" cy="6578600"/>
                     </a:xfrm>
                     <a:prstGeom prst="rect">
                       <a:avLst/>
@@ -2399,7 +2399,7 @@
       <w:r>
         <w:drawing>
           <wp:inline>
-            <wp:extent cx="5943600" cy="3782290"/>
+            <wp:extent cx="6578600" cy="4186381"/>
             <wp:effectExtent b="0" l="0" r="0" t="0"/>
             <wp:docPr descr="" title="" id="57" name="Picture"/>
             <a:graphic>
@@ -2420,7 +2420,7 @@
                   <pic:spPr bwMode="auto">
                     <a:xfrm>
                       <a:off x="0" y="0"/>
-                      <a:ext cx="5943600" cy="3782290"/>
+                      <a:ext cx="6578600" cy="4186381"/>
                     </a:xfrm>
                     <a:prstGeom prst="rect">
                       <a:avLst/>
@@ -3137,7 +3137,7 @@
       <w:r>
         <w:drawing>
           <wp:inline>
-            <wp:extent cx="5943600" cy="3782290"/>
+            <wp:extent cx="6578600" cy="4186381"/>
             <wp:effectExtent b="0" l="0" r="0" t="0"/>
             <wp:docPr descr="" title="" id="67" name="Picture"/>
             <a:graphic>
@@ -3158,7 +3158,7 @@
                   <pic:spPr bwMode="auto">
                     <a:xfrm>
                       <a:off x="0" y="0"/>
-                      <a:ext cx="5943600" cy="3782290"/>
+                      <a:ext cx="6578600" cy="4186381"/>
                     </a:xfrm>
                     <a:prstGeom prst="rect">
                       <a:avLst/>
@@ -3288,7 +3288,7 @@
       <w:r>
         <w:drawing>
           <wp:inline>
-            <wp:extent cx="5943600" cy="3782290"/>
+            <wp:extent cx="6578600" cy="4186381"/>
             <wp:effectExtent b="0" l="0" r="0" t="0"/>
             <wp:docPr descr="" title="" id="72" name="Picture"/>
             <a:graphic>
@@ -3309,7 +3309,7 @@
                   <pic:spPr bwMode="auto">
                     <a:xfrm>
                       <a:off x="0" y="0"/>
-                      <a:ext cx="5943600" cy="3782290"/>
+                      <a:ext cx="6578600" cy="4186381"/>
                     </a:xfrm>
                     <a:prstGeom prst="rect">
                       <a:avLst/>
@@ -4295,7 +4295,7 @@
       <w:r>
         <w:drawing>
           <wp:inline>
-            <wp:extent cx="5943600" cy="4754880"/>
+            <wp:extent cx="6578600" cy="5262880"/>
             <wp:effectExtent b="0" l="0" r="0" t="0"/>
             <wp:docPr descr="" title="" id="79" name="Picture"/>
             <a:graphic>
@@ -4316,7 +4316,7 @@
                   <pic:spPr bwMode="auto">
                     <a:xfrm>
                       <a:off x="0" y="0"/>
-                      <a:ext cx="5943600" cy="4754880"/>
+                      <a:ext cx="6578600" cy="5262880"/>
                     </a:xfrm>
                     <a:prstGeom prst="rect">
                       <a:avLst/>
@@ -4871,7 +4871,7 @@
       <w:r>
         <w:drawing>
           <wp:inline>
-            <wp:extent cx="5943600" cy="3782290"/>
+            <wp:extent cx="6578600" cy="4186381"/>
             <wp:effectExtent b="0" l="0" r="0" t="0"/>
             <wp:docPr descr="" title="" id="86" name="Picture"/>
             <a:graphic>
@@ -4892,7 +4892,7 @@
                   <pic:spPr bwMode="auto">
                     <a:xfrm>
                       <a:off x="0" y="0"/>
-                      <a:ext cx="5943600" cy="3782290"/>
+                      <a:ext cx="6578600" cy="4186381"/>
                     </a:xfrm>
                     <a:prstGeom prst="rect">
                       <a:avLst/>
@@ -5161,7 +5161,7 @@
       <w:r>
         <w:drawing>
           <wp:inline>
-            <wp:extent cx="5943600" cy="3385315"/>
+            <wp:extent cx="6578600" cy="3746994"/>
             <wp:effectExtent b="0" l="0" r="0" t="0"/>
             <wp:docPr descr="" title="" id="91" name="Picture"/>
             <a:graphic>
@@ -5182,7 +5182,7 @@
                   <pic:spPr bwMode="auto">
                     <a:xfrm>
                       <a:off x="0" y="0"/>
-                      <a:ext cx="5943600" cy="3385315"/>
+                      <a:ext cx="6578600" cy="3746994"/>
                     </a:xfrm>
                     <a:prstGeom prst="rect">
                       <a:avLst/>
@@ -5700,7 +5700,7 @@
       <w:r>
         <w:drawing>
           <wp:inline>
-            <wp:extent cx="5943600" cy="3782290"/>
+            <wp:extent cx="6578600" cy="4186381"/>
             <wp:effectExtent b="0" l="0" r="0" t="0"/>
             <wp:docPr descr="" title="" id="103" name="Picture"/>
             <a:graphic>
@@ -5721,7 +5721,7 @@
                   <pic:spPr bwMode="auto">
                     <a:xfrm>
                       <a:off x="0" y="0"/>
-                      <a:ext cx="5943600" cy="3782290"/>
+                      <a:ext cx="6578600" cy="4186381"/>
                     </a:xfrm>
                     <a:prstGeom prst="rect">
                       <a:avLst/>
@@ -5869,7 +5869,7 @@
       <w:r>
         <w:drawing>
           <wp:inline>
-            <wp:extent cx="5943600" cy="3782290"/>
+            <wp:extent cx="6578600" cy="4186381"/>
             <wp:effectExtent b="0" l="0" r="0" t="0"/>
             <wp:docPr descr="" title="" id="108" name="Picture"/>
             <a:graphic>
@@ -5890,7 +5890,7 @@
                   <pic:spPr bwMode="auto">
                     <a:xfrm>
                       <a:off x="0" y="0"/>
-                      <a:ext cx="5943600" cy="3782290"/>
+                      <a:ext cx="6578600" cy="4186381"/>
                     </a:xfrm>
                     <a:prstGeom prst="rect">
                       <a:avLst/>
@@ -6195,7 +6195,7 @@
       <w:r>
         <w:drawing>
           <wp:inline>
-            <wp:extent cx="5943600" cy="4754880"/>
+            <wp:extent cx="6578600" cy="5262880"/>
             <wp:effectExtent b="0" l="0" r="0" t="0"/>
             <wp:docPr descr="" title="" id="115" name="Picture"/>
             <a:graphic>
@@ -6216,7 +6216,7 @@
                   <pic:spPr bwMode="auto">
                     <a:xfrm>
                       <a:off x="0" y="0"/>
-                      <a:ext cx="5943600" cy="4754880"/>
+                      <a:ext cx="6578600" cy="5262880"/>
                     </a:xfrm>
                     <a:prstGeom prst="rect">
                       <a:avLst/>
@@ -6295,7 +6295,7 @@
       <w:r>
         <w:drawing>
           <wp:inline>
-            <wp:extent cx="5943600" cy="2204308"/>
+            <wp:extent cx="6578600" cy="2439811"/>
             <wp:effectExtent b="0" l="0" r="0" t="0"/>
             <wp:docPr descr="" title="" id="119" name="Picture"/>
             <a:graphic>
@@ -6316,7 +6316,7 @@
                   <pic:spPr bwMode="auto">
                     <a:xfrm>
                       <a:off x="0" y="0"/>
-                      <a:ext cx="5943600" cy="2204308"/>
+                      <a:ext cx="6578600" cy="2439811"/>
                     </a:xfrm>
                     <a:prstGeom prst="rect">
                       <a:avLst/>
@@ -6394,7 +6394,7 @@
       <w:r>
         <w:drawing>
           <wp:inline>
-            <wp:extent cx="5943600" cy="1993505"/>
+            <wp:extent cx="6578600" cy="2206486"/>
             <wp:effectExtent b="0" l="0" r="0" t="0"/>
             <wp:docPr descr="" title="" id="123" name="Picture"/>
             <a:graphic>
@@ -6415,7 +6415,7 @@
                   <pic:spPr bwMode="auto">
                     <a:xfrm>
                       <a:off x="0" y="0"/>
-                      <a:ext cx="5943600" cy="1993505"/>
+                      <a:ext cx="6578600" cy="2206486"/>
                     </a:xfrm>
                     <a:prstGeom prst="rect">
                       <a:avLst/>
@@ -6771,7 +6771,7 @@
       <w:r>
         <w:drawing>
           <wp:inline>
-            <wp:extent cx="5943600" cy="1993505"/>
+            <wp:extent cx="6578600" cy="2206486"/>
             <wp:effectExtent b="0" l="0" r="0" t="0"/>
             <wp:docPr descr="" title="" id="126" name="Picture"/>
             <a:graphic>
@@ -6792,7 +6792,7 @@
                   <pic:spPr bwMode="auto">
                     <a:xfrm>
                       <a:off x="0" y="0"/>
-                      <a:ext cx="5943600" cy="1993505"/>
+                      <a:ext cx="6578600" cy="2206486"/>
                     </a:xfrm>
                     <a:prstGeom prst="rect">
                       <a:avLst/>
@@ -7148,7 +7148,7 @@
       <w:r>
         <w:drawing>
           <wp:inline>
-            <wp:extent cx="5943600" cy="1943582"/>
+            <wp:extent cx="6578600" cy="2151229"/>
             <wp:effectExtent b="0" l="0" r="0" t="0"/>
             <wp:docPr descr="" title="" id="130" name="Picture"/>
             <a:graphic>
@@ -7169,7 +7169,7 @@
                   <pic:spPr bwMode="auto">
                     <a:xfrm>
                       <a:off x="0" y="0"/>
-                      <a:ext cx="5943600" cy="1943582"/>
+                      <a:ext cx="6578600" cy="2151229"/>
                     </a:xfrm>
                     <a:prstGeom prst="rect">
                       <a:avLst/>
@@ -7406,7 +7406,7 @@
       <w:r>
         <w:drawing>
           <wp:inline>
-            <wp:extent cx="5943600" cy="4269611"/>
+            <wp:extent cx="6578600" cy="4725766"/>
             <wp:effectExtent b="0" l="0" r="0" t="0"/>
             <wp:docPr descr="" title="" id="134" name="Picture"/>
             <a:graphic>
@@ -7427,7 +7427,7 @@
                   <pic:spPr bwMode="auto">
                     <a:xfrm>
                       <a:off x="0" y="0"/>
-                      <a:ext cx="5943600" cy="4269611"/>
+                      <a:ext cx="6578600" cy="4725766"/>
                     </a:xfrm>
                     <a:prstGeom prst="rect">
                       <a:avLst/>
@@ -7753,7 +7753,7 @@
       <w:r>
         <w:drawing>
           <wp:inline>
-            <wp:extent cx="5943600" cy="1953606"/>
+            <wp:extent cx="6578600" cy="2162325"/>
             <wp:effectExtent b="0" l="0" r="0" t="0"/>
             <wp:docPr descr="" title="" id="138" name="Picture"/>
             <a:graphic>
@@ -7774,7 +7774,7 @@
                   <pic:spPr bwMode="auto">
                     <a:xfrm>
                       <a:off x="0" y="0"/>
-                      <a:ext cx="5943600" cy="1953606"/>
+                      <a:ext cx="6578600" cy="2162325"/>
                     </a:xfrm>
                     <a:prstGeom prst="rect">
                       <a:avLst/>
@@ -7958,7 +7958,7 @@
       <w:r>
         <w:drawing>
           <wp:inline>
-            <wp:extent cx="5943600" cy="1953606"/>
+            <wp:extent cx="6578600" cy="2162325"/>
             <wp:effectExtent b="0" l="0" r="0" t="0"/>
             <wp:docPr descr="" title="" id="141" name="Picture"/>
             <a:graphic>
@@ -7979,7 +7979,7 @@
                   <pic:spPr bwMode="auto">
                     <a:xfrm>
                       <a:off x="0" y="0"/>
-                      <a:ext cx="5943600" cy="1953606"/>
+                      <a:ext cx="6578600" cy="2162325"/>
                     </a:xfrm>
                     <a:prstGeom prst="rect">
                       <a:avLst/>
@@ -8001,7 +8001,7 @@
     <w:bookmarkEnd w:id="143"/>
     <w:sectPr>
       <w:pgSz w:h="15840" w:w="12240"/>
-      <w:pgMar w:bottom="1440" w:footer="720" w:gutter="0" w:header="720" w:left="1440" w:right="1440" w:top="1440"/>
+      <w:pgMar w:bottom="720" w:footer="720" w:gutter="0" w:header="720" w:left="1152" w:right="720" w:top="720"/>
       <w:cols w:space="720"/>
       <w:docGrid w:linePitch="360"/>
     </w:sectPr>
@@ -9608,7 +9608,7 @@
     <w:basedOn w:val="Normal"/>
     <w:next w:val="Normal"/>
     <w:qFormat/>
-    <w:rsid w:val="00BC28E9"/>
+    <w:rsid w:val="00B86ADC"/>
     <w:pPr>
       <w:pBdr>
         <w:top w:color="FF0000" w:space="1" w:sz="8" w:val="single"/>
@@ -9622,14 +9622,14 @@
     </w:pPr>
     <w:rPr>
       <w:rFonts w:ascii="Courier New" w:hAnsi="Courier New"/>
-      <w:sz w:val="18"/>
+      <w:sz w:val="16"/>
     </w:rPr>
   </w:style>
   <w:style w:customStyle="1" w:styleId="SourceCode" w:type="paragraph">
     <w:name w:val="Source Code"/>
     <w:basedOn w:val="Normal"/>
     <w:qFormat/>
-    <w:rsid w:val="00771E03"/>
+    <w:rsid w:val="0018210C"/>
     <w:pPr>
       <w:pBdr>
         <w:top w:color="auto" w:space="1" w:sz="8" w:val="single"/>
@@ -9637,20 +9637,20 @@
         <w:bottom w:color="auto" w:space="1" w:sz="8" w:val="single"/>
         <w:right w:color="auto" w:space="4" w:sz="8" w:val="single"/>
       </w:pBdr>
-      <w:shd w:color="auto" w:fill="auto" w:val="pct15"/>
+      <w:shd w:color="auto" w:fill="auto" w:val="pct5"/>
       <w:spacing w:after="240" w:before="240"/>
       <w:ind w:left="432" w:right="432"/>
     </w:pPr>
     <w:rPr>
       <w:rFonts w:ascii="Courier New" w:hAnsi="Courier New"/>
-      <w:sz w:val="20"/>
+      <w:sz w:val="15"/>
     </w:rPr>
   </w:style>
   <w:style w:customStyle="1" w:styleId="Verbatim" w:type="paragraph">
     <w:name w:val="Verbatim"/>
     <w:basedOn w:val="Normal"/>
     <w:qFormat/>
-    <w:rsid w:val="00771E03"/>
+    <w:rsid w:val="0018210C"/>
     <w:pPr>
       <w:shd w:color="auto" w:fill="auto" w:val="pct15"/>
       <w:spacing w:after="240" w:before="240"/>
@@ -9658,7 +9658,7 @@
     </w:pPr>
     <w:rPr>
       <w:rFonts w:ascii="Courier New" w:hAnsi="Courier New"/>
-      <w:sz w:val="18"/>
+      <w:sz w:val="16"/>
     </w:rPr>
   </w:style>
   <w:style w:customStyle="1" w:styleId="CodeBlock" w:type="paragraph">
@@ -9701,6 +9701,11 @@
     <w:pPr>
       <w:spacing w:after="100"/>
     </w:pPr>
+  </w:style>
+  <w:style w:customStyle="1" w:styleId="Graphic" w:type="paragraph">
+    <w:name w:val="Graphic"/>
+    <w:qFormat/>
+    <w:rsid w:val="00735D8A"/>
   </w:style>
   <w:style w:type="character" w:customStyle="1" w:styleId="KeywordTok">
     <w:name w:val="KeywordTok"/>

--- a/docs/ecostats_lectures/lecture_09/09_01_lecture_powerpoint.docx
+++ b/docs/ecostats_lectures/lecture_09/09_01_lecture_powerpoint.docx
@@ -738,8 +738,8 @@
                   <m:d>
                     <m:dPr>
                       <m:begChr m:val="("/>
+                      <m:sepChr m:val=""/>
                       <m:endChr m:val=")"/>
-                      <m:sepChr m:val=""/>
                       <m:grow/>
                     </m:dPr>
                     <m:e>
@@ -778,8 +778,8 @@
               <m:d>
                 <m:dPr>
                   <m:begChr m:val="("/>
+                  <m:sepChr m:val=""/>
                   <m:endChr m:val=")"/>
-                  <m:sepChr m:val=""/>
                   <m:grow/>
                 </m:dPr>
                 <m:e>
@@ -844,8 +844,8 @@
                           <m:d>
                             <m:dPr>
                               <m:begChr m:val="("/>
+                              <m:sepChr m:val=""/>
                               <m:endChr m:val=")"/>
-                              <m:sepChr m:val=""/>
                               <m:grow/>
                             </m:dPr>
                             <m:e>
@@ -911,8 +911,8 @@
                           <m:d>
                             <m:dPr>
                               <m:begChr m:val="("/>
+                              <m:sepChr m:val=""/>
                               <m:endChr m:val=")"/>
-                              <m:sepChr m:val=""/>
                               <m:grow/>
                             </m:dPr>
                             <m:e>
@@ -1003,8 +1003,8 @@
               <m:d>
                 <m:dPr>
                   <m:begChr m:val="("/>
+                  <m:sepChr m:val=""/>
                   <m:endChr m:val=")"/>
-                  <m:sepChr m:val=""/>
                   <m:grow/>
                 </m:dPr>
                 <m:e>
@@ -3606,8 +3606,8 @@
                   <m:d>
                     <m:dPr>
                       <m:begChr m:val="("/>
+                      <m:sepChr m:val=""/>
                       <m:endChr m:val=")"/>
-                      <m:sepChr m:val=""/>
                       <m:grow/>
                     </m:dPr>
                     <m:e>
@@ -3646,8 +3646,8 @@
               <m:d>
                 <m:dPr>
                   <m:begChr m:val="("/>
+                  <m:sepChr m:val=""/>
                   <m:endChr m:val=")"/>
-                  <m:sepChr m:val=""/>
                   <m:grow/>
                 </m:dPr>
                 <m:e>
@@ -3706,8 +3706,8 @@
                       <m:d>
                         <m:dPr>
                           <m:begChr m:val="("/>
+                          <m:sepChr m:val=""/>
                           <m:endChr m:val=")"/>
-                          <m:sepChr m:val=""/>
                           <m:grow/>
                         </m:dPr>
                         <m:e>
@@ -3849,8 +3849,8 @@
                 <m:d>
                   <m:dPr>
                     <m:begChr m:val="("/>
+                    <m:sepChr m:val=""/>
                     <m:endChr m:val=")"/>
-                    <m:sepChr m:val=""/>
                     <m:grow/>
                   </m:dPr>
                   <m:e>
@@ -3934,8 +3934,8 @@
             <m:d>
               <m:dPr>
                 <m:begChr m:val="("/>
+                <m:sepChr m:val=""/>
                 <m:endChr m:val=")"/>
-                <m:sepChr m:val=""/>
                 <m:grow/>
               </m:dPr>
               <m:e>
@@ -3974,8 +3974,8 @@
         <m:d>
           <m:dPr>
             <m:begChr m:val="("/>
+            <m:sepChr m:val=""/>
             <m:endChr m:val=")"/>
-            <m:sepChr m:val=""/>
             <m:grow/>
           </m:dPr>
           <m:e>
@@ -4098,8 +4098,8 @@
         <m:d>
           <m:dPr>
             <m:begChr m:val="("/>
+            <m:sepChr m:val=""/>
             <m:endChr m:val=")"/>
-            <m:sepChr m:val=""/>
             <m:grow/>
           </m:dPr>
           <m:e>
@@ -4179,8 +4179,8 @@
           <m:d>
             <m:dPr>
               <m:begChr m:val="("/>
+              <m:sepChr m:val=""/>
               <m:endChr m:val=")"/>
-              <m:sepChr m:val=""/>
               <m:grow/>
             </m:dPr>
             <m:e>
@@ -5463,8 +5463,8 @@
             <m:d>
               <m:dPr>
                 <m:begChr m:val="("/>
+                <m:sepChr m:val=""/>
                 <m:endChr m:val=")"/>
-                <m:sepChr m:val=""/>
                 <m:grow/>
               </m:dPr>
               <m:e>

--- a/docs/ecostats_lectures/lecture_09/09_01_lecture_powerpoint.docx
+++ b/docs/ecostats_lectures/lecture_09/09_01_lecture_powerpoint.docx
@@ -152,7 +152,7 @@
       <w:r>
         <w:drawing>
           <wp:inline>
-            <wp:extent cx="6578600" cy="8223250"/>
+            <wp:extent cx="3657600" cy="4572000"/>
             <wp:effectExtent b="0" l="0" r="0" t="0"/>
             <wp:docPr descr="" title="" id="21" name="Picture"/>
             <a:graphic>
@@ -173,7 +173,7 @@
                   <pic:spPr bwMode="auto">
                     <a:xfrm>
                       <a:off x="0" y="0"/>
-                      <a:ext cx="6578600" cy="8223250"/>
+                      <a:ext cx="3657600" cy="4572000"/>
                     </a:xfrm>
                     <a:prstGeom prst="rect">
                       <a:avLst/>
@@ -226,7 +226,19 @@
         <w:pStyle w:val="FirstParagraph"/>
       </w:pPr>
       <w:r>
-        <w:t xml:space="preserve">This lecture covers two fundamental statistical techniques in biology: correlation and regression analysis. Based on Chapters 16-17 from Whitlock &amp; Schluter’s</w:t>
+        <w:t xml:space="preserve">This lecture covers two fundamental statistical techniques in biology:</w:t>
+      </w:r>
+      <w:r>
+        <w:t xml:space="preserve"> </w:t>
+      </w:r>
+      <w:r>
+        <w:t xml:space="preserve">correlation and regression analysis. Based on Chapters 16-17 from</w:t>
+      </w:r>
+      <w:r>
+        <w:t xml:space="preserve"> </w:t>
+      </w:r>
+      <w:r>
+        <w:t xml:space="preserve">Whitlock &amp; Schluter’s</w:t>
       </w:r>
       <w:r>
         <w:t xml:space="preserve"> </w:t>
@@ -242,7 +254,13 @@
         <w:t xml:space="preserve"> </w:t>
       </w:r>
       <w:r>
-        <w:t xml:space="preserve">(3rd edition), we’ll explore:</w:t>
+        <w:t xml:space="preserve">(3rd edition),</w:t>
+      </w:r>
+      <w:r>
+        <w:t xml:space="preserve"> </w:t>
+      </w:r>
+      <w:r>
+        <w:t xml:space="preserve">we’ll explore:</w:t>
       </w:r>
     </w:p>
     <w:p>
@@ -380,7 +398,13 @@
         </w:numPr>
       </w:pPr>
       <w:r>
-        <w:t xml:space="preserve">Measures the strength and direction of a relationship between two numerical variables</w:t>
+        <w:t xml:space="preserve">Measures the strength and direction of a relationship between two</w:t>
+      </w:r>
+      <w:r>
+        <w:t xml:space="preserve"> </w:t>
+      </w:r>
+      <w:r>
+        <w:t xml:space="preserve">numerical variables</w:t>
       </w:r>
     </w:p>
     <w:p>
@@ -392,7 +416,13 @@
         </w:numPr>
       </w:pPr>
       <w:r>
-        <w:t xml:space="preserve">Both X and Y are random variables (both measured, neither manipulated)</w:t>
+        <w:t xml:space="preserve">Both X and Y are random variables (both measured, neither</w:t>
+      </w:r>
+      <w:r>
+        <w:t xml:space="preserve"> </w:t>
+      </w:r>
+      <w:r>
+        <w:t xml:space="preserve">manipulated)</w:t>
       </w:r>
     </w:p>
     <w:p>
@@ -534,7 +564,7 @@
       <w:r>
         <w:drawing>
           <wp:inline>
-            <wp:extent cx="6578600" cy="4186381"/>
+            <wp:extent cx="2743200" cy="2743200"/>
             <wp:effectExtent b="0" l="0" r="0" t="0"/>
             <wp:docPr descr="" title="" id="27" name="Picture"/>
             <a:graphic>
@@ -555,7 +585,7 @@
                   <pic:spPr bwMode="auto">
                     <a:xfrm>
                       <a:off x="0" y="0"/>
-                      <a:ext cx="6578600" cy="4186381"/>
+                      <a:ext cx="2743200" cy="2743200"/>
                     </a:xfrm>
                     <a:prstGeom prst="rect">
                       <a:avLst/>
@@ -619,7 +649,13 @@
         <w:t xml:space="preserve"> </w:t>
       </w:r>
       <w:r>
-        <w:t xml:space="preserve">measures the strength and direction of a relationship between two numerical variables:</w:t>
+        <w:t xml:space="preserve">measures the strength and direction of a</w:t>
+      </w:r>
+      <w:r>
+        <w:t xml:space="preserve"> </w:t>
+      </w:r>
+      <w:r>
+        <w:t xml:space="preserve">relationship between two numerical variables:</w:t>
       </w:r>
     </w:p>
     <w:p>
@@ -1121,7 +1157,7 @@
       <w:r>
         <w:drawing>
           <wp:inline>
-            <wp:extent cx="6578600" cy="8223250"/>
+            <wp:extent cx="3657600" cy="4572000"/>
             <wp:effectExtent b="0" l="0" r="0" t="0"/>
             <wp:docPr descr="" title="" id="33" name="Picture"/>
             <a:graphic>
@@ -1142,7 +1178,7 @@
                   <pic:spPr bwMode="auto">
                     <a:xfrm>
                       <a:off x="0" y="0"/>
-                      <a:ext cx="6578600" cy="8223250"/>
+                      <a:ext cx="3657600" cy="4572000"/>
                     </a:xfrm>
                     <a:prstGeom prst="rect">
                       <a:avLst/>
@@ -1205,7 +1241,13 @@
         <w:t xml:space="preserve">Sula granti</w:t>
       </w:r>
       <w:r>
-        <w:t xml:space="preserve">) - Do aggressive behaviors as a chick predict future aggressive behavior as an adult?</w:t>
+        <w:t xml:space="preserve">) - Do aggressive behaviors as a chick</w:t>
+      </w:r>
+      <w:r>
+        <w:t xml:space="preserve"> </w:t>
+      </w:r>
+      <w:r>
+        <w:t xml:space="preserve">predict future aggressive behavior as an adult?</w:t>
       </w:r>
     </w:p>
     <w:p>
@@ -1249,7 +1291,13 @@
         </w:numPr>
       </w:pPr>
       <w:r>
-        <w:t xml:space="preserve">This is r (not rho as Spearman nonparticipant below), as indicated by</w:t>
+        <w:t xml:space="preserve">This is r (not rho as Spearman nonparticipant below), as indicated</w:t>
+      </w:r>
+      <w:r>
+        <w:t xml:space="preserve"> </w:t>
+      </w:r>
+      <w:r>
+        <w:t xml:space="preserve">by</w:t>
       </w:r>
       <w:r>
         <w:t xml:space="preserve"> </w:t>
@@ -1273,7 +1321,13 @@
         </w:numPr>
       </w:pPr>
       <w:r>
-        <w:t xml:space="preserve">To determine the amount of variation explained, you square this value: r² = 0.53372² = 0.2849 (or approximately 28.49%)</w:t>
+        <w:t xml:space="preserve">To determine the amount of variation explained, you square this</w:t>
+      </w:r>
+      <w:r>
+        <w:t xml:space="preserve"> </w:t>
+      </w:r>
+      <w:r>
+        <w:t xml:space="preserve">value: r² = 0.53372² = 0.2849 (or approximately 28.49%)</w:t>
       </w:r>
     </w:p>
     <w:p>
@@ -1285,7 +1339,13 @@
         </w:numPr>
       </w:pPr>
       <w:r>
-        <w:t xml:space="preserve">means about 28.49% of the variance in one variable can be explained by the other variable</w:t>
+        <w:t xml:space="preserve">means about 28.49% of the variance in one variable can be explained</w:t>
+      </w:r>
+      <w:r>
+        <w:t xml:space="preserve"> </w:t>
+      </w:r>
+      <w:r>
+        <w:t xml:space="preserve">by the other variable</w:t>
       </w:r>
     </w:p>
     <w:bookmarkEnd w:id="36"/>
@@ -1488,7 +1548,31 @@
         <w:t xml:space="preserve"> </w:t>
       </w:r>
       <w:r>
-        <w:t xml:space="preserve">The correlation coefficient of r = 0.534 suggests that Nazca boobies who experienced more visits from non-parent adults as nestlings tend to display more aggressive behavior as adults. This supports the hypothesis that early experiences influence adult behavior patterns in this species.</w:t>
+        <w:t xml:space="preserve">The correlation coefficient of r = 0.534 suggests</w:t>
+      </w:r>
+      <w:r>
+        <w:t xml:space="preserve"> </w:t>
+      </w:r>
+      <w:r>
+        <w:t xml:space="preserve">that Nazca boobies who experienced more visits from non-parent adults as</w:t>
+      </w:r>
+      <w:r>
+        <w:t xml:space="preserve"> </w:t>
+      </w:r>
+      <w:r>
+        <w:t xml:space="preserve">nestlings tend to display more aggressive behavior as adults. This</w:t>
+      </w:r>
+      <w:r>
+        <w:t xml:space="preserve"> </w:t>
+      </w:r>
+      <w:r>
+        <w:t xml:space="preserve">supports the hypothesis that early experiences influence adult behavior</w:t>
+      </w:r>
+      <w:r>
+        <w:t xml:space="preserve"> </w:t>
+      </w:r>
+      <w:r>
+        <w:t xml:space="preserve">patterns in this species.</w:t>
       </w:r>
     </w:p>
     <w:p>
@@ -1610,7 +1694,7 @@
       <w:r>
         <w:drawing>
           <wp:inline>
-            <wp:extent cx="6578600" cy="8771466"/>
+            <wp:extent cx="2743200" cy="3657600"/>
             <wp:effectExtent b="0" l="0" r="0" t="0"/>
             <wp:docPr descr="" title="" id="43" name="Picture"/>
             <a:graphic>
@@ -1631,7 +1715,7 @@
                   <pic:spPr bwMode="auto">
                     <a:xfrm>
                       <a:off x="0" y="0"/>
-                      <a:ext cx="6578600" cy="8771466"/>
+                      <a:ext cx="2743200" cy="3657600"/>
                     </a:xfrm>
                     <a:prstGeom prst="rect">
                       <a:avLst/>
@@ -1703,7 +1787,13 @@
         <w:t xml:space="preserve">Random sampling</w:t>
       </w:r>
       <w:r>
-        <w:t xml:space="preserve">: Observations should be a random sample from the population</w:t>
+        <w:t xml:space="preserve">: Observations should be a random sample from the</w:t>
+      </w:r>
+      <w:r>
+        <w:t xml:space="preserve"> </w:t>
+      </w:r>
+      <w:r>
+        <w:t xml:space="preserve">population</w:t>
       </w:r>
     </w:p>
     <w:p>
@@ -1722,7 +1812,13 @@
         <w:t xml:space="preserve">Bivariate normality</w:t>
       </w:r>
       <w:r>
-        <w:t xml:space="preserve">: Both variables follow a normal distribution, and their joint distribution is bivariate normal</w:t>
+        <w:t xml:space="preserve">: Both variables follow a normal</w:t>
+      </w:r>
+      <w:r>
+        <w:t xml:space="preserve"> </w:t>
+      </w:r>
+      <w:r>
+        <w:t xml:space="preserve">distribution, and their joint distribution is bivariate normal</w:t>
       </w:r>
     </w:p>
     <w:p>
@@ -1741,7 +1837,13 @@
         <w:t xml:space="preserve">Linear relationship</w:t>
       </w:r>
       <w:r>
-        <w:t xml:space="preserve">: The relationship between variables is linear, not curved</w:t>
+        <w:t xml:space="preserve">: The relationship between variables is</w:t>
+      </w:r>
+      <w:r>
+        <w:t xml:space="preserve"> </w:t>
+      </w:r>
+      <w:r>
+        <w:t xml:space="preserve">linear, not curved</w:t>
       </w:r>
     </w:p>
     <w:p>
@@ -1749,7 +1851,13 @@
         <w:pStyle w:val="FirstParagraph"/>
       </w:pPr>
       <w:r>
-        <w:t xml:space="preserve">Let’s check these assumptions using the lion data from Example 17.1 Lion Noses:</w:t>
+        <w:t xml:space="preserve">Let’s check these assumptions using the lion data from Example 17.1 Lion</w:t>
+      </w:r>
+      <w:r>
+        <w:t xml:space="preserve"> </w:t>
+      </w:r>
+      <w:r>
+        <w:t xml:space="preserve">Noses:</w:t>
       </w:r>
     </w:p>
     <w:bookmarkEnd w:id="46"/>
@@ -1876,7 +1984,13 @@
         <w:t xml:space="preserve">Random sampling</w:t>
       </w:r>
       <w:r>
-        <w:t xml:space="preserve">: Observations should be a random sample from the population</w:t>
+        <w:t xml:space="preserve">: Observations should be a random sample from the</w:t>
+      </w:r>
+      <w:r>
+        <w:t xml:space="preserve"> </w:t>
+      </w:r>
+      <w:r>
+        <w:t xml:space="preserve">population</w:t>
       </w:r>
     </w:p>
     <w:p>
@@ -1895,7 +2009,13 @@
         <w:t xml:space="preserve">Bivariate normality</w:t>
       </w:r>
       <w:r>
-        <w:t xml:space="preserve">: Both variables follow a normal distribution, and their joint distribution is bivariate normal</w:t>
+        <w:t xml:space="preserve">: Both variables follow a normal</w:t>
+      </w:r>
+      <w:r>
+        <w:t xml:space="preserve"> </w:t>
+      </w:r>
+      <w:r>
+        <w:t xml:space="preserve">distribution, and their joint distribution is bivariate normal</w:t>
       </w:r>
     </w:p>
     <w:p>
@@ -1914,7 +2034,13 @@
         <w:t xml:space="preserve">Linear relationship</w:t>
       </w:r>
       <w:r>
-        <w:t xml:space="preserve">: The relationship between variables is linear, not curved</w:t>
+        <w:t xml:space="preserve">: The relationship between variables is</w:t>
+      </w:r>
+      <w:r>
+        <w:t xml:space="preserve"> </w:t>
+      </w:r>
+      <w:r>
+        <w:t xml:space="preserve">linear, not curved</w:t>
       </w:r>
     </w:p>
     <w:p>
@@ -1922,7 +2048,13 @@
         <w:pStyle w:val="FirstParagraph"/>
       </w:pPr>
       <w:r>
-        <w:t xml:space="preserve">Let’s check these assumptions using the lion data from Example 17.1 Lion Noses:</w:t>
+        <w:t xml:space="preserve">Let’s check these assumptions using the lion data from Example 17.1 Lion</w:t>
+      </w:r>
+      <w:r>
+        <w:t xml:space="preserve"> </w:t>
+      </w:r>
+      <w:r>
+        <w:t xml:space="preserve">Noses:</w:t>
       </w:r>
     </w:p>
     <w:bookmarkEnd w:id="48"/>
@@ -1933,7 +2065,7 @@
       <w:r>
         <w:drawing>
           <wp:inline>
-            <wp:extent cx="6578600" cy="6578600"/>
+            <wp:extent cx="4572000" cy="4572000"/>
             <wp:effectExtent b="0" l="0" r="0" t="0"/>
             <wp:docPr descr="" title="" id="50" name="Picture"/>
             <a:graphic>
@@ -1954,7 +2086,7 @@
                   <pic:spPr bwMode="auto">
                     <a:xfrm>
                       <a:off x="0" y="0"/>
-                      <a:ext cx="6578600" cy="6578600"/>
+                      <a:ext cx="4572000" cy="4572000"/>
                     </a:xfrm>
                     <a:prstGeom prst="rect">
                       <a:avLst/>
@@ -2029,7 +2161,13 @@
         <w:t xml:space="preserve">Spearman’s rank correlation</w:t>
       </w:r>
       <w:r>
-        <w:t xml:space="preserve">) or Kendall’s tau 𝛕</w:t>
+        <w:t xml:space="preserve">) or</w:t>
+      </w:r>
+      <w:r>
+        <w:t xml:space="preserve"> </w:t>
+      </w:r>
+      <w:r>
+        <w:t xml:space="preserve">Kendall’s tau 𝛕</w:t>
       </w:r>
     </w:p>
     <w:p>
@@ -2045,7 +2183,13 @@
         <w:pStyle w:val="BodyText"/>
       </w:pPr>
       <w:r>
-        <w:t xml:space="preserve">To understand the amount of variation explained, you can square the Spearman’s rho value.</w:t>
+        <w:t xml:space="preserve">To understand the amount of variation explained, you can square the</w:t>
+      </w:r>
+      <w:r>
+        <w:t xml:space="preserve"> </w:t>
+      </w:r>
+      <w:r>
+        <w:t xml:space="preserve">Spearman’s rho value.</w:t>
       </w:r>
     </w:p>
     <w:p>
@@ -2069,7 +2213,19 @@
         <w:pStyle w:val="BodyText"/>
       </w:pPr>
       <w:r>
-        <w:t xml:space="preserve">This means approximately 55.48% of the variance in ranks of one variable can be explained by the ranks of the other variable. This is similar to how R² works in linear regression, but specifically for ranked data.</w:t>
+        <w:t xml:space="preserve">This means approximately 55.48% of the variance in ranks of one variable</w:t>
+      </w:r>
+      <w:r>
+        <w:t xml:space="preserve"> </w:t>
+      </w:r>
+      <w:r>
+        <w:t xml:space="preserve">can be explained by the ranks of the other variable. This is similar to</w:t>
+      </w:r>
+      <w:r>
+        <w:t xml:space="preserve"> </w:t>
+      </w:r>
+      <w:r>
+        <w:t xml:space="preserve">how R² works in linear regression, but specifically for ranked data.</w:t>
       </w:r>
     </w:p>
     <w:p>
@@ -2206,7 +2362,13 @@
         </w:numPr>
       </w:pPr>
       <w:r>
-        <w:t xml:space="preserve">Comparing correlations between studies requires similar ranges of values</w:t>
+        <w:t xml:space="preserve">Comparing correlations between studies requires similar ranges of</w:t>
+      </w:r>
+      <w:r>
+        <w:t xml:space="preserve"> </w:t>
+      </w:r>
+      <w:r>
+        <w:t xml:space="preserve">values</w:t>
       </w:r>
     </w:p>
     <w:p>
@@ -2399,7 +2561,7 @@
       <w:r>
         <w:drawing>
           <wp:inline>
-            <wp:extent cx="6578600" cy="4186381"/>
+            <wp:extent cx="2743200" cy="2743200"/>
             <wp:effectExtent b="0" l="0" r="0" t="0"/>
             <wp:docPr descr="" title="" id="57" name="Picture"/>
             <a:graphic>
@@ -2420,7 +2582,7 @@
                   <pic:spPr bwMode="auto">
                     <a:xfrm>
                       <a:off x="0" y="0"/>
-                      <a:ext cx="6578600" cy="4186381"/>
+                      <a:ext cx="2743200" cy="2743200"/>
                     </a:xfrm>
                     <a:prstGeom prst="rect">
                       <a:avLst/>
@@ -2483,7 +2645,13 @@
         <w:t xml:space="preserve"> </w:t>
       </w:r>
       <w:r>
-        <w:t xml:space="preserve">models the relationship between a response variable (Y) and a predictor variable (X).</w:t>
+        <w:t xml:space="preserve">models the relationship between a response</w:t>
+      </w:r>
+      <w:r>
+        <w:t xml:space="preserve"> </w:t>
+      </w:r>
+      <w:r>
+        <w:t xml:space="preserve">variable (Y) and a predictor variable (X).</w:t>
       </w:r>
     </w:p>
     <w:p>
@@ -2761,7 +2929,19 @@
         <w:t xml:space="preserve">Method of Least Squares</w:t>
       </w:r>
       <w:r>
-        <w:t xml:space="preserve">: The line is chosen to minimize the sum of squared vertical distances (residuals) between observed and predicted Y values.</w:t>
+        <w:t xml:space="preserve">: The line is chosen to minimize the sum of</w:t>
+      </w:r>
+      <w:r>
+        <w:t xml:space="preserve"> </w:t>
+      </w:r>
+      <w:r>
+        <w:t xml:space="preserve">squared vertical distances (residuals) between observed and predicted Y</w:t>
+      </w:r>
+      <w:r>
+        <w:t xml:space="preserve"> </w:t>
+      </w:r>
+      <w:r>
+        <w:t xml:space="preserve">values.</w:t>
       </w:r>
     </w:p>
     <w:bookmarkEnd w:id="60"/>
@@ -2856,7 +3036,13 @@
         <w:t xml:space="preserve"> </w:t>
       </w:r>
       <w:r>
-        <w:t xml:space="preserve">models the relationship between a response variable (Y) and a predictor variable (X).</w:t>
+        <w:t xml:space="preserve">models the relationship between a response</w:t>
+      </w:r>
+      <w:r>
+        <w:t xml:space="preserve"> </w:t>
+      </w:r>
+      <w:r>
+        <w:t xml:space="preserve">variable (Y) and a predictor variable (X).</w:t>
       </w:r>
     </w:p>
     <w:p>
@@ -3126,7 +3312,19 @@
         <w:t xml:space="preserve">Method of Least Squares</w:t>
       </w:r>
       <w:r>
-        <w:t xml:space="preserve">: The line is chosen to minimize the sum of squared vertical distances (residuals) between observed and predicted Y values.</w:t>
+        <w:t xml:space="preserve">: The line is chosen to minimize the sum of</w:t>
+      </w:r>
+      <w:r>
+        <w:t xml:space="preserve"> </w:t>
+      </w:r>
+      <w:r>
+        <w:t xml:space="preserve">squared vertical distances (residuals) between observed and predicted Y</w:t>
+      </w:r>
+      <w:r>
+        <w:t xml:space="preserve"> </w:t>
+      </w:r>
+      <w:r>
+        <w:t xml:space="preserve">values.</w:t>
       </w:r>
     </w:p>
     <w:bookmarkEnd w:id="65"/>
@@ -3137,7 +3335,7 @@
       <w:r>
         <w:drawing>
           <wp:inline>
-            <wp:extent cx="6578600" cy="4186381"/>
+            <wp:extent cx="2743200" cy="2743200"/>
             <wp:effectExtent b="0" l="0" r="0" t="0"/>
             <wp:docPr descr="" title="" id="67" name="Picture"/>
             <a:graphic>
@@ -3158,7 +3356,7 @@
                   <pic:spPr bwMode="auto">
                     <a:xfrm>
                       <a:off x="0" y="0"/>
-                      <a:ext cx="6578600" cy="4186381"/>
+                      <a:ext cx="2743200" cy="2743200"/>
                     </a:xfrm>
                     <a:prstGeom prst="rect">
                       <a:avLst/>
@@ -3202,7 +3400,13 @@
         <w:pStyle w:val="FirstParagraph"/>
       </w:pPr>
       <w:r>
-        <w:t xml:space="preserve">From Example 17.1 in the textbook the regression line for the lion data is:</w:t>
+        <w:t xml:space="preserve">From Example 17.1 in the textbook the regression line for the lion data</w:t>
+      </w:r>
+      <w:r>
+        <w:t xml:space="preserve"> </w:t>
+      </w:r>
+      <w:r>
+        <w:t xml:space="preserve">is:</w:t>
       </w:r>
     </w:p>
     <w:bookmarkStart w:id="70" w:name="X0634c7febc72669521278c2dbcc32429720d7b9"/>
@@ -3277,7 +3481,25 @@
         <w:pStyle w:val="FirstParagraph"/>
       </w:pPr>
       <w:r>
-        <w:t xml:space="preserve">This means: - When a lion has no black on its nose (proportion = 0), its predicted age is 0.88 years - For each 0.1 increase in the proportion of black, age increases by 1.065 years - The slope (10.65) indicates that lions with more black on their noses tend to be older</w:t>
+        <w:t xml:space="preserve">This means: - When a lion has no black on its nose (proportion = 0), its</w:t>
+      </w:r>
+      <w:r>
+        <w:t xml:space="preserve"> </w:t>
+      </w:r>
+      <w:r>
+        <w:t xml:space="preserve">predicted age is 0.88 years - For each 0.1 increase in the proportion of</w:t>
+      </w:r>
+      <w:r>
+        <w:t xml:space="preserve"> </w:t>
+      </w:r>
+      <w:r>
+        <w:t xml:space="preserve">black, age increases by 1.065 years - The slope (10.65) indicates that</w:t>
+      </w:r>
+      <w:r>
+        <w:t xml:space="preserve"> </w:t>
+      </w:r>
+      <w:r>
+        <w:t xml:space="preserve">lions with more black on their noses tend to be older</w:t>
       </w:r>
     </w:p>
     <w:bookmarkEnd w:id="70"/>
@@ -3288,7 +3510,7 @@
       <w:r>
         <w:drawing>
           <wp:inline>
-            <wp:extent cx="6578600" cy="4186381"/>
+            <wp:extent cx="2743200" cy="2743200"/>
             <wp:effectExtent b="0" l="0" r="0" t="0"/>
             <wp:docPr descr="" title="" id="72" name="Picture"/>
             <a:graphic>
@@ -3309,7 +3531,7 @@
                   <pic:spPr bwMode="auto">
                     <a:xfrm>
                       <a:off x="0" y="0"/>
-                      <a:ext cx="6578600" cy="4186381"/>
+                      <a:ext cx="2743200" cy="2743200"/>
                     </a:xfrm>
                     <a:prstGeom prst="rect">
                       <a:avLst/>
@@ -3366,7 +3588,13 @@
         </w:numPr>
       </w:pPr>
       <w:r>
-        <w:t xml:space="preserve">male lions develop more black pigmentation on their noses as they age.</w:t>
+        <w:t xml:space="preserve">male lions develop more black pigmentation on their noses as they</w:t>
+      </w:r>
+      <w:r>
+        <w:t xml:space="preserve"> </w:t>
+      </w:r>
+      <w:r>
+        <w:t xml:space="preserve">age.</w:t>
       </w:r>
     </w:p>
     <w:p>
@@ -4236,7 +4464,13 @@
         <w:t xml:space="preserve">Confidence interval</w:t>
       </w:r>
       <w:r>
-        <w:t xml:space="preserve">: Range for the mean age of all lions with 0.50 black</w:t>
+        <w:t xml:space="preserve">: Range for the mean age of all lions with</w:t>
+      </w:r>
+      <w:r>
+        <w:t xml:space="preserve"> </w:t>
+      </w:r>
+      <w:r>
+        <w:t xml:space="preserve">0.50 black</w:t>
       </w:r>
     </w:p>
     <w:p>
@@ -4255,7 +4489,13 @@
         <w:t xml:space="preserve">Prediction interval</w:t>
       </w:r>
       <w:r>
-        <w:t xml:space="preserve">: Range for an individual lion with 0.50 black</w:t>
+        <w:t xml:space="preserve">: Range for an individual lion with 0.50</w:t>
+      </w:r>
+      <w:r>
+        <w:t xml:space="preserve"> </w:t>
+      </w:r>
+      <w:r>
+        <w:t xml:space="preserve">black</w:t>
       </w:r>
     </w:p>
     <w:p>
@@ -4284,7 +4524,13 @@
         <w:t xml:space="preserve"> </w:t>
       </w:r>
       <w:r>
-        <w:t xml:space="preserve">and widen as X moves away from the mean.</w:t>
+        <w:t xml:space="preserve">and widen as X moves away</w:t>
+      </w:r>
+      <w:r>
+        <w:t xml:space="preserve"> </w:t>
+      </w:r>
+      <w:r>
+        <w:t xml:space="preserve">from the mean.</w:t>
       </w:r>
     </w:p>
     <w:bookmarkEnd w:id="77"/>
@@ -4295,7 +4541,7 @@
       <w:r>
         <w:drawing>
           <wp:inline>
-            <wp:extent cx="6578600" cy="5262880"/>
+            <wp:extent cx="4572000" cy="3657600"/>
             <wp:effectExtent b="0" l="0" r="0" t="0"/>
             <wp:docPr descr="" title="" id="79" name="Picture"/>
             <a:graphic>
@@ -4316,7 +4562,7 @@
                   <pic:spPr bwMode="auto">
                     <a:xfrm>
                       <a:off x="0" y="0"/>
-                      <a:ext cx="6578600" cy="5262880"/>
+                      <a:ext cx="4572000" cy="3657600"/>
                     </a:xfrm>
                     <a:prstGeom prst="rect">
                       <a:avLst/>
@@ -4385,7 +4631,13 @@
         </w:numPr>
       </w:pPr>
       <w:r>
-        <w:t xml:space="preserve">Tilman et al. (2006) investigated using experimental plots varying plant species</w:t>
+        <w:t xml:space="preserve">Tilman et al. (2006) investigated using experimental plots varying</w:t>
+      </w:r>
+      <w:r>
+        <w:t xml:space="preserve"> </w:t>
+      </w:r>
+      <w:r>
+        <w:t xml:space="preserve">plant species</w:t>
       </w:r>
     </w:p>
     <w:p>
@@ -4836,7 +5088,13 @@
         <w:pStyle w:val="BodyText"/>
       </w:pPr>
       <w:r>
-        <w:t xml:space="preserve">The slope estimate is 0.033, indicating that log stability increases by 0.033 units for each additional plant species in the plot.</w:t>
+        <w:t xml:space="preserve">The slope estimate is 0.033, indicating that log stability increases by</w:t>
+      </w:r>
+      <w:r>
+        <w:t xml:space="preserve"> </w:t>
+      </w:r>
+      <w:r>
+        <w:t xml:space="preserve">0.033 units for each additional plant species in the plot.</w:t>
       </w:r>
     </w:p>
     <w:p>
@@ -4844,7 +5102,19 @@
         <w:pStyle w:val="BodyText"/>
       </w:pPr>
       <w:r>
-        <w:t xml:space="preserve">The p-value is very small (2.73e-10), providing strong evidence to reject the null hypothesis that species number has no effect on ecosystem stability.</w:t>
+        <w:t xml:space="preserve">The p-value is very small (2.73e-10), providing strong evidence to</w:t>
+      </w:r>
+      <w:r>
+        <w:t xml:space="preserve"> </w:t>
+      </w:r>
+      <w:r>
+        <w:t xml:space="preserve">reject the null hypothesis that species number has no effect on</w:t>
+      </w:r>
+      <w:r>
+        <w:t xml:space="preserve"> </w:t>
+      </w:r>
+      <w:r>
+        <w:t xml:space="preserve">ecosystem stability.</w:t>
       </w:r>
     </w:p>
     <w:p>
@@ -4852,7 +5122,13 @@
         <w:pStyle w:val="BodyText"/>
       </w:pPr>
       <w:r>
-        <w:t xml:space="preserve">R² = 0.222, meaning that approximately 22.2% of the variation in log stability is explained by the number of plant species.</w:t>
+        <w:t xml:space="preserve">R² = 0.222, meaning that approximately 22.2% of the variation in log</w:t>
+      </w:r>
+      <w:r>
+        <w:t xml:space="preserve"> </w:t>
+      </w:r>
+      <w:r>
+        <w:t xml:space="preserve">stability is explained by the number of plant species.</w:t>
       </w:r>
     </w:p>
     <w:p>
@@ -4860,7 +5136,13 @@
         <w:pStyle w:val="BodyText"/>
       </w:pPr>
       <w:r>
-        <w:t xml:space="preserve">This supports the biodiversity-stability hypothesis: more diverse plant communities have more stable biomass production over time.</w:t>
+        <w:t xml:space="preserve">This supports the biodiversity-stability hypothesis: more diverse plant</w:t>
+      </w:r>
+      <w:r>
+        <w:t xml:space="preserve"> </w:t>
+      </w:r>
+      <w:r>
+        <w:t xml:space="preserve">communities have more stable biomass production over time.</w:t>
       </w:r>
     </w:p>
     <w:bookmarkEnd w:id="84"/>
@@ -4871,7 +5153,7 @@
       <w:r>
         <w:drawing>
           <wp:inline>
-            <wp:extent cx="6578600" cy="4186381"/>
+            <wp:extent cx="2743200" cy="2743200"/>
             <wp:effectExtent b="0" l="0" r="0" t="0"/>
             <wp:docPr descr="" title="" id="86" name="Picture"/>
             <a:graphic>
@@ -4892,7 +5174,7 @@
                   <pic:spPr bwMode="auto">
                     <a:xfrm>
                       <a:off x="0" y="0"/>
-                      <a:ext cx="6578600" cy="4186381"/>
+                      <a:ext cx="2743200" cy="2743200"/>
                     </a:xfrm>
                     <a:prstGeom prst="rect">
                       <a:avLst/>
@@ -5413,7 +5695,19 @@
         </w:numPr>
       </w:pPr>
       <w:r>
-        <w:t xml:space="preserve">ordinary lease square estimates a and b or slope and intercept to minimize the sum of the residuals squared or Mean Squared Error (MSE) as</w:t>
+        <w:t xml:space="preserve">ordinary lease square estimates a and b or slope and intercept to</w:t>
+      </w:r>
+      <w:r>
+        <w:t xml:space="preserve"> </w:t>
+      </w:r>
+      <w:r>
+        <w:t xml:space="preserve">minimize the sum of the residuals squared or Mean Squared Error</w:t>
+      </w:r>
+      <w:r>
+        <w:t xml:space="preserve"> </w:t>
+      </w:r>
+      <w:r>
+        <w:t xml:space="preserve">(MSE) as</w:t>
       </w:r>
     </w:p>
     <w:bookmarkEnd w:id="94"/>
@@ -5700,7 +5994,7 @@
       <w:r>
         <w:drawing>
           <wp:inline>
-            <wp:extent cx="6578600" cy="4186381"/>
+            <wp:extent cx="2743200" cy="2743200"/>
             <wp:effectExtent b="0" l="0" r="0" t="0"/>
             <wp:docPr descr="" title="" id="103" name="Picture"/>
             <a:graphic>
@@ -5721,7 +6015,7 @@
                   <pic:spPr bwMode="auto">
                     <a:xfrm>
                       <a:off x="0" y="0"/>
-                      <a:ext cx="6578600" cy="4186381"/>
+                      <a:ext cx="2743200" cy="2743200"/>
                     </a:xfrm>
                     <a:prstGeom prst="rect">
                       <a:avLst/>
@@ -5869,7 +6163,7 @@
       <w:r>
         <w:drawing>
           <wp:inline>
-            <wp:extent cx="6578600" cy="4186381"/>
+            <wp:extent cx="2743200" cy="2743200"/>
             <wp:effectExtent b="0" l="0" r="0" t="0"/>
             <wp:docPr descr="" title="" id="108" name="Picture"/>
             <a:graphic>
@@ -5890,7 +6184,7 @@
                   <pic:spPr bwMode="auto">
                     <a:xfrm>
                       <a:off x="0" y="0"/>
-                      <a:ext cx="6578600" cy="4186381"/>
+                      <a:ext cx="2743200" cy="2743200"/>
                     </a:xfrm>
                     <a:prstGeom prst="rect">
                       <a:avLst/>
@@ -6184,7 +6478,19 @@
         <w:pStyle w:val="FirstParagraph"/>
       </w:pPr>
       <w:r>
-        <w:t xml:space="preserve">If assumptions are violated: 1. Transform the data (Section 17.6) 2. Use weighted least squares for heteroscedasticity 3. Consider non-linear models (Section 17.8)</w:t>
+        <w:t xml:space="preserve">If assumptions are violated: 1. Transform the data (Section 17.6) 2. Use</w:t>
+      </w:r>
+      <w:r>
+        <w:t xml:space="preserve"> </w:t>
+      </w:r>
+      <w:r>
+        <w:t xml:space="preserve">weighted least squares for heteroscedasticity 3. Consider non-linear</w:t>
+      </w:r>
+      <w:r>
+        <w:t xml:space="preserve"> </w:t>
+      </w:r>
+      <w:r>
+        <w:t xml:space="preserve">models (Section 17.8)</w:t>
       </w:r>
     </w:p>
     <w:bookmarkEnd w:id="113"/>
@@ -6195,7 +6501,7 @@
       <w:r>
         <w:drawing>
           <wp:inline>
-            <wp:extent cx="6578600" cy="5262880"/>
+            <wp:extent cx="4572000" cy="3657600"/>
             <wp:effectExtent b="0" l="0" r="0" t="0"/>
             <wp:docPr descr="" title="" id="115" name="Picture"/>
             <a:graphic>
@@ -6216,7 +6522,7 @@
                   <pic:spPr bwMode="auto">
                     <a:xfrm>
                       <a:off x="0" y="0"/>
-                      <a:ext cx="6578600" cy="5262880"/>
+                      <a:ext cx="4572000" cy="3657600"/>
                     </a:xfrm>
                     <a:prstGeom prst="rect">
                       <a:avLst/>
@@ -6263,7 +6569,13 @@
         </w:numPr>
       </w:pPr>
       <w:r>
-        <w:t xml:space="preserve">Estimates of standard error and confidence intervals for slow and intercept to determine confidence bands</w:t>
+        <w:t xml:space="preserve">Estimates of standard error and confidence intervals for slow and</w:t>
+      </w:r>
+      <w:r>
+        <w:t xml:space="preserve"> </w:t>
+      </w:r>
+      <w:r>
+        <w:t xml:space="preserve">intercept to determine confidence bands</w:t>
       </w:r>
     </w:p>
     <w:p>
@@ -6274,7 +6586,13 @@
         </w:numPr>
       </w:pPr>
       <w:r>
-        <w:t xml:space="preserve">the 95% confidence band will contain the true population line 95/100 under repeated sampling</w:t>
+        <w:t xml:space="preserve">the 95% confidence band will contain the true population line 95/100</w:t>
+      </w:r>
+      <w:r>
+        <w:t xml:space="preserve"> </w:t>
+      </w:r>
+      <w:r>
+        <w:t xml:space="preserve">under repeated sampling</w:t>
       </w:r>
     </w:p>
     <w:p>
@@ -6360,7 +6678,13 @@
         <w:pStyle w:val="FirstParagraph"/>
       </w:pPr>
       <w:r>
-        <w:t xml:space="preserve">In addition to getting estimates of population parameters (β0 , β1), want to test hypotheses about them</w:t>
+        <w:t xml:space="preserve">In addition to getting estimates of population parameters (β0 , β1),</w:t>
+      </w:r>
+      <w:r>
+        <w:t xml:space="preserve"> </w:t>
+      </w:r>
+      <w:r>
+        <w:t xml:space="preserve">want to test hypotheses about them</w:t>
       </w:r>
     </w:p>
     <w:p>
@@ -6384,7 +6708,13 @@
         </w:numPr>
       </w:pPr>
       <w:r>
-        <w:t xml:space="preserve">Partition variance in Y: due to variation in X, due to other things (error)</w:t>
+        <w:t xml:space="preserve">Partition variance in Y: due to variation in X, due to other things</w:t>
+      </w:r>
+      <w:r>
+        <w:t xml:space="preserve"> </w:t>
+      </w:r>
+      <w:r>
+        <w:t xml:space="preserve">(error)</w:t>
       </w:r>
     </w:p>
     <w:p>
@@ -6654,7 +6984,13 @@
         </m:sSub>
       </m:oMath>
       <w:r>
-        <w:t xml:space="preserve">) values</w:t>
+        <w:t xml:space="preserve">)</w:t>
+      </w:r>
+      <w:r>
+        <w:t xml:space="preserve"> </w:t>
+      </w:r>
+      <w:r>
+        <w:t xml:space="preserve">values</w:t>
       </w:r>
     </w:p>
     <w:p>
@@ -6735,7 +7071,13 @@
         </m:sSub>
       </m:oMath>
       <w:r>
-        <w:t xml:space="preserve">) from mean (</w:t>
+        <w:t xml:space="preserve">) from mean</w:t>
+      </w:r>
+      <w:r>
+        <w:t xml:space="preserve"> </w:t>
+      </w:r>
+      <w:r>
+        <w:t xml:space="preserve">(</w:t>
       </w:r>
       <m:oMath>
         <m:acc>
@@ -7031,7 +7373,13 @@
         </m:sSub>
       </m:oMath>
       <w:r>
-        <w:t xml:space="preserve">) values</w:t>
+        <w:t xml:space="preserve">)</w:t>
+      </w:r>
+      <w:r>
+        <w:t xml:space="preserve"> </w:t>
+      </w:r>
+      <w:r>
+        <w:t xml:space="preserve">values</w:t>
       </w:r>
     </w:p>
     <w:p>
@@ -7112,7 +7460,13 @@
         </m:sSub>
       </m:oMath>
       <w:r>
-        <w:t xml:space="preserve">) from mean (</w:t>
+        <w:t xml:space="preserve">) from mean</w:t>
+      </w:r>
+      <w:r>
+        <w:t xml:space="preserve"> </w:t>
+      </w:r>
+      <w:r>
+        <w:t xml:space="preserve">(</w:t>
       </w:r>
       <m:oMath>
         <m:acc>
@@ -7936,7 +8290,13 @@
         </m:sSub>
       </m:oMath>
       <w:r>
-        <w:t xml:space="preserve">: estimate pop variation and variation due to X-Y relationship</w:t>
+        <w:t xml:space="preserve">: estimate pop variation and variation due to X-Y</w:t>
+      </w:r>
+      <w:r>
+        <w:t xml:space="preserve"> </w:t>
+      </w:r>
+      <w:r>
+        <w:t xml:space="preserve">relationship</w:t>
       </w:r>
     </w:p>
     <w:p>

--- a/docs/ecostats_lectures/lecture_09/09_01_lecture_powerpoint.docx
+++ b/docs/ecostats_lectures/lecture_09/09_01_lecture_powerpoint.docx
@@ -152,7 +152,7 @@
       <w:r>
         <w:drawing>
           <wp:inline>
-            <wp:extent cx="3657600" cy="4572000"/>
+            <wp:extent cx="2743200" cy="2743200"/>
             <wp:effectExtent b="0" l="0" r="0" t="0"/>
             <wp:docPr descr="" title="" id="21" name="Picture"/>
             <a:graphic>
@@ -173,7 +173,7 @@
                   <pic:spPr bwMode="auto">
                     <a:xfrm>
                       <a:off x="0" y="0"/>
-                      <a:ext cx="3657600" cy="4572000"/>
+                      <a:ext cx="2743200" cy="2743200"/>
                     </a:xfrm>
                     <a:prstGeom prst="rect">
                       <a:avLst/>
@@ -1291,13 +1291,7 @@
         </w:numPr>
       </w:pPr>
       <w:r>
-        <w:t xml:space="preserve">This is r (not rho as Spearman nonparticipant below), as indicated</w:t>
-      </w:r>
-      <w:r>
-        <w:t xml:space="preserve"> </w:t>
-      </w:r>
-      <w:r>
-        <w:t xml:space="preserve">by</w:t>
+        <w:t xml:space="preserve">This is r (not rho as Spearman nonparametric below), as indicated by</w:t>
       </w:r>
       <w:r>
         <w:t xml:space="preserve"> </w:t>
@@ -1349,13 +1343,13 @@
       </w:r>
     </w:p>
     <w:bookmarkEnd w:id="36"/>
-    <w:bookmarkStart w:id="37" w:name="note-texttfracrse_r"/>
+    <w:bookmarkStart w:id="37" w:name="note-that-it-is-tested-by-texttfracrse_r"/>
     <w:p>
       <w:pPr>
         <w:pStyle w:val="Heading3"/>
       </w:pPr>
       <w:r>
-        <w:t xml:space="preserve">Note</w:t>
+        <w:t xml:space="preserve">Note that it is tested by:</w:t>
       </w:r>
       <w:r>
         <w:t xml:space="preserve"> </w:t>
@@ -1851,13 +1845,7 @@
         <w:pStyle w:val="FirstParagraph"/>
       </w:pPr>
       <w:r>
-        <w:t xml:space="preserve">Let’s check these assumptions using the lion data from Example 17.1 Lion</w:t>
-      </w:r>
-      <w:r>
-        <w:t xml:space="preserve"> </w:t>
-      </w:r>
-      <w:r>
-        <w:t xml:space="preserve">Noses:</w:t>
+        <w:t xml:space="preserve">Let’s check these assumptions booby data:</w:t>
       </w:r>
     </w:p>
     <w:bookmarkEnd w:id="46"/>
@@ -1884,7 +1872,7 @@
         <w:rPr>
           <w:rStyle w:val="VerbatimChar"/>
         </w:rPr>
-        <w:t xml:space="preserve">data:  lion_data$proportion_black</w:t>
+        <w:t xml:space="preserve">data:  booby_data$visits_as_nestling</w:t>
       </w:r>
       <w:r>
         <w:br/>
@@ -1893,7 +1881,7 @@
         <w:rPr>
           <w:rStyle w:val="VerbatimChar"/>
         </w:rPr>
-        <w:t xml:space="preserve">W = 0.88895, p-value = 0.003279</w:t>
+        <w:t xml:space="preserve">W = 0.95783, p-value = 0.3965</w:t>
       </w:r>
     </w:p>
     <w:p>
@@ -1919,7 +1907,7 @@
         <w:rPr>
           <w:rStyle w:val="VerbatimChar"/>
         </w:rPr>
-        <w:t xml:space="preserve">data:  lion_data$age_years</w:t>
+        <w:t xml:space="preserve">data:  booby_data$future_aggression</w:t>
       </w:r>
       <w:r>
         <w:br/>
@@ -1928,7 +1916,7 @@
         <w:rPr>
           <w:rStyle w:val="VerbatimChar"/>
         </w:rPr>
-        <w:t xml:space="preserve">W = 0.87615, p-value = 0.001615</w:t>
+        <w:t xml:space="preserve">W = 0.91575, p-value = 0.04709</w:t>
       </w:r>
     </w:p>
     <w:bookmarkEnd w:id="47"/>
@@ -2048,13 +2036,7 @@
         <w:pStyle w:val="FirstParagraph"/>
       </w:pPr>
       <w:r>
-        <w:t xml:space="preserve">Let’s check these assumptions using the lion data from Example 17.1 Lion</w:t>
-      </w:r>
-      <w:r>
-        <w:t xml:space="preserve"> </w:t>
-      </w:r>
-      <w:r>
-        <w:t xml:space="preserve">Noses:</w:t>
+        <w:t xml:space="preserve">Let’s check these assumptions using the booby data</w:t>
       </w:r>
     </w:p>
     <w:bookmarkEnd w:id="48"/>
@@ -2106,7 +2088,7 @@
       </w:r>
     </w:p>
     <w:bookmarkEnd w:id="52"/>
-    <w:bookmarkStart w:id="54" w:name="lecture-9-correlation-analysis-5"/>
+    <w:bookmarkStart w:id="57" w:name="lecture-9-correlation-analysis-5"/>
     <w:p>
       <w:pPr>
         <w:pStyle w:val="Heading1"/>
@@ -2125,7 +2107,7 @@
         <w:t xml:space="preserve">Correlation Analysis</w:t>
       </w:r>
     </w:p>
-    <w:bookmarkStart w:id="53" w:name="what-to-do-if-assumptions-are-violated"/>
+    <w:bookmarkStart w:id="56" w:name="what-to-do-if-assumptions-are-violated"/>
     <w:p>
       <w:pPr>
         <w:pStyle w:val="Heading3"/>
@@ -2180,380 +2162,1317 @@
     </w:p>
     <w:p>
       <w:pPr>
-        <w:pStyle w:val="BodyText"/>
-      </w:pPr>
-      <w:r>
-        <w:t xml:space="preserve">To understand the amount of variation explained, you can square the</w:t>
-      </w:r>
-      <w:r>
-        <w:t xml:space="preserve"> </w:t>
-      </w:r>
-      <w:r>
-        <w:t xml:space="preserve">Spearman’s rho value.</w:t>
-      </w:r>
-    </w:p>
-    <w:p>
-      <w:pPr>
-        <w:pStyle w:val="BodyText"/>
-      </w:pPr>
-      <w:r>
-        <w:t xml:space="preserve">For your value of 0.74485:</w:t>
-      </w:r>
-    </w:p>
-    <w:p>
-      <w:pPr>
-        <w:pStyle w:val="BodyText"/>
-      </w:pPr>
-      <w:r>
-        <w:t xml:space="preserve">ρ² = 0.74485² = 0.5548</w:t>
-      </w:r>
-    </w:p>
-    <w:p>
-      <w:pPr>
-        <w:pStyle w:val="BodyText"/>
-      </w:pPr>
-      <w:r>
-        <w:t xml:space="preserve">This means approximately 55.48% of the variance in ranks of one variable</w:t>
-      </w:r>
-      <w:r>
-        <w:t xml:space="preserve"> </w:t>
-      </w:r>
-      <w:r>
-        <w:t xml:space="preserve">can be explained by the ranks of the other variable. This is similar to</w:t>
-      </w:r>
-      <w:r>
-        <w:t xml:space="preserve"> </w:t>
-      </w:r>
-      <w:r>
-        <w:t xml:space="preserve">how R² works in linear regression, but specifically for ranked data.</w:t>
-      </w:r>
-    </w:p>
-    <w:p>
-      <w:pPr>
         <w:pStyle w:val="SourceCode"/>
       </w:pPr>
       <w:r>
-        <w:br/>
-      </w:r>
-      <w:r>
-        <w:rPr>
-          <w:rStyle w:val="VerbatimChar"/>
-        </w:rPr>
-        <w:t xml:space="preserve">    Spearman's rank correlation rho</w:t>
-      </w:r>
-      <w:r>
-        <w:br/>
-      </w:r>
-      <w:r>
-        <w:br/>
-      </w:r>
-      <w:r>
-        <w:rPr>
-          <w:rStyle w:val="VerbatimChar"/>
-        </w:rPr>
-        <w:t xml:space="preserve">data:  lion_data$proportion_black and lion_data$age_years</w:t>
-      </w:r>
-      <w:r>
-        <w:br/>
-      </w:r>
-      <w:r>
-        <w:rPr>
-          <w:rStyle w:val="VerbatimChar"/>
-        </w:rPr>
-        <w:t xml:space="preserve">S = 1392.1, p-value = 1.013e-06</w:t>
-      </w:r>
-      <w:r>
-        <w:br/>
-      </w:r>
-      <w:r>
-        <w:rPr>
-          <w:rStyle w:val="VerbatimChar"/>
-        </w:rPr>
-        <w:t xml:space="preserve">alternative hypothesis: true rho is not equal to 0</w:t>
-      </w:r>
-      <w:r>
-        <w:br/>
-      </w:r>
-      <w:r>
-        <w:rPr>
-          <w:rStyle w:val="VerbatimChar"/>
-        </w:rPr>
-        <w:t xml:space="preserve">sample estimates:</w:t>
-      </w:r>
-      <w:r>
-        <w:br/>
-      </w:r>
-      <w:r>
-        <w:rPr>
-          <w:rStyle w:val="VerbatimChar"/>
-        </w:rPr>
-        <w:t xml:space="preserve">      rho </w:t>
-      </w:r>
-      <w:r>
-        <w:br/>
-      </w:r>
-      <w:r>
-        <w:rPr>
-          <w:rStyle w:val="VerbatimChar"/>
-        </w:rPr>
-        <w:t xml:space="preserve">0.7448561 </w:t>
-      </w:r>
-    </w:p>
-    <w:bookmarkEnd w:id="53"/>
-    <w:bookmarkEnd w:id="54"/>
-    <w:bookmarkStart w:id="59" w:name="lecture-9-correlation-analysis-6"/>
-    <w:p>
-      <w:pPr>
-        <w:pStyle w:val="Heading1"/>
-      </w:pPr>
-      <w:r>
-        <w:rPr>
-          <w:b/>
-          <w:bCs/>
-        </w:rPr>
-        <w:t xml:space="preserve">Lecture 9:</w:t>
-      </w:r>
-      <w:r>
-        <w:t xml:space="preserve"> </w:t>
-      </w:r>
-      <w:r>
-        <w:t xml:space="preserve">Correlation Analysis</w:t>
-      </w:r>
-    </w:p>
-    <w:bookmarkStart w:id="55" w:name="correlation-important-considerations"/>
-    <w:p>
-      <w:pPr>
-        <w:pStyle w:val="Heading3"/>
-      </w:pPr>
-      <w:r>
-        <w:t xml:space="preserve">Correlation: Important Considerations</w:t>
-      </w:r>
-    </w:p>
-    <w:p>
-      <w:pPr>
-        <w:pStyle w:val="FirstParagraph"/>
-      </w:pPr>
-      <w:r>
-        <w:rPr>
-          <w:b/>
-          <w:bCs/>
-        </w:rPr>
-        <w:t xml:space="preserve">The correlation coefficient depends on the range</w:t>
-      </w:r>
-    </w:p>
-    <w:p>
-      <w:pPr>
-        <w:pStyle w:val="Compact"/>
-        <w:numPr>
-          <w:ilvl w:val="0"/>
-          <w:numId w:val="1011"/>
-        </w:numPr>
-      </w:pPr>
-      <w:r>
-        <w:t xml:space="preserve">Restricting range of values can reduce the correlation coefficient</w:t>
-      </w:r>
-    </w:p>
-    <w:p>
-      <w:pPr>
-        <w:pStyle w:val="Compact"/>
-        <w:numPr>
-          <w:ilvl w:val="0"/>
-          <w:numId w:val="1011"/>
-        </w:numPr>
-      </w:pPr>
-      <w:r>
-        <w:t xml:space="preserve">Comparing correlations between studies requires similar ranges of</w:t>
-      </w:r>
-      <w:r>
-        <w:t xml:space="preserve"> </w:t>
-      </w:r>
-      <w:r>
-        <w:t xml:space="preserve">values</w:t>
-      </w:r>
-    </w:p>
-    <w:p>
-      <w:pPr>
-        <w:pStyle w:val="FirstParagraph"/>
-      </w:pPr>
-      <w:r>
-        <w:rPr>
-          <w:b/>
-          <w:bCs/>
-        </w:rPr>
-        <w:t xml:space="preserve">Measurement error affects correlation</w:t>
-      </w:r>
-    </w:p>
-    <w:p>
-      <w:pPr>
-        <w:pStyle w:val="Compact"/>
-        <w:numPr>
-          <w:ilvl w:val="0"/>
-          <w:numId w:val="1012"/>
-        </w:numPr>
-      </w:pPr>
-      <w:r>
-        <w:t xml:space="preserve">Measurement error in X or Y tends to weaken observed correlation</w:t>
-      </w:r>
-    </w:p>
-    <w:p>
-      <w:pPr>
-        <w:pStyle w:val="Compact"/>
-        <w:numPr>
-          <w:ilvl w:val="0"/>
-          <w:numId w:val="1012"/>
-        </w:numPr>
-      </w:pPr>
-      <w:r>
-        <w:t xml:space="preserve">This bias is called</w:t>
-      </w:r>
-      <w:r>
-        <w:t xml:space="preserve"> </w:t>
-      </w:r>
-      <w:r>
-        <w:rPr>
-          <w:b/>
-          <w:bCs/>
-        </w:rPr>
-        <w:t xml:space="preserve">attenuation</w:t>
-      </w:r>
-    </w:p>
-    <w:p>
-      <w:pPr>
-        <w:pStyle w:val="Compact"/>
-        <w:numPr>
-          <w:ilvl w:val="0"/>
-          <w:numId w:val="1012"/>
-        </w:numPr>
-      </w:pPr>
-      <w:r>
-        <w:t xml:space="preserve">True correlation typically stronger than observed correlation</w:t>
-      </w:r>
-    </w:p>
-    <w:p>
-      <w:pPr>
-        <w:pStyle w:val="FirstParagraph"/>
-      </w:pPr>
-      <w:r>
-        <w:rPr>
-          <w:b/>
-          <w:bCs/>
-        </w:rPr>
-        <w:t xml:space="preserve">Correlation vs. Causation</w:t>
-      </w:r>
-    </w:p>
-    <w:p>
-      <w:pPr>
-        <w:pStyle w:val="Compact"/>
-        <w:numPr>
-          <w:ilvl w:val="0"/>
-          <w:numId w:val="1013"/>
-        </w:numPr>
-      </w:pPr>
-      <w:r>
-        <w:t xml:space="preserve">Correlation does not imply causation</w:t>
-      </w:r>
-    </w:p>
-    <w:p>
-      <w:pPr>
-        <w:pStyle w:val="Compact"/>
-        <w:numPr>
-          <w:ilvl w:val="0"/>
-          <w:numId w:val="1013"/>
-        </w:numPr>
-      </w:pPr>
-      <w:r>
-        <w:t xml:space="preserve">Three possible explanations for correlation:</w:t>
-      </w:r>
-    </w:p>
-    <w:p>
-      <w:pPr>
-        <w:pStyle w:val="Compact"/>
-        <w:numPr>
-          <w:ilvl w:val="1"/>
-          <w:numId w:val="1014"/>
-        </w:numPr>
-      </w:pPr>
-      <w:r>
-        <w:t xml:space="preserve">X causes Y</w:t>
-      </w:r>
-    </w:p>
-    <w:p>
-      <w:pPr>
-        <w:pStyle w:val="Compact"/>
-        <w:numPr>
-          <w:ilvl w:val="1"/>
-          <w:numId w:val="1014"/>
-        </w:numPr>
-      </w:pPr>
-      <w:r>
-        <w:t xml:space="preserve">Y causes X</w:t>
-      </w:r>
-    </w:p>
-    <w:p>
-      <w:pPr>
-        <w:pStyle w:val="Compact"/>
-        <w:numPr>
-          <w:ilvl w:val="1"/>
-          <w:numId w:val="1014"/>
-        </w:numPr>
-      </w:pPr>
-      <w:r>
-        <w:t xml:space="preserve">Z (a third variable) causes both X and Y</w:t>
-      </w:r>
-    </w:p>
-    <w:p>
-      <w:pPr>
-        <w:pStyle w:val="FirstParagraph"/>
-      </w:pPr>
-      <w:r>
-        <w:rPr>
-          <w:b/>
-          <w:bCs/>
-        </w:rPr>
-        <w:t xml:space="preserve">Correlation significance test</w:t>
-      </w:r>
-    </w:p>
-    <w:p>
-      <w:pPr>
-        <w:pStyle w:val="Compact"/>
-        <w:numPr>
-          <w:ilvl w:val="0"/>
-          <w:numId w:val="1015"/>
-        </w:numPr>
-      </w:pPr>
-      <w:r>
-        <w:t xml:space="preserve">H₀: ρ = 0 (no correlation in population)</w:t>
-      </w:r>
-    </w:p>
-    <w:p>
-      <w:pPr>
-        <w:pStyle w:val="Compact"/>
-        <w:numPr>
-          <w:ilvl w:val="0"/>
-          <w:numId w:val="1015"/>
-        </w:numPr>
-      </w:pPr>
-      <w:r>
-        <w:t xml:space="preserve">H₁: ρ ≠ 0 (correlation exists in population)</w:t>
-      </w:r>
-    </w:p>
-    <w:p>
-      <w:pPr>
-        <w:pStyle w:val="Compact"/>
-        <w:numPr>
-          <w:ilvl w:val="0"/>
-          <w:numId w:val="1015"/>
-        </w:numPr>
-      </w:pPr>
-      <w:r>
-        <w:rPr>
-          <w:b/>
-          <w:bCs/>
-        </w:rPr>
-        <w:t xml:space="preserve">Test statistic: t = r / SE(r) with df = n-2</w:t>
-      </w:r>
-    </w:p>
-    <w:bookmarkEnd w:id="55"/>
+        <w:rPr>
+          <w:rStyle w:val="CommentTok"/>
+        </w:rPr>
+        <w:t xml:space="preserve">#| echo: false</w:t>
+      </w:r>
+      <w:r>
+        <w:br/>
+      </w:r>
+      <w:r>
+        <w:rPr>
+          <w:rStyle w:val="CommentTok"/>
+        </w:rPr>
+        <w:t xml:space="preserve">#| fig-height: 5</w:t>
+      </w:r>
+      <w:r>
+        <w:br/>
+      </w:r>
+      <w:r>
+        <w:rPr>
+          <w:rStyle w:val="CommentTok"/>
+        </w:rPr>
+        <w:t xml:space="preserve">#| fig-width: 5</w:t>
+      </w:r>
+      <w:r>
+        <w:br/>
+      </w:r>
+      <w:r>
+        <w:rPr>
+          <w:rStyle w:val="CommentTok"/>
+        </w:rPr>
+        <w:t xml:space="preserve">#| message: false</w:t>
+      </w:r>
+      <w:r>
+        <w:br/>
+      </w:r>
+      <w:r>
+        <w:rPr>
+          <w:rStyle w:val="CommentTok"/>
+        </w:rPr>
+        <w:t xml:space="preserve">#| warning: false</w:t>
+      </w:r>
+      <w:r>
+        <w:br/>
+      </w:r>
+      <w:r>
+        <w:br/>
+      </w:r>
+      <w:r>
+        <w:br/>
+      </w:r>
+      <w:r>
+        <w:rPr>
+          <w:rStyle w:val="NormalTok"/>
+        </w:rPr>
+        <w:t xml:space="preserve">p1_lion </w:t>
+      </w:r>
+      <w:r>
+        <w:rPr>
+          <w:rStyle w:val="OtherTok"/>
+        </w:rPr>
+        <w:t xml:space="preserve">&lt;-</w:t>
+      </w:r>
+      <w:r>
+        <w:rPr>
+          <w:rStyle w:val="NormalTok"/>
+        </w:rPr>
+        <w:t xml:space="preserve"> </w:t>
+      </w:r>
+      <w:r>
+        <w:rPr>
+          <w:rStyle w:val="FunctionTok"/>
+        </w:rPr>
+        <w:t xml:space="preserve">ggplot</w:t>
+      </w:r>
+      <w:r>
+        <w:rPr>
+          <w:rStyle w:val="NormalTok"/>
+        </w:rPr>
+        <w:t xml:space="preserve">(lion_data, </w:t>
+      </w:r>
+      <w:r>
+        <w:rPr>
+          <w:rStyle w:val="FunctionTok"/>
+        </w:rPr>
+        <w:t xml:space="preserve">aes</w:t>
+      </w:r>
+      <w:r>
+        <w:rPr>
+          <w:rStyle w:val="NormalTok"/>
+        </w:rPr>
+        <w:t xml:space="preserve">(</w:t>
+      </w:r>
+      <w:r>
+        <w:rPr>
+          <w:rStyle w:val="AttributeTok"/>
+        </w:rPr>
+        <w:t xml:space="preserve">x =</w:t>
+      </w:r>
+      <w:r>
+        <w:rPr>
+          <w:rStyle w:val="NormalTok"/>
+        </w:rPr>
+        <w:t xml:space="preserve"> proportion_black)) </w:t>
+      </w:r>
+      <w:r>
+        <w:rPr>
+          <w:rStyle w:val="SpecialCharTok"/>
+        </w:rPr>
+        <w:t xml:space="preserve">+</w:t>
+      </w:r>
+      <w:r>
+        <w:br/>
+      </w:r>
+      <w:r>
+        <w:rPr>
+          <w:rStyle w:val="NormalTok"/>
+        </w:rPr>
+        <w:t xml:space="preserve">  </w:t>
+      </w:r>
+      <w:r>
+        <w:rPr>
+          <w:rStyle w:val="FunctionTok"/>
+        </w:rPr>
+        <w:t xml:space="preserve">geom_histogram</w:t>
+      </w:r>
+      <w:r>
+        <w:rPr>
+          <w:rStyle w:val="NormalTok"/>
+        </w:rPr>
+        <w:t xml:space="preserve">(</w:t>
+      </w:r>
+      <w:r>
+        <w:rPr>
+          <w:rStyle w:val="AttributeTok"/>
+        </w:rPr>
+        <w:t xml:space="preserve">bins =</w:t>
+      </w:r>
+      <w:r>
+        <w:rPr>
+          <w:rStyle w:val="NormalTok"/>
+        </w:rPr>
+        <w:t xml:space="preserve"> </w:t>
+      </w:r>
+      <w:r>
+        <w:rPr>
+          <w:rStyle w:val="DecValTok"/>
+        </w:rPr>
+        <w:t xml:space="preserve">10</w:t>
+      </w:r>
+      <w:r>
+        <w:rPr>
+          <w:rStyle w:val="NormalTok"/>
+        </w:rPr>
+        <w:t xml:space="preserve">, </w:t>
+      </w:r>
+      <w:r>
+        <w:rPr>
+          <w:rStyle w:val="AttributeTok"/>
+        </w:rPr>
+        <w:t xml:space="preserve">fill =</w:t>
+      </w:r>
+      <w:r>
+        <w:rPr>
+          <w:rStyle w:val="NormalTok"/>
+        </w:rPr>
+        <w:t xml:space="preserve"> </w:t>
+      </w:r>
+      <w:r>
+        <w:rPr>
+          <w:rStyle w:val="StringTok"/>
+        </w:rPr>
+        <w:t xml:space="preserve">"lightblue"</w:t>
+      </w:r>
+      <w:r>
+        <w:rPr>
+          <w:rStyle w:val="NormalTok"/>
+        </w:rPr>
+        <w:t xml:space="preserve">, </w:t>
+      </w:r>
+      <w:r>
+        <w:rPr>
+          <w:rStyle w:val="AttributeTok"/>
+        </w:rPr>
+        <w:t xml:space="preserve">color =</w:t>
+      </w:r>
+      <w:r>
+        <w:rPr>
+          <w:rStyle w:val="NormalTok"/>
+        </w:rPr>
+        <w:t xml:space="preserve"> </w:t>
+      </w:r>
+      <w:r>
+        <w:rPr>
+          <w:rStyle w:val="StringTok"/>
+        </w:rPr>
+        <w:t xml:space="preserve">"black"</w:t>
+      </w:r>
+      <w:r>
+        <w:rPr>
+          <w:rStyle w:val="NormalTok"/>
+        </w:rPr>
+        <w:t xml:space="preserve">) </w:t>
+      </w:r>
+      <w:r>
+        <w:rPr>
+          <w:rStyle w:val="SpecialCharTok"/>
+        </w:rPr>
+        <w:t xml:space="preserve">+</w:t>
+      </w:r>
+      <w:r>
+        <w:br/>
+      </w:r>
+      <w:r>
+        <w:rPr>
+          <w:rStyle w:val="NormalTok"/>
+        </w:rPr>
+        <w:t xml:space="preserve">  </w:t>
+      </w:r>
+      <w:r>
+        <w:rPr>
+          <w:rStyle w:val="FunctionTok"/>
+        </w:rPr>
+        <w:t xml:space="preserve">labs</w:t>
+      </w:r>
+      <w:r>
+        <w:rPr>
+          <w:rStyle w:val="NormalTok"/>
+        </w:rPr>
+        <w:t xml:space="preserve">(</w:t>
+      </w:r>
+      <w:r>
+        <w:rPr>
+          <w:rStyle w:val="AttributeTok"/>
+        </w:rPr>
+        <w:t xml:space="preserve">title =</w:t>
+      </w:r>
+      <w:r>
+        <w:rPr>
+          <w:rStyle w:val="NormalTok"/>
+        </w:rPr>
+        <w:t xml:space="preserve"> </w:t>
+      </w:r>
+      <w:r>
+        <w:rPr>
+          <w:rStyle w:val="StringTok"/>
+        </w:rPr>
+        <w:t xml:space="preserve">"Prop black"</w:t>
+      </w:r>
+      <w:r>
+        <w:rPr>
+          <w:rStyle w:val="NormalTok"/>
+        </w:rPr>
+        <w:t xml:space="preserve">,</w:t>
+      </w:r>
+      <w:r>
+        <w:br/>
+      </w:r>
+      <w:r>
+        <w:rPr>
+          <w:rStyle w:val="NormalTok"/>
+        </w:rPr>
+        <w:t xml:space="preserve">       </w:t>
+      </w:r>
+      <w:r>
+        <w:rPr>
+          <w:rStyle w:val="AttributeTok"/>
+        </w:rPr>
+        <w:t xml:space="preserve">x =</w:t>
+      </w:r>
+      <w:r>
+        <w:rPr>
+          <w:rStyle w:val="NormalTok"/>
+        </w:rPr>
+        <w:t xml:space="preserve"> </w:t>
+      </w:r>
+      <w:r>
+        <w:rPr>
+          <w:rStyle w:val="StringTok"/>
+        </w:rPr>
+        <w:t xml:space="preserve">"Visits"</w:t>
+      </w:r>
+      <w:r>
+        <w:rPr>
+          <w:rStyle w:val="NormalTok"/>
+        </w:rPr>
+        <w:t xml:space="preserve">,</w:t>
+      </w:r>
+      <w:r>
+        <w:br/>
+      </w:r>
+      <w:r>
+        <w:rPr>
+          <w:rStyle w:val="NormalTok"/>
+        </w:rPr>
+        <w:t xml:space="preserve">       </w:t>
+      </w:r>
+      <w:r>
+        <w:rPr>
+          <w:rStyle w:val="AttributeTok"/>
+        </w:rPr>
+        <w:t xml:space="preserve">y =</w:t>
+      </w:r>
+      <w:r>
+        <w:rPr>
+          <w:rStyle w:val="NormalTok"/>
+        </w:rPr>
+        <w:t xml:space="preserve"> </w:t>
+      </w:r>
+      <w:r>
+        <w:rPr>
+          <w:rStyle w:val="StringTok"/>
+        </w:rPr>
+        <w:t xml:space="preserve">"Frequency"</w:t>
+      </w:r>
+      <w:r>
+        <w:rPr>
+          <w:rStyle w:val="NormalTok"/>
+        </w:rPr>
+        <w:t xml:space="preserve">) </w:t>
+      </w:r>
+      <w:r>
+        <w:rPr>
+          <w:rStyle w:val="SpecialCharTok"/>
+        </w:rPr>
+        <w:t xml:space="preserve">+</w:t>
+      </w:r>
+      <w:r>
+        <w:br/>
+      </w:r>
+      <w:r>
+        <w:rPr>
+          <w:rStyle w:val="NormalTok"/>
+        </w:rPr>
+        <w:t xml:space="preserve">  </w:t>
+      </w:r>
+      <w:r>
+        <w:rPr>
+          <w:rStyle w:val="FunctionTok"/>
+        </w:rPr>
+        <w:t xml:space="preserve">theme_minimal</w:t>
+      </w:r>
+      <w:r>
+        <w:rPr>
+          <w:rStyle w:val="NormalTok"/>
+        </w:rPr>
+        <w:t xml:space="preserve">()</w:t>
+      </w:r>
+      <w:r>
+        <w:br/>
+      </w:r>
+      <w:r>
+        <w:br/>
+      </w:r>
+      <w:r>
+        <w:rPr>
+          <w:rStyle w:val="NormalTok"/>
+        </w:rPr>
+        <w:t xml:space="preserve">p2_lion </w:t>
+      </w:r>
+      <w:r>
+        <w:rPr>
+          <w:rStyle w:val="OtherTok"/>
+        </w:rPr>
+        <w:t xml:space="preserve">&lt;-</w:t>
+      </w:r>
+      <w:r>
+        <w:rPr>
+          <w:rStyle w:val="NormalTok"/>
+        </w:rPr>
+        <w:t xml:space="preserve"> </w:t>
+      </w:r>
+      <w:r>
+        <w:rPr>
+          <w:rStyle w:val="FunctionTok"/>
+        </w:rPr>
+        <w:t xml:space="preserve">ggplot</w:t>
+      </w:r>
+      <w:r>
+        <w:rPr>
+          <w:rStyle w:val="NormalTok"/>
+        </w:rPr>
+        <w:t xml:space="preserve">(lion_data, </w:t>
+      </w:r>
+      <w:r>
+        <w:rPr>
+          <w:rStyle w:val="FunctionTok"/>
+        </w:rPr>
+        <w:t xml:space="preserve">aes</w:t>
+      </w:r>
+      <w:r>
+        <w:rPr>
+          <w:rStyle w:val="NormalTok"/>
+        </w:rPr>
+        <w:t xml:space="preserve">(</w:t>
+      </w:r>
+      <w:r>
+        <w:rPr>
+          <w:rStyle w:val="AttributeTok"/>
+        </w:rPr>
+        <w:t xml:space="preserve">x =</w:t>
+      </w:r>
+      <w:r>
+        <w:rPr>
+          <w:rStyle w:val="NormalTok"/>
+        </w:rPr>
+        <w:t xml:space="preserve"> age_years)) </w:t>
+      </w:r>
+      <w:r>
+        <w:rPr>
+          <w:rStyle w:val="SpecialCharTok"/>
+        </w:rPr>
+        <w:t xml:space="preserve">+</w:t>
+      </w:r>
+      <w:r>
+        <w:br/>
+      </w:r>
+      <w:r>
+        <w:rPr>
+          <w:rStyle w:val="NormalTok"/>
+        </w:rPr>
+        <w:t xml:space="preserve">  </w:t>
+      </w:r>
+      <w:r>
+        <w:rPr>
+          <w:rStyle w:val="FunctionTok"/>
+        </w:rPr>
+        <w:t xml:space="preserve">geom_histogram</w:t>
+      </w:r>
+      <w:r>
+        <w:rPr>
+          <w:rStyle w:val="NormalTok"/>
+        </w:rPr>
+        <w:t xml:space="preserve">(</w:t>
+      </w:r>
+      <w:r>
+        <w:rPr>
+          <w:rStyle w:val="AttributeTok"/>
+        </w:rPr>
+        <w:t xml:space="preserve">bins =</w:t>
+      </w:r>
+      <w:r>
+        <w:rPr>
+          <w:rStyle w:val="NormalTok"/>
+        </w:rPr>
+        <w:t xml:space="preserve"> </w:t>
+      </w:r>
+      <w:r>
+        <w:rPr>
+          <w:rStyle w:val="DecValTok"/>
+        </w:rPr>
+        <w:t xml:space="preserve">10</w:t>
+      </w:r>
+      <w:r>
+        <w:rPr>
+          <w:rStyle w:val="NormalTok"/>
+        </w:rPr>
+        <w:t xml:space="preserve">, </w:t>
+      </w:r>
+      <w:r>
+        <w:rPr>
+          <w:rStyle w:val="AttributeTok"/>
+        </w:rPr>
+        <w:t xml:space="preserve">fill =</w:t>
+      </w:r>
+      <w:r>
+        <w:rPr>
+          <w:rStyle w:val="NormalTok"/>
+        </w:rPr>
+        <w:t xml:space="preserve"> </w:t>
+      </w:r>
+      <w:r>
+        <w:rPr>
+          <w:rStyle w:val="StringTok"/>
+        </w:rPr>
+        <w:t xml:space="preserve">"lightgreen"</w:t>
+      </w:r>
+      <w:r>
+        <w:rPr>
+          <w:rStyle w:val="NormalTok"/>
+        </w:rPr>
+        <w:t xml:space="preserve">, </w:t>
+      </w:r>
+      <w:r>
+        <w:rPr>
+          <w:rStyle w:val="AttributeTok"/>
+        </w:rPr>
+        <w:t xml:space="preserve">color =</w:t>
+      </w:r>
+      <w:r>
+        <w:rPr>
+          <w:rStyle w:val="NormalTok"/>
+        </w:rPr>
+        <w:t xml:space="preserve"> </w:t>
+      </w:r>
+      <w:r>
+        <w:rPr>
+          <w:rStyle w:val="StringTok"/>
+        </w:rPr>
+        <w:t xml:space="preserve">"black"</w:t>
+      </w:r>
+      <w:r>
+        <w:rPr>
+          <w:rStyle w:val="NormalTok"/>
+        </w:rPr>
+        <w:t xml:space="preserve">) </w:t>
+      </w:r>
+      <w:r>
+        <w:rPr>
+          <w:rStyle w:val="SpecialCharTok"/>
+        </w:rPr>
+        <w:t xml:space="preserve">+</w:t>
+      </w:r>
+      <w:r>
+        <w:br/>
+      </w:r>
+      <w:r>
+        <w:rPr>
+          <w:rStyle w:val="NormalTok"/>
+        </w:rPr>
+        <w:t xml:space="preserve">  </w:t>
+      </w:r>
+      <w:r>
+        <w:rPr>
+          <w:rStyle w:val="FunctionTok"/>
+        </w:rPr>
+        <w:t xml:space="preserve">labs</w:t>
+      </w:r>
+      <w:r>
+        <w:rPr>
+          <w:rStyle w:val="NormalTok"/>
+        </w:rPr>
+        <w:t xml:space="preserve">(</w:t>
+      </w:r>
+      <w:r>
+        <w:rPr>
+          <w:rStyle w:val="AttributeTok"/>
+        </w:rPr>
+        <w:t xml:space="preserve">title =</w:t>
+      </w:r>
+      <w:r>
+        <w:rPr>
+          <w:rStyle w:val="NormalTok"/>
+        </w:rPr>
+        <w:t xml:space="preserve"> </w:t>
+      </w:r>
+      <w:r>
+        <w:rPr>
+          <w:rStyle w:val="StringTok"/>
+        </w:rPr>
+        <w:t xml:space="preserve">"Age"</w:t>
+      </w:r>
+      <w:r>
+        <w:rPr>
+          <w:rStyle w:val="NormalTok"/>
+        </w:rPr>
+        <w:t xml:space="preserve">,</w:t>
+      </w:r>
+      <w:r>
+        <w:br/>
+      </w:r>
+      <w:r>
+        <w:rPr>
+          <w:rStyle w:val="NormalTok"/>
+        </w:rPr>
+        <w:t xml:space="preserve">       </w:t>
+      </w:r>
+      <w:r>
+        <w:rPr>
+          <w:rStyle w:val="AttributeTok"/>
+        </w:rPr>
+        <w:t xml:space="preserve">x =</w:t>
+      </w:r>
+      <w:r>
+        <w:rPr>
+          <w:rStyle w:val="NormalTok"/>
+        </w:rPr>
+        <w:t xml:space="preserve"> </w:t>
+      </w:r>
+      <w:r>
+        <w:rPr>
+          <w:rStyle w:val="StringTok"/>
+        </w:rPr>
+        <w:t xml:space="preserve">"Age"</w:t>
+      </w:r>
+      <w:r>
+        <w:rPr>
+          <w:rStyle w:val="NormalTok"/>
+        </w:rPr>
+        <w:t xml:space="preserve">,</w:t>
+      </w:r>
+      <w:r>
+        <w:br/>
+      </w:r>
+      <w:r>
+        <w:rPr>
+          <w:rStyle w:val="NormalTok"/>
+        </w:rPr>
+        <w:t xml:space="preserve">       </w:t>
+      </w:r>
+      <w:r>
+        <w:rPr>
+          <w:rStyle w:val="AttributeTok"/>
+        </w:rPr>
+        <w:t xml:space="preserve">y =</w:t>
+      </w:r>
+      <w:r>
+        <w:rPr>
+          <w:rStyle w:val="NormalTok"/>
+        </w:rPr>
+        <w:t xml:space="preserve"> </w:t>
+      </w:r>
+      <w:r>
+        <w:rPr>
+          <w:rStyle w:val="StringTok"/>
+        </w:rPr>
+        <w:t xml:space="preserve">"Frequency"</w:t>
+      </w:r>
+      <w:r>
+        <w:rPr>
+          <w:rStyle w:val="NormalTok"/>
+        </w:rPr>
+        <w:t xml:space="preserve">) </w:t>
+      </w:r>
+      <w:r>
+        <w:rPr>
+          <w:rStyle w:val="SpecialCharTok"/>
+        </w:rPr>
+        <w:t xml:space="preserve">+</w:t>
+      </w:r>
+      <w:r>
+        <w:br/>
+      </w:r>
+      <w:r>
+        <w:rPr>
+          <w:rStyle w:val="NormalTok"/>
+        </w:rPr>
+        <w:t xml:space="preserve">  </w:t>
+      </w:r>
+      <w:r>
+        <w:rPr>
+          <w:rStyle w:val="FunctionTok"/>
+        </w:rPr>
+        <w:t xml:space="preserve">theme_minimal</w:t>
+      </w:r>
+      <w:r>
+        <w:rPr>
+          <w:rStyle w:val="NormalTok"/>
+        </w:rPr>
+        <w:t xml:space="preserve">()</w:t>
+      </w:r>
+      <w:r>
+        <w:br/>
+      </w:r>
+      <w:r>
+        <w:br/>
+      </w:r>
+      <w:r>
+        <w:rPr>
+          <w:rStyle w:val="NormalTok"/>
+        </w:rPr>
+        <w:t xml:space="preserve">p3_lion </w:t>
+      </w:r>
+      <w:r>
+        <w:rPr>
+          <w:rStyle w:val="OtherTok"/>
+        </w:rPr>
+        <w:t xml:space="preserve">&lt;-</w:t>
+      </w:r>
+      <w:r>
+        <w:rPr>
+          <w:rStyle w:val="NormalTok"/>
+        </w:rPr>
+        <w:t xml:space="preserve"> </w:t>
+      </w:r>
+      <w:r>
+        <w:rPr>
+          <w:rStyle w:val="FunctionTok"/>
+        </w:rPr>
+        <w:t xml:space="preserve">ggplot</w:t>
+      </w:r>
+      <w:r>
+        <w:rPr>
+          <w:rStyle w:val="NormalTok"/>
+        </w:rPr>
+        <w:t xml:space="preserve">(lion_data, </w:t>
+      </w:r>
+      <w:r>
+        <w:rPr>
+          <w:rStyle w:val="FunctionTok"/>
+        </w:rPr>
+        <w:t xml:space="preserve">aes</w:t>
+      </w:r>
+      <w:r>
+        <w:rPr>
+          <w:rStyle w:val="NormalTok"/>
+        </w:rPr>
+        <w:t xml:space="preserve">(</w:t>
+      </w:r>
+      <w:r>
+        <w:rPr>
+          <w:rStyle w:val="AttributeTok"/>
+        </w:rPr>
+        <w:t xml:space="preserve">sample =</w:t>
+      </w:r>
+      <w:r>
+        <w:rPr>
+          <w:rStyle w:val="NormalTok"/>
+        </w:rPr>
+        <w:t xml:space="preserve"> proportion_black)) </w:t>
+      </w:r>
+      <w:r>
+        <w:rPr>
+          <w:rStyle w:val="SpecialCharTok"/>
+        </w:rPr>
+        <w:t xml:space="preserve">+</w:t>
+      </w:r>
+      <w:r>
+        <w:br/>
+      </w:r>
+      <w:r>
+        <w:rPr>
+          <w:rStyle w:val="NormalTok"/>
+        </w:rPr>
+        <w:t xml:space="preserve">  </w:t>
+      </w:r>
+      <w:r>
+        <w:rPr>
+          <w:rStyle w:val="FunctionTok"/>
+        </w:rPr>
+        <w:t xml:space="preserve">geom_qq</w:t>
+      </w:r>
+      <w:r>
+        <w:rPr>
+          <w:rStyle w:val="NormalTok"/>
+        </w:rPr>
+        <w:t xml:space="preserve">() </w:t>
+      </w:r>
+      <w:r>
+        <w:rPr>
+          <w:rStyle w:val="SpecialCharTok"/>
+        </w:rPr>
+        <w:t xml:space="preserve">+</w:t>
+      </w:r>
+      <w:r>
+        <w:br/>
+      </w:r>
+      <w:r>
+        <w:rPr>
+          <w:rStyle w:val="NormalTok"/>
+        </w:rPr>
+        <w:t xml:space="preserve">  </w:t>
+      </w:r>
+      <w:r>
+        <w:rPr>
+          <w:rStyle w:val="FunctionTok"/>
+        </w:rPr>
+        <w:t xml:space="preserve">geom_qq_line</w:t>
+      </w:r>
+      <w:r>
+        <w:rPr>
+          <w:rStyle w:val="NormalTok"/>
+        </w:rPr>
+        <w:t xml:space="preserve">() </w:t>
+      </w:r>
+      <w:r>
+        <w:rPr>
+          <w:rStyle w:val="SpecialCharTok"/>
+        </w:rPr>
+        <w:t xml:space="preserve">+</w:t>
+      </w:r>
+      <w:r>
+        <w:br/>
+      </w:r>
+      <w:r>
+        <w:rPr>
+          <w:rStyle w:val="NormalTok"/>
+        </w:rPr>
+        <w:t xml:space="preserve">  </w:t>
+      </w:r>
+      <w:r>
+        <w:rPr>
+          <w:rStyle w:val="FunctionTok"/>
+        </w:rPr>
+        <w:t xml:space="preserve">labs</w:t>
+      </w:r>
+      <w:r>
+        <w:rPr>
+          <w:rStyle w:val="NormalTok"/>
+        </w:rPr>
+        <w:t xml:space="preserve">(</w:t>
+      </w:r>
+      <w:r>
+        <w:rPr>
+          <w:rStyle w:val="AttributeTok"/>
+        </w:rPr>
+        <w:t xml:space="preserve">title =</w:t>
+      </w:r>
+      <w:r>
+        <w:rPr>
+          <w:rStyle w:val="NormalTok"/>
+        </w:rPr>
+        <w:t xml:space="preserve"> </w:t>
+      </w:r>
+      <w:r>
+        <w:rPr>
+          <w:rStyle w:val="StringTok"/>
+        </w:rPr>
+        <w:t xml:space="preserve">"Q-Q Plot Prop Black"</w:t>
+      </w:r>
+      <w:r>
+        <w:rPr>
+          <w:rStyle w:val="NormalTok"/>
+        </w:rPr>
+        <w:t xml:space="preserve">,</w:t>
+      </w:r>
+      <w:r>
+        <w:br/>
+      </w:r>
+      <w:r>
+        <w:rPr>
+          <w:rStyle w:val="NormalTok"/>
+        </w:rPr>
+        <w:t xml:space="preserve">       </w:t>
+      </w:r>
+      <w:r>
+        <w:rPr>
+          <w:rStyle w:val="AttributeTok"/>
+        </w:rPr>
+        <w:t xml:space="preserve">x =</w:t>
+      </w:r>
+      <w:r>
+        <w:rPr>
+          <w:rStyle w:val="NormalTok"/>
+        </w:rPr>
+        <w:t xml:space="preserve"> </w:t>
+      </w:r>
+      <w:r>
+        <w:rPr>
+          <w:rStyle w:val="StringTok"/>
+        </w:rPr>
+        <w:t xml:space="preserve">"Theoretical Quantiles"</w:t>
+      </w:r>
+      <w:r>
+        <w:rPr>
+          <w:rStyle w:val="NormalTok"/>
+        </w:rPr>
+        <w:t xml:space="preserve">,</w:t>
+      </w:r>
+      <w:r>
+        <w:br/>
+      </w:r>
+      <w:r>
+        <w:rPr>
+          <w:rStyle w:val="NormalTok"/>
+        </w:rPr>
+        <w:t xml:space="preserve">       </w:t>
+      </w:r>
+      <w:r>
+        <w:rPr>
+          <w:rStyle w:val="AttributeTok"/>
+        </w:rPr>
+        <w:t xml:space="preserve">y =</w:t>
+      </w:r>
+      <w:r>
+        <w:rPr>
+          <w:rStyle w:val="NormalTok"/>
+        </w:rPr>
+        <w:t xml:space="preserve"> </w:t>
+      </w:r>
+      <w:r>
+        <w:rPr>
+          <w:rStyle w:val="StringTok"/>
+        </w:rPr>
+        <w:t xml:space="preserve">"Sample Quantiles"</w:t>
+      </w:r>
+      <w:r>
+        <w:rPr>
+          <w:rStyle w:val="NormalTok"/>
+        </w:rPr>
+        <w:t xml:space="preserve">) </w:t>
+      </w:r>
+      <w:r>
+        <w:rPr>
+          <w:rStyle w:val="SpecialCharTok"/>
+        </w:rPr>
+        <w:t xml:space="preserve">+</w:t>
+      </w:r>
+      <w:r>
+        <w:br/>
+      </w:r>
+      <w:r>
+        <w:rPr>
+          <w:rStyle w:val="NormalTok"/>
+        </w:rPr>
+        <w:t xml:space="preserve">  </w:t>
+      </w:r>
+      <w:r>
+        <w:rPr>
+          <w:rStyle w:val="FunctionTok"/>
+        </w:rPr>
+        <w:t xml:space="preserve">theme_minimal</w:t>
+      </w:r>
+      <w:r>
+        <w:rPr>
+          <w:rStyle w:val="NormalTok"/>
+        </w:rPr>
+        <w:t xml:space="preserve">()</w:t>
+      </w:r>
+      <w:r>
+        <w:rPr>
+          <w:rStyle w:val="SpecialCharTok"/>
+        </w:rPr>
+        <w:t xml:space="preserve">+</w:t>
+      </w:r>
+      <w:r>
+        <w:rPr>
+          <w:rStyle w:val="FunctionTok"/>
+        </w:rPr>
+        <w:t xml:space="preserve">theme</w:t>
+      </w:r>
+      <w:r>
+        <w:rPr>
+          <w:rStyle w:val="NormalTok"/>
+        </w:rPr>
+        <w:t xml:space="preserve">(</w:t>
+      </w:r>
+      <w:r>
+        <w:br/>
+      </w:r>
+      <w:r>
+        <w:rPr>
+          <w:rStyle w:val="NormalTok"/>
+        </w:rPr>
+        <w:t xml:space="preserve">    </w:t>
+      </w:r>
+      <w:r>
+        <w:rPr>
+          <w:rStyle w:val="AttributeTok"/>
+        </w:rPr>
+        <w:t xml:space="preserve">axis.title.x =</w:t>
+      </w:r>
+      <w:r>
+        <w:rPr>
+          <w:rStyle w:val="NormalTok"/>
+        </w:rPr>
+        <w:t xml:space="preserve"> </w:t>
+      </w:r>
+      <w:r>
+        <w:rPr>
+          <w:rStyle w:val="FunctionTok"/>
+        </w:rPr>
+        <w:t xml:space="preserve">element_blank</w:t>
+      </w:r>
+      <w:r>
+        <w:rPr>
+          <w:rStyle w:val="NormalTok"/>
+        </w:rPr>
+        <w:t xml:space="preserve">(),</w:t>
+      </w:r>
+      <w:r>
+        <w:br/>
+      </w:r>
+      <w:r>
+        <w:rPr>
+          <w:rStyle w:val="NormalTok"/>
+        </w:rPr>
+        <w:t xml:space="preserve">    </w:t>
+      </w:r>
+      <w:r>
+        <w:rPr>
+          <w:rStyle w:val="AttributeTok"/>
+        </w:rPr>
+        <w:t xml:space="preserve">axis.text.x =</w:t>
+      </w:r>
+      <w:r>
+        <w:rPr>
+          <w:rStyle w:val="NormalTok"/>
+        </w:rPr>
+        <w:t xml:space="preserve"> </w:t>
+      </w:r>
+      <w:r>
+        <w:rPr>
+          <w:rStyle w:val="FunctionTok"/>
+        </w:rPr>
+        <w:t xml:space="preserve">element_blank</w:t>
+      </w:r>
+      <w:r>
+        <w:rPr>
+          <w:rStyle w:val="NormalTok"/>
+        </w:rPr>
+        <w:t xml:space="preserve">())</w:t>
+      </w:r>
+      <w:r>
+        <w:br/>
+      </w:r>
+      <w:r>
+        <w:br/>
+      </w:r>
+      <w:r>
+        <w:rPr>
+          <w:rStyle w:val="NormalTok"/>
+        </w:rPr>
+        <w:t xml:space="preserve">p4_lion </w:t>
+      </w:r>
+      <w:r>
+        <w:rPr>
+          <w:rStyle w:val="OtherTok"/>
+        </w:rPr>
+        <w:t xml:space="preserve">&lt;-</w:t>
+      </w:r>
+      <w:r>
+        <w:rPr>
+          <w:rStyle w:val="NormalTok"/>
+        </w:rPr>
+        <w:t xml:space="preserve"> </w:t>
+      </w:r>
+      <w:r>
+        <w:rPr>
+          <w:rStyle w:val="FunctionTok"/>
+        </w:rPr>
+        <w:t xml:space="preserve">ggplot</w:t>
+      </w:r>
+      <w:r>
+        <w:rPr>
+          <w:rStyle w:val="NormalTok"/>
+        </w:rPr>
+        <w:t xml:space="preserve">(lion_data, </w:t>
+      </w:r>
+      <w:r>
+        <w:rPr>
+          <w:rStyle w:val="FunctionTok"/>
+        </w:rPr>
+        <w:t xml:space="preserve">aes</w:t>
+      </w:r>
+      <w:r>
+        <w:rPr>
+          <w:rStyle w:val="NormalTok"/>
+        </w:rPr>
+        <w:t xml:space="preserve">(</w:t>
+      </w:r>
+      <w:r>
+        <w:rPr>
+          <w:rStyle w:val="AttributeTok"/>
+        </w:rPr>
+        <w:t xml:space="preserve">sample =</w:t>
+      </w:r>
+      <w:r>
+        <w:rPr>
+          <w:rStyle w:val="NormalTok"/>
+        </w:rPr>
+        <w:t xml:space="preserve"> age_years)) </w:t>
+      </w:r>
+      <w:r>
+        <w:rPr>
+          <w:rStyle w:val="SpecialCharTok"/>
+        </w:rPr>
+        <w:t xml:space="preserve">+</w:t>
+      </w:r>
+      <w:r>
+        <w:br/>
+      </w:r>
+      <w:r>
+        <w:rPr>
+          <w:rStyle w:val="NormalTok"/>
+        </w:rPr>
+        <w:t xml:space="preserve">  </w:t>
+      </w:r>
+      <w:r>
+        <w:rPr>
+          <w:rStyle w:val="FunctionTok"/>
+        </w:rPr>
+        <w:t xml:space="preserve">geom_qq</w:t>
+      </w:r>
+      <w:r>
+        <w:rPr>
+          <w:rStyle w:val="NormalTok"/>
+        </w:rPr>
+        <w:t xml:space="preserve">() </w:t>
+      </w:r>
+      <w:r>
+        <w:rPr>
+          <w:rStyle w:val="SpecialCharTok"/>
+        </w:rPr>
+        <w:t xml:space="preserve">+</w:t>
+      </w:r>
+      <w:r>
+        <w:br/>
+      </w:r>
+      <w:r>
+        <w:rPr>
+          <w:rStyle w:val="NormalTok"/>
+        </w:rPr>
+        <w:t xml:space="preserve">  </w:t>
+      </w:r>
+      <w:r>
+        <w:rPr>
+          <w:rStyle w:val="FunctionTok"/>
+        </w:rPr>
+        <w:t xml:space="preserve">geom_qq_line</w:t>
+      </w:r>
+      <w:r>
+        <w:rPr>
+          <w:rStyle w:val="NormalTok"/>
+        </w:rPr>
+        <w:t xml:space="preserve">() </w:t>
+      </w:r>
+      <w:r>
+        <w:rPr>
+          <w:rStyle w:val="SpecialCharTok"/>
+        </w:rPr>
+        <w:t xml:space="preserve">+</w:t>
+      </w:r>
+      <w:r>
+        <w:br/>
+      </w:r>
+      <w:r>
+        <w:rPr>
+          <w:rStyle w:val="NormalTok"/>
+        </w:rPr>
+        <w:t xml:space="preserve">  </w:t>
+      </w:r>
+      <w:r>
+        <w:rPr>
+          <w:rStyle w:val="FunctionTok"/>
+        </w:rPr>
+        <w:t xml:space="preserve">labs</w:t>
+      </w:r>
+      <w:r>
+        <w:rPr>
+          <w:rStyle w:val="NormalTok"/>
+        </w:rPr>
+        <w:t xml:space="preserve">(</w:t>
+      </w:r>
+      <w:r>
+        <w:rPr>
+          <w:rStyle w:val="AttributeTok"/>
+        </w:rPr>
+        <w:t xml:space="preserve">title =</w:t>
+      </w:r>
+      <w:r>
+        <w:rPr>
+          <w:rStyle w:val="NormalTok"/>
+        </w:rPr>
+        <w:t xml:space="preserve"> </w:t>
+      </w:r>
+      <w:r>
+        <w:rPr>
+          <w:rStyle w:val="StringTok"/>
+        </w:rPr>
+        <w:t xml:space="preserve">"Q-Q Plot for age"</w:t>
+      </w:r>
+      <w:r>
+        <w:rPr>
+          <w:rStyle w:val="NormalTok"/>
+        </w:rPr>
+        <w:t xml:space="preserve">,</w:t>
+      </w:r>
+      <w:r>
+        <w:br/>
+      </w:r>
+      <w:r>
+        <w:rPr>
+          <w:rStyle w:val="NormalTok"/>
+        </w:rPr>
+        <w:t xml:space="preserve">       </w:t>
+      </w:r>
+      <w:r>
+        <w:rPr>
+          <w:rStyle w:val="AttributeTok"/>
+        </w:rPr>
+        <w:t xml:space="preserve">x =</w:t>
+      </w:r>
+      <w:r>
+        <w:rPr>
+          <w:rStyle w:val="NormalTok"/>
+        </w:rPr>
+        <w:t xml:space="preserve"> </w:t>
+      </w:r>
+      <w:r>
+        <w:rPr>
+          <w:rStyle w:val="StringTok"/>
+        </w:rPr>
+        <w:t xml:space="preserve">"Theoretical Quantiles"</w:t>
+      </w:r>
+      <w:r>
+        <w:rPr>
+          <w:rStyle w:val="NormalTok"/>
+        </w:rPr>
+        <w:t xml:space="preserve">,</w:t>
+      </w:r>
+      <w:r>
+        <w:br/>
+      </w:r>
+      <w:r>
+        <w:rPr>
+          <w:rStyle w:val="NormalTok"/>
+        </w:rPr>
+        <w:t xml:space="preserve">       </w:t>
+      </w:r>
+      <w:r>
+        <w:rPr>
+          <w:rStyle w:val="AttributeTok"/>
+        </w:rPr>
+        <w:t xml:space="preserve">y =</w:t>
+      </w:r>
+      <w:r>
+        <w:rPr>
+          <w:rStyle w:val="NormalTok"/>
+        </w:rPr>
+        <w:t xml:space="preserve"> </w:t>
+      </w:r>
+      <w:r>
+        <w:rPr>
+          <w:rStyle w:val="StringTok"/>
+        </w:rPr>
+        <w:t xml:space="preserve">"Sample Quantiles"</w:t>
+      </w:r>
+      <w:r>
+        <w:rPr>
+          <w:rStyle w:val="NormalTok"/>
+        </w:rPr>
+        <w:t xml:space="preserve">) </w:t>
+      </w:r>
+      <w:r>
+        <w:rPr>
+          <w:rStyle w:val="SpecialCharTok"/>
+        </w:rPr>
+        <w:t xml:space="preserve">+</w:t>
+      </w:r>
+      <w:r>
+        <w:br/>
+      </w:r>
+      <w:r>
+        <w:rPr>
+          <w:rStyle w:val="NormalTok"/>
+        </w:rPr>
+        <w:t xml:space="preserve">  </w:t>
+      </w:r>
+      <w:r>
+        <w:rPr>
+          <w:rStyle w:val="FunctionTok"/>
+        </w:rPr>
+        <w:t xml:space="preserve">theme_minimal</w:t>
+      </w:r>
+      <w:r>
+        <w:rPr>
+          <w:rStyle w:val="NormalTok"/>
+        </w:rPr>
+        <w:t xml:space="preserve">()</w:t>
+      </w:r>
+      <w:r>
+        <w:br/>
+      </w:r>
+      <w:r>
+        <w:br/>
+      </w:r>
+      <w:r>
+        <w:rPr>
+          <w:rStyle w:val="CommentTok"/>
+        </w:rPr>
+        <w:t xml:space="preserve"># Combine the plots</w:t>
+      </w:r>
+      <w:r>
+        <w:br/>
+      </w:r>
+      <w:r>
+        <w:rPr>
+          <w:rStyle w:val="NormalTok"/>
+        </w:rPr>
+        <w:t xml:space="preserve">(p1_lion </w:t>
+      </w:r>
+      <w:r>
+        <w:rPr>
+          <w:rStyle w:val="SpecialCharTok"/>
+        </w:rPr>
+        <w:t xml:space="preserve">/</w:t>
+      </w:r>
+      <w:r>
+        <w:rPr>
+          <w:rStyle w:val="NormalTok"/>
+        </w:rPr>
+        <w:t xml:space="preserve"> p2_lion) </w:t>
+      </w:r>
+      <w:r>
+        <w:rPr>
+          <w:rStyle w:val="SpecialCharTok"/>
+        </w:rPr>
+        <w:t xml:space="preserve">|</w:t>
+      </w:r>
+      <w:r>
+        <w:rPr>
+          <w:rStyle w:val="NormalTok"/>
+        </w:rPr>
+        <w:t xml:space="preserve"> (p3_lion </w:t>
+      </w:r>
+      <w:r>
+        <w:rPr>
+          <w:rStyle w:val="SpecialCharTok"/>
+        </w:rPr>
+        <w:t xml:space="preserve">/</w:t>
+      </w:r>
+      <w:r>
+        <w:rPr>
+          <w:rStyle w:val="NormalTok"/>
+        </w:rPr>
+        <w:t xml:space="preserve"> p4_lion)</w:t>
+      </w:r>
+    </w:p>
     <w:p>
       <w:pPr>
         <w:pStyle w:val="FirstParagraph"/>
@@ -2563,18 +3482,18 @@
           <wp:inline>
             <wp:extent cx="2743200" cy="2743200"/>
             <wp:effectExtent b="0" l="0" r="0" t="0"/>
-            <wp:docPr descr="" title="" id="57" name="Picture"/>
+            <wp:docPr descr="" title="" id="54" name="Picture"/>
             <a:graphic>
               <a:graphicData uri="http://schemas.openxmlformats.org/drawingml/2006/picture">
                 <pic:pic>
                   <pic:nvPicPr>
-                    <pic:cNvPr descr="09_01_lecture_powerpoint_files/figure-docx/overview-plot-1o-1.png" id="58" name="Picture"/>
+                    <pic:cNvPr descr="09_01_lecture_powerpoint_files/figure-docx/overview-plot-2m-1.png" id="55" name="Picture"/>
                     <pic:cNvPicPr>
                       <a:picLocks noChangeArrowheads="1" noChangeAspect="1"/>
                     </pic:cNvPicPr>
                   </pic:nvPicPr>
                   <pic:blipFill>
-                    <a:blip r:embed="rId56"/>
+                    <a:blip r:embed="rId53"/>
                     <a:stretch>
                       <a:fillRect/>
                     </a:stretch>
@@ -2601,8 +3520,9 @@
         </w:drawing>
       </w:r>
     </w:p>
-    <w:bookmarkEnd w:id="59"/>
-    <w:bookmarkStart w:id="64" w:name="lecture-9-linear-regression"/>
+    <w:bookmarkEnd w:id="56"/>
+    <w:bookmarkEnd w:id="57"/>
+    <w:bookmarkStart w:id="58" w:name="lecture-9-correlation-analysis-6"/>
     <w:p>
       <w:pPr>
         <w:pStyle w:val="Heading1"/>
@@ -2618,10 +3538,452 @@
         <w:t xml:space="preserve"> </w:t>
       </w:r>
       <w:r>
+        <w:t xml:space="preserve">Correlation Analysis</w:t>
+      </w:r>
+    </w:p>
+    <w:p>
+      <w:pPr>
+        <w:pStyle w:val="FirstParagraph"/>
+      </w:pPr>
+      <w:r>
+        <w:t xml:space="preserve">To understand the amount of variation explained, you can square the non</w:t>
+      </w:r>
+      <w:r>
+        <w:t xml:space="preserve"> </w:t>
+      </w:r>
+      <w:r>
+        <w:t xml:space="preserve">parametric Spearman’s rho value.</w:t>
+      </w:r>
+    </w:p>
+    <w:p>
+      <w:pPr>
+        <w:pStyle w:val="BodyText"/>
+      </w:pPr>
+      <w:r>
+        <w:t xml:space="preserve">For your value of 0.74485:</w:t>
+      </w:r>
+    </w:p>
+    <w:p>
+      <w:pPr>
+        <w:pStyle w:val="BodyText"/>
+      </w:pPr>
+      <w:r>
+        <w:t xml:space="preserve">ρ² = 0.74485² = 0.5548</w:t>
+      </w:r>
+    </w:p>
+    <w:p>
+      <w:pPr>
+        <w:pStyle w:val="BodyText"/>
+      </w:pPr>
+      <w:r>
+        <w:t xml:space="preserve">This means approximately 55.48% of the variance in ranks of one variable</w:t>
+      </w:r>
+      <w:r>
+        <w:t xml:space="preserve"> </w:t>
+      </w:r>
+      <w:r>
+        <w:t xml:space="preserve">can be explained by the ranks of the other variable. This is similar to</w:t>
+      </w:r>
+      <w:r>
+        <w:t xml:space="preserve"> </w:t>
+      </w:r>
+      <w:r>
+        <w:t xml:space="preserve">how R² works in linear regression, but specifically for ranked data.</w:t>
+      </w:r>
+    </w:p>
+    <w:p>
+      <w:pPr>
+        <w:pStyle w:val="SourceCode"/>
+      </w:pPr>
+      <w:r>
+        <w:br/>
+      </w:r>
+      <w:r>
+        <w:rPr>
+          <w:rStyle w:val="VerbatimChar"/>
+        </w:rPr>
+        <w:t xml:space="preserve">    Spearman's rank correlation rho</w:t>
+      </w:r>
+      <w:r>
+        <w:br/>
+      </w:r>
+      <w:r>
+        <w:br/>
+      </w:r>
+      <w:r>
+        <w:rPr>
+          <w:rStyle w:val="VerbatimChar"/>
+        </w:rPr>
+        <w:t xml:space="preserve">data:  lion_data$proportion_black and lion_data$age_years</w:t>
+      </w:r>
+      <w:r>
+        <w:br/>
+      </w:r>
+      <w:r>
+        <w:rPr>
+          <w:rStyle w:val="VerbatimChar"/>
+        </w:rPr>
+        <w:t xml:space="preserve">S = 1392.1, p-value = 1.013e-06</w:t>
+      </w:r>
+      <w:r>
+        <w:br/>
+      </w:r>
+      <w:r>
+        <w:rPr>
+          <w:rStyle w:val="VerbatimChar"/>
+        </w:rPr>
+        <w:t xml:space="preserve">alternative hypothesis: true rho is not equal to 0</w:t>
+      </w:r>
+      <w:r>
+        <w:br/>
+      </w:r>
+      <w:r>
+        <w:rPr>
+          <w:rStyle w:val="VerbatimChar"/>
+        </w:rPr>
+        <w:t xml:space="preserve">sample estimates:</w:t>
+      </w:r>
+      <w:r>
+        <w:br/>
+      </w:r>
+      <w:r>
+        <w:rPr>
+          <w:rStyle w:val="VerbatimChar"/>
+        </w:rPr>
+        <w:t xml:space="preserve">      rho </w:t>
+      </w:r>
+      <w:r>
+        <w:br/>
+      </w:r>
+      <w:r>
+        <w:rPr>
+          <w:rStyle w:val="VerbatimChar"/>
+        </w:rPr>
+        <w:t xml:space="preserve">0.7448561 </w:t>
+      </w:r>
+    </w:p>
+    <w:bookmarkEnd w:id="58"/>
+    <w:bookmarkStart w:id="63" w:name="lecture-9-correlation-analysis-7"/>
+    <w:p>
+      <w:pPr>
+        <w:pStyle w:val="Heading1"/>
+      </w:pPr>
+      <w:r>
+        <w:rPr>
+          <w:b/>
+          <w:bCs/>
+        </w:rPr>
+        <w:t xml:space="preserve">Lecture 9:</w:t>
+      </w:r>
+      <w:r>
+        <w:t xml:space="preserve"> </w:t>
+      </w:r>
+      <w:r>
+        <w:t xml:space="preserve">Correlation Analysis</w:t>
+      </w:r>
+    </w:p>
+    <w:bookmarkStart w:id="59" w:name="correlation-important-considerations"/>
+    <w:p>
+      <w:pPr>
+        <w:pStyle w:val="Heading3"/>
+      </w:pPr>
+      <w:r>
+        <w:t xml:space="preserve">Correlation: Important Considerations</w:t>
+      </w:r>
+    </w:p>
+    <w:p>
+      <w:pPr>
+        <w:pStyle w:val="FirstParagraph"/>
+      </w:pPr>
+      <w:r>
+        <w:rPr>
+          <w:b/>
+          <w:bCs/>
+        </w:rPr>
+        <w:t xml:space="preserve">The correlation coefficient depends on the range</w:t>
+      </w:r>
+    </w:p>
+    <w:p>
+      <w:pPr>
+        <w:pStyle w:val="Compact"/>
+        <w:numPr>
+          <w:ilvl w:val="0"/>
+          <w:numId w:val="1011"/>
+        </w:numPr>
+      </w:pPr>
+      <w:r>
+        <w:t xml:space="preserve">Restricting range of values can reduce the correlation coefficient</w:t>
+      </w:r>
+    </w:p>
+    <w:p>
+      <w:pPr>
+        <w:pStyle w:val="Compact"/>
+        <w:numPr>
+          <w:ilvl w:val="0"/>
+          <w:numId w:val="1011"/>
+        </w:numPr>
+      </w:pPr>
+      <w:r>
+        <w:t xml:space="preserve">Comparing correlations between studies requires similar ranges of</w:t>
+      </w:r>
+      <w:r>
+        <w:t xml:space="preserve"> </w:t>
+      </w:r>
+      <w:r>
+        <w:t xml:space="preserve">values</w:t>
+      </w:r>
+    </w:p>
+    <w:p>
+      <w:pPr>
+        <w:pStyle w:val="FirstParagraph"/>
+      </w:pPr>
+      <w:r>
+        <w:rPr>
+          <w:b/>
+          <w:bCs/>
+        </w:rPr>
+        <w:t xml:space="preserve">Measurement error affects correlation</w:t>
+      </w:r>
+    </w:p>
+    <w:p>
+      <w:pPr>
+        <w:pStyle w:val="Compact"/>
+        <w:numPr>
+          <w:ilvl w:val="0"/>
+          <w:numId w:val="1012"/>
+        </w:numPr>
+      </w:pPr>
+      <w:r>
+        <w:t xml:space="preserve">Measurement error in X or Y tends to weaken observed correlation</w:t>
+      </w:r>
+    </w:p>
+    <w:p>
+      <w:pPr>
+        <w:pStyle w:val="Compact"/>
+        <w:numPr>
+          <w:ilvl w:val="0"/>
+          <w:numId w:val="1012"/>
+        </w:numPr>
+      </w:pPr>
+      <w:r>
+        <w:t xml:space="preserve">This bias is called</w:t>
+      </w:r>
+      <w:r>
+        <w:t xml:space="preserve"> </w:t>
+      </w:r>
+      <w:r>
+        <w:rPr>
+          <w:b/>
+          <w:bCs/>
+        </w:rPr>
+        <w:t xml:space="preserve">attenuation</w:t>
+      </w:r>
+    </w:p>
+    <w:p>
+      <w:pPr>
+        <w:pStyle w:val="Compact"/>
+        <w:numPr>
+          <w:ilvl w:val="0"/>
+          <w:numId w:val="1012"/>
+        </w:numPr>
+      </w:pPr>
+      <w:r>
+        <w:t xml:space="preserve">True correlation typically stronger than observed correlation</w:t>
+      </w:r>
+    </w:p>
+    <w:p>
+      <w:pPr>
+        <w:pStyle w:val="FirstParagraph"/>
+      </w:pPr>
+      <w:r>
+        <w:rPr>
+          <w:b/>
+          <w:bCs/>
+        </w:rPr>
+        <w:t xml:space="preserve">Correlation vs. Causation</w:t>
+      </w:r>
+    </w:p>
+    <w:p>
+      <w:pPr>
+        <w:pStyle w:val="Compact"/>
+        <w:numPr>
+          <w:ilvl w:val="0"/>
+          <w:numId w:val="1013"/>
+        </w:numPr>
+      </w:pPr>
+      <w:r>
+        <w:t xml:space="preserve">Correlation does not imply causation</w:t>
+      </w:r>
+    </w:p>
+    <w:p>
+      <w:pPr>
+        <w:pStyle w:val="Compact"/>
+        <w:numPr>
+          <w:ilvl w:val="0"/>
+          <w:numId w:val="1013"/>
+        </w:numPr>
+      </w:pPr>
+      <w:r>
+        <w:t xml:space="preserve">Three possible explanations for correlation:</w:t>
+      </w:r>
+    </w:p>
+    <w:p>
+      <w:pPr>
+        <w:pStyle w:val="Compact"/>
+        <w:numPr>
+          <w:ilvl w:val="1"/>
+          <w:numId w:val="1014"/>
+        </w:numPr>
+      </w:pPr>
+      <w:r>
+        <w:t xml:space="preserve">X causes Y</w:t>
+      </w:r>
+    </w:p>
+    <w:p>
+      <w:pPr>
+        <w:pStyle w:val="Compact"/>
+        <w:numPr>
+          <w:ilvl w:val="1"/>
+          <w:numId w:val="1014"/>
+        </w:numPr>
+      </w:pPr>
+      <w:r>
+        <w:t xml:space="preserve">Y causes X</w:t>
+      </w:r>
+    </w:p>
+    <w:p>
+      <w:pPr>
+        <w:pStyle w:val="Compact"/>
+        <w:numPr>
+          <w:ilvl w:val="1"/>
+          <w:numId w:val="1014"/>
+        </w:numPr>
+      </w:pPr>
+      <w:r>
+        <w:t xml:space="preserve">Z (a third variable) causes both X and Y</w:t>
+      </w:r>
+    </w:p>
+    <w:p>
+      <w:pPr>
+        <w:pStyle w:val="FirstParagraph"/>
+      </w:pPr>
+      <w:r>
+        <w:rPr>
+          <w:b/>
+          <w:bCs/>
+        </w:rPr>
+        <w:t xml:space="preserve">Correlation significance test</w:t>
+      </w:r>
+    </w:p>
+    <w:p>
+      <w:pPr>
+        <w:pStyle w:val="Compact"/>
+        <w:numPr>
+          <w:ilvl w:val="0"/>
+          <w:numId w:val="1015"/>
+        </w:numPr>
+      </w:pPr>
+      <w:r>
+        <w:t xml:space="preserve">H₀: ρ = 0 (no correlation in population)</w:t>
+      </w:r>
+    </w:p>
+    <w:p>
+      <w:pPr>
+        <w:pStyle w:val="Compact"/>
+        <w:numPr>
+          <w:ilvl w:val="0"/>
+          <w:numId w:val="1015"/>
+        </w:numPr>
+      </w:pPr>
+      <w:r>
+        <w:t xml:space="preserve">H₁: ρ ≠ 0 (correlation exists in population)</w:t>
+      </w:r>
+    </w:p>
+    <w:p>
+      <w:pPr>
+        <w:pStyle w:val="Compact"/>
+        <w:numPr>
+          <w:ilvl w:val="0"/>
+          <w:numId w:val="1015"/>
+        </w:numPr>
+      </w:pPr>
+      <w:r>
+        <w:rPr>
+          <w:b/>
+          <w:bCs/>
+        </w:rPr>
+        <w:t xml:space="preserve">Test statistic: t = r / SE(r) with df = n-2</w:t>
+      </w:r>
+    </w:p>
+    <w:bookmarkEnd w:id="59"/>
+    <w:p>
+      <w:pPr>
+        <w:pStyle w:val="FirstParagraph"/>
+      </w:pPr>
+      <w:r>
+        <w:drawing>
+          <wp:inline>
+            <wp:extent cx="2743200" cy="2743200"/>
+            <wp:effectExtent b="0" l="0" r="0" t="0"/>
+            <wp:docPr descr="" title="" id="61" name="Picture"/>
+            <a:graphic>
+              <a:graphicData uri="http://schemas.openxmlformats.org/drawingml/2006/picture">
+                <pic:pic>
+                  <pic:nvPicPr>
+                    <pic:cNvPr descr="09_01_lecture_powerpoint_files/figure-docx/overview-plot-1o-1.png" id="62" name="Picture"/>
+                    <pic:cNvPicPr>
+                      <a:picLocks noChangeArrowheads="1" noChangeAspect="1"/>
+                    </pic:cNvPicPr>
+                  </pic:nvPicPr>
+                  <pic:blipFill>
+                    <a:blip r:embed="rId60"/>
+                    <a:stretch>
+                      <a:fillRect/>
+                    </a:stretch>
+                  </pic:blipFill>
+                  <pic:spPr bwMode="auto">
+                    <a:xfrm>
+                      <a:off x="0" y="0"/>
+                      <a:ext cx="2743200" cy="2743200"/>
+                    </a:xfrm>
+                    <a:prstGeom prst="rect">
+                      <a:avLst/>
+                    </a:prstGeom>
+                    <a:noFill/>
+                    <a:ln w="9525">
+                      <a:noFill/>
+                      <a:headEnd/>
+                      <a:tailEnd/>
+                    </a:ln>
+                  </pic:spPr>
+                </pic:pic>
+              </a:graphicData>
+            </a:graphic>
+          </wp:inline>
+        </w:drawing>
+      </w:r>
+    </w:p>
+    <w:bookmarkEnd w:id="63"/>
+    <w:bookmarkStart w:id="68" w:name="lecture-9-linear-regression"/>
+    <w:p>
+      <w:pPr>
+        <w:pStyle w:val="Heading1"/>
+      </w:pPr>
+      <w:r>
+        <w:rPr>
+          <w:b/>
+          <w:bCs/>
+        </w:rPr>
+        <w:t xml:space="preserve">Lecture 9:</w:t>
+      </w:r>
+      <w:r>
+        <w:t xml:space="preserve"> </w:t>
+      </w:r>
+      <w:r>
         <w:t xml:space="preserve">Linear Regression</w:t>
       </w:r>
     </w:p>
-    <w:bookmarkStart w:id="60" w:name="simple-linear-regression-model"/>
+    <w:bookmarkStart w:id="64" w:name="simple-linear-regression-model"/>
     <w:p>
       <w:pPr>
         <w:pStyle w:val="Heading3"/>
@@ -2944,7 +4306,7 @@
         <w:t xml:space="preserve">values.</w:t>
       </w:r>
     </w:p>
-    <w:bookmarkEnd w:id="60"/>
+    <w:bookmarkEnd w:id="64"/>
     <w:p>
       <w:pPr>
         <w:pStyle w:val="BodyText"/>
@@ -2954,18 +4316,18 @@
           <wp:inline>
             <wp:extent cx="3133725" cy="8418962"/>
             <wp:effectExtent b="0" l="0" r="0" t="0"/>
-            <wp:docPr descr="" title="" id="62" name="Picture"/>
+            <wp:docPr descr="" title="" id="66" name="Picture"/>
             <a:graphic>
               <a:graphicData uri="http://schemas.openxmlformats.org/drawingml/2006/picture">
                 <pic:pic>
                   <pic:nvPicPr>
-                    <pic:cNvPr descr="images/clipboard-3360244964.png" id="63" name="Picture"/>
+                    <pic:cNvPr descr="images/clipboard-3360244964.png" id="67" name="Picture"/>
                     <pic:cNvPicPr>
                       <a:picLocks noChangeArrowheads="1" noChangeAspect="1"/>
                     </pic:cNvPicPr>
                   </pic:nvPicPr>
                   <pic:blipFill>
-                    <a:blip r:embed="rId61"/>
+                    <a:blip r:embed="rId65"/>
                     <a:stretch>
                       <a:fillRect/>
                     </a:stretch>
@@ -2992,8 +4354,8 @@
         </w:drawing>
       </w:r>
     </w:p>
-    <w:bookmarkEnd w:id="64"/>
-    <w:bookmarkStart w:id="69" w:name="lecture-9-linear-regression-1"/>
+    <w:bookmarkEnd w:id="68"/>
+    <w:bookmarkStart w:id="73" w:name="lecture-9-linear-regression-1"/>
     <w:p>
       <w:pPr>
         <w:pStyle w:val="Heading1"/>
@@ -3012,7 +4374,7 @@
         <w:t xml:space="preserve">Linear Regression</w:t>
       </w:r>
     </w:p>
-    <w:bookmarkStart w:id="65" w:name="simple-linear-regression-model-1"/>
+    <w:bookmarkStart w:id="69" w:name="simple-linear-regression-model-1"/>
     <w:p>
       <w:pPr>
         <w:pStyle w:val="Heading3"/>
@@ -3327,7 +4689,7 @@
         <w:t xml:space="preserve">values.</w:t>
       </w:r>
     </w:p>
-    <w:bookmarkEnd w:id="65"/>
+    <w:bookmarkEnd w:id="69"/>
     <w:p>
       <w:pPr>
         <w:pStyle w:val="BodyText"/>
@@ -3337,18 +4699,18 @@
           <wp:inline>
             <wp:extent cx="2743200" cy="2743200"/>
             <wp:effectExtent b="0" l="0" r="0" t="0"/>
-            <wp:docPr descr="" title="" id="67" name="Picture"/>
+            <wp:docPr descr="" title="" id="71" name="Picture"/>
             <a:graphic>
               <a:graphicData uri="http://schemas.openxmlformats.org/drawingml/2006/picture">
                 <pic:pic>
                   <pic:nvPicPr>
-                    <pic:cNvPr descr="09_01_lecture_powerpoint_files/figure-docx/overview-plot-1p-1.png" id="68" name="Picture"/>
+                    <pic:cNvPr descr="09_01_lecture_powerpoint_files/figure-docx/overview-plot-1p-1.png" id="72" name="Picture"/>
                     <pic:cNvPicPr>
                       <a:picLocks noChangeArrowheads="1" noChangeAspect="1"/>
                     </pic:cNvPicPr>
                   </pic:nvPicPr>
                   <pic:blipFill>
-                    <a:blip r:embed="rId66"/>
+                    <a:blip r:embed="rId70"/>
                     <a:stretch>
                       <a:fillRect/>
                     </a:stretch>
@@ -3375,8 +4737,8 @@
         </w:drawing>
       </w:r>
     </w:p>
-    <w:bookmarkEnd w:id="69"/>
-    <w:bookmarkStart w:id="74" w:name="lecture-9-linear-regression-2"/>
+    <w:bookmarkEnd w:id="73"/>
+    <w:bookmarkStart w:id="78" w:name="lecture-9-linear-regression-2"/>
     <w:p>
       <w:pPr>
         <w:pStyle w:val="Heading1"/>
@@ -3409,7 +4771,7 @@
         <w:t xml:space="preserve">is:</w:t>
       </w:r>
     </w:p>
-    <w:bookmarkStart w:id="70" w:name="X0634c7febc72669521278c2dbcc32429720d7b9"/>
+    <w:bookmarkStart w:id="74" w:name="X0634c7febc72669521278c2dbcc32429720d7b9"/>
     <w:p>
       <w:pPr>
         <w:pStyle w:val="Heading3"/>
@@ -3502,7 +4864,7 @@
         <w:t xml:space="preserve">lions with more black on their noses tend to be older</w:t>
       </w:r>
     </w:p>
-    <w:bookmarkEnd w:id="70"/>
+    <w:bookmarkEnd w:id="74"/>
     <w:p>
       <w:pPr>
         <w:pStyle w:val="BodyText"/>
@@ -3512,18 +4874,18 @@
           <wp:inline>
             <wp:extent cx="2743200" cy="2743200"/>
             <wp:effectExtent b="0" l="0" r="0" t="0"/>
-            <wp:docPr descr="" title="" id="72" name="Picture"/>
+            <wp:docPr descr="" title="" id="76" name="Picture"/>
             <a:graphic>
               <a:graphicData uri="http://schemas.openxmlformats.org/drawingml/2006/picture">
                 <pic:pic>
                   <pic:nvPicPr>
-                    <pic:cNvPr descr="09_01_lecture_powerpoint_files/figure-docx/overview-plot-1q-1.png" id="73" name="Picture"/>
+                    <pic:cNvPr descr="09_01_lecture_powerpoint_files/figure-docx/overview-plot-1q-1.png" id="77" name="Picture"/>
                     <pic:cNvPicPr>
                       <a:picLocks noChangeArrowheads="1" noChangeAspect="1"/>
                     </pic:cNvPicPr>
                   </pic:nvPicPr>
                   <pic:blipFill>
-                    <a:blip r:embed="rId71"/>
+                    <a:blip r:embed="rId75"/>
                     <a:stretch>
                       <a:fillRect/>
                     </a:stretch>
@@ -3550,8 +4912,8 @@
         </w:drawing>
       </w:r>
     </w:p>
-    <w:bookmarkEnd w:id="74"/>
-    <w:bookmarkStart w:id="76" w:name="lecture-9-linear-regression-3"/>
+    <w:bookmarkEnd w:id="78"/>
+    <w:bookmarkStart w:id="80" w:name="lecture-9-linear-regression-3"/>
     <w:p>
       <w:pPr>
         <w:pStyle w:val="Heading1"/>
@@ -3570,7 +4932,7 @@
         <w:t xml:space="preserve">Linear Regression</w:t>
       </w:r>
     </w:p>
-    <w:bookmarkStart w:id="75" w:name="simple-linear-regression-model-2"/>
+    <w:bookmarkStart w:id="79" w:name="simple-linear-regression-model-2"/>
     <w:p>
       <w:pPr>
         <w:pStyle w:val="Heading3"/>
@@ -3749,9 +5111,9 @@
         <w:t xml:space="preserve">F-statistic: 49.75 on 1 and 30 DF,  p-value: 7.677e-08</w:t>
       </w:r>
     </w:p>
-    <w:bookmarkEnd w:id="75"/>
-    <w:bookmarkEnd w:id="76"/>
-    <w:bookmarkStart w:id="81" w:name="lecture-9-linear-regression-4"/>
+    <w:bookmarkEnd w:id="79"/>
+    <w:bookmarkEnd w:id="80"/>
+    <w:bookmarkStart w:id="85" w:name="lecture-9-linear-regression-4"/>
     <w:p>
       <w:pPr>
         <w:pStyle w:val="Heading1"/>
@@ -3770,7 +5132,7 @@
         <w:t xml:space="preserve">Linear Regression</w:t>
       </w:r>
     </w:p>
-    <w:bookmarkStart w:id="77" w:name="simple-linear-regression-model-3"/>
+    <w:bookmarkStart w:id="81" w:name="simple-linear-regression-model-3"/>
     <w:p>
       <w:pPr>
         <w:pStyle w:val="Heading3"/>
@@ -4533,7 +5895,7 @@
         <w:t xml:space="preserve">from the mean.</w:t>
       </w:r>
     </w:p>
-    <w:bookmarkEnd w:id="77"/>
+    <w:bookmarkEnd w:id="81"/>
     <w:p>
       <w:pPr>
         <w:pStyle w:val="BodyText"/>
@@ -4543,18 +5905,18 @@
           <wp:inline>
             <wp:extent cx="4572000" cy="3657600"/>
             <wp:effectExtent b="0" l="0" r="0" t="0"/>
-            <wp:docPr descr="" title="" id="79" name="Picture"/>
+            <wp:docPr descr="" title="" id="83" name="Picture"/>
             <a:graphic>
               <a:graphicData uri="http://schemas.openxmlformats.org/drawingml/2006/picture">
                 <pic:pic>
                   <pic:nvPicPr>
-                    <pic:cNvPr descr="09_01_lecture_powerpoint_files/figure-docx/overview-plot-1b-1.png" id="80" name="Picture"/>
+                    <pic:cNvPr descr="09_01_lecture_powerpoint_files/figure-docx/overview-plot-1b-1.png" id="84" name="Picture"/>
                     <pic:cNvPicPr>
                       <a:picLocks noChangeArrowheads="1" noChangeAspect="1"/>
                     </pic:cNvPicPr>
                   </pic:nvPicPr>
                   <pic:blipFill>
-                    <a:blip r:embed="rId78"/>
+                    <a:blip r:embed="rId82"/>
                     <a:stretch>
                       <a:fillRect/>
                     </a:stretch>
@@ -4581,8 +5943,8 @@
         </w:drawing>
       </w:r>
     </w:p>
-    <w:bookmarkEnd w:id="81"/>
-    <w:bookmarkStart w:id="83" w:name="lecture-9-linear-regression-5"/>
+    <w:bookmarkEnd w:id="85"/>
+    <w:bookmarkStart w:id="87" w:name="lecture-9-linear-regression-5"/>
     <w:p>
       <w:pPr>
         <w:pStyle w:val="Heading1"/>
@@ -4601,7 +5963,7 @@
         <w:t xml:space="preserve">Linear Regression</w:t>
       </w:r>
     </w:p>
-    <w:bookmarkStart w:id="82" w:name="example-prairie-home-companion"/>
+    <w:bookmarkStart w:id="86" w:name="example-prairie-home-companion"/>
     <w:p>
       <w:pPr>
         <w:pStyle w:val="Heading3"/>
@@ -4942,9 +6304,9 @@
         <w:t xml:space="preserve">Signif. codes:  0 '***' 0.001 '**' 0.01 '*' 0.05 '.' 0.1 ' ' 1</w:t>
       </w:r>
     </w:p>
-    <w:bookmarkEnd w:id="82"/>
-    <w:bookmarkEnd w:id="83"/>
-    <w:bookmarkStart w:id="88" w:name="lecture-9-linear-regression-6"/>
+    <w:bookmarkEnd w:id="86"/>
+    <w:bookmarkEnd w:id="87"/>
+    <w:bookmarkStart w:id="92" w:name="lecture-9-linear-regression-6"/>
     <w:p>
       <w:pPr>
         <w:pStyle w:val="Heading1"/>
@@ -4995,7 +6357,7 @@
         <w:t xml:space="preserve">H₁: β ≠ 0 (species number does affect stability)</w:t>
       </w:r>
     </w:p>
-    <w:bookmarkStart w:id="84" w:name="Xc23b8c32fe58924407392bb1acfc082a2222e7c"/>
+    <w:bookmarkStart w:id="88" w:name="Xc23b8c32fe58924407392bb1acfc082a2222e7c"/>
     <w:p>
       <w:pPr>
         <w:pStyle w:val="Heading3"/>
@@ -5145,7 +6507,7 @@
         <w:t xml:space="preserve">communities have more stable biomass production over time.</w:t>
       </w:r>
     </w:p>
-    <w:bookmarkEnd w:id="84"/>
+    <w:bookmarkEnd w:id="88"/>
     <w:p>
       <w:pPr>
         <w:pStyle w:val="BodyText"/>
@@ -5155,18 +6517,18 @@
           <wp:inline>
             <wp:extent cx="2743200" cy="2743200"/>
             <wp:effectExtent b="0" l="0" r="0" t="0"/>
-            <wp:docPr descr="" title="" id="86" name="Picture"/>
+            <wp:docPr descr="" title="" id="90" name="Picture"/>
             <a:graphic>
               <a:graphicData uri="http://schemas.openxmlformats.org/drawingml/2006/picture">
                 <pic:pic>
                   <pic:nvPicPr>
-                    <pic:cNvPr descr="09_01_lecture_powerpoint_files/figure-docx/overview-plot-1d-1.png" id="87" name="Picture"/>
+                    <pic:cNvPr descr="09_01_lecture_powerpoint_files/figure-docx/overview-plot-1d-1.png" id="91" name="Picture"/>
                     <pic:cNvPicPr>
                       <a:picLocks noChangeArrowheads="1" noChangeAspect="1"/>
                     </pic:cNvPicPr>
                   </pic:nvPicPr>
                   <pic:blipFill>
-                    <a:blip r:embed="rId85"/>
+                    <a:blip r:embed="rId89"/>
                     <a:stretch>
                       <a:fillRect/>
                     </a:stretch>
@@ -5193,8 +6555,8 @@
         </w:drawing>
       </w:r>
     </w:p>
-    <w:bookmarkEnd w:id="88"/>
-    <w:bookmarkStart w:id="93" w:name="lecture-9-linear-regression-7"/>
+    <w:bookmarkEnd w:id="92"/>
+    <w:bookmarkStart w:id="97" w:name="lecture-9-linear-regression-7"/>
     <w:p>
       <w:pPr>
         <w:pStyle w:val="Heading1"/>
@@ -5213,7 +6575,7 @@
         <w:t xml:space="preserve">Linear Regression</w:t>
       </w:r>
     </w:p>
-    <w:bookmarkStart w:id="89" w:name="testing-regression-assumptions"/>
+    <w:bookmarkStart w:id="93" w:name="testing-regression-assumptions"/>
     <w:p>
       <w:pPr>
         <w:pStyle w:val="Heading3"/>
@@ -5435,7 +6797,7 @@
         <w:t xml:space="preserve">has a mean of 0 at each xi</w:t>
       </w:r>
     </w:p>
-    <w:bookmarkEnd w:id="89"/>
+    <w:bookmarkEnd w:id="93"/>
     <w:p>
       <w:pPr>
         <w:pStyle w:val="FirstParagraph"/>
@@ -5445,18 +6807,18 @@
           <wp:inline>
             <wp:extent cx="6578600" cy="3746994"/>
             <wp:effectExtent b="0" l="0" r="0" t="0"/>
-            <wp:docPr descr="" title="" id="91" name="Picture"/>
+            <wp:docPr descr="" title="" id="95" name="Picture"/>
             <a:graphic>
               <a:graphicData uri="http://schemas.openxmlformats.org/drawingml/2006/picture">
                 <pic:pic>
                   <pic:nvPicPr>
-                    <pic:cNvPr descr="images/clipboard-2092034232.png" id="92" name="Picture"/>
+                    <pic:cNvPr descr="images/clipboard-2092034232.png" id="96" name="Picture"/>
                     <pic:cNvPicPr>
                       <a:picLocks noChangeArrowheads="1" noChangeAspect="1"/>
                     </pic:cNvPicPr>
                   </pic:nvPicPr>
                   <pic:blipFill>
-                    <a:blip r:embed="rId90"/>
+                    <a:blip r:embed="rId94"/>
                     <a:stretch>
                       <a:fillRect/>
                     </a:stretch>
@@ -5483,8 +6845,8 @@
         </w:drawing>
       </w:r>
     </w:p>
-    <w:bookmarkEnd w:id="93"/>
-    <w:bookmarkStart w:id="99" w:name="lecture-9-linear-regression-8"/>
+    <w:bookmarkEnd w:id="97"/>
+    <w:bookmarkStart w:id="103" w:name="lecture-9-linear-regression-8"/>
     <w:p>
       <w:pPr>
         <w:pStyle w:val="Heading1"/>
@@ -5503,7 +6865,7 @@
         <w:t xml:space="preserve">Linear Regression</w:t>
       </w:r>
     </w:p>
-    <w:bookmarkStart w:id="94" w:name="testing-regression-assumptions-1"/>
+    <w:bookmarkStart w:id="98" w:name="testing-regression-assumptions-1"/>
     <w:p>
       <w:pPr>
         <w:pStyle w:val="Heading3"/>
@@ -5710,8 +7072,8 @@
         <w:t xml:space="preserve">(MSE) as</w:t>
       </w:r>
     </w:p>
-    <w:bookmarkEnd w:id="94"/>
-    <w:bookmarkStart w:id="95" w:name="sum_i1n-y_i---haty_i2"/>
+    <w:bookmarkEnd w:id="98"/>
+    <w:bookmarkStart w:id="99" w:name="sum_i1n-y_i---haty_i2"/>
     <w:p>
       <w:pPr>
         <w:pStyle w:val="Heading3"/>
@@ -5810,7 +7172,7 @@
         </m:sSup>
       </m:oMath>
     </w:p>
-    <w:bookmarkEnd w:id="95"/>
+    <w:bookmarkEnd w:id="99"/>
     <w:p>
       <w:pPr>
         <w:pStyle w:val="FirstParagraph"/>
@@ -5820,18 +7182,18 @@
           <wp:inline>
             <wp:extent cx="4936481" cy="3440190"/>
             <wp:effectExtent b="0" l="0" r="0" t="0"/>
-            <wp:docPr descr="" title="" id="97" name="Picture"/>
+            <wp:docPr descr="" title="" id="101" name="Picture"/>
             <a:graphic>
               <a:graphicData uri="http://schemas.openxmlformats.org/drawingml/2006/picture">
                 <pic:pic>
                   <pic:nvPicPr>
-                    <pic:cNvPr descr="images/clipboard-1411052425.png" id="98" name="Picture"/>
+                    <pic:cNvPr descr="images/clipboard-1411052425.png" id="102" name="Picture"/>
                     <pic:cNvPicPr>
                       <a:picLocks noChangeArrowheads="1" noChangeAspect="1"/>
                     </pic:cNvPicPr>
                   </pic:nvPicPr>
                   <pic:blipFill>
-                    <a:blip r:embed="rId96"/>
+                    <a:blip r:embed="rId100"/>
                     <a:stretch>
                       <a:fillRect/>
                     </a:stretch>
@@ -5858,15 +7220,15 @@
         </w:drawing>
       </w:r>
     </w:p>
-    <w:bookmarkEnd w:id="99"/>
-    <w:bookmarkStart w:id="100" w:name="section"/>
+    <w:bookmarkEnd w:id="103"/>
+    <w:bookmarkStart w:id="104" w:name="section"/>
     <w:p>
       <w:pPr>
         <w:pStyle w:val="Heading1"/>
       </w:pPr>
     </w:p>
-    <w:bookmarkEnd w:id="100"/>
-    <w:bookmarkStart w:id="105" w:name="lecture-9-linear-regression-9"/>
+    <w:bookmarkEnd w:id="104"/>
+    <w:bookmarkStart w:id="109" w:name="lecture-9-linear-regression-9"/>
     <w:p>
       <w:pPr>
         <w:pStyle w:val="Heading1"/>
@@ -5885,7 +7247,7 @@
         <w:t xml:space="preserve">Linear Regression</w:t>
       </w:r>
     </w:p>
-    <w:bookmarkStart w:id="101" w:name="testing-regression-assumptions-2"/>
+    <w:bookmarkStart w:id="105" w:name="testing-regression-assumptions-2"/>
     <w:p>
       <w:pPr>
         <w:pStyle w:val="Heading3"/>
@@ -5986,7 +7348,7 @@
         <w:t xml:space="preserve">Let’s check these assumptions for the lion regression model:</w:t>
       </w:r>
     </w:p>
-    <w:bookmarkEnd w:id="101"/>
+    <w:bookmarkEnd w:id="105"/>
     <w:p>
       <w:pPr>
         <w:pStyle w:val="BodyText"/>
@@ -5996,18 +7358,18 @@
           <wp:inline>
             <wp:extent cx="2743200" cy="2743200"/>
             <wp:effectExtent b="0" l="0" r="0" t="0"/>
-            <wp:docPr descr="" title="" id="103" name="Picture"/>
+            <wp:docPr descr="" title="" id="107" name="Picture"/>
             <a:graphic>
               <a:graphicData uri="http://schemas.openxmlformats.org/drawingml/2006/picture">
                 <pic:pic>
                   <pic:nvPicPr>
-                    <pic:cNvPr descr="09_01_lecture_powerpoint_files/figure-docx/overview-plot-1e-1.png" id="104" name="Picture"/>
+                    <pic:cNvPr descr="09_01_lecture_powerpoint_files/figure-docx/overview-plot-1e-1.png" id="108" name="Picture"/>
                     <pic:cNvPicPr>
                       <a:picLocks noChangeArrowheads="1" noChangeAspect="1"/>
                     </pic:cNvPicPr>
                   </pic:nvPicPr>
                   <pic:blipFill>
-                    <a:blip r:embed="rId102"/>
+                    <a:blip r:embed="rId106"/>
                     <a:stretch>
                       <a:fillRect/>
                     </a:stretch>
@@ -6034,8 +7396,8 @@
         </w:drawing>
       </w:r>
     </w:p>
-    <w:bookmarkEnd w:id="105"/>
-    <w:bookmarkStart w:id="110" w:name="lecture-9-linear-regression-10"/>
+    <w:bookmarkEnd w:id="109"/>
+    <w:bookmarkStart w:id="114" w:name="lecture-9-linear-regression-10"/>
     <w:p>
       <w:pPr>
         <w:pStyle w:val="Heading1"/>
@@ -6054,7 +7416,7 @@
         <w:t xml:space="preserve">Linear Regression</w:t>
       </w:r>
     </w:p>
-    <w:bookmarkStart w:id="106" w:name="testing-regression-assumptions-3"/>
+    <w:bookmarkStart w:id="110" w:name="testing-regression-assumptions-3"/>
     <w:p>
       <w:pPr>
         <w:pStyle w:val="Heading3"/>
@@ -6155,7 +7517,7 @@
         <w:t xml:space="preserve">Let’s check these assumptions for the lion regression model:</w:t>
       </w:r>
     </w:p>
-    <w:bookmarkEnd w:id="106"/>
+    <w:bookmarkEnd w:id="110"/>
     <w:p>
       <w:pPr>
         <w:pStyle w:val="BodyText"/>
@@ -6165,18 +7527,18 @@
           <wp:inline>
             <wp:extent cx="2743200" cy="2743200"/>
             <wp:effectExtent b="0" l="0" r="0" t="0"/>
-            <wp:docPr descr="" title="" id="108" name="Picture"/>
+            <wp:docPr descr="" title="" id="112" name="Picture"/>
             <a:graphic>
               <a:graphicData uri="http://schemas.openxmlformats.org/drawingml/2006/picture">
                 <pic:pic>
                   <pic:nvPicPr>
-                    <pic:cNvPr descr="09_01_lecture_powerpoint_files/figure-docx/overview-plot-1f-1.png" id="109" name="Picture"/>
+                    <pic:cNvPr descr="09_01_lecture_powerpoint_files/figure-docx/overview-plot-1f-1.png" id="113" name="Picture"/>
                     <pic:cNvPicPr>
                       <a:picLocks noChangeArrowheads="1" noChangeAspect="1"/>
                     </pic:cNvPicPr>
                   </pic:nvPicPr>
                   <pic:blipFill>
-                    <a:blip r:embed="rId107"/>
+                    <a:blip r:embed="rId111"/>
                     <a:stretch>
                       <a:fillRect/>
                     </a:stretch>
@@ -6203,8 +7565,8 @@
         </w:drawing>
       </w:r>
     </w:p>
-    <w:bookmarkEnd w:id="110"/>
-    <w:bookmarkStart w:id="112" w:name="lecture-9-linear-regression-11"/>
+    <w:bookmarkEnd w:id="114"/>
+    <w:bookmarkStart w:id="116" w:name="lecture-9-linear-regression-11"/>
     <w:p>
       <w:pPr>
         <w:pStyle w:val="Heading1"/>
@@ -6223,7 +7585,7 @@
         <w:t xml:space="preserve">Linear Regression</w:t>
       </w:r>
     </w:p>
-    <w:bookmarkStart w:id="111" w:name="testing-regression-assumptions-4"/>
+    <w:bookmarkStart w:id="115" w:name="testing-regression-assumptions-4"/>
     <w:p>
       <w:pPr>
         <w:pStyle w:val="Heading3"/>
@@ -6324,7 +7686,7 @@
         <w:t xml:space="preserve">Let’s check these assumptions for the lion regression model:</w:t>
       </w:r>
     </w:p>
-    <w:bookmarkEnd w:id="111"/>
+    <w:bookmarkEnd w:id="115"/>
     <w:p>
       <w:pPr>
         <w:pStyle w:val="SourceCode"/>
@@ -6360,8 +7722,8 @@
         <w:t xml:space="preserve">W = 0.93879, p-value = 0.0692</w:t>
       </w:r>
     </w:p>
-    <w:bookmarkEnd w:id="112"/>
-    <w:bookmarkStart w:id="117" w:name="lecture-9-linear-regression-12"/>
+    <w:bookmarkEnd w:id="116"/>
+    <w:bookmarkStart w:id="121" w:name="lecture-9-linear-regression-12"/>
     <w:p>
       <w:pPr>
         <w:pStyle w:val="Heading1"/>
@@ -6380,7 +7742,7 @@
         <w:t xml:space="preserve">Linear Regression</w:t>
       </w:r>
     </w:p>
-    <w:bookmarkStart w:id="113" w:name="simple-linear-regression-model-4"/>
+    <w:bookmarkStart w:id="117" w:name="simple-linear-regression-model-4"/>
     <w:p>
       <w:pPr>
         <w:pStyle w:val="Heading3"/>
@@ -6493,7 +7855,7 @@
         <w:t xml:space="preserve">models (Section 17.8)</w:t>
       </w:r>
     </w:p>
-    <w:bookmarkEnd w:id="113"/>
+    <w:bookmarkEnd w:id="117"/>
     <w:p>
       <w:pPr>
         <w:pStyle w:val="BodyText"/>
@@ -6503,18 +7865,18 @@
           <wp:inline>
             <wp:extent cx="4572000" cy="3657600"/>
             <wp:effectExtent b="0" l="0" r="0" t="0"/>
-            <wp:docPr descr="" title="" id="115" name="Picture"/>
+            <wp:docPr descr="" title="" id="119" name="Picture"/>
             <a:graphic>
               <a:graphicData uri="http://schemas.openxmlformats.org/drawingml/2006/picture">
                 <pic:pic>
                   <pic:nvPicPr>
-                    <pic:cNvPr descr="09_01_lecture_powerpoint_files/figure-docx/overview-plot-1h-1.png" id="116" name="Picture"/>
+                    <pic:cNvPr descr="09_01_lecture_powerpoint_files/figure-docx/overview-plot-1h-1.png" id="120" name="Picture"/>
                     <pic:cNvPicPr>
                       <a:picLocks noChangeArrowheads="1" noChangeAspect="1"/>
                     </pic:cNvPicPr>
                   </pic:nvPicPr>
                   <pic:blipFill>
-                    <a:blip r:embed="rId114"/>
+                    <a:blip r:embed="rId118"/>
                     <a:stretch>
                       <a:fillRect/>
                     </a:stretch>
@@ -6541,8 +7903,8 @@
         </w:drawing>
       </w:r>
     </w:p>
-    <w:bookmarkEnd w:id="117"/>
-    <w:bookmarkStart w:id="121" w:name="X3682556897e7ad430123163a33402634699a913"/>
+    <w:bookmarkEnd w:id="121"/>
+    <w:bookmarkStart w:id="125" w:name="X3682556897e7ad430123163a33402634699a913"/>
     <w:p>
       <w:pPr>
         <w:pStyle w:val="Heading1"/>
@@ -6615,18 +7977,18 @@
           <wp:inline>
             <wp:extent cx="6578600" cy="2439811"/>
             <wp:effectExtent b="0" l="0" r="0" t="0"/>
-            <wp:docPr descr="" title="" id="119" name="Picture"/>
+            <wp:docPr descr="" title="" id="123" name="Picture"/>
             <a:graphic>
               <a:graphicData uri="http://schemas.openxmlformats.org/drawingml/2006/picture">
                 <pic:pic>
                   <pic:nvPicPr>
-                    <pic:cNvPr descr="images/clipboard-934594306.png" id="120" name="Picture"/>
+                    <pic:cNvPr descr="images/clipboard-934594306.png" id="124" name="Picture"/>
                     <pic:cNvPicPr>
                       <a:picLocks noChangeArrowheads="1" noChangeAspect="1"/>
                     </pic:cNvPicPr>
                   </pic:nvPicPr>
                   <pic:blipFill>
-                    <a:blip r:embed="rId118"/>
+                    <a:blip r:embed="rId122"/>
                     <a:stretch>
                       <a:fillRect/>
                     </a:stretch>
@@ -6653,8 +8015,8 @@
         </w:drawing>
       </w:r>
     </w:p>
-    <w:bookmarkEnd w:id="121"/>
-    <w:bookmarkStart w:id="125" w:name="Xa60fc96c045d00e2e015537a5b928d109dd4e44"/>
+    <w:bookmarkEnd w:id="125"/>
+    <w:bookmarkStart w:id="129" w:name="Xa60fc96c045d00e2e015537a5b928d109dd4e44"/>
     <w:p>
       <w:pPr>
         <w:pStyle w:val="Heading1"/>
@@ -6726,18 +8088,18 @@
           <wp:inline>
             <wp:extent cx="6578600" cy="2206486"/>
             <wp:effectExtent b="0" l="0" r="0" t="0"/>
-            <wp:docPr descr="" title="" id="123" name="Picture"/>
+            <wp:docPr descr="" title="" id="127" name="Picture"/>
             <a:graphic>
               <a:graphicData uri="http://schemas.openxmlformats.org/drawingml/2006/picture">
                 <pic:pic>
                   <pic:nvPicPr>
-                    <pic:cNvPr descr="images/clipboard-2817787184.png" id="124" name="Picture"/>
+                    <pic:cNvPr descr="images/clipboard-2817787184.png" id="128" name="Picture"/>
                     <pic:cNvPicPr>
                       <a:picLocks noChangeArrowheads="1" noChangeAspect="1"/>
                     </pic:cNvPicPr>
                   </pic:nvPicPr>
                   <pic:blipFill>
-                    <a:blip r:embed="rId122"/>
+                    <a:blip r:embed="rId126"/>
                     <a:stretch>
                       <a:fillRect/>
                     </a:stretch>
@@ -6764,8 +8126,8 @@
         </w:drawing>
       </w:r>
     </w:p>
-    <w:bookmarkEnd w:id="125"/>
-    <w:bookmarkStart w:id="128" w:name="Xeb31f0320a8c9289d774edeb5b186847acd2653"/>
+    <w:bookmarkEnd w:id="129"/>
+    <w:bookmarkStart w:id="132" w:name="Xeb31f0320a8c9289d774edeb5b186847acd2653"/>
     <w:p>
       <w:pPr>
         <w:pStyle w:val="Heading1"/>
@@ -7115,18 +8477,18 @@
           <wp:inline>
             <wp:extent cx="6578600" cy="2206486"/>
             <wp:effectExtent b="0" l="0" r="0" t="0"/>
-            <wp:docPr descr="" title="" id="126" name="Picture"/>
+            <wp:docPr descr="" title="" id="130" name="Picture"/>
             <a:graphic>
               <a:graphicData uri="http://schemas.openxmlformats.org/drawingml/2006/picture">
                 <pic:pic>
                   <pic:nvPicPr>
-                    <pic:cNvPr descr="images/clipboard-2817787184.png" id="127" name="Picture"/>
+                    <pic:cNvPr descr="images/clipboard-2817787184.png" id="131" name="Picture"/>
                     <pic:cNvPicPr>
                       <a:picLocks noChangeArrowheads="1" noChangeAspect="1"/>
                     </pic:cNvPicPr>
                   </pic:nvPicPr>
                   <pic:blipFill>
-                    <a:blip r:embed="rId122"/>
+                    <a:blip r:embed="rId126"/>
                     <a:stretch>
                       <a:fillRect/>
                     </a:stretch>
@@ -7153,8 +8515,8 @@
         </w:drawing>
       </w:r>
     </w:p>
-    <w:bookmarkEnd w:id="128"/>
-    <w:bookmarkStart w:id="132" w:name="Xe45cd72931c545aeef2f0da5cd9a41ac082ac16"/>
+    <w:bookmarkEnd w:id="132"/>
+    <w:bookmarkStart w:id="136" w:name="Xe45cd72931c545aeef2f0da5cd9a41ac082ac16"/>
     <w:p>
       <w:pPr>
         <w:pStyle w:val="Heading1"/>
@@ -7504,18 +8866,18 @@
           <wp:inline>
             <wp:extent cx="6578600" cy="2151229"/>
             <wp:effectExtent b="0" l="0" r="0" t="0"/>
-            <wp:docPr descr="" title="" id="130" name="Picture"/>
+            <wp:docPr descr="" title="" id="134" name="Picture"/>
             <a:graphic>
               <a:graphicData uri="http://schemas.openxmlformats.org/drawingml/2006/picture">
                 <pic:pic>
                   <pic:nvPicPr>
-                    <pic:cNvPr descr="images/clipboard-77063277.png" id="131" name="Picture"/>
+                    <pic:cNvPr descr="images/clipboard-77063277.png" id="135" name="Picture"/>
                     <pic:cNvPicPr>
                       <a:picLocks noChangeArrowheads="1" noChangeAspect="1"/>
                     </pic:cNvPicPr>
                   </pic:nvPicPr>
                   <pic:blipFill>
-                    <a:blip r:embed="rId129"/>
+                    <a:blip r:embed="rId133"/>
                     <a:stretch>
                       <a:fillRect/>
                     </a:stretch>
@@ -7542,8 +8904,8 @@
         </w:drawing>
       </w:r>
     </w:p>
-    <w:bookmarkEnd w:id="132"/>
-    <w:bookmarkStart w:id="136" w:name="X37dacaa3ac63e264668a77bbcf24d4c4cdd9b8b"/>
+    <w:bookmarkEnd w:id="136"/>
+    <w:bookmarkStart w:id="140" w:name="X37dacaa3ac63e264668a77bbcf24d4c4cdd9b8b"/>
     <w:p>
       <w:pPr>
         <w:pStyle w:val="Heading1"/>
@@ -7762,18 +9124,18 @@
           <wp:inline>
             <wp:extent cx="6578600" cy="4725766"/>
             <wp:effectExtent b="0" l="0" r="0" t="0"/>
-            <wp:docPr descr="" title="" id="134" name="Picture"/>
+            <wp:docPr descr="" title="" id="138" name="Picture"/>
             <a:graphic>
               <a:graphicData uri="http://schemas.openxmlformats.org/drawingml/2006/picture">
                 <pic:pic>
                   <pic:nvPicPr>
-                    <pic:cNvPr descr="images/clipboard-217151541.png" id="135" name="Picture"/>
+                    <pic:cNvPr descr="images/clipboard-217151541.png" id="139" name="Picture"/>
                     <pic:cNvPicPr>
                       <a:picLocks noChangeArrowheads="1" noChangeAspect="1"/>
                     </pic:cNvPicPr>
                   </pic:nvPicPr>
                   <pic:blipFill>
-                    <a:blip r:embed="rId133"/>
+                    <a:blip r:embed="rId137"/>
                     <a:stretch>
                       <a:fillRect/>
                     </a:stretch>
@@ -7800,8 +9162,8 @@
         </w:drawing>
       </w:r>
     </w:p>
-    <w:bookmarkEnd w:id="136"/>
-    <w:bookmarkStart w:id="140" w:name="X5712b01ebd3d70f951e835de2ae744ccfe1fd5c"/>
+    <w:bookmarkEnd w:id="140"/>
+    <w:bookmarkStart w:id="144" w:name="X5712b01ebd3d70f951e835de2ae744ccfe1fd5c"/>
     <w:p>
       <w:pPr>
         <w:pStyle w:val="Heading1"/>
@@ -8109,18 +9471,18 @@
           <wp:inline>
             <wp:extent cx="6578600" cy="2162325"/>
             <wp:effectExtent b="0" l="0" r="0" t="0"/>
-            <wp:docPr descr="" title="" id="138" name="Picture"/>
+            <wp:docPr descr="" title="" id="142" name="Picture"/>
             <a:graphic>
               <a:graphicData uri="http://schemas.openxmlformats.org/drawingml/2006/picture">
                 <pic:pic>
                   <pic:nvPicPr>
-                    <pic:cNvPr descr="images/clipboard-2758972276.png" id="139" name="Picture"/>
+                    <pic:cNvPr descr="images/clipboard-2758972276.png" id="143" name="Picture"/>
                     <pic:cNvPicPr>
                       <a:picLocks noChangeArrowheads="1" noChangeAspect="1"/>
                     </pic:cNvPicPr>
                   </pic:nvPicPr>
                   <pic:blipFill>
-                    <a:blip r:embed="rId137"/>
+                    <a:blip r:embed="rId141"/>
                     <a:stretch>
                       <a:fillRect/>
                     </a:stretch>
@@ -8147,8 +9509,8 @@
         </w:drawing>
       </w:r>
     </w:p>
-    <w:bookmarkEnd w:id="140"/>
-    <w:bookmarkStart w:id="143" w:name="X3e6c93adb5fa1790360aa31567484de63ccc21a"/>
+    <w:bookmarkEnd w:id="144"/>
+    <w:bookmarkStart w:id="147" w:name="X3e6c93adb5fa1790360aa31567484de63ccc21a"/>
     <w:p>
       <w:pPr>
         <w:pStyle w:val="Heading1"/>
@@ -8320,18 +9682,18 @@
           <wp:inline>
             <wp:extent cx="6578600" cy="2162325"/>
             <wp:effectExtent b="0" l="0" r="0" t="0"/>
-            <wp:docPr descr="" title="" id="141" name="Picture"/>
+            <wp:docPr descr="" title="" id="145" name="Picture"/>
             <a:graphic>
               <a:graphicData uri="http://schemas.openxmlformats.org/drawingml/2006/picture">
                 <pic:pic>
                   <pic:nvPicPr>
-                    <pic:cNvPr descr="images/clipboard-2758972276.png" id="142" name="Picture"/>
+                    <pic:cNvPr descr="images/clipboard-2758972276.png" id="146" name="Picture"/>
                     <pic:cNvPicPr>
                       <a:picLocks noChangeArrowheads="1" noChangeAspect="1"/>
                     </pic:cNvPicPr>
                   </pic:nvPicPr>
                   <pic:blipFill>
-                    <a:blip r:embed="rId137"/>
+                    <a:blip r:embed="rId141"/>
                     <a:stretch>
                       <a:fillRect/>
                     </a:stretch>
@@ -8358,7 +9720,7 @@
         </w:drawing>
       </w:r>
     </w:p>
-    <w:bookmarkEnd w:id="143"/>
+    <w:bookmarkEnd w:id="147"/>
     <w:sectPr>
       <w:pgSz w:h="15840" w:w="12240"/>
       <w:pgMar w:bottom="720" w:footer="720" w:gutter="0" w:header="720" w:left="1152" w:right="720" w:top="720"/>

--- a/docs/ecostats_lectures/lecture_09/09_01_lecture_powerpoint.docx
+++ b/docs/ecostats_lectures/lecture_09/09_01_lecture_powerpoint.docx
@@ -349,7 +349,7 @@
     </w:p>
     <w:bookmarkEnd w:id="24"/>
     <w:bookmarkEnd w:id="25"/>
-    <w:bookmarkStart w:id="30" w:name="lecture-9-correlation-vs.-regression"/>
+    <w:bookmarkStart w:id="32" w:name="lecture-9-correlation-vs.-regression"/>
     <w:p>
       <w:pPr>
         <w:pStyle w:val="Heading1"/>
@@ -368,7 +368,7 @@
         <w:t xml:space="preserve">Correlation vs. Regression:</w:t>
       </w:r>
     </w:p>
-    <w:bookmarkStart w:id="29" w:name="whats-the-difference"/>
+    <w:bookmarkStart w:id="26" w:name="whats-the-difference"/>
     <w:p>
       <w:pPr>
         <w:pStyle w:val="Heading3"/>
@@ -377,9 +377,11 @@
         <w:t xml:space="preserve">What’s the Difference?</w:t>
       </w:r>
     </w:p>
-    <w:p>
-      <w:pPr>
-        <w:pStyle w:val="FirstParagraph"/>
+    <w:bookmarkEnd w:id="26"/>
+    <w:bookmarkStart w:id="27" w:name="correlation-analysis"/>
+    <w:p>
+      <w:pPr>
+        <w:pStyle w:val="Heading3"/>
       </w:pPr>
       <w:r>
         <w:rPr>
@@ -473,9 +475,11 @@
         <w:t xml:space="preserve">Expressed as a correlation coefficient (r) from -1 to +1</w:t>
       </w:r>
     </w:p>
-    <w:p>
-      <w:pPr>
-        <w:pStyle w:val="FirstParagraph"/>
+    <w:bookmarkEnd w:id="27"/>
+    <w:bookmarkStart w:id="28" w:name="regression-analysis"/>
+    <w:p>
+      <w:pPr>
+        <w:pStyle w:val="Heading3"/>
       </w:pPr>
       <w:r>
         <w:rPr>
@@ -542,21 +546,16 @@
         </w:numPr>
       </w:pPr>
       <w:r>
-        <w:t xml:space="preserve">Produces an equation for prediction</w:t>
-      </w:r>
-    </w:p>
-    <w:p>
-      <w:pPr>
-        <w:pStyle w:val="Compact"/>
-        <w:numPr>
-          <w:ilvl w:val="0"/>
-          <w:numId w:val="1005"/>
-        </w:numPr>
-      </w:pPr>
-      <w:r>
-        <w:t xml:space="preserve">Estimates slope and intercept parameters</w:t>
-      </w:r>
-    </w:p>
+        <w:t xml:space="preserve">Produces an equation for prediction with slope and intercept</w:t>
+      </w:r>
+      <w:r>
+        <w:t xml:space="preserve"> </w:t>
+      </w:r>
+      <w:r>
+        <w:t xml:space="preserve">parameters</w:t>
+      </w:r>
+    </w:p>
+    <w:bookmarkEnd w:id="28"/>
     <w:p>
       <w:pPr>
         <w:pStyle w:val="FirstParagraph"/>
@@ -564,20 +563,20 @@
       <w:r>
         <w:drawing>
           <wp:inline>
-            <wp:extent cx="2743200" cy="2743200"/>
+            <wp:extent cx="3657600" cy="4572000"/>
             <wp:effectExtent b="0" l="0" r="0" t="0"/>
-            <wp:docPr descr="" title="" id="27" name="Picture"/>
+            <wp:docPr descr="" title="" id="30" name="Picture"/>
             <a:graphic>
               <a:graphicData uri="http://schemas.openxmlformats.org/drawingml/2006/picture">
                 <pic:pic>
                   <pic:nvPicPr>
-                    <pic:cNvPr descr="09_01_lecture_powerpoint_files/figure-docx/unnamed-chunk-1-1.png" id="28" name="Picture"/>
+                    <pic:cNvPr descr="09_01_lecture_powerpoint_files/figure-docx/unnamed-chunk-1-1.png" id="31" name="Picture"/>
                     <pic:cNvPicPr>
                       <a:picLocks noChangeArrowheads="1" noChangeAspect="1"/>
                     </pic:cNvPicPr>
                   </pic:nvPicPr>
                   <pic:blipFill>
-                    <a:blip r:embed="rId26"/>
+                    <a:blip r:embed="rId29"/>
                     <a:stretch>
                       <a:fillRect/>
                     </a:stretch>
@@ -585,7 +584,7 @@
                   <pic:spPr bwMode="auto">
                     <a:xfrm>
                       <a:off x="0" y="0"/>
-                      <a:ext cx="2743200" cy="2743200"/>
+                      <a:ext cx="3657600" cy="4572000"/>
                     </a:xfrm>
                     <a:prstGeom prst="rect">
                       <a:avLst/>
@@ -604,9 +603,8 @@
         </w:drawing>
       </w:r>
     </w:p>
-    <w:bookmarkEnd w:id="29"/>
-    <w:bookmarkEnd w:id="30"/>
-    <w:bookmarkStart w:id="35" w:name="lecture-9-correlation-analysis"/>
+    <w:bookmarkEnd w:id="32"/>
+    <w:bookmarkStart w:id="37" w:name="lecture-9-correlation-analysis"/>
     <w:p>
       <w:pPr>
         <w:pStyle w:val="Heading1"/>
@@ -625,7 +623,7 @@
         <w:t xml:space="preserve">Correlation Analysis</w:t>
       </w:r>
     </w:p>
-    <w:bookmarkStart w:id="31" w:name="what-is-correlation"/>
+    <w:bookmarkStart w:id="33" w:name="what-is-correlation"/>
     <w:p>
       <w:pPr>
         <w:pStyle w:val="Heading3"/>
@@ -1149,7 +1147,7 @@
         <w:t xml:space="preserve">are the standard deviations of X and Y.</w:t>
       </w:r>
     </w:p>
-    <w:bookmarkEnd w:id="31"/>
+    <w:bookmarkEnd w:id="33"/>
     <w:p>
       <w:pPr>
         <w:pStyle w:val="BodyText"/>
@@ -1157,20 +1155,20 @@
       <w:r>
         <w:drawing>
           <wp:inline>
-            <wp:extent cx="3657600" cy="4572000"/>
+            <wp:extent cx="3657600" cy="5486400"/>
             <wp:effectExtent b="0" l="0" r="0" t="0"/>
-            <wp:docPr descr="" title="" id="33" name="Picture"/>
+            <wp:docPr descr="" title="" id="35" name="Picture"/>
             <a:graphic>
               <a:graphicData uri="http://schemas.openxmlformats.org/drawingml/2006/picture">
                 <pic:pic>
                   <pic:nvPicPr>
-                    <pic:cNvPr descr="09_01_lecture_powerpoint_files/figure-docx/overview-plot-1i-1.png" id="34" name="Picture"/>
+                    <pic:cNvPr descr="09_01_lecture_powerpoint_files/figure-docx/overview-plot-1i-1.png" id="36" name="Picture"/>
                     <pic:cNvPicPr>
                       <a:picLocks noChangeArrowheads="1" noChangeAspect="1"/>
                     </pic:cNvPicPr>
                   </pic:nvPicPr>
                   <pic:blipFill>
-                    <a:blip r:embed="rId32"/>
+                    <a:blip r:embed="rId34"/>
                     <a:stretch>
                       <a:fillRect/>
                     </a:stretch>
@@ -1178,7 +1176,7 @@
                   <pic:spPr bwMode="auto">
                     <a:xfrm>
                       <a:off x="0" y="0"/>
-                      <a:ext cx="3657600" cy="4572000"/>
+                      <a:ext cx="3657600" cy="5486400"/>
                     </a:xfrm>
                     <a:prstGeom prst="rect">
                       <a:avLst/>
@@ -1197,8 +1195,8 @@
         </w:drawing>
       </w:r>
     </w:p>
-    <w:bookmarkEnd w:id="35"/>
-    <w:bookmarkStart w:id="38" w:name="lecture-9-correlation-analysis-1"/>
+    <w:bookmarkEnd w:id="37"/>
+    <w:bookmarkStart w:id="40" w:name="lecture-9-correlation-analysis-1"/>
     <w:p>
       <w:pPr>
         <w:pStyle w:val="Heading1"/>
@@ -1217,7 +1215,7 @@
         <w:t xml:space="preserve">Correlation Analysis</w:t>
       </w:r>
     </w:p>
-    <w:bookmarkStart w:id="36" w:name="example-16.1-flipping-the-bird"/>
+    <w:bookmarkStart w:id="38" w:name="example-16.1-flipping-the-bird"/>
     <w:p>
       <w:pPr>
         <w:pStyle w:val="Heading3"/>
@@ -1342,14 +1340,14 @@
         <w:t xml:space="preserve">by the other variable</w:t>
       </w:r>
     </w:p>
-    <w:bookmarkEnd w:id="36"/>
-    <w:bookmarkStart w:id="37" w:name="note-that-it-is-tested-by-texttfracrse_r"/>
+    <w:bookmarkEnd w:id="38"/>
+    <w:bookmarkStart w:id="39" w:name="X4ca6c2c2012f95fd286a0fd3bb88022c403f6ef"/>
     <w:p>
       <w:pPr>
         <w:pStyle w:val="Heading3"/>
       </w:pPr>
       <w:r>
-        <w:t xml:space="preserve">Note that it is tested by:</w:t>
+        <w:t xml:space="preserve">Note that it is tested by a t test:</w:t>
       </w:r>
       <w:r>
         <w:t xml:space="preserve"> </w:t>
@@ -1402,36 +1400,43 @@
         <w:pStyle w:val="SourceCode"/>
       </w:pPr>
       <w:r>
+        <w:br/>
+      </w:r>
+      <w:r>
         <w:rPr>
           <w:rStyle w:val="VerbatimChar"/>
         </w:rPr>
-        <w:t xml:space="preserve">[1] 0.5337225</w:t>
-      </w:r>
-    </w:p>
-    <w:p>
-      <w:pPr>
-        <w:pStyle w:val="SourceCode"/>
-      </w:pPr>
+        <w:t xml:space="preserve">    Pearson's product-moment correlation</w:t>
+      </w:r>
       <w:r>
         <w:br/>
       </w:r>
       <w:r>
+        <w:br/>
+      </w:r>
+      <w:r>
         <w:rPr>
           <w:rStyle w:val="VerbatimChar"/>
         </w:rPr>
-        <w:t xml:space="preserve">    Pearson's product-moment correlation</w:t>
+        <w:t xml:space="preserve">data:  booby_data$visits_as_nestling and booby_data$future_aggression</w:t>
       </w:r>
       <w:r>
         <w:br/>
       </w:r>
       <w:r>
+        <w:rPr>
+          <w:rStyle w:val="VerbatimChar"/>
+        </w:rPr>
+        <w:t xml:space="preserve">t = 2.9603, df = 22, p-value = 0.007229</w:t>
+      </w:r>
+      <w:r>
         <w:br/>
       </w:r>
       <w:r>
         <w:rPr>
           <w:rStyle w:val="VerbatimChar"/>
         </w:rPr>
-        <w:t xml:space="preserve">data:  booby_data$visits_as_nestling and booby_data$future_aggression</w:t>
+        <w:t xml:space="preserve">alternative hypothesis: true correlation is not equal to 0</w:t>
       </w:r>
       <w:r>
         <w:br/>
@@ -1440,7 +1445,7 @@
         <w:rPr>
           <w:rStyle w:val="VerbatimChar"/>
         </w:rPr>
-        <w:t xml:space="preserve">t = 2.9603, df = 22, p-value = 0.007229</w:t>
+        <w:t xml:space="preserve">95 percent confidence interval:</w:t>
       </w:r>
       <w:r>
         <w:br/>
@@ -1449,7 +1454,7 @@
         <w:rPr>
           <w:rStyle w:val="VerbatimChar"/>
         </w:rPr>
-        <w:t xml:space="preserve">alternative hypothesis: true correlation is not equal to 0</w:t>
+        <w:t xml:space="preserve"> 0.1660840 0.7710999</w:t>
       </w:r>
       <w:r>
         <w:br/>
@@ -1458,7 +1463,7 @@
         <w:rPr>
           <w:rStyle w:val="VerbatimChar"/>
         </w:rPr>
-        <w:t xml:space="preserve">95 percent confidence interval:</w:t>
+        <w:t xml:space="preserve">sample estimates:</w:t>
       </w:r>
       <w:r>
         <w:br/>
@@ -1467,7 +1472,7 @@
         <w:rPr>
           <w:rStyle w:val="VerbatimChar"/>
         </w:rPr>
-        <w:t xml:space="preserve"> 0.1660840 0.7710999</w:t>
+        <w:t xml:space="preserve">      cor </w:t>
       </w:r>
       <w:r>
         <w:br/>
@@ -1476,30 +1481,12 @@
         <w:rPr>
           <w:rStyle w:val="VerbatimChar"/>
         </w:rPr>
-        <w:t xml:space="preserve">sample estimates:</w:t>
-      </w:r>
-      <w:r>
-        <w:br/>
-      </w:r>
-      <w:r>
-        <w:rPr>
-          <w:rStyle w:val="VerbatimChar"/>
-        </w:rPr>
-        <w:t xml:space="preserve">      cor </w:t>
-      </w:r>
-      <w:r>
-        <w:br/>
-      </w:r>
-      <w:r>
-        <w:rPr>
-          <w:rStyle w:val="VerbatimChar"/>
-        </w:rPr>
         <w:t xml:space="preserve">0.5337225 </w:t>
       </w:r>
     </w:p>
-    <w:bookmarkEnd w:id="37"/>
-    <w:bookmarkEnd w:id="38"/>
-    <w:bookmarkStart w:id="45" w:name="lecture-9-correlation-analysis-2"/>
+    <w:bookmarkEnd w:id="39"/>
+    <w:bookmarkEnd w:id="40"/>
+    <w:bookmarkStart w:id="47" w:name="lecture-9-correlation-analysis-2"/>
     <w:p>
       <w:pPr>
         <w:pStyle w:val="Heading1"/>
@@ -1518,7 +1505,7 @@
         <w:t xml:space="preserve">Correlation Analysis</w:t>
       </w:r>
     </w:p>
-    <w:bookmarkStart w:id="39" w:name="example-16.1-flipping-the-bird-1"/>
+    <w:bookmarkStart w:id="41" w:name="example-16.1-flipping-the-bird-1"/>
     <w:p>
       <w:pPr>
         <w:pStyle w:val="Heading3"/>
@@ -1581,8 +1568,8 @@
         <w:t xml:space="preserve">Standard Error:</w:t>
       </w:r>
     </w:p>
-    <w:bookmarkEnd w:id="39"/>
-    <w:bookmarkStart w:id="40" w:name="textse_r-sqrtfrac1-r2n-2"/>
+    <w:bookmarkEnd w:id="41"/>
+    <w:bookmarkStart w:id="42" w:name="textse_r-sqrtfrac1-r2n-2"/>
     <w:p>
       <w:pPr>
         <w:pStyle w:val="Heading3"/>
@@ -1662,8 +1649,8 @@
         </m:rad>
       </m:oMath>
     </w:p>
-    <w:bookmarkEnd w:id="40"/>
-    <w:bookmarkStart w:id="41" w:name="se-0.180"/>
+    <w:bookmarkEnd w:id="42"/>
+    <w:bookmarkStart w:id="43" w:name="se-0.180"/>
     <w:p>
       <w:pPr>
         <w:pStyle w:val="Heading3"/>
@@ -1680,7 +1667,7 @@
         <w:t xml:space="preserve">Need to be sure relationship is not curved - note below</w:t>
       </w:r>
     </w:p>
-    <w:bookmarkEnd w:id="41"/>
+    <w:bookmarkEnd w:id="43"/>
     <w:p>
       <w:pPr>
         <w:pStyle w:val="BodyText"/>
@@ -1688,20 +1675,20 @@
       <w:r>
         <w:drawing>
           <wp:inline>
-            <wp:extent cx="2743200" cy="3657600"/>
+            <wp:extent cx="3657600" cy="4572000"/>
             <wp:effectExtent b="0" l="0" r="0" t="0"/>
-            <wp:docPr descr="" title="" id="43" name="Picture"/>
+            <wp:docPr descr="" title="" id="45" name="Picture"/>
             <a:graphic>
               <a:graphicData uri="http://schemas.openxmlformats.org/drawingml/2006/picture">
                 <pic:pic>
                   <pic:nvPicPr>
-                    <pic:cNvPr descr="09_01_lecture_powerpoint_files/figure-docx/overview-plot-1k-1.png" id="44" name="Picture"/>
+                    <pic:cNvPr descr="09_01_lecture_powerpoint_files/figure-docx/overview-plot-1k-1.png" id="46" name="Picture"/>
                     <pic:cNvPicPr>
                       <a:picLocks noChangeArrowheads="1" noChangeAspect="1"/>
                     </pic:cNvPicPr>
                   </pic:nvPicPr>
                   <pic:blipFill>
-                    <a:blip r:embed="rId42"/>
+                    <a:blip r:embed="rId44"/>
                     <a:stretch>
                       <a:fillRect/>
                     </a:stretch>
@@ -1709,7 +1696,7 @@
                   <pic:spPr bwMode="auto">
                     <a:xfrm>
                       <a:off x="0" y="0"/>
-                      <a:ext cx="2743200" cy="3657600"/>
+                      <a:ext cx="3657600" cy="4572000"/>
                     </a:xfrm>
                     <a:prstGeom prst="rect">
                       <a:avLst/>
@@ -1728,8 +1715,8 @@
         </w:drawing>
       </w:r>
     </w:p>
-    <w:bookmarkEnd w:id="45"/>
-    <w:bookmarkStart w:id="47" w:name="lecture-9-correlation-analysis-3"/>
+    <w:bookmarkEnd w:id="47"/>
+    <w:bookmarkStart w:id="49" w:name="lecture-9-correlation-analysis-3"/>
     <w:p>
       <w:pPr>
         <w:pStyle w:val="Heading1"/>
@@ -1748,7 +1735,7 @@
         <w:t xml:space="preserve">Correlation Analysis</w:t>
       </w:r>
     </w:p>
-    <w:bookmarkStart w:id="46" w:name="testing-assumptions-for-correlation"/>
+    <w:bookmarkStart w:id="48" w:name="testing-assumptions-for-correlation"/>
     <w:p>
       <w:pPr>
         <w:pStyle w:val="Heading3"/>
@@ -1848,7 +1835,7 @@
         <w:t xml:space="preserve">Let’s check these assumptions booby data:</w:t>
       </w:r>
     </w:p>
-    <w:bookmarkEnd w:id="46"/>
+    <w:bookmarkEnd w:id="48"/>
     <w:p>
       <w:pPr>
         <w:pStyle w:val="SourceCode"/>
@@ -1919,8 +1906,8 @@
         <w:t xml:space="preserve">W = 0.91575, p-value = 0.04709</w:t>
       </w:r>
     </w:p>
-    <w:bookmarkEnd w:id="47"/>
-    <w:bookmarkStart w:id="52" w:name="lecture-9-correlation-analysis-4"/>
+    <w:bookmarkEnd w:id="49"/>
+    <w:bookmarkStart w:id="54" w:name="lecture-9-correlation-analysis-4"/>
     <w:p>
       <w:pPr>
         <w:pStyle w:val="Heading1"/>
@@ -1939,7 +1926,7 @@
         <w:t xml:space="preserve">Correlation Analysis</w:t>
       </w:r>
     </w:p>
-    <w:bookmarkStart w:id="48" w:name="testing-assumptions-for-correlation-1"/>
+    <w:bookmarkStart w:id="50" w:name="testing-assumptions-for-correlation-1"/>
     <w:p>
       <w:pPr>
         <w:pStyle w:val="Heading3"/>
@@ -2039,7 +2026,7 @@
         <w:t xml:space="preserve">Let’s check these assumptions using the booby data</w:t>
       </w:r>
     </w:p>
-    <w:bookmarkEnd w:id="48"/>
+    <w:bookmarkEnd w:id="50"/>
     <w:p>
       <w:pPr>
         <w:pStyle w:val="BodyText"/>
@@ -2047,20 +2034,20 @@
       <w:r>
         <w:drawing>
           <wp:inline>
-            <wp:extent cx="4572000" cy="4572000"/>
+            <wp:extent cx="3657600" cy="3657600"/>
             <wp:effectExtent b="0" l="0" r="0" t="0"/>
-            <wp:docPr descr="" title="" id="50" name="Picture"/>
+            <wp:docPr descr="" title="" id="52" name="Picture"/>
             <a:graphic>
               <a:graphicData uri="http://schemas.openxmlformats.org/drawingml/2006/picture">
                 <pic:pic>
                   <pic:nvPicPr>
-                    <pic:cNvPr descr="09_01_lecture_powerpoint_files/figure-docx/overview-plot-1m-1.png" id="51" name="Picture"/>
+                    <pic:cNvPr descr="09_01_lecture_powerpoint_files/figure-docx/overview-plot-1m-1.png" id="53" name="Picture"/>
                     <pic:cNvPicPr>
                       <a:picLocks noChangeArrowheads="1" noChangeAspect="1"/>
                     </pic:cNvPicPr>
                   </pic:nvPicPr>
                   <pic:blipFill>
-                    <a:blip r:embed="rId49"/>
+                    <a:blip r:embed="rId51"/>
                     <a:stretch>
                       <a:fillRect/>
                     </a:stretch>
@@ -2068,7 +2055,7 @@
                   <pic:spPr bwMode="auto">
                     <a:xfrm>
                       <a:off x="0" y="0"/>
-                      <a:ext cx="4572000" cy="4572000"/>
+                      <a:ext cx="3657600" cy="3657600"/>
                     </a:xfrm>
                     <a:prstGeom prst="rect">
                       <a:avLst/>
@@ -2087,8 +2074,8 @@
         </w:drawing>
       </w:r>
     </w:p>
-    <w:bookmarkEnd w:id="52"/>
-    <w:bookmarkStart w:id="57" w:name="lecture-9-correlation-analysis-5"/>
+    <w:bookmarkEnd w:id="54"/>
+    <w:bookmarkStart w:id="59" w:name="lecture-9-correlation-analysis-5"/>
     <w:p>
       <w:pPr>
         <w:pStyle w:val="Heading1"/>
@@ -2107,7 +2094,7 @@
         <w:t xml:space="preserve">Correlation Analysis</w:t>
       </w:r>
     </w:p>
-    <w:bookmarkStart w:id="56" w:name="what-to-do-if-assumptions-are-violated"/>
+    <w:bookmarkStart w:id="58" w:name="what-to-do-if-assumptions-are-violated"/>
     <w:p>
       <w:pPr>
         <w:pStyle w:val="Heading3"/>
@@ -2162,1338 +2149,25 @@
     </w:p>
     <w:p>
       <w:pPr>
-        <w:pStyle w:val="SourceCode"/>
-      </w:pPr>
-      <w:r>
-        <w:rPr>
-          <w:rStyle w:val="CommentTok"/>
-        </w:rPr>
-        <w:t xml:space="preserve">#| echo: false</w:t>
-      </w:r>
-      <w:r>
-        <w:br/>
-      </w:r>
-      <w:r>
-        <w:rPr>
-          <w:rStyle w:val="CommentTok"/>
-        </w:rPr>
-        <w:t xml:space="preserve">#| fig-height: 5</w:t>
-      </w:r>
-      <w:r>
-        <w:br/>
-      </w:r>
-      <w:r>
-        <w:rPr>
-          <w:rStyle w:val="CommentTok"/>
-        </w:rPr>
-        <w:t xml:space="preserve">#| fig-width: 5</w:t>
-      </w:r>
-      <w:r>
-        <w:br/>
-      </w:r>
-      <w:r>
-        <w:rPr>
-          <w:rStyle w:val="CommentTok"/>
-        </w:rPr>
-        <w:t xml:space="preserve">#| message: false</w:t>
-      </w:r>
-      <w:r>
-        <w:br/>
-      </w:r>
-      <w:r>
-        <w:rPr>
-          <w:rStyle w:val="CommentTok"/>
-        </w:rPr>
-        <w:t xml:space="preserve">#| warning: false</w:t>
-      </w:r>
-      <w:r>
-        <w:br/>
-      </w:r>
-      <w:r>
-        <w:br/>
-      </w:r>
-      <w:r>
-        <w:br/>
-      </w:r>
-      <w:r>
-        <w:rPr>
-          <w:rStyle w:val="NormalTok"/>
-        </w:rPr>
-        <w:t xml:space="preserve">p1_lion </w:t>
-      </w:r>
-      <w:r>
-        <w:rPr>
-          <w:rStyle w:val="OtherTok"/>
-        </w:rPr>
-        <w:t xml:space="preserve">&lt;-</w:t>
-      </w:r>
-      <w:r>
-        <w:rPr>
-          <w:rStyle w:val="NormalTok"/>
-        </w:rPr>
-        <w:t xml:space="preserve"> </w:t>
-      </w:r>
-      <w:r>
-        <w:rPr>
-          <w:rStyle w:val="FunctionTok"/>
-        </w:rPr>
-        <w:t xml:space="preserve">ggplot</w:t>
-      </w:r>
-      <w:r>
-        <w:rPr>
-          <w:rStyle w:val="NormalTok"/>
-        </w:rPr>
-        <w:t xml:space="preserve">(lion_data, </w:t>
-      </w:r>
-      <w:r>
-        <w:rPr>
-          <w:rStyle w:val="FunctionTok"/>
-        </w:rPr>
-        <w:t xml:space="preserve">aes</w:t>
-      </w:r>
-      <w:r>
-        <w:rPr>
-          <w:rStyle w:val="NormalTok"/>
-        </w:rPr>
-        <w:t xml:space="preserve">(</w:t>
-      </w:r>
-      <w:r>
-        <w:rPr>
-          <w:rStyle w:val="AttributeTok"/>
-        </w:rPr>
-        <w:t xml:space="preserve">x =</w:t>
-      </w:r>
-      <w:r>
-        <w:rPr>
-          <w:rStyle w:val="NormalTok"/>
-        </w:rPr>
-        <w:t xml:space="preserve"> proportion_black)) </w:t>
-      </w:r>
-      <w:r>
-        <w:rPr>
-          <w:rStyle w:val="SpecialCharTok"/>
-        </w:rPr>
-        <w:t xml:space="preserve">+</w:t>
-      </w:r>
-      <w:r>
-        <w:br/>
-      </w:r>
-      <w:r>
-        <w:rPr>
-          <w:rStyle w:val="NormalTok"/>
-        </w:rPr>
-        <w:t xml:space="preserve">  </w:t>
-      </w:r>
-      <w:r>
-        <w:rPr>
-          <w:rStyle w:val="FunctionTok"/>
-        </w:rPr>
-        <w:t xml:space="preserve">geom_histogram</w:t>
-      </w:r>
-      <w:r>
-        <w:rPr>
-          <w:rStyle w:val="NormalTok"/>
-        </w:rPr>
-        <w:t xml:space="preserve">(</w:t>
-      </w:r>
-      <w:r>
-        <w:rPr>
-          <w:rStyle w:val="AttributeTok"/>
-        </w:rPr>
-        <w:t xml:space="preserve">bins =</w:t>
-      </w:r>
-      <w:r>
-        <w:rPr>
-          <w:rStyle w:val="NormalTok"/>
-        </w:rPr>
-        <w:t xml:space="preserve"> </w:t>
-      </w:r>
-      <w:r>
-        <w:rPr>
-          <w:rStyle w:val="DecValTok"/>
-        </w:rPr>
-        <w:t xml:space="preserve">10</w:t>
-      </w:r>
-      <w:r>
-        <w:rPr>
-          <w:rStyle w:val="NormalTok"/>
-        </w:rPr>
-        <w:t xml:space="preserve">, </w:t>
-      </w:r>
-      <w:r>
-        <w:rPr>
-          <w:rStyle w:val="AttributeTok"/>
-        </w:rPr>
-        <w:t xml:space="preserve">fill =</w:t>
-      </w:r>
-      <w:r>
-        <w:rPr>
-          <w:rStyle w:val="NormalTok"/>
-        </w:rPr>
-        <w:t xml:space="preserve"> </w:t>
-      </w:r>
-      <w:r>
-        <w:rPr>
-          <w:rStyle w:val="StringTok"/>
-        </w:rPr>
-        <w:t xml:space="preserve">"lightblue"</w:t>
-      </w:r>
-      <w:r>
-        <w:rPr>
-          <w:rStyle w:val="NormalTok"/>
-        </w:rPr>
-        <w:t xml:space="preserve">, </w:t>
-      </w:r>
-      <w:r>
-        <w:rPr>
-          <w:rStyle w:val="AttributeTok"/>
-        </w:rPr>
-        <w:t xml:space="preserve">color =</w:t>
-      </w:r>
-      <w:r>
-        <w:rPr>
-          <w:rStyle w:val="NormalTok"/>
-        </w:rPr>
-        <w:t xml:space="preserve"> </w:t>
-      </w:r>
-      <w:r>
-        <w:rPr>
-          <w:rStyle w:val="StringTok"/>
-        </w:rPr>
-        <w:t xml:space="preserve">"black"</w:t>
-      </w:r>
-      <w:r>
-        <w:rPr>
-          <w:rStyle w:val="NormalTok"/>
-        </w:rPr>
-        <w:t xml:space="preserve">) </w:t>
-      </w:r>
-      <w:r>
-        <w:rPr>
-          <w:rStyle w:val="SpecialCharTok"/>
-        </w:rPr>
-        <w:t xml:space="preserve">+</w:t>
-      </w:r>
-      <w:r>
-        <w:br/>
-      </w:r>
-      <w:r>
-        <w:rPr>
-          <w:rStyle w:val="NormalTok"/>
-        </w:rPr>
-        <w:t xml:space="preserve">  </w:t>
-      </w:r>
-      <w:r>
-        <w:rPr>
-          <w:rStyle w:val="FunctionTok"/>
-        </w:rPr>
-        <w:t xml:space="preserve">labs</w:t>
-      </w:r>
-      <w:r>
-        <w:rPr>
-          <w:rStyle w:val="NormalTok"/>
-        </w:rPr>
-        <w:t xml:space="preserve">(</w:t>
-      </w:r>
-      <w:r>
-        <w:rPr>
-          <w:rStyle w:val="AttributeTok"/>
-        </w:rPr>
-        <w:t xml:space="preserve">title =</w:t>
-      </w:r>
-      <w:r>
-        <w:rPr>
-          <w:rStyle w:val="NormalTok"/>
-        </w:rPr>
-        <w:t xml:space="preserve"> </w:t>
-      </w:r>
-      <w:r>
-        <w:rPr>
-          <w:rStyle w:val="StringTok"/>
-        </w:rPr>
-        <w:t xml:space="preserve">"Prop black"</w:t>
-      </w:r>
-      <w:r>
-        <w:rPr>
-          <w:rStyle w:val="NormalTok"/>
-        </w:rPr>
-        <w:t xml:space="preserve">,</w:t>
-      </w:r>
-      <w:r>
-        <w:br/>
-      </w:r>
-      <w:r>
-        <w:rPr>
-          <w:rStyle w:val="NormalTok"/>
-        </w:rPr>
-        <w:t xml:space="preserve">       </w:t>
-      </w:r>
-      <w:r>
-        <w:rPr>
-          <w:rStyle w:val="AttributeTok"/>
-        </w:rPr>
-        <w:t xml:space="preserve">x =</w:t>
-      </w:r>
-      <w:r>
-        <w:rPr>
-          <w:rStyle w:val="NormalTok"/>
-        </w:rPr>
-        <w:t xml:space="preserve"> </w:t>
-      </w:r>
-      <w:r>
-        <w:rPr>
-          <w:rStyle w:val="StringTok"/>
-        </w:rPr>
-        <w:t xml:space="preserve">"Visits"</w:t>
-      </w:r>
-      <w:r>
-        <w:rPr>
-          <w:rStyle w:val="NormalTok"/>
-        </w:rPr>
-        <w:t xml:space="preserve">,</w:t>
-      </w:r>
-      <w:r>
-        <w:br/>
-      </w:r>
-      <w:r>
-        <w:rPr>
-          <w:rStyle w:val="NormalTok"/>
-        </w:rPr>
-        <w:t xml:space="preserve">       </w:t>
-      </w:r>
-      <w:r>
-        <w:rPr>
-          <w:rStyle w:val="AttributeTok"/>
-        </w:rPr>
-        <w:t xml:space="preserve">y =</w:t>
-      </w:r>
-      <w:r>
-        <w:rPr>
-          <w:rStyle w:val="NormalTok"/>
-        </w:rPr>
-        <w:t xml:space="preserve"> </w:t>
-      </w:r>
-      <w:r>
-        <w:rPr>
-          <w:rStyle w:val="StringTok"/>
-        </w:rPr>
-        <w:t xml:space="preserve">"Frequency"</w:t>
-      </w:r>
-      <w:r>
-        <w:rPr>
-          <w:rStyle w:val="NormalTok"/>
-        </w:rPr>
-        <w:t xml:space="preserve">) </w:t>
-      </w:r>
-      <w:r>
-        <w:rPr>
-          <w:rStyle w:val="SpecialCharTok"/>
-        </w:rPr>
-        <w:t xml:space="preserve">+</w:t>
-      </w:r>
-      <w:r>
-        <w:br/>
-      </w:r>
-      <w:r>
-        <w:rPr>
-          <w:rStyle w:val="NormalTok"/>
-        </w:rPr>
-        <w:t xml:space="preserve">  </w:t>
-      </w:r>
-      <w:r>
-        <w:rPr>
-          <w:rStyle w:val="FunctionTok"/>
-        </w:rPr>
-        <w:t xml:space="preserve">theme_minimal</w:t>
-      </w:r>
-      <w:r>
-        <w:rPr>
-          <w:rStyle w:val="NormalTok"/>
-        </w:rPr>
-        <w:t xml:space="preserve">()</w:t>
-      </w:r>
-      <w:r>
-        <w:br/>
-      </w:r>
-      <w:r>
-        <w:br/>
-      </w:r>
-      <w:r>
-        <w:rPr>
-          <w:rStyle w:val="NormalTok"/>
-        </w:rPr>
-        <w:t xml:space="preserve">p2_lion </w:t>
-      </w:r>
-      <w:r>
-        <w:rPr>
-          <w:rStyle w:val="OtherTok"/>
-        </w:rPr>
-        <w:t xml:space="preserve">&lt;-</w:t>
-      </w:r>
-      <w:r>
-        <w:rPr>
-          <w:rStyle w:val="NormalTok"/>
-        </w:rPr>
-        <w:t xml:space="preserve"> </w:t>
-      </w:r>
-      <w:r>
-        <w:rPr>
-          <w:rStyle w:val="FunctionTok"/>
-        </w:rPr>
-        <w:t xml:space="preserve">ggplot</w:t>
-      </w:r>
-      <w:r>
-        <w:rPr>
-          <w:rStyle w:val="NormalTok"/>
-        </w:rPr>
-        <w:t xml:space="preserve">(lion_data, </w:t>
-      </w:r>
-      <w:r>
-        <w:rPr>
-          <w:rStyle w:val="FunctionTok"/>
-        </w:rPr>
-        <w:t xml:space="preserve">aes</w:t>
-      </w:r>
-      <w:r>
-        <w:rPr>
-          <w:rStyle w:val="NormalTok"/>
-        </w:rPr>
-        <w:t xml:space="preserve">(</w:t>
-      </w:r>
-      <w:r>
-        <w:rPr>
-          <w:rStyle w:val="AttributeTok"/>
-        </w:rPr>
-        <w:t xml:space="preserve">x =</w:t>
-      </w:r>
-      <w:r>
-        <w:rPr>
-          <w:rStyle w:val="NormalTok"/>
-        </w:rPr>
-        <w:t xml:space="preserve"> age_years)) </w:t>
-      </w:r>
-      <w:r>
-        <w:rPr>
-          <w:rStyle w:val="SpecialCharTok"/>
-        </w:rPr>
-        <w:t xml:space="preserve">+</w:t>
-      </w:r>
-      <w:r>
-        <w:br/>
-      </w:r>
-      <w:r>
-        <w:rPr>
-          <w:rStyle w:val="NormalTok"/>
-        </w:rPr>
-        <w:t xml:space="preserve">  </w:t>
-      </w:r>
-      <w:r>
-        <w:rPr>
-          <w:rStyle w:val="FunctionTok"/>
-        </w:rPr>
-        <w:t xml:space="preserve">geom_histogram</w:t>
-      </w:r>
-      <w:r>
-        <w:rPr>
-          <w:rStyle w:val="NormalTok"/>
-        </w:rPr>
-        <w:t xml:space="preserve">(</w:t>
-      </w:r>
-      <w:r>
-        <w:rPr>
-          <w:rStyle w:val="AttributeTok"/>
-        </w:rPr>
-        <w:t xml:space="preserve">bins =</w:t>
-      </w:r>
-      <w:r>
-        <w:rPr>
-          <w:rStyle w:val="NormalTok"/>
-        </w:rPr>
-        <w:t xml:space="preserve"> </w:t>
-      </w:r>
-      <w:r>
-        <w:rPr>
-          <w:rStyle w:val="DecValTok"/>
-        </w:rPr>
-        <w:t xml:space="preserve">10</w:t>
-      </w:r>
-      <w:r>
-        <w:rPr>
-          <w:rStyle w:val="NormalTok"/>
-        </w:rPr>
-        <w:t xml:space="preserve">, </w:t>
-      </w:r>
-      <w:r>
-        <w:rPr>
-          <w:rStyle w:val="AttributeTok"/>
-        </w:rPr>
-        <w:t xml:space="preserve">fill =</w:t>
-      </w:r>
-      <w:r>
-        <w:rPr>
-          <w:rStyle w:val="NormalTok"/>
-        </w:rPr>
-        <w:t xml:space="preserve"> </w:t>
-      </w:r>
-      <w:r>
-        <w:rPr>
-          <w:rStyle w:val="StringTok"/>
-        </w:rPr>
-        <w:t xml:space="preserve">"lightgreen"</w:t>
-      </w:r>
-      <w:r>
-        <w:rPr>
-          <w:rStyle w:val="NormalTok"/>
-        </w:rPr>
-        <w:t xml:space="preserve">, </w:t>
-      </w:r>
-      <w:r>
-        <w:rPr>
-          <w:rStyle w:val="AttributeTok"/>
-        </w:rPr>
-        <w:t xml:space="preserve">color =</w:t>
-      </w:r>
-      <w:r>
-        <w:rPr>
-          <w:rStyle w:val="NormalTok"/>
-        </w:rPr>
-        <w:t xml:space="preserve"> </w:t>
-      </w:r>
-      <w:r>
-        <w:rPr>
-          <w:rStyle w:val="StringTok"/>
-        </w:rPr>
-        <w:t xml:space="preserve">"black"</w:t>
-      </w:r>
-      <w:r>
-        <w:rPr>
-          <w:rStyle w:val="NormalTok"/>
-        </w:rPr>
-        <w:t xml:space="preserve">) </w:t>
-      </w:r>
-      <w:r>
-        <w:rPr>
-          <w:rStyle w:val="SpecialCharTok"/>
-        </w:rPr>
-        <w:t xml:space="preserve">+</w:t>
-      </w:r>
-      <w:r>
-        <w:br/>
-      </w:r>
-      <w:r>
-        <w:rPr>
-          <w:rStyle w:val="NormalTok"/>
-        </w:rPr>
-        <w:t xml:space="preserve">  </w:t>
-      </w:r>
-      <w:r>
-        <w:rPr>
-          <w:rStyle w:val="FunctionTok"/>
-        </w:rPr>
-        <w:t xml:space="preserve">labs</w:t>
-      </w:r>
-      <w:r>
-        <w:rPr>
-          <w:rStyle w:val="NormalTok"/>
-        </w:rPr>
-        <w:t xml:space="preserve">(</w:t>
-      </w:r>
-      <w:r>
-        <w:rPr>
-          <w:rStyle w:val="AttributeTok"/>
-        </w:rPr>
-        <w:t xml:space="preserve">title =</w:t>
-      </w:r>
-      <w:r>
-        <w:rPr>
-          <w:rStyle w:val="NormalTok"/>
-        </w:rPr>
-        <w:t xml:space="preserve"> </w:t>
-      </w:r>
-      <w:r>
-        <w:rPr>
-          <w:rStyle w:val="StringTok"/>
-        </w:rPr>
-        <w:t xml:space="preserve">"Age"</w:t>
-      </w:r>
-      <w:r>
-        <w:rPr>
-          <w:rStyle w:val="NormalTok"/>
-        </w:rPr>
-        <w:t xml:space="preserve">,</w:t>
-      </w:r>
-      <w:r>
-        <w:br/>
-      </w:r>
-      <w:r>
-        <w:rPr>
-          <w:rStyle w:val="NormalTok"/>
-        </w:rPr>
-        <w:t xml:space="preserve">       </w:t>
-      </w:r>
-      <w:r>
-        <w:rPr>
-          <w:rStyle w:val="AttributeTok"/>
-        </w:rPr>
-        <w:t xml:space="preserve">x =</w:t>
-      </w:r>
-      <w:r>
-        <w:rPr>
-          <w:rStyle w:val="NormalTok"/>
-        </w:rPr>
-        <w:t xml:space="preserve"> </w:t>
-      </w:r>
-      <w:r>
-        <w:rPr>
-          <w:rStyle w:val="StringTok"/>
-        </w:rPr>
-        <w:t xml:space="preserve">"Age"</w:t>
-      </w:r>
-      <w:r>
-        <w:rPr>
-          <w:rStyle w:val="NormalTok"/>
-        </w:rPr>
-        <w:t xml:space="preserve">,</w:t>
-      </w:r>
-      <w:r>
-        <w:br/>
-      </w:r>
-      <w:r>
-        <w:rPr>
-          <w:rStyle w:val="NormalTok"/>
-        </w:rPr>
-        <w:t xml:space="preserve">       </w:t>
-      </w:r>
-      <w:r>
-        <w:rPr>
-          <w:rStyle w:val="AttributeTok"/>
-        </w:rPr>
-        <w:t xml:space="preserve">y =</w:t>
-      </w:r>
-      <w:r>
-        <w:rPr>
-          <w:rStyle w:val="NormalTok"/>
-        </w:rPr>
-        <w:t xml:space="preserve"> </w:t>
-      </w:r>
-      <w:r>
-        <w:rPr>
-          <w:rStyle w:val="StringTok"/>
-        </w:rPr>
-        <w:t xml:space="preserve">"Frequency"</w:t>
-      </w:r>
-      <w:r>
-        <w:rPr>
-          <w:rStyle w:val="NormalTok"/>
-        </w:rPr>
-        <w:t xml:space="preserve">) </w:t>
-      </w:r>
-      <w:r>
-        <w:rPr>
-          <w:rStyle w:val="SpecialCharTok"/>
-        </w:rPr>
-        <w:t xml:space="preserve">+</w:t>
-      </w:r>
-      <w:r>
-        <w:br/>
-      </w:r>
-      <w:r>
-        <w:rPr>
-          <w:rStyle w:val="NormalTok"/>
-        </w:rPr>
-        <w:t xml:space="preserve">  </w:t>
-      </w:r>
-      <w:r>
-        <w:rPr>
-          <w:rStyle w:val="FunctionTok"/>
-        </w:rPr>
-        <w:t xml:space="preserve">theme_minimal</w:t>
-      </w:r>
-      <w:r>
-        <w:rPr>
-          <w:rStyle w:val="NormalTok"/>
-        </w:rPr>
-        <w:t xml:space="preserve">()</w:t>
-      </w:r>
-      <w:r>
-        <w:br/>
-      </w:r>
-      <w:r>
-        <w:br/>
-      </w:r>
-      <w:r>
-        <w:rPr>
-          <w:rStyle w:val="NormalTok"/>
-        </w:rPr>
-        <w:t xml:space="preserve">p3_lion </w:t>
-      </w:r>
-      <w:r>
-        <w:rPr>
-          <w:rStyle w:val="OtherTok"/>
-        </w:rPr>
-        <w:t xml:space="preserve">&lt;-</w:t>
-      </w:r>
-      <w:r>
-        <w:rPr>
-          <w:rStyle w:val="NormalTok"/>
-        </w:rPr>
-        <w:t xml:space="preserve"> </w:t>
-      </w:r>
-      <w:r>
-        <w:rPr>
-          <w:rStyle w:val="FunctionTok"/>
-        </w:rPr>
-        <w:t xml:space="preserve">ggplot</w:t>
-      </w:r>
-      <w:r>
-        <w:rPr>
-          <w:rStyle w:val="NormalTok"/>
-        </w:rPr>
-        <w:t xml:space="preserve">(lion_data, </w:t>
-      </w:r>
-      <w:r>
-        <w:rPr>
-          <w:rStyle w:val="FunctionTok"/>
-        </w:rPr>
-        <w:t xml:space="preserve">aes</w:t>
-      </w:r>
-      <w:r>
-        <w:rPr>
-          <w:rStyle w:val="NormalTok"/>
-        </w:rPr>
-        <w:t xml:space="preserve">(</w:t>
-      </w:r>
-      <w:r>
-        <w:rPr>
-          <w:rStyle w:val="AttributeTok"/>
-        </w:rPr>
-        <w:t xml:space="preserve">sample =</w:t>
-      </w:r>
-      <w:r>
-        <w:rPr>
-          <w:rStyle w:val="NormalTok"/>
-        </w:rPr>
-        <w:t xml:space="preserve"> proportion_black)) </w:t>
-      </w:r>
-      <w:r>
-        <w:rPr>
-          <w:rStyle w:val="SpecialCharTok"/>
-        </w:rPr>
-        <w:t xml:space="preserve">+</w:t>
-      </w:r>
-      <w:r>
-        <w:br/>
-      </w:r>
-      <w:r>
-        <w:rPr>
-          <w:rStyle w:val="NormalTok"/>
-        </w:rPr>
-        <w:t xml:space="preserve">  </w:t>
-      </w:r>
-      <w:r>
-        <w:rPr>
-          <w:rStyle w:val="FunctionTok"/>
-        </w:rPr>
-        <w:t xml:space="preserve">geom_qq</w:t>
-      </w:r>
-      <w:r>
-        <w:rPr>
-          <w:rStyle w:val="NormalTok"/>
-        </w:rPr>
-        <w:t xml:space="preserve">() </w:t>
-      </w:r>
-      <w:r>
-        <w:rPr>
-          <w:rStyle w:val="SpecialCharTok"/>
-        </w:rPr>
-        <w:t xml:space="preserve">+</w:t>
-      </w:r>
-      <w:r>
-        <w:br/>
-      </w:r>
-      <w:r>
-        <w:rPr>
-          <w:rStyle w:val="NormalTok"/>
-        </w:rPr>
-        <w:t xml:space="preserve">  </w:t>
-      </w:r>
-      <w:r>
-        <w:rPr>
-          <w:rStyle w:val="FunctionTok"/>
-        </w:rPr>
-        <w:t xml:space="preserve">geom_qq_line</w:t>
-      </w:r>
-      <w:r>
-        <w:rPr>
-          <w:rStyle w:val="NormalTok"/>
-        </w:rPr>
-        <w:t xml:space="preserve">() </w:t>
-      </w:r>
-      <w:r>
-        <w:rPr>
-          <w:rStyle w:val="SpecialCharTok"/>
-        </w:rPr>
-        <w:t xml:space="preserve">+</w:t>
-      </w:r>
-      <w:r>
-        <w:br/>
-      </w:r>
-      <w:r>
-        <w:rPr>
-          <w:rStyle w:val="NormalTok"/>
-        </w:rPr>
-        <w:t xml:space="preserve">  </w:t>
-      </w:r>
-      <w:r>
-        <w:rPr>
-          <w:rStyle w:val="FunctionTok"/>
-        </w:rPr>
-        <w:t xml:space="preserve">labs</w:t>
-      </w:r>
-      <w:r>
-        <w:rPr>
-          <w:rStyle w:val="NormalTok"/>
-        </w:rPr>
-        <w:t xml:space="preserve">(</w:t>
-      </w:r>
-      <w:r>
-        <w:rPr>
-          <w:rStyle w:val="AttributeTok"/>
-        </w:rPr>
-        <w:t xml:space="preserve">title =</w:t>
-      </w:r>
-      <w:r>
-        <w:rPr>
-          <w:rStyle w:val="NormalTok"/>
-        </w:rPr>
-        <w:t xml:space="preserve"> </w:t>
-      </w:r>
-      <w:r>
-        <w:rPr>
-          <w:rStyle w:val="StringTok"/>
-        </w:rPr>
-        <w:t xml:space="preserve">"Q-Q Plot Prop Black"</w:t>
-      </w:r>
-      <w:r>
-        <w:rPr>
-          <w:rStyle w:val="NormalTok"/>
-        </w:rPr>
-        <w:t xml:space="preserve">,</w:t>
-      </w:r>
-      <w:r>
-        <w:br/>
-      </w:r>
-      <w:r>
-        <w:rPr>
-          <w:rStyle w:val="NormalTok"/>
-        </w:rPr>
-        <w:t xml:space="preserve">       </w:t>
-      </w:r>
-      <w:r>
-        <w:rPr>
-          <w:rStyle w:val="AttributeTok"/>
-        </w:rPr>
-        <w:t xml:space="preserve">x =</w:t>
-      </w:r>
-      <w:r>
-        <w:rPr>
-          <w:rStyle w:val="NormalTok"/>
-        </w:rPr>
-        <w:t xml:space="preserve"> </w:t>
-      </w:r>
-      <w:r>
-        <w:rPr>
-          <w:rStyle w:val="StringTok"/>
-        </w:rPr>
-        <w:t xml:space="preserve">"Theoretical Quantiles"</w:t>
-      </w:r>
-      <w:r>
-        <w:rPr>
-          <w:rStyle w:val="NormalTok"/>
-        </w:rPr>
-        <w:t xml:space="preserve">,</w:t>
-      </w:r>
-      <w:r>
-        <w:br/>
-      </w:r>
-      <w:r>
-        <w:rPr>
-          <w:rStyle w:val="NormalTok"/>
-        </w:rPr>
-        <w:t xml:space="preserve">       </w:t>
-      </w:r>
-      <w:r>
-        <w:rPr>
-          <w:rStyle w:val="AttributeTok"/>
-        </w:rPr>
-        <w:t xml:space="preserve">y =</w:t>
-      </w:r>
-      <w:r>
-        <w:rPr>
-          <w:rStyle w:val="NormalTok"/>
-        </w:rPr>
-        <w:t xml:space="preserve"> </w:t>
-      </w:r>
-      <w:r>
-        <w:rPr>
-          <w:rStyle w:val="StringTok"/>
-        </w:rPr>
-        <w:t xml:space="preserve">"Sample Quantiles"</w:t>
-      </w:r>
-      <w:r>
-        <w:rPr>
-          <w:rStyle w:val="NormalTok"/>
-        </w:rPr>
-        <w:t xml:space="preserve">) </w:t>
-      </w:r>
-      <w:r>
-        <w:rPr>
-          <w:rStyle w:val="SpecialCharTok"/>
-        </w:rPr>
-        <w:t xml:space="preserve">+</w:t>
-      </w:r>
-      <w:r>
-        <w:br/>
-      </w:r>
-      <w:r>
-        <w:rPr>
-          <w:rStyle w:val="NormalTok"/>
-        </w:rPr>
-        <w:t xml:space="preserve">  </w:t>
-      </w:r>
-      <w:r>
-        <w:rPr>
-          <w:rStyle w:val="FunctionTok"/>
-        </w:rPr>
-        <w:t xml:space="preserve">theme_minimal</w:t>
-      </w:r>
-      <w:r>
-        <w:rPr>
-          <w:rStyle w:val="NormalTok"/>
-        </w:rPr>
-        <w:t xml:space="preserve">()</w:t>
-      </w:r>
-      <w:r>
-        <w:rPr>
-          <w:rStyle w:val="SpecialCharTok"/>
-        </w:rPr>
-        <w:t xml:space="preserve">+</w:t>
-      </w:r>
-      <w:r>
-        <w:rPr>
-          <w:rStyle w:val="FunctionTok"/>
-        </w:rPr>
-        <w:t xml:space="preserve">theme</w:t>
-      </w:r>
-      <w:r>
-        <w:rPr>
-          <w:rStyle w:val="NormalTok"/>
-        </w:rPr>
-        <w:t xml:space="preserve">(</w:t>
-      </w:r>
-      <w:r>
-        <w:br/>
-      </w:r>
-      <w:r>
-        <w:rPr>
-          <w:rStyle w:val="NormalTok"/>
-        </w:rPr>
-        <w:t xml:space="preserve">    </w:t>
-      </w:r>
-      <w:r>
-        <w:rPr>
-          <w:rStyle w:val="AttributeTok"/>
-        </w:rPr>
-        <w:t xml:space="preserve">axis.title.x =</w:t>
-      </w:r>
-      <w:r>
-        <w:rPr>
-          <w:rStyle w:val="NormalTok"/>
-        </w:rPr>
-        <w:t xml:space="preserve"> </w:t>
-      </w:r>
-      <w:r>
-        <w:rPr>
-          <w:rStyle w:val="FunctionTok"/>
-        </w:rPr>
-        <w:t xml:space="preserve">element_blank</w:t>
-      </w:r>
-      <w:r>
-        <w:rPr>
-          <w:rStyle w:val="NormalTok"/>
-        </w:rPr>
-        <w:t xml:space="preserve">(),</w:t>
-      </w:r>
-      <w:r>
-        <w:br/>
-      </w:r>
-      <w:r>
-        <w:rPr>
-          <w:rStyle w:val="NormalTok"/>
-        </w:rPr>
-        <w:t xml:space="preserve">    </w:t>
-      </w:r>
-      <w:r>
-        <w:rPr>
-          <w:rStyle w:val="AttributeTok"/>
-        </w:rPr>
-        <w:t xml:space="preserve">axis.text.x =</w:t>
-      </w:r>
-      <w:r>
-        <w:rPr>
-          <w:rStyle w:val="NormalTok"/>
-        </w:rPr>
-        <w:t xml:space="preserve"> </w:t>
-      </w:r>
-      <w:r>
-        <w:rPr>
-          <w:rStyle w:val="FunctionTok"/>
-        </w:rPr>
-        <w:t xml:space="preserve">element_blank</w:t>
-      </w:r>
-      <w:r>
-        <w:rPr>
-          <w:rStyle w:val="NormalTok"/>
-        </w:rPr>
-        <w:t xml:space="preserve">())</w:t>
-      </w:r>
-      <w:r>
-        <w:br/>
-      </w:r>
-      <w:r>
-        <w:br/>
-      </w:r>
-      <w:r>
-        <w:rPr>
-          <w:rStyle w:val="NormalTok"/>
-        </w:rPr>
-        <w:t xml:space="preserve">p4_lion </w:t>
-      </w:r>
-      <w:r>
-        <w:rPr>
-          <w:rStyle w:val="OtherTok"/>
-        </w:rPr>
-        <w:t xml:space="preserve">&lt;-</w:t>
-      </w:r>
-      <w:r>
-        <w:rPr>
-          <w:rStyle w:val="NormalTok"/>
-        </w:rPr>
-        <w:t xml:space="preserve"> </w:t>
-      </w:r>
-      <w:r>
-        <w:rPr>
-          <w:rStyle w:val="FunctionTok"/>
-        </w:rPr>
-        <w:t xml:space="preserve">ggplot</w:t>
-      </w:r>
-      <w:r>
-        <w:rPr>
-          <w:rStyle w:val="NormalTok"/>
-        </w:rPr>
-        <w:t xml:space="preserve">(lion_data, </w:t>
-      </w:r>
-      <w:r>
-        <w:rPr>
-          <w:rStyle w:val="FunctionTok"/>
-        </w:rPr>
-        <w:t xml:space="preserve">aes</w:t>
-      </w:r>
-      <w:r>
-        <w:rPr>
-          <w:rStyle w:val="NormalTok"/>
-        </w:rPr>
-        <w:t xml:space="preserve">(</w:t>
-      </w:r>
-      <w:r>
-        <w:rPr>
-          <w:rStyle w:val="AttributeTok"/>
-        </w:rPr>
-        <w:t xml:space="preserve">sample =</w:t>
-      </w:r>
-      <w:r>
-        <w:rPr>
-          <w:rStyle w:val="NormalTok"/>
-        </w:rPr>
-        <w:t xml:space="preserve"> age_years)) </w:t>
-      </w:r>
-      <w:r>
-        <w:rPr>
-          <w:rStyle w:val="SpecialCharTok"/>
-        </w:rPr>
-        <w:t xml:space="preserve">+</w:t>
-      </w:r>
-      <w:r>
-        <w:br/>
-      </w:r>
-      <w:r>
-        <w:rPr>
-          <w:rStyle w:val="NormalTok"/>
-        </w:rPr>
-        <w:t xml:space="preserve">  </w:t>
-      </w:r>
-      <w:r>
-        <w:rPr>
-          <w:rStyle w:val="FunctionTok"/>
-        </w:rPr>
-        <w:t xml:space="preserve">geom_qq</w:t>
-      </w:r>
-      <w:r>
-        <w:rPr>
-          <w:rStyle w:val="NormalTok"/>
-        </w:rPr>
-        <w:t xml:space="preserve">() </w:t>
-      </w:r>
-      <w:r>
-        <w:rPr>
-          <w:rStyle w:val="SpecialCharTok"/>
-        </w:rPr>
-        <w:t xml:space="preserve">+</w:t>
-      </w:r>
-      <w:r>
-        <w:br/>
-      </w:r>
-      <w:r>
-        <w:rPr>
-          <w:rStyle w:val="NormalTok"/>
-        </w:rPr>
-        <w:t xml:space="preserve">  </w:t>
-      </w:r>
-      <w:r>
-        <w:rPr>
-          <w:rStyle w:val="FunctionTok"/>
-        </w:rPr>
-        <w:t xml:space="preserve">geom_qq_line</w:t>
-      </w:r>
-      <w:r>
-        <w:rPr>
-          <w:rStyle w:val="NormalTok"/>
-        </w:rPr>
-        <w:t xml:space="preserve">() </w:t>
-      </w:r>
-      <w:r>
-        <w:rPr>
-          <w:rStyle w:val="SpecialCharTok"/>
-        </w:rPr>
-        <w:t xml:space="preserve">+</w:t>
-      </w:r>
-      <w:r>
-        <w:br/>
-      </w:r>
-      <w:r>
-        <w:rPr>
-          <w:rStyle w:val="NormalTok"/>
-        </w:rPr>
-        <w:t xml:space="preserve">  </w:t>
-      </w:r>
-      <w:r>
-        <w:rPr>
-          <w:rStyle w:val="FunctionTok"/>
-        </w:rPr>
-        <w:t xml:space="preserve">labs</w:t>
-      </w:r>
-      <w:r>
-        <w:rPr>
-          <w:rStyle w:val="NormalTok"/>
-        </w:rPr>
-        <w:t xml:space="preserve">(</w:t>
-      </w:r>
-      <w:r>
-        <w:rPr>
-          <w:rStyle w:val="AttributeTok"/>
-        </w:rPr>
-        <w:t xml:space="preserve">title =</w:t>
-      </w:r>
-      <w:r>
-        <w:rPr>
-          <w:rStyle w:val="NormalTok"/>
-        </w:rPr>
-        <w:t xml:space="preserve"> </w:t>
-      </w:r>
-      <w:r>
-        <w:rPr>
-          <w:rStyle w:val="StringTok"/>
-        </w:rPr>
-        <w:t xml:space="preserve">"Q-Q Plot for age"</w:t>
-      </w:r>
-      <w:r>
-        <w:rPr>
-          <w:rStyle w:val="NormalTok"/>
-        </w:rPr>
-        <w:t xml:space="preserve">,</w:t>
-      </w:r>
-      <w:r>
-        <w:br/>
-      </w:r>
-      <w:r>
-        <w:rPr>
-          <w:rStyle w:val="NormalTok"/>
-        </w:rPr>
-        <w:t xml:space="preserve">       </w:t>
-      </w:r>
-      <w:r>
-        <w:rPr>
-          <w:rStyle w:val="AttributeTok"/>
-        </w:rPr>
-        <w:t xml:space="preserve">x =</w:t>
-      </w:r>
-      <w:r>
-        <w:rPr>
-          <w:rStyle w:val="NormalTok"/>
-        </w:rPr>
-        <w:t xml:space="preserve"> </w:t>
-      </w:r>
-      <w:r>
-        <w:rPr>
-          <w:rStyle w:val="StringTok"/>
-        </w:rPr>
-        <w:t xml:space="preserve">"Theoretical Quantiles"</w:t>
-      </w:r>
-      <w:r>
-        <w:rPr>
-          <w:rStyle w:val="NormalTok"/>
-        </w:rPr>
-        <w:t xml:space="preserve">,</w:t>
-      </w:r>
-      <w:r>
-        <w:br/>
-      </w:r>
-      <w:r>
-        <w:rPr>
-          <w:rStyle w:val="NormalTok"/>
-        </w:rPr>
-        <w:t xml:space="preserve">       </w:t>
-      </w:r>
-      <w:r>
-        <w:rPr>
-          <w:rStyle w:val="AttributeTok"/>
-        </w:rPr>
-        <w:t xml:space="preserve">y =</w:t>
-      </w:r>
-      <w:r>
-        <w:rPr>
-          <w:rStyle w:val="NormalTok"/>
-        </w:rPr>
-        <w:t xml:space="preserve"> </w:t>
-      </w:r>
-      <w:r>
-        <w:rPr>
-          <w:rStyle w:val="StringTok"/>
-        </w:rPr>
-        <w:t xml:space="preserve">"Sample Quantiles"</w:t>
-      </w:r>
-      <w:r>
-        <w:rPr>
-          <w:rStyle w:val="NormalTok"/>
-        </w:rPr>
-        <w:t xml:space="preserve">) </w:t>
-      </w:r>
-      <w:r>
-        <w:rPr>
-          <w:rStyle w:val="SpecialCharTok"/>
-        </w:rPr>
-        <w:t xml:space="preserve">+</w:t>
-      </w:r>
-      <w:r>
-        <w:br/>
-      </w:r>
-      <w:r>
-        <w:rPr>
-          <w:rStyle w:val="NormalTok"/>
-        </w:rPr>
-        <w:t xml:space="preserve">  </w:t>
-      </w:r>
-      <w:r>
-        <w:rPr>
-          <w:rStyle w:val="FunctionTok"/>
-        </w:rPr>
-        <w:t xml:space="preserve">theme_minimal</w:t>
-      </w:r>
-      <w:r>
-        <w:rPr>
-          <w:rStyle w:val="NormalTok"/>
-        </w:rPr>
-        <w:t xml:space="preserve">()</w:t>
-      </w:r>
-      <w:r>
-        <w:br/>
-      </w:r>
-      <w:r>
-        <w:br/>
-      </w:r>
-      <w:r>
-        <w:rPr>
-          <w:rStyle w:val="CommentTok"/>
-        </w:rPr>
-        <w:t xml:space="preserve"># Combine the plots</w:t>
-      </w:r>
-      <w:r>
-        <w:br/>
-      </w:r>
-      <w:r>
-        <w:rPr>
-          <w:rStyle w:val="NormalTok"/>
-        </w:rPr>
-        <w:t xml:space="preserve">(p1_lion </w:t>
-      </w:r>
-      <w:r>
-        <w:rPr>
-          <w:rStyle w:val="SpecialCharTok"/>
-        </w:rPr>
-        <w:t xml:space="preserve">/</w:t>
-      </w:r>
-      <w:r>
-        <w:rPr>
-          <w:rStyle w:val="NormalTok"/>
-        </w:rPr>
-        <w:t xml:space="preserve"> p2_lion) </w:t>
-      </w:r>
-      <w:r>
-        <w:rPr>
-          <w:rStyle w:val="SpecialCharTok"/>
-        </w:rPr>
-        <w:t xml:space="preserve">|</w:t>
-      </w:r>
-      <w:r>
-        <w:rPr>
-          <w:rStyle w:val="NormalTok"/>
-        </w:rPr>
-        <w:t xml:space="preserve"> (p3_lion </w:t>
-      </w:r>
-      <w:r>
-        <w:rPr>
-          <w:rStyle w:val="SpecialCharTok"/>
-        </w:rPr>
-        <w:t xml:space="preserve">/</w:t>
-      </w:r>
-      <w:r>
-        <w:rPr>
-          <w:rStyle w:val="NormalTok"/>
-        </w:rPr>
-        <w:t xml:space="preserve"> p4_lion)</w:t>
-      </w:r>
-    </w:p>
-    <w:p>
-      <w:pPr>
-        <w:pStyle w:val="FirstParagraph"/>
+        <w:pStyle w:val="BodyText"/>
       </w:pPr>
       <w:r>
         <w:drawing>
           <wp:inline>
             <wp:extent cx="2743200" cy="2743200"/>
             <wp:effectExtent b="0" l="0" r="0" t="0"/>
-            <wp:docPr descr="" title="" id="54" name="Picture"/>
+            <wp:docPr descr="" title="" id="56" name="Picture"/>
             <a:graphic>
               <a:graphicData uri="http://schemas.openxmlformats.org/drawingml/2006/picture">
                 <pic:pic>
                   <pic:nvPicPr>
-                    <pic:cNvPr descr="09_01_lecture_powerpoint_files/figure-docx/overview-plot-2m-1.png" id="55" name="Picture"/>
+                    <pic:cNvPr descr="09_01_lecture_powerpoint_files/figure-docx/overview-plot-2m-1.png" id="57" name="Picture"/>
                     <pic:cNvPicPr>
                       <a:picLocks noChangeArrowheads="1" noChangeAspect="1"/>
                     </pic:cNvPicPr>
                   </pic:nvPicPr>
                   <pic:blipFill>
-                    <a:blip r:embed="rId53"/>
+                    <a:blip r:embed="rId55"/>
                     <a:stretch>
                       <a:fillRect/>
                     </a:stretch>
@@ -3520,9 +2194,9 @@
         </w:drawing>
       </w:r>
     </w:p>
-    <w:bookmarkEnd w:id="56"/>
-    <w:bookmarkEnd w:id="57"/>
-    <w:bookmarkStart w:id="58" w:name="lecture-9-correlation-analysis-6"/>
+    <w:bookmarkEnd w:id="58"/>
+    <w:bookmarkEnd w:id="59"/>
+    <w:bookmarkStart w:id="60" w:name="lecture-9-correlation-analysis-6"/>
     <w:p>
       <w:pPr>
         <w:pStyle w:val="Heading1"/>
@@ -3662,8 +2336,8 @@
         <w:t xml:space="preserve">0.7448561 </w:t>
       </w:r>
     </w:p>
-    <w:bookmarkEnd w:id="58"/>
-    <w:bookmarkStart w:id="63" w:name="lecture-9-correlation-analysis-7"/>
+    <w:bookmarkEnd w:id="60"/>
+    <w:bookmarkStart w:id="65" w:name="lecture-9-correlation-analysis-7"/>
     <w:p>
       <w:pPr>
         <w:pStyle w:val="Heading1"/>
@@ -3682,7 +2356,7 @@
         <w:t xml:space="preserve">Correlation Analysis</w:t>
       </w:r>
     </w:p>
-    <w:bookmarkStart w:id="59" w:name="correlation-important-considerations"/>
+    <w:bookmarkStart w:id="61" w:name="correlation-important-considerations"/>
     <w:p>
       <w:pPr>
         <w:pStyle w:val="Heading3"/>
@@ -3693,7 +2367,11 @@
     </w:p>
     <w:p>
       <w:pPr>
-        <w:pStyle w:val="FirstParagraph"/>
+        <w:pStyle w:val="Compact"/>
+        <w:numPr>
+          <w:ilvl w:val="0"/>
+          <w:numId w:val="1011"/>
+        </w:numPr>
       </w:pPr>
       <w:r>
         <w:rPr>
@@ -3707,12 +2385,98 @@
       <w:pPr>
         <w:pStyle w:val="Compact"/>
         <w:numPr>
+          <w:ilvl w:val="1"/>
+          <w:numId w:val="1012"/>
+        </w:numPr>
+      </w:pPr>
+      <w:r>
+        <w:t xml:space="preserve">Restricting range of values can reduce the correlation</w:t>
+      </w:r>
+      <w:r>
+        <w:t xml:space="preserve"> </w:t>
+      </w:r>
+      <w:r>
+        <w:t xml:space="preserve">coefficient</w:t>
+      </w:r>
+    </w:p>
+    <w:p>
+      <w:pPr>
+        <w:pStyle w:val="Compact"/>
+        <w:numPr>
+          <w:ilvl w:val="1"/>
+          <w:numId w:val="1012"/>
+        </w:numPr>
+      </w:pPr>
+      <w:r>
+        <w:t xml:space="preserve">Comparing correlations between studies requires similar ranges</w:t>
+      </w:r>
+      <w:r>
+        <w:t xml:space="preserve"> </w:t>
+      </w:r>
+      <w:r>
+        <w:t xml:space="preserve">of values</w:t>
+      </w:r>
+    </w:p>
+    <w:p>
+      <w:pPr>
+        <w:pStyle w:val="Compact"/>
+        <w:numPr>
           <w:ilvl w:val="0"/>
           <w:numId w:val="1011"/>
         </w:numPr>
       </w:pPr>
       <w:r>
-        <w:t xml:space="preserve">Restricting range of values can reduce the correlation coefficient</w:t>
+        <w:rPr>
+          <w:b/>
+          <w:bCs/>
+        </w:rPr>
+        <w:t xml:space="preserve">Measurement error affects correlation</w:t>
+      </w:r>
+    </w:p>
+    <w:p>
+      <w:pPr>
+        <w:pStyle w:val="Compact"/>
+        <w:numPr>
+          <w:ilvl w:val="1"/>
+          <w:numId w:val="1013"/>
+        </w:numPr>
+      </w:pPr>
+      <w:r>
+        <w:t xml:space="preserve">Measurement error in X or Y tends to weaken observed correlation</w:t>
+      </w:r>
+    </w:p>
+    <w:p>
+      <w:pPr>
+        <w:pStyle w:val="Compact"/>
+        <w:numPr>
+          <w:ilvl w:val="1"/>
+          <w:numId w:val="1013"/>
+        </w:numPr>
+      </w:pPr>
+      <w:r>
+        <w:t xml:space="preserve">This bias is called</w:t>
+      </w:r>
+      <w:r>
+        <w:t xml:space="preserve"> </w:t>
+      </w:r>
+      <w:r>
+        <w:rPr>
+          <w:b/>
+          <w:bCs/>
+        </w:rPr>
+        <w:t xml:space="preserve">attenuation</w:t>
+      </w:r>
+    </w:p>
+    <w:p>
+      <w:pPr>
+        <w:pStyle w:val="Compact"/>
+        <w:numPr>
+          <w:ilvl w:val="1"/>
+          <w:numId w:val="1013"/>
+        </w:numPr>
+      </w:pPr>
+      <w:r>
+        <w:t xml:space="preserve">True correlation typically stronger than observed correlation</w:t>
       </w:r>
     </w:p>
     <w:p>
@@ -3724,25 +2488,71 @@
         </w:numPr>
       </w:pPr>
       <w:r>
-        <w:t xml:space="preserve">Comparing correlations between studies requires similar ranges of</w:t>
-      </w:r>
-      <w:r>
-        <w:t xml:space="preserve"> </w:t>
-      </w:r>
-      <w:r>
-        <w:t xml:space="preserve">values</w:t>
-      </w:r>
-    </w:p>
-    <w:p>
-      <w:pPr>
-        <w:pStyle w:val="FirstParagraph"/>
-      </w:pPr>
-      <w:r>
         <w:rPr>
           <w:b/>
           <w:bCs/>
         </w:rPr>
-        <w:t xml:space="preserve">Measurement error affects correlation</w:t>
+        <w:t xml:space="preserve">Correlation vs. Causation</w:t>
+      </w:r>
+    </w:p>
+    <w:p>
+      <w:pPr>
+        <w:pStyle w:val="Compact"/>
+        <w:numPr>
+          <w:ilvl w:val="1"/>
+          <w:numId w:val="1014"/>
+        </w:numPr>
+      </w:pPr>
+      <w:r>
+        <w:t xml:space="preserve">Correlation does not imply causation</w:t>
+      </w:r>
+    </w:p>
+    <w:p>
+      <w:pPr>
+        <w:pStyle w:val="Compact"/>
+        <w:numPr>
+          <w:ilvl w:val="1"/>
+          <w:numId w:val="1014"/>
+        </w:numPr>
+      </w:pPr>
+      <w:r>
+        <w:t xml:space="preserve">Three possible explanations for correlation:</w:t>
+      </w:r>
+    </w:p>
+    <w:p>
+      <w:pPr>
+        <w:pStyle w:val="Compact"/>
+        <w:numPr>
+          <w:ilvl w:val="2"/>
+          <w:numId w:val="1015"/>
+        </w:numPr>
+      </w:pPr>
+      <w:r>
+        <w:t xml:space="preserve">X causes Y</w:t>
+      </w:r>
+    </w:p>
+    <w:p>
+      <w:pPr>
+        <w:pStyle w:val="Compact"/>
+        <w:numPr>
+          <w:ilvl w:val="2"/>
+          <w:numId w:val="1015"/>
+        </w:numPr>
+      </w:pPr>
+      <w:r>
+        <w:t xml:space="preserve">Y causes X</w:t>
+      </w:r>
+    </w:p>
+    <w:p>
+      <w:pPr>
+        <w:pStyle w:val="Compact"/>
+        <w:numPr>
+          <w:ilvl w:val="2"/>
+          <w:numId w:val="1015"/>
+        </w:numPr>
+      </w:pPr>
+      <w:r>
+        <w:t xml:space="preserve">Z (a third variable) causes both X and Y</w:t>
       </w:r>
     </w:p>
     <w:p>
@@ -3750,172 +2560,58 @@
         <w:pStyle w:val="Compact"/>
         <w:numPr>
           <w:ilvl w:val="0"/>
-          <w:numId w:val="1012"/>
-        </w:numPr>
-      </w:pPr>
-      <w:r>
-        <w:t xml:space="preserve">Measurement error in X or Y tends to weaken observed correlation</w:t>
-      </w:r>
-    </w:p>
-    <w:p>
-      <w:pPr>
-        <w:pStyle w:val="Compact"/>
-        <w:numPr>
-          <w:ilvl w:val="0"/>
-          <w:numId w:val="1012"/>
-        </w:numPr>
-      </w:pPr>
-      <w:r>
-        <w:t xml:space="preserve">This bias is called</w:t>
-      </w:r>
-      <w:r>
-        <w:t xml:space="preserve"> </w:t>
-      </w:r>
+          <w:numId w:val="1011"/>
+        </w:numPr>
+      </w:pPr>
       <w:r>
         <w:rPr>
           <w:b/>
           <w:bCs/>
         </w:rPr>
-        <w:t xml:space="preserve">attenuation</w:t>
-      </w:r>
-    </w:p>
-    <w:p>
-      <w:pPr>
-        <w:pStyle w:val="Compact"/>
-        <w:numPr>
-          <w:ilvl w:val="0"/>
-          <w:numId w:val="1012"/>
-        </w:numPr>
-      </w:pPr>
-      <w:r>
-        <w:t xml:space="preserve">True correlation typically stronger than observed correlation</w:t>
-      </w:r>
-    </w:p>
-    <w:p>
-      <w:pPr>
-        <w:pStyle w:val="FirstParagraph"/>
+        <w:t xml:space="preserve">Correlation significance test</w:t>
+      </w:r>
+    </w:p>
+    <w:p>
+      <w:pPr>
+        <w:pStyle w:val="Compact"/>
+        <w:numPr>
+          <w:ilvl w:val="1"/>
+          <w:numId w:val="1016"/>
+        </w:numPr>
+      </w:pPr>
+      <w:r>
+        <w:t xml:space="preserve">H₀: ρ = 0 (no correlation in population)</w:t>
+      </w:r>
+    </w:p>
+    <w:p>
+      <w:pPr>
+        <w:pStyle w:val="Compact"/>
+        <w:numPr>
+          <w:ilvl w:val="1"/>
+          <w:numId w:val="1016"/>
+        </w:numPr>
+      </w:pPr>
+      <w:r>
+        <w:t xml:space="preserve">H₁: ρ ≠ 0 (correlation exists in population)</w:t>
+      </w:r>
+    </w:p>
+    <w:p>
+      <w:pPr>
+        <w:pStyle w:val="Compact"/>
+        <w:numPr>
+          <w:ilvl w:val="1"/>
+          <w:numId w:val="1016"/>
+        </w:numPr>
       </w:pPr>
       <w:r>
         <w:rPr>
           <w:b/>
           <w:bCs/>
         </w:rPr>
-        <w:t xml:space="preserve">Correlation vs. Causation</w:t>
-      </w:r>
-    </w:p>
-    <w:p>
-      <w:pPr>
-        <w:pStyle w:val="Compact"/>
-        <w:numPr>
-          <w:ilvl w:val="0"/>
-          <w:numId w:val="1013"/>
-        </w:numPr>
-      </w:pPr>
-      <w:r>
-        <w:t xml:space="preserve">Correlation does not imply causation</w:t>
-      </w:r>
-    </w:p>
-    <w:p>
-      <w:pPr>
-        <w:pStyle w:val="Compact"/>
-        <w:numPr>
-          <w:ilvl w:val="0"/>
-          <w:numId w:val="1013"/>
-        </w:numPr>
-      </w:pPr>
-      <w:r>
-        <w:t xml:space="preserve">Three possible explanations for correlation:</w:t>
-      </w:r>
-    </w:p>
-    <w:p>
-      <w:pPr>
-        <w:pStyle w:val="Compact"/>
-        <w:numPr>
-          <w:ilvl w:val="1"/>
-          <w:numId w:val="1014"/>
-        </w:numPr>
-      </w:pPr>
-      <w:r>
-        <w:t xml:space="preserve">X causes Y</w:t>
-      </w:r>
-    </w:p>
-    <w:p>
-      <w:pPr>
-        <w:pStyle w:val="Compact"/>
-        <w:numPr>
-          <w:ilvl w:val="1"/>
-          <w:numId w:val="1014"/>
-        </w:numPr>
-      </w:pPr>
-      <w:r>
-        <w:t xml:space="preserve">Y causes X</w:t>
-      </w:r>
-    </w:p>
-    <w:p>
-      <w:pPr>
-        <w:pStyle w:val="Compact"/>
-        <w:numPr>
-          <w:ilvl w:val="1"/>
-          <w:numId w:val="1014"/>
-        </w:numPr>
-      </w:pPr>
-      <w:r>
-        <w:t xml:space="preserve">Z (a third variable) causes both X and Y</w:t>
-      </w:r>
-    </w:p>
-    <w:p>
-      <w:pPr>
-        <w:pStyle w:val="FirstParagraph"/>
-      </w:pPr>
-      <w:r>
-        <w:rPr>
-          <w:b/>
-          <w:bCs/>
-        </w:rPr>
-        <w:t xml:space="preserve">Correlation significance test</w:t>
-      </w:r>
-    </w:p>
-    <w:p>
-      <w:pPr>
-        <w:pStyle w:val="Compact"/>
-        <w:numPr>
-          <w:ilvl w:val="0"/>
-          <w:numId w:val="1015"/>
-        </w:numPr>
-      </w:pPr>
-      <w:r>
-        <w:t xml:space="preserve">H₀: ρ = 0 (no correlation in population)</w:t>
-      </w:r>
-    </w:p>
-    <w:p>
-      <w:pPr>
-        <w:pStyle w:val="Compact"/>
-        <w:numPr>
-          <w:ilvl w:val="0"/>
-          <w:numId w:val="1015"/>
-        </w:numPr>
-      </w:pPr>
-      <w:r>
-        <w:t xml:space="preserve">H₁: ρ ≠ 0 (correlation exists in population)</w:t>
-      </w:r>
-    </w:p>
-    <w:p>
-      <w:pPr>
-        <w:pStyle w:val="Compact"/>
-        <w:numPr>
-          <w:ilvl w:val="0"/>
-          <w:numId w:val="1015"/>
-        </w:numPr>
-      </w:pPr>
-      <w:r>
-        <w:rPr>
-          <w:b/>
-          <w:bCs/>
-        </w:rPr>
         <w:t xml:space="preserve">Test statistic: t = r / SE(r) with df = n-2</w:t>
       </w:r>
     </w:p>
-    <w:bookmarkEnd w:id="59"/>
+    <w:bookmarkEnd w:id="61"/>
     <w:p>
       <w:pPr>
         <w:pStyle w:val="FirstParagraph"/>
@@ -3923,20 +2619,790 @@
       <w:r>
         <w:drawing>
           <wp:inline>
-            <wp:extent cx="2743200" cy="2743200"/>
+            <wp:extent cx="3657600" cy="4572000"/>
             <wp:effectExtent b="0" l="0" r="0" t="0"/>
-            <wp:docPr descr="" title="" id="61" name="Picture"/>
+            <wp:docPr descr="" title="" id="63" name="Picture"/>
             <a:graphic>
               <a:graphicData uri="http://schemas.openxmlformats.org/drawingml/2006/picture">
                 <pic:pic>
                   <pic:nvPicPr>
-                    <pic:cNvPr descr="09_01_lecture_powerpoint_files/figure-docx/overview-plot-1o-1.png" id="62" name="Picture"/>
+                    <pic:cNvPr descr="09_01_lecture_powerpoint_files/figure-docx/overview-plot-1o-1.png" id="64" name="Picture"/>
                     <pic:cNvPicPr>
                       <a:picLocks noChangeArrowheads="1" noChangeAspect="1"/>
                     </pic:cNvPicPr>
                   </pic:nvPicPr>
                   <pic:blipFill>
-                    <a:blip r:embed="rId60"/>
+                    <a:blip r:embed="rId62"/>
+                    <a:stretch>
+                      <a:fillRect/>
+                    </a:stretch>
+                  </pic:blipFill>
+                  <pic:spPr bwMode="auto">
+                    <a:xfrm>
+                      <a:off x="0" y="0"/>
+                      <a:ext cx="3657600" cy="4572000"/>
+                    </a:xfrm>
+                    <a:prstGeom prst="rect">
+                      <a:avLst/>
+                    </a:prstGeom>
+                    <a:noFill/>
+                    <a:ln w="9525">
+                      <a:noFill/>
+                      <a:headEnd/>
+                      <a:tailEnd/>
+                    </a:ln>
+                  </pic:spPr>
+                </pic:pic>
+              </a:graphicData>
+            </a:graphic>
+          </wp:inline>
+        </w:drawing>
+      </w:r>
+    </w:p>
+    <w:bookmarkEnd w:id="65"/>
+    <w:bookmarkStart w:id="70" w:name="lecture-9-linear-regression"/>
+    <w:p>
+      <w:pPr>
+        <w:pStyle w:val="Heading1"/>
+      </w:pPr>
+      <w:r>
+        <w:rPr>
+          <w:b/>
+          <w:bCs/>
+        </w:rPr>
+        <w:t xml:space="preserve">Lecture 9:</w:t>
+      </w:r>
+      <w:r>
+        <w:t xml:space="preserve"> </w:t>
+      </w:r>
+      <w:r>
+        <w:t xml:space="preserve">Linear Regression</w:t>
+      </w:r>
+    </w:p>
+    <w:bookmarkStart w:id="66" w:name="simple-linear-regression-model"/>
+    <w:p>
+      <w:pPr>
+        <w:pStyle w:val="Heading3"/>
+      </w:pPr>
+      <w:r>
+        <w:t xml:space="preserve">Simple Linear Regression Model</w:t>
+      </w:r>
+    </w:p>
+    <w:p>
+      <w:pPr>
+        <w:pStyle w:val="FirstParagraph"/>
+      </w:pPr>
+      <w:r>
+        <w:rPr>
+          <w:b/>
+          <w:bCs/>
+        </w:rPr>
+        <w:t xml:space="preserve">Simple linear regression</w:t>
+      </w:r>
+      <w:r>
+        <w:t xml:space="preserve"> </w:t>
+      </w:r>
+      <w:r>
+        <w:t xml:space="preserve">models the relationship between a response</w:t>
+      </w:r>
+      <w:r>
+        <w:t xml:space="preserve"> </w:t>
+      </w:r>
+      <w:r>
+        <w:t xml:space="preserve">variable (Y) and a predictor variable (X).</w:t>
+      </w:r>
+    </w:p>
+    <w:p>
+      <w:pPr>
+        <w:pStyle w:val="BodyText"/>
+      </w:pPr>
+      <w:r>
+        <w:t xml:space="preserve">The</w:t>
+      </w:r>
+      <w:r>
+        <w:t xml:space="preserve"> </w:t>
+      </w:r>
+      <w:r>
+        <w:rPr>
+          <w:b/>
+          <w:bCs/>
+        </w:rPr>
+        <w:t xml:space="preserve">population</w:t>
+      </w:r>
+      <w:r>
+        <w:t xml:space="preserve"> </w:t>
+      </w:r>
+      <w:r>
+        <w:t xml:space="preserve">regression model</w:t>
+      </w:r>
+      <w:r>
+        <w:t xml:space="preserve"> </w:t>
+      </w:r>
+      <m:oMath>
+        <m:r>
+          <m:t>Y</m:t>
+        </m:r>
+        <m:r>
+          <m:rPr>
+            <m:sty m:val="p"/>
+          </m:rPr>
+          <m:t>=</m:t>
+        </m:r>
+        <m:r>
+          <m:t>α</m:t>
+        </m:r>
+        <m:r>
+          <m:rPr>
+            <m:sty m:val="p"/>
+          </m:rPr>
+          <m:t>+</m:t>
+        </m:r>
+        <m:r>
+          <m:t>β</m:t>
+        </m:r>
+        <m:r>
+          <m:t>X</m:t>
+        </m:r>
+        <m:r>
+          <m:rPr>
+            <m:sty m:val="p"/>
+          </m:rPr>
+          <m:t>+</m:t>
+        </m:r>
+        <m:r>
+          <m:t>ε</m:t>
+        </m:r>
+      </m:oMath>
+    </w:p>
+    <w:p>
+      <w:pPr>
+        <w:pStyle w:val="Compact"/>
+        <w:numPr>
+          <w:ilvl w:val="0"/>
+          <w:numId w:val="1017"/>
+        </w:numPr>
+      </w:pPr>
+      <w:r>
+        <w:t xml:space="preserve">Where:</w:t>
+      </w:r>
+    </w:p>
+    <w:p>
+      <w:pPr>
+        <w:pStyle w:val="Compact"/>
+        <w:numPr>
+          <w:ilvl w:val="1"/>
+          <w:numId w:val="1018"/>
+        </w:numPr>
+      </w:pPr>
+      <w:r>
+        <w:t xml:space="preserve">Y is the response variable</w:t>
+      </w:r>
+    </w:p>
+    <w:p>
+      <w:pPr>
+        <w:pStyle w:val="Compact"/>
+        <w:numPr>
+          <w:ilvl w:val="1"/>
+          <w:numId w:val="1018"/>
+        </w:numPr>
+      </w:pPr>
+      <w:r>
+        <w:t xml:space="preserve">X is the predictor variable</w:t>
+      </w:r>
+    </w:p>
+    <w:p>
+      <w:pPr>
+        <w:pStyle w:val="Compact"/>
+        <w:numPr>
+          <w:ilvl w:val="1"/>
+          <w:numId w:val="1018"/>
+        </w:numPr>
+      </w:pPr>
+      <w:r>
+        <w:t xml:space="preserve">α (alpha) is the intercept (value of Y when X=0)</w:t>
+      </w:r>
+    </w:p>
+    <w:p>
+      <w:pPr>
+        <w:pStyle w:val="Compact"/>
+        <w:numPr>
+          <w:ilvl w:val="1"/>
+          <w:numId w:val="1018"/>
+        </w:numPr>
+      </w:pPr>
+      <w:r>
+        <w:t xml:space="preserve">β (beta) is the slope (change in Y per unit change in X)</w:t>
+      </w:r>
+    </w:p>
+    <w:p>
+      <w:pPr>
+        <w:pStyle w:val="Compact"/>
+        <w:numPr>
+          <w:ilvl w:val="1"/>
+          <w:numId w:val="1018"/>
+        </w:numPr>
+      </w:pPr>
+      <w:r>
+        <w:t xml:space="preserve">ε (epsilon) is the error term (random deviation from the line)</w:t>
+      </w:r>
+    </w:p>
+    <w:p>
+      <w:pPr>
+        <w:pStyle w:val="FirstParagraph"/>
+      </w:pPr>
+      <w:r>
+        <w:t xml:space="preserve">The</w:t>
+      </w:r>
+      <w:r>
+        <w:t xml:space="preserve"> </w:t>
+      </w:r>
+      <w:r>
+        <w:rPr>
+          <w:b/>
+          <w:bCs/>
+        </w:rPr>
+        <w:t xml:space="preserve">sample</w:t>
+      </w:r>
+      <w:r>
+        <w:t xml:space="preserve"> </w:t>
+      </w:r>
+      <w:r>
+        <w:t xml:space="preserve">regression equation is:</w:t>
+      </w:r>
+      <w:r>
+        <w:t xml:space="preserve"> </w:t>
+      </w:r>
+      <m:oMath>
+        <m:acc>
+          <m:accPr>
+            <m:chr m:val="̂"/>
+          </m:accPr>
+          <m:e>
+            <m:r>
+              <m:t>Y</m:t>
+            </m:r>
+          </m:e>
+        </m:acc>
+        <m:r>
+          <m:rPr>
+            <m:sty m:val="p"/>
+          </m:rPr>
+          <m:t>=</m:t>
+        </m:r>
+        <m:r>
+          <m:t>a</m:t>
+        </m:r>
+        <m:r>
+          <m:rPr>
+            <m:sty m:val="p"/>
+          </m:rPr>
+          <m:t>+</m:t>
+        </m:r>
+        <m:r>
+          <m:t>b</m:t>
+        </m:r>
+        <m:r>
+          <m:t>X</m:t>
+        </m:r>
+      </m:oMath>
+    </w:p>
+    <w:p>
+      <w:pPr>
+        <w:pStyle w:val="Compact"/>
+        <w:numPr>
+          <w:ilvl w:val="0"/>
+          <w:numId w:val="1019"/>
+        </w:numPr>
+      </w:pPr>
+      <w:r>
+        <w:t xml:space="preserve">Where:</w:t>
+      </w:r>
+    </w:p>
+    <w:p>
+      <w:pPr>
+        <w:pStyle w:val="Compact"/>
+        <w:numPr>
+          <w:ilvl w:val="1"/>
+          <w:numId w:val="1020"/>
+        </w:numPr>
+      </w:pPr>
+      <m:oMath>
+        <m:acc>
+          <m:accPr>
+            <m:chr m:val="̂"/>
+          </m:accPr>
+          <m:e>
+            <m:r>
+              <m:t>Y</m:t>
+            </m:r>
+          </m:e>
+        </m:acc>
+      </m:oMath>
+      <w:r>
+        <w:t xml:space="preserve"> </w:t>
+      </w:r>
+      <w:r>
+        <w:t xml:space="preserve">is the predicted value of Y</w:t>
+      </w:r>
+    </w:p>
+    <w:p>
+      <w:pPr>
+        <w:pStyle w:val="Compact"/>
+        <w:numPr>
+          <w:ilvl w:val="1"/>
+          <w:numId w:val="1020"/>
+        </w:numPr>
+      </w:pPr>
+      <w:r>
+        <w:t xml:space="preserve">a is the estimate of α (intercept)</w:t>
+      </w:r>
+    </w:p>
+    <w:p>
+      <w:pPr>
+        <w:pStyle w:val="Compact"/>
+        <w:numPr>
+          <w:ilvl w:val="1"/>
+          <w:numId w:val="1020"/>
+        </w:numPr>
+      </w:pPr>
+      <w:r>
+        <w:t xml:space="preserve">b is the estimate of β (slope)</w:t>
+      </w:r>
+    </w:p>
+    <w:p>
+      <w:pPr>
+        <w:pStyle w:val="FirstParagraph"/>
+      </w:pPr>
+      <w:r>
+        <w:rPr>
+          <w:b/>
+          <w:bCs/>
+        </w:rPr>
+        <w:t xml:space="preserve">Method of Least Squares</w:t>
+      </w:r>
+      <w:r>
+        <w:t xml:space="preserve">: The line is chosen to minimize the sum of</w:t>
+      </w:r>
+      <w:r>
+        <w:t xml:space="preserve"> </w:t>
+      </w:r>
+      <w:r>
+        <w:t xml:space="preserve">squared vertical distances (residuals) between observed and predicted Y</w:t>
+      </w:r>
+      <w:r>
+        <w:t xml:space="preserve"> </w:t>
+      </w:r>
+      <w:r>
+        <w:t xml:space="preserve">values.</w:t>
+      </w:r>
+    </w:p>
+    <w:bookmarkEnd w:id="66"/>
+    <w:p>
+      <w:pPr>
+        <w:pStyle w:val="BodyText"/>
+      </w:pPr>
+      <w:r>
+        <w:drawing>
+          <wp:inline>
+            <wp:extent cx="2266950" cy="6090313"/>
+            <wp:effectExtent b="0" l="0" r="0" t="0"/>
+            <wp:docPr descr="" title="" id="68" name="Picture"/>
+            <a:graphic>
+              <a:graphicData uri="http://schemas.openxmlformats.org/drawingml/2006/picture">
+                <pic:pic>
+                  <pic:nvPicPr>
+                    <pic:cNvPr descr="images/clipboard-3360244964.png" id="69" name="Picture"/>
+                    <pic:cNvPicPr>
+                      <a:picLocks noChangeArrowheads="1" noChangeAspect="1"/>
+                    </pic:cNvPicPr>
+                  </pic:nvPicPr>
+                  <pic:blipFill>
+                    <a:blip r:embed="rId67"/>
+                    <a:stretch>
+                      <a:fillRect/>
+                    </a:stretch>
+                  </pic:blipFill>
+                  <pic:spPr bwMode="auto">
+                    <a:xfrm>
+                      <a:off x="0" y="0"/>
+                      <a:ext cx="2266950" cy="6090313"/>
+                    </a:xfrm>
+                    <a:prstGeom prst="rect">
+                      <a:avLst/>
+                    </a:prstGeom>
+                    <a:noFill/>
+                    <a:ln w="9525">
+                      <a:noFill/>
+                      <a:headEnd/>
+                      <a:tailEnd/>
+                    </a:ln>
+                  </pic:spPr>
+                </pic:pic>
+              </a:graphicData>
+            </a:graphic>
+          </wp:inline>
+        </w:drawing>
+      </w:r>
+    </w:p>
+    <w:bookmarkEnd w:id="70"/>
+    <w:bookmarkStart w:id="75" w:name="lecture-9-linear-regression-1"/>
+    <w:p>
+      <w:pPr>
+        <w:pStyle w:val="Heading1"/>
+      </w:pPr>
+      <w:r>
+        <w:rPr>
+          <w:b/>
+          <w:bCs/>
+        </w:rPr>
+        <w:t xml:space="preserve">Lecture 9:</w:t>
+      </w:r>
+      <w:r>
+        <w:t xml:space="preserve"> </w:t>
+      </w:r>
+      <w:r>
+        <w:t xml:space="preserve">Linear Regression</w:t>
+      </w:r>
+    </w:p>
+    <w:bookmarkStart w:id="71" w:name="simple-linear-regression-model-1"/>
+    <w:p>
+      <w:pPr>
+        <w:pStyle w:val="Heading3"/>
+      </w:pPr>
+      <w:r>
+        <w:t xml:space="preserve">Simple Linear Regression Model</w:t>
+      </w:r>
+    </w:p>
+    <w:p>
+      <w:pPr>
+        <w:pStyle w:val="FirstParagraph"/>
+      </w:pPr>
+      <w:r>
+        <w:rPr>
+          <w:b/>
+          <w:bCs/>
+        </w:rPr>
+        <w:t xml:space="preserve">Simple linear regression</w:t>
+      </w:r>
+      <w:r>
+        <w:t xml:space="preserve"> </w:t>
+      </w:r>
+      <w:r>
+        <w:t xml:space="preserve">models the relationship between a response</w:t>
+      </w:r>
+      <w:r>
+        <w:t xml:space="preserve"> </w:t>
+      </w:r>
+      <w:r>
+        <w:t xml:space="preserve">variable (Y) and a predictor variable (X).</w:t>
+      </w:r>
+    </w:p>
+    <w:p>
+      <w:pPr>
+        <w:pStyle w:val="BodyText"/>
+      </w:pPr>
+      <w:r>
+        <w:t xml:space="preserve">The</w:t>
+      </w:r>
+      <w:r>
+        <w:t xml:space="preserve"> </w:t>
+      </w:r>
+      <w:r>
+        <w:rPr>
+          <w:b/>
+          <w:bCs/>
+        </w:rPr>
+        <w:t xml:space="preserve">population</w:t>
+      </w:r>
+      <w:r>
+        <w:t xml:space="preserve"> </w:t>
+      </w:r>
+      <w:r>
+        <w:t xml:space="preserve">regression model is:</w:t>
+      </w:r>
+      <w:r>
+        <w:t xml:space="preserve"> </w:t>
+      </w:r>
+      <m:oMath>
+        <m:r>
+          <m:t>Y</m:t>
+        </m:r>
+        <m:r>
+          <m:rPr>
+            <m:sty m:val="p"/>
+          </m:rPr>
+          <m:t>=</m:t>
+        </m:r>
+        <m:r>
+          <m:t>α</m:t>
+        </m:r>
+        <m:r>
+          <m:rPr>
+            <m:sty m:val="p"/>
+          </m:rPr>
+          <m:t>+</m:t>
+        </m:r>
+        <m:r>
+          <m:t>β</m:t>
+        </m:r>
+        <m:r>
+          <m:t>X</m:t>
+        </m:r>
+        <m:r>
+          <m:rPr>
+            <m:sty m:val="p"/>
+          </m:rPr>
+          <m:t>+</m:t>
+        </m:r>
+        <m:r>
+          <m:t>ε</m:t>
+        </m:r>
+      </m:oMath>
+    </w:p>
+    <w:p>
+      <w:pPr>
+        <w:pStyle w:val="Compact"/>
+        <w:numPr>
+          <w:ilvl w:val="0"/>
+          <w:numId w:val="1021"/>
+        </w:numPr>
+      </w:pPr>
+      <w:r>
+        <w:t xml:space="preserve">Where:</w:t>
+      </w:r>
+    </w:p>
+    <w:p>
+      <w:pPr>
+        <w:pStyle w:val="Compact"/>
+        <w:numPr>
+          <w:ilvl w:val="1"/>
+          <w:numId w:val="1022"/>
+        </w:numPr>
+      </w:pPr>
+      <w:r>
+        <w:t xml:space="preserve">Y is the response variable</w:t>
+      </w:r>
+    </w:p>
+    <w:p>
+      <w:pPr>
+        <w:pStyle w:val="Compact"/>
+        <w:numPr>
+          <w:ilvl w:val="1"/>
+          <w:numId w:val="1022"/>
+        </w:numPr>
+      </w:pPr>
+      <w:r>
+        <w:t xml:space="preserve">X is the predictor variable</w:t>
+      </w:r>
+    </w:p>
+    <w:p>
+      <w:pPr>
+        <w:pStyle w:val="Compact"/>
+        <w:numPr>
+          <w:ilvl w:val="1"/>
+          <w:numId w:val="1022"/>
+        </w:numPr>
+      </w:pPr>
+      <w:r>
+        <w:t xml:space="preserve">α (alpha) is the intercept (value of Y when X=0)</w:t>
+      </w:r>
+    </w:p>
+    <w:p>
+      <w:pPr>
+        <w:pStyle w:val="Compact"/>
+        <w:numPr>
+          <w:ilvl w:val="1"/>
+          <w:numId w:val="1022"/>
+        </w:numPr>
+      </w:pPr>
+      <w:r>
+        <w:t xml:space="preserve">β (beta) is the slope (change in Y per unit change in X)</w:t>
+      </w:r>
+    </w:p>
+    <w:p>
+      <w:pPr>
+        <w:pStyle w:val="Compact"/>
+        <w:numPr>
+          <w:ilvl w:val="1"/>
+          <w:numId w:val="1022"/>
+        </w:numPr>
+      </w:pPr>
+      <w:r>
+        <w:t xml:space="preserve">ε (epsilon) is the error term (random deviation from the line)</w:t>
+      </w:r>
+    </w:p>
+    <w:p>
+      <w:pPr>
+        <w:pStyle w:val="FirstParagraph"/>
+      </w:pPr>
+      <w:r>
+        <w:t xml:space="preserve">The</w:t>
+      </w:r>
+      <w:r>
+        <w:t xml:space="preserve"> </w:t>
+      </w:r>
+      <w:r>
+        <w:rPr>
+          <w:b/>
+          <w:bCs/>
+        </w:rPr>
+        <w:t xml:space="preserve">sample</w:t>
+      </w:r>
+      <w:r>
+        <w:t xml:space="preserve"> </w:t>
+      </w:r>
+      <w:r>
+        <w:t xml:space="preserve">regression equation is:</w:t>
+      </w:r>
+      <w:r>
+        <w:t xml:space="preserve"> </w:t>
+      </w:r>
+      <m:oMath>
+        <m:acc>
+          <m:accPr>
+            <m:chr m:val="̂"/>
+          </m:accPr>
+          <m:e>
+            <m:r>
+              <m:t>Y</m:t>
+            </m:r>
+          </m:e>
+        </m:acc>
+        <m:r>
+          <m:rPr>
+            <m:sty m:val="p"/>
+          </m:rPr>
+          <m:t>=</m:t>
+        </m:r>
+        <m:r>
+          <m:t>a</m:t>
+        </m:r>
+        <m:r>
+          <m:rPr>
+            <m:sty m:val="p"/>
+          </m:rPr>
+          <m:t>+</m:t>
+        </m:r>
+        <m:r>
+          <m:t>b</m:t>
+        </m:r>
+        <m:r>
+          <m:t>X</m:t>
+        </m:r>
+      </m:oMath>
+    </w:p>
+    <w:p>
+      <w:pPr>
+        <w:pStyle w:val="Compact"/>
+        <w:numPr>
+          <w:ilvl w:val="0"/>
+          <w:numId w:val="1023"/>
+        </w:numPr>
+      </w:pPr>
+      <w:r>
+        <w:t xml:space="preserve">Where:</w:t>
+      </w:r>
+    </w:p>
+    <w:p>
+      <w:pPr>
+        <w:pStyle w:val="Compact"/>
+        <w:numPr>
+          <w:ilvl w:val="1"/>
+          <w:numId w:val="1024"/>
+        </w:numPr>
+      </w:pPr>
+      <m:oMath>
+        <m:acc>
+          <m:accPr>
+            <m:chr m:val="̂"/>
+          </m:accPr>
+          <m:e>
+            <m:r>
+              <m:t>Y</m:t>
+            </m:r>
+          </m:e>
+        </m:acc>
+      </m:oMath>
+      <w:r>
+        <w:t xml:space="preserve"> </w:t>
+      </w:r>
+      <w:r>
+        <w:t xml:space="preserve">is the predicted value of Y</w:t>
+      </w:r>
+    </w:p>
+    <w:p>
+      <w:pPr>
+        <w:pStyle w:val="Compact"/>
+        <w:numPr>
+          <w:ilvl w:val="1"/>
+          <w:numId w:val="1024"/>
+        </w:numPr>
+      </w:pPr>
+      <w:r>
+        <w:t xml:space="preserve">a is the estimate of α (intercept)</w:t>
+      </w:r>
+    </w:p>
+    <w:p>
+      <w:pPr>
+        <w:pStyle w:val="Compact"/>
+        <w:numPr>
+          <w:ilvl w:val="1"/>
+          <w:numId w:val="1024"/>
+        </w:numPr>
+      </w:pPr>
+      <w:r>
+        <w:t xml:space="preserve">b is the estimate of β (slope)</w:t>
+      </w:r>
+    </w:p>
+    <w:p>
+      <w:pPr>
+        <w:pStyle w:val="FirstParagraph"/>
+      </w:pPr>
+      <w:r>
+        <w:rPr>
+          <w:b/>
+          <w:bCs/>
+        </w:rPr>
+        <w:t xml:space="preserve">Method of Least Squares</w:t>
+      </w:r>
+      <w:r>
+        <w:t xml:space="preserve">: The line is chosen to minimize the sum of</w:t>
+      </w:r>
+      <w:r>
+        <w:t xml:space="preserve"> </w:t>
+      </w:r>
+      <w:r>
+        <w:t xml:space="preserve">squared vertical distances (residuals) between observed and predicted Y</w:t>
+      </w:r>
+      <w:r>
+        <w:t xml:space="preserve"> </w:t>
+      </w:r>
+      <w:r>
+        <w:t xml:space="preserve">values.</w:t>
+      </w:r>
+    </w:p>
+    <w:bookmarkEnd w:id="71"/>
+    <w:p>
+      <w:pPr>
+        <w:pStyle w:val="BodyText"/>
+      </w:pPr>
+      <w:r>
+        <w:drawing>
+          <wp:inline>
+            <wp:extent cx="2743200" cy="2743200"/>
+            <wp:effectExtent b="0" l="0" r="0" t="0"/>
+            <wp:docPr descr="" title="" id="73" name="Picture"/>
+            <a:graphic>
+              <a:graphicData uri="http://schemas.openxmlformats.org/drawingml/2006/picture">
+                <pic:pic>
+                  <pic:nvPicPr>
+                    <pic:cNvPr descr="09_01_lecture_powerpoint_files/figure-docx/overview-plot-1p-1.png" id="74" name="Picture"/>
+                    <pic:cNvPicPr>
+                      <a:picLocks noChangeArrowheads="1" noChangeAspect="1"/>
+                    </pic:cNvPicPr>
+                  </pic:nvPicPr>
+                  <pic:blipFill>
+                    <a:blip r:embed="rId72"/>
                     <a:stretch>
                       <a:fillRect/>
                     </a:stretch>
@@ -3963,8 +3429,8 @@
         </w:drawing>
       </w:r>
     </w:p>
-    <w:bookmarkEnd w:id="63"/>
-    <w:bookmarkStart w:id="68" w:name="lecture-9-linear-regression"/>
+    <w:bookmarkEnd w:id="75"/>
+    <w:bookmarkStart w:id="80" w:name="lecture-9-linear-regression-2"/>
     <w:p>
       <w:pPr>
         <w:pStyle w:val="Heading1"/>
@@ -3983,785 +3449,11 @@
         <w:t xml:space="preserve">Linear Regression</w:t>
       </w:r>
     </w:p>
-    <w:bookmarkStart w:id="64" w:name="simple-linear-regression-model"/>
-    <w:p>
-      <w:pPr>
-        <w:pStyle w:val="Heading3"/>
-      </w:pPr>
-      <w:r>
-        <w:t xml:space="preserve">Simple Linear Regression Model</w:t>
-      </w:r>
-    </w:p>
     <w:p>
       <w:pPr>
         <w:pStyle w:val="FirstParagraph"/>
       </w:pPr>
       <w:r>
-        <w:rPr>
-          <w:b/>
-          <w:bCs/>
-        </w:rPr>
-        <w:t xml:space="preserve">Simple linear regression</w:t>
-      </w:r>
-      <w:r>
-        <w:t xml:space="preserve"> </w:t>
-      </w:r>
-      <w:r>
-        <w:t xml:space="preserve">models the relationship between a response</w:t>
-      </w:r>
-      <w:r>
-        <w:t xml:space="preserve"> </w:t>
-      </w:r>
-      <w:r>
-        <w:t xml:space="preserve">variable (Y) and a predictor variable (X).</w:t>
-      </w:r>
-    </w:p>
-    <w:p>
-      <w:pPr>
-        <w:pStyle w:val="BodyText"/>
-      </w:pPr>
-      <w:r>
-        <w:t xml:space="preserve">The</w:t>
-      </w:r>
-      <w:r>
-        <w:t xml:space="preserve"> </w:t>
-      </w:r>
-      <w:r>
-        <w:rPr>
-          <w:b/>
-          <w:bCs/>
-        </w:rPr>
-        <w:t xml:space="preserve">population</w:t>
-      </w:r>
-      <w:r>
-        <w:t xml:space="preserve"> </w:t>
-      </w:r>
-      <w:r>
-        <w:t xml:space="preserve">regression model</w:t>
-      </w:r>
-    </w:p>
-    <w:p>
-      <w:pPr>
-        <w:pStyle w:val="BodyText"/>
-      </w:pPr>
-      <m:oMathPara>
-        <m:oMathParaPr>
-          <m:jc m:val="center"/>
-        </m:oMathParaPr>
-        <m:oMath>
-          <m:r>
-            <m:t>Y</m:t>
-          </m:r>
-          <m:r>
-            <m:rPr>
-              <m:sty m:val="p"/>
-            </m:rPr>
-            <m:t>=</m:t>
-          </m:r>
-          <m:r>
-            <m:t>α</m:t>
-          </m:r>
-          <m:r>
-            <m:rPr>
-              <m:sty m:val="p"/>
-            </m:rPr>
-            <m:t>+</m:t>
-          </m:r>
-          <m:r>
-            <m:t>β</m:t>
-          </m:r>
-          <m:r>
-            <m:t>X</m:t>
-          </m:r>
-          <m:r>
-            <m:rPr>
-              <m:sty m:val="p"/>
-            </m:rPr>
-            <m:t>+</m:t>
-          </m:r>
-          <m:r>
-            <m:t>ε</m:t>
-          </m:r>
-        </m:oMath>
-      </m:oMathPara>
-    </w:p>
-    <w:p>
-      <w:pPr>
-        <w:pStyle w:val="FirstParagraph"/>
-      </w:pPr>
-      <w:r>
-        <w:t xml:space="preserve">Where:</w:t>
-      </w:r>
-    </w:p>
-    <w:p>
-      <w:pPr>
-        <w:pStyle w:val="Compact"/>
-        <w:numPr>
-          <w:ilvl w:val="0"/>
-          <w:numId w:val="1016"/>
-        </w:numPr>
-      </w:pPr>
-      <w:r>
-        <w:t xml:space="preserve">Y is the response variable</w:t>
-      </w:r>
-    </w:p>
-    <w:p>
-      <w:pPr>
-        <w:pStyle w:val="Compact"/>
-        <w:numPr>
-          <w:ilvl w:val="0"/>
-          <w:numId w:val="1016"/>
-        </w:numPr>
-      </w:pPr>
-      <w:r>
-        <w:t xml:space="preserve">X is the predictor variable</w:t>
-      </w:r>
-    </w:p>
-    <w:p>
-      <w:pPr>
-        <w:pStyle w:val="Compact"/>
-        <w:numPr>
-          <w:ilvl w:val="0"/>
-          <w:numId w:val="1016"/>
-        </w:numPr>
-      </w:pPr>
-      <w:r>
-        <w:t xml:space="preserve">α (alpha) is the intercept (value of Y when X=0)</w:t>
-      </w:r>
-    </w:p>
-    <w:p>
-      <w:pPr>
-        <w:pStyle w:val="Compact"/>
-        <w:numPr>
-          <w:ilvl w:val="0"/>
-          <w:numId w:val="1016"/>
-        </w:numPr>
-      </w:pPr>
-      <w:r>
-        <w:t xml:space="preserve">β (beta) is the slope (change in Y per unit change in X)</w:t>
-      </w:r>
-    </w:p>
-    <w:p>
-      <w:pPr>
-        <w:pStyle w:val="Compact"/>
-        <w:numPr>
-          <w:ilvl w:val="0"/>
-          <w:numId w:val="1016"/>
-        </w:numPr>
-      </w:pPr>
-      <w:r>
-        <w:t xml:space="preserve">ε (epsilon) is the error term (random deviation from the line)</w:t>
-      </w:r>
-    </w:p>
-    <w:p>
-      <w:pPr>
-        <w:pStyle w:val="FirstParagraph"/>
-      </w:pPr>
-      <w:r>
-        <w:t xml:space="preserve">The</w:t>
-      </w:r>
-      <w:r>
-        <w:t xml:space="preserve"> </w:t>
-      </w:r>
-      <w:r>
-        <w:rPr>
-          <w:b/>
-          <w:bCs/>
-        </w:rPr>
-        <w:t xml:space="preserve">sample</w:t>
-      </w:r>
-      <w:r>
-        <w:t xml:space="preserve"> </w:t>
-      </w:r>
-      <w:r>
-        <w:t xml:space="preserve">regression equation is:</w:t>
-      </w:r>
-    </w:p>
-    <w:p>
-      <w:pPr>
-        <w:pStyle w:val="BodyText"/>
-      </w:pPr>
-      <m:oMathPara>
-        <m:oMathParaPr>
-          <m:jc m:val="center"/>
-        </m:oMathParaPr>
-        <m:oMath>
-          <m:acc>
-            <m:accPr>
-              <m:chr m:val="̂"/>
-            </m:accPr>
-            <m:e>
-              <m:r>
-                <m:t>Y</m:t>
-              </m:r>
-            </m:e>
-          </m:acc>
-          <m:r>
-            <m:rPr>
-              <m:sty m:val="p"/>
-            </m:rPr>
-            <m:t>=</m:t>
-          </m:r>
-          <m:r>
-            <m:t>a</m:t>
-          </m:r>
-          <m:r>
-            <m:rPr>
-              <m:sty m:val="p"/>
-            </m:rPr>
-            <m:t>+</m:t>
-          </m:r>
-          <m:r>
-            <m:t>b</m:t>
-          </m:r>
-          <m:r>
-            <m:t>X</m:t>
-          </m:r>
-        </m:oMath>
-      </m:oMathPara>
-    </w:p>
-    <w:p>
-      <w:pPr>
-        <w:pStyle w:val="FirstParagraph"/>
-      </w:pPr>
-      <w:r>
-        <w:t xml:space="preserve">Where:</w:t>
-      </w:r>
-    </w:p>
-    <w:p>
-      <w:pPr>
-        <w:pStyle w:val="Compact"/>
-        <w:numPr>
-          <w:ilvl w:val="0"/>
-          <w:numId w:val="1017"/>
-        </w:numPr>
-      </w:pPr>
-      <m:oMath>
-        <m:acc>
-          <m:accPr>
-            <m:chr m:val="̂"/>
-          </m:accPr>
-          <m:e>
-            <m:r>
-              <m:t>Y</m:t>
-            </m:r>
-          </m:e>
-        </m:acc>
-      </m:oMath>
-      <w:r>
-        <w:t xml:space="preserve"> </w:t>
-      </w:r>
-      <w:r>
-        <w:t xml:space="preserve">is the predicted value of Y</w:t>
-      </w:r>
-    </w:p>
-    <w:p>
-      <w:pPr>
-        <w:pStyle w:val="Compact"/>
-        <w:numPr>
-          <w:ilvl w:val="0"/>
-          <w:numId w:val="1017"/>
-        </w:numPr>
-      </w:pPr>
-      <w:r>
-        <w:t xml:space="preserve">a is the estimate of α (intercept)</w:t>
-      </w:r>
-    </w:p>
-    <w:p>
-      <w:pPr>
-        <w:pStyle w:val="Compact"/>
-        <w:numPr>
-          <w:ilvl w:val="0"/>
-          <w:numId w:val="1017"/>
-        </w:numPr>
-      </w:pPr>
-      <w:r>
-        <w:t xml:space="preserve">b is the estimate of β (slope)</w:t>
-      </w:r>
-    </w:p>
-    <w:p>
-      <w:pPr>
-        <w:pStyle w:val="FirstParagraph"/>
-      </w:pPr>
-      <w:r>
-        <w:rPr>
-          <w:b/>
-          <w:bCs/>
-        </w:rPr>
-        <w:t xml:space="preserve">Method of Least Squares</w:t>
-      </w:r>
-      <w:r>
-        <w:t xml:space="preserve">: The line is chosen to minimize the sum of</w:t>
-      </w:r>
-      <w:r>
-        <w:t xml:space="preserve"> </w:t>
-      </w:r>
-      <w:r>
-        <w:t xml:space="preserve">squared vertical distances (residuals) between observed and predicted Y</w:t>
-      </w:r>
-      <w:r>
-        <w:t xml:space="preserve"> </w:t>
-      </w:r>
-      <w:r>
-        <w:t xml:space="preserve">values.</w:t>
-      </w:r>
-    </w:p>
-    <w:bookmarkEnd w:id="64"/>
-    <w:p>
-      <w:pPr>
-        <w:pStyle w:val="BodyText"/>
-      </w:pPr>
-      <w:r>
-        <w:drawing>
-          <wp:inline>
-            <wp:extent cx="3133725" cy="8418962"/>
-            <wp:effectExtent b="0" l="0" r="0" t="0"/>
-            <wp:docPr descr="" title="" id="66" name="Picture"/>
-            <a:graphic>
-              <a:graphicData uri="http://schemas.openxmlformats.org/drawingml/2006/picture">
-                <pic:pic>
-                  <pic:nvPicPr>
-                    <pic:cNvPr descr="images/clipboard-3360244964.png" id="67" name="Picture"/>
-                    <pic:cNvPicPr>
-                      <a:picLocks noChangeArrowheads="1" noChangeAspect="1"/>
-                    </pic:cNvPicPr>
-                  </pic:nvPicPr>
-                  <pic:blipFill>
-                    <a:blip r:embed="rId65"/>
-                    <a:stretch>
-                      <a:fillRect/>
-                    </a:stretch>
-                  </pic:blipFill>
-                  <pic:spPr bwMode="auto">
-                    <a:xfrm>
-                      <a:off x="0" y="0"/>
-                      <a:ext cx="3133725" cy="8418962"/>
-                    </a:xfrm>
-                    <a:prstGeom prst="rect">
-                      <a:avLst/>
-                    </a:prstGeom>
-                    <a:noFill/>
-                    <a:ln w="9525">
-                      <a:noFill/>
-                      <a:headEnd/>
-                      <a:tailEnd/>
-                    </a:ln>
-                  </pic:spPr>
-                </pic:pic>
-              </a:graphicData>
-            </a:graphic>
-          </wp:inline>
-        </w:drawing>
-      </w:r>
-    </w:p>
-    <w:bookmarkEnd w:id="68"/>
-    <w:bookmarkStart w:id="73" w:name="lecture-9-linear-regression-1"/>
-    <w:p>
-      <w:pPr>
-        <w:pStyle w:val="Heading1"/>
-      </w:pPr>
-      <w:r>
-        <w:rPr>
-          <w:b/>
-          <w:bCs/>
-        </w:rPr>
-        <w:t xml:space="preserve">Lecture 9:</w:t>
-      </w:r>
-      <w:r>
-        <w:t xml:space="preserve"> </w:t>
-      </w:r>
-      <w:r>
-        <w:t xml:space="preserve">Linear Regression</w:t>
-      </w:r>
-    </w:p>
-    <w:bookmarkStart w:id="69" w:name="simple-linear-regression-model-1"/>
-    <w:p>
-      <w:pPr>
-        <w:pStyle w:val="Heading3"/>
-      </w:pPr>
-      <w:r>
-        <w:t xml:space="preserve">Simple Linear Regression Model</w:t>
-      </w:r>
-    </w:p>
-    <w:p>
-      <w:pPr>
-        <w:pStyle w:val="FirstParagraph"/>
-      </w:pPr>
-      <w:r>
-        <w:rPr>
-          <w:b/>
-          <w:bCs/>
-        </w:rPr>
-        <w:t xml:space="preserve">Simple linear regression</w:t>
-      </w:r>
-      <w:r>
-        <w:t xml:space="preserve"> </w:t>
-      </w:r>
-      <w:r>
-        <w:t xml:space="preserve">models the relationship between a response</w:t>
-      </w:r>
-      <w:r>
-        <w:t xml:space="preserve"> </w:t>
-      </w:r>
-      <w:r>
-        <w:t xml:space="preserve">variable (Y) and a predictor variable (X).</w:t>
-      </w:r>
-    </w:p>
-    <w:p>
-      <w:pPr>
-        <w:pStyle w:val="BodyText"/>
-      </w:pPr>
-      <w:r>
-        <w:t xml:space="preserve">The</w:t>
-      </w:r>
-      <w:r>
-        <w:t xml:space="preserve"> </w:t>
-      </w:r>
-      <w:r>
-        <w:rPr>
-          <w:b/>
-          <w:bCs/>
-        </w:rPr>
-        <w:t xml:space="preserve">population</w:t>
-      </w:r>
-      <w:r>
-        <w:t xml:space="preserve"> </w:t>
-      </w:r>
-      <w:r>
-        <w:t xml:space="preserve">regression model is:</w:t>
-      </w:r>
-    </w:p>
-    <w:p>
-      <w:pPr>
-        <w:pStyle w:val="BodyText"/>
-      </w:pPr>
-      <m:oMathPara>
-        <m:oMathParaPr>
-          <m:jc m:val="center"/>
-        </m:oMathParaPr>
-        <m:oMath>
-          <m:r>
-            <m:t>Y</m:t>
-          </m:r>
-          <m:r>
-            <m:rPr>
-              <m:sty m:val="p"/>
-            </m:rPr>
-            <m:t>=</m:t>
-          </m:r>
-          <m:r>
-            <m:t>α</m:t>
-          </m:r>
-          <m:r>
-            <m:rPr>
-              <m:sty m:val="p"/>
-            </m:rPr>
-            <m:t>+</m:t>
-          </m:r>
-          <m:r>
-            <m:t>β</m:t>
-          </m:r>
-          <m:r>
-            <m:t>X</m:t>
-          </m:r>
-          <m:r>
-            <m:rPr>
-              <m:sty m:val="p"/>
-            </m:rPr>
-            <m:t>+</m:t>
-          </m:r>
-          <m:r>
-            <m:t>ε</m:t>
-          </m:r>
-        </m:oMath>
-      </m:oMathPara>
-    </w:p>
-    <w:p>
-      <w:pPr>
-        <w:pStyle w:val="FirstParagraph"/>
-      </w:pPr>
-      <w:r>
-        <w:t xml:space="preserve">Where:</w:t>
-      </w:r>
-    </w:p>
-    <w:p>
-      <w:pPr>
-        <w:numPr>
-          <w:ilvl w:val="0"/>
-          <w:numId w:val="1018"/>
-        </w:numPr>
-      </w:pPr>
-      <w:r>
-        <w:t xml:space="preserve">Y is the response variable</w:t>
-      </w:r>
-    </w:p>
-    <w:p>
-      <w:pPr>
-        <w:numPr>
-          <w:ilvl w:val="0"/>
-          <w:numId w:val="1018"/>
-        </w:numPr>
-      </w:pPr>
-      <w:r>
-        <w:t xml:space="preserve">X is the predictor variable</w:t>
-      </w:r>
-    </w:p>
-    <w:p>
-      <w:pPr>
-        <w:numPr>
-          <w:ilvl w:val="0"/>
-          <w:numId w:val="1018"/>
-        </w:numPr>
-      </w:pPr>
-      <w:r>
-        <w:t xml:space="preserve">α (alpha) is the intercept (value of Y when X=0)</w:t>
-      </w:r>
-    </w:p>
-    <w:p>
-      <w:pPr>
-        <w:numPr>
-          <w:ilvl w:val="0"/>
-          <w:numId w:val="1018"/>
-        </w:numPr>
-      </w:pPr>
-      <w:r>
-        <w:t xml:space="preserve">β (beta) is the slope (change in Y per unit change in X)</w:t>
-      </w:r>
-    </w:p>
-    <w:p>
-      <w:pPr>
-        <w:numPr>
-          <w:ilvl w:val="0"/>
-          <w:numId w:val="1018"/>
-        </w:numPr>
-      </w:pPr>
-      <w:r>
-        <w:t xml:space="preserve">ε (epsilon) is the error term (random deviation from the line)</w:t>
-      </w:r>
-    </w:p>
-    <w:p>
-      <w:pPr>
-        <w:pStyle w:val="FirstParagraph"/>
-      </w:pPr>
-      <w:r>
-        <w:t xml:space="preserve">The</w:t>
-      </w:r>
-      <w:r>
-        <w:t xml:space="preserve"> </w:t>
-      </w:r>
-      <w:r>
-        <w:rPr>
-          <w:b/>
-          <w:bCs/>
-        </w:rPr>
-        <w:t xml:space="preserve">sample</w:t>
-      </w:r>
-      <w:r>
-        <w:t xml:space="preserve"> </w:t>
-      </w:r>
-      <w:r>
-        <w:t xml:space="preserve">regression equation is:</w:t>
-      </w:r>
-    </w:p>
-    <w:p>
-      <w:pPr>
-        <w:pStyle w:val="BodyText"/>
-      </w:pPr>
-      <m:oMathPara>
-        <m:oMathParaPr>
-          <m:jc m:val="center"/>
-        </m:oMathParaPr>
-        <m:oMath>
-          <m:acc>
-            <m:accPr>
-              <m:chr m:val="̂"/>
-            </m:accPr>
-            <m:e>
-              <m:r>
-                <m:t>Y</m:t>
-              </m:r>
-            </m:e>
-          </m:acc>
-          <m:r>
-            <m:rPr>
-              <m:sty m:val="p"/>
-            </m:rPr>
-            <m:t>=</m:t>
-          </m:r>
-          <m:r>
-            <m:t>a</m:t>
-          </m:r>
-          <m:r>
-            <m:rPr>
-              <m:sty m:val="p"/>
-            </m:rPr>
-            <m:t>+</m:t>
-          </m:r>
-          <m:r>
-            <m:t>b</m:t>
-          </m:r>
-          <m:r>
-            <m:t>X</m:t>
-          </m:r>
-        </m:oMath>
-      </m:oMathPara>
-    </w:p>
-    <w:p>
-      <w:pPr>
-        <w:pStyle w:val="FirstParagraph"/>
-      </w:pPr>
-      <w:r>
-        <w:t xml:space="preserve">Where:</w:t>
-      </w:r>
-    </w:p>
-    <w:p>
-      <w:pPr>
-        <w:numPr>
-          <w:ilvl w:val="0"/>
-          <w:numId w:val="1019"/>
-        </w:numPr>
-      </w:pPr>
-      <m:oMath>
-        <m:acc>
-          <m:accPr>
-            <m:chr m:val="̂"/>
-          </m:accPr>
-          <m:e>
-            <m:r>
-              <m:t>Y</m:t>
-            </m:r>
-          </m:e>
-        </m:acc>
-      </m:oMath>
-      <w:r>
-        <w:t xml:space="preserve"> </w:t>
-      </w:r>
-      <w:r>
-        <w:t xml:space="preserve">is the predicted value of Y</w:t>
-      </w:r>
-    </w:p>
-    <w:p>
-      <w:pPr>
-        <w:numPr>
-          <w:ilvl w:val="0"/>
-          <w:numId w:val="1019"/>
-        </w:numPr>
-      </w:pPr>
-      <w:r>
-        <w:t xml:space="preserve">a is the estimate of α (intercept)</w:t>
-      </w:r>
-    </w:p>
-    <w:p>
-      <w:pPr>
-        <w:numPr>
-          <w:ilvl w:val="0"/>
-          <w:numId w:val="1019"/>
-        </w:numPr>
-      </w:pPr>
-      <w:r>
-        <w:t xml:space="preserve">b is the estimate of β (slope)</w:t>
-      </w:r>
-    </w:p>
-    <w:p>
-      <w:pPr>
-        <w:pStyle w:val="FirstParagraph"/>
-      </w:pPr>
-      <w:r>
-        <w:rPr>
-          <w:b/>
-          <w:bCs/>
-        </w:rPr>
-        <w:t xml:space="preserve">Method of Least Squares</w:t>
-      </w:r>
-      <w:r>
-        <w:t xml:space="preserve">: The line is chosen to minimize the sum of</w:t>
-      </w:r>
-      <w:r>
-        <w:t xml:space="preserve"> </w:t>
-      </w:r>
-      <w:r>
-        <w:t xml:space="preserve">squared vertical distances (residuals) between observed and predicted Y</w:t>
-      </w:r>
-      <w:r>
-        <w:t xml:space="preserve"> </w:t>
-      </w:r>
-      <w:r>
-        <w:t xml:space="preserve">values.</w:t>
-      </w:r>
-    </w:p>
-    <w:bookmarkEnd w:id="69"/>
-    <w:p>
-      <w:pPr>
-        <w:pStyle w:val="BodyText"/>
-      </w:pPr>
-      <w:r>
-        <w:drawing>
-          <wp:inline>
-            <wp:extent cx="2743200" cy="2743200"/>
-            <wp:effectExtent b="0" l="0" r="0" t="0"/>
-            <wp:docPr descr="" title="" id="71" name="Picture"/>
-            <a:graphic>
-              <a:graphicData uri="http://schemas.openxmlformats.org/drawingml/2006/picture">
-                <pic:pic>
-                  <pic:nvPicPr>
-                    <pic:cNvPr descr="09_01_lecture_powerpoint_files/figure-docx/overview-plot-1p-1.png" id="72" name="Picture"/>
-                    <pic:cNvPicPr>
-                      <a:picLocks noChangeArrowheads="1" noChangeAspect="1"/>
-                    </pic:cNvPicPr>
-                  </pic:nvPicPr>
-                  <pic:blipFill>
-                    <a:blip r:embed="rId70"/>
-                    <a:stretch>
-                      <a:fillRect/>
-                    </a:stretch>
-                  </pic:blipFill>
-                  <pic:spPr bwMode="auto">
-                    <a:xfrm>
-                      <a:off x="0" y="0"/>
-                      <a:ext cx="2743200" cy="2743200"/>
-                    </a:xfrm>
-                    <a:prstGeom prst="rect">
-                      <a:avLst/>
-                    </a:prstGeom>
-                    <a:noFill/>
-                    <a:ln w="9525">
-                      <a:noFill/>
-                      <a:headEnd/>
-                      <a:tailEnd/>
-                    </a:ln>
-                  </pic:spPr>
-                </pic:pic>
-              </a:graphicData>
-            </a:graphic>
-          </wp:inline>
-        </w:drawing>
-      </w:r>
-    </w:p>
-    <w:bookmarkEnd w:id="73"/>
-    <w:bookmarkStart w:id="78" w:name="lecture-9-linear-regression-2"/>
-    <w:p>
-      <w:pPr>
-        <w:pStyle w:val="Heading1"/>
-      </w:pPr>
-      <w:r>
-        <w:rPr>
-          <w:b/>
-          <w:bCs/>
-        </w:rPr>
-        <w:t xml:space="preserve">Lecture 9:</w:t>
-      </w:r>
-      <w:r>
-        <w:t xml:space="preserve"> </w:t>
-      </w:r>
-      <w:r>
-        <w:t xml:space="preserve">Linear Regression</w:t>
-      </w:r>
-    </w:p>
-    <w:p>
-      <w:pPr>
-        <w:pStyle w:val="FirstParagraph"/>
-      </w:pPr>
-      <w:r>
         <w:t xml:space="preserve">From Example 17.1 in the textbook the regression line for the lion data</w:t>
       </w:r>
       <w:r>
@@ -4771,7 +3463,7 @@
         <w:t xml:space="preserve">is:</w:t>
       </w:r>
     </w:p>
-    <w:bookmarkStart w:id="74" w:name="X0634c7febc72669521278c2dbcc32429720d7b9"/>
+    <w:bookmarkStart w:id="76" w:name="X0634c7febc72669521278c2dbcc32429720d7b9"/>
     <w:p>
       <w:pPr>
         <w:pStyle w:val="Heading3"/>
@@ -4843,49 +3535,85 @@
         <w:pStyle w:val="FirstParagraph"/>
       </w:pPr>
       <w:r>
-        <w:t xml:space="preserve">This means: - When a lion has no black on its nose (proportion = 0), its</w:t>
-      </w:r>
-      <w:r>
-        <w:t xml:space="preserve"> </w:t>
-      </w:r>
-      <w:r>
-        <w:t xml:space="preserve">predicted age is 0.88 years - For each 0.1 increase in the proportion of</w:t>
-      </w:r>
-      <w:r>
-        <w:t xml:space="preserve"> </w:t>
-      </w:r>
-      <w:r>
-        <w:t xml:space="preserve">black, age increases by 1.065 years - The slope (10.65) indicates that</w:t>
-      </w:r>
-      <w:r>
-        <w:t xml:space="preserve"> </w:t>
-      </w:r>
-      <w:r>
-        <w:t xml:space="preserve">lions with more black on their noses tend to be older</w:t>
-      </w:r>
-    </w:p>
-    <w:bookmarkEnd w:id="74"/>
-    <w:p>
-      <w:pPr>
-        <w:pStyle w:val="BodyText"/>
+        <w:t xml:space="preserve">This means:</w:t>
+      </w:r>
+    </w:p>
+    <w:p>
+      <w:pPr>
+        <w:pStyle w:val="Compact"/>
+        <w:numPr>
+          <w:ilvl w:val="0"/>
+          <w:numId w:val="1025"/>
+        </w:numPr>
+      </w:pPr>
+      <w:r>
+        <w:t xml:space="preserve">When a lion has no black on its nose (proportion = 0), its predicted</w:t>
+      </w:r>
+      <w:r>
+        <w:t xml:space="preserve"> </w:t>
+      </w:r>
+      <w:r>
+        <w:t xml:space="preserve">age is 0.88 years</w:t>
+      </w:r>
+    </w:p>
+    <w:p>
+      <w:pPr>
+        <w:pStyle w:val="Compact"/>
+        <w:numPr>
+          <w:ilvl w:val="0"/>
+          <w:numId w:val="1025"/>
+        </w:numPr>
+      </w:pPr>
+      <w:r>
+        <w:t xml:space="preserve">For each 0.1 increase in the proportion of black, age increases by</w:t>
+      </w:r>
+      <w:r>
+        <w:t xml:space="preserve"> </w:t>
+      </w:r>
+      <w:r>
+        <w:t xml:space="preserve">1.065 years</w:t>
+      </w:r>
+    </w:p>
+    <w:p>
+      <w:pPr>
+        <w:pStyle w:val="Compact"/>
+        <w:numPr>
+          <w:ilvl w:val="0"/>
+          <w:numId w:val="1025"/>
+        </w:numPr>
+      </w:pPr>
+      <w:r>
+        <w:t xml:space="preserve">The slope (10.65) indicates that lions with more black on their</w:t>
+      </w:r>
+      <w:r>
+        <w:t xml:space="preserve"> </w:t>
+      </w:r>
+      <w:r>
+        <w:t xml:space="preserve">noses tend to be older</w:t>
+      </w:r>
+    </w:p>
+    <w:bookmarkEnd w:id="76"/>
+    <w:p>
+      <w:pPr>
+        <w:pStyle w:val="FirstParagraph"/>
       </w:pPr>
       <w:r>
         <w:drawing>
           <wp:inline>
             <wp:extent cx="2743200" cy="2743200"/>
             <wp:effectExtent b="0" l="0" r="0" t="0"/>
-            <wp:docPr descr="" title="" id="76" name="Picture"/>
+            <wp:docPr descr="" title="" id="78" name="Picture"/>
             <a:graphic>
               <a:graphicData uri="http://schemas.openxmlformats.org/drawingml/2006/picture">
                 <pic:pic>
                   <pic:nvPicPr>
-                    <pic:cNvPr descr="09_01_lecture_powerpoint_files/figure-docx/overview-plot-1q-1.png" id="77" name="Picture"/>
+                    <pic:cNvPr descr="09_01_lecture_powerpoint_files/figure-docx/overview-plot-1q-1.png" id="79" name="Picture"/>
                     <pic:cNvPicPr>
                       <a:picLocks noChangeArrowheads="1" noChangeAspect="1"/>
                     </pic:cNvPicPr>
                   </pic:nvPicPr>
                   <pic:blipFill>
-                    <a:blip r:embed="rId75"/>
+                    <a:blip r:embed="rId77"/>
                     <a:stretch>
                       <a:fillRect/>
                     </a:stretch>
@@ -4912,8 +3640,8 @@
         </w:drawing>
       </w:r>
     </w:p>
-    <w:bookmarkEnd w:id="78"/>
-    <w:bookmarkStart w:id="80" w:name="lecture-9-linear-regression-3"/>
+    <w:bookmarkEnd w:id="80"/>
+    <w:bookmarkStart w:id="82" w:name="lecture-9-linear-regression-3"/>
     <w:p>
       <w:pPr>
         <w:pStyle w:val="Heading1"/>
@@ -4932,7 +3660,7 @@
         <w:t xml:space="preserve">Linear Regression</w:t>
       </w:r>
     </w:p>
-    <w:bookmarkStart w:id="79" w:name="simple-linear-regression-model-2"/>
+    <w:bookmarkStart w:id="81" w:name="simple-linear-regression-model-2"/>
     <w:p>
       <w:pPr>
         <w:pStyle w:val="Heading3"/>
@@ -4946,7 +3674,7 @@
         <w:pStyle w:val="Compact"/>
         <w:numPr>
           <w:ilvl w:val="0"/>
-          <w:numId w:val="1020"/>
+          <w:numId w:val="1026"/>
         </w:numPr>
       </w:pPr>
       <w:r>
@@ -4964,7 +3692,7 @@
         <w:pStyle w:val="Compact"/>
         <w:numPr>
           <w:ilvl w:val="0"/>
-          <w:numId w:val="1020"/>
+          <w:numId w:val="1026"/>
         </w:numPr>
       </w:pPr>
       <w:r>
@@ -5111,9 +3839,9 @@
         <w:t xml:space="preserve">F-statistic: 49.75 on 1 and 30 DF,  p-value: 7.677e-08</w:t>
       </w:r>
     </w:p>
-    <w:bookmarkEnd w:id="79"/>
-    <w:bookmarkEnd w:id="80"/>
-    <w:bookmarkStart w:id="85" w:name="lecture-9-linear-regression-4"/>
+    <w:bookmarkEnd w:id="81"/>
+    <w:bookmarkEnd w:id="82"/>
+    <w:bookmarkStart w:id="87" w:name="lecture-9-linear-regression-4"/>
     <w:p>
       <w:pPr>
         <w:pStyle w:val="Heading1"/>
@@ -5132,7 +3860,7 @@
         <w:t xml:space="preserve">Linear Regression</w:t>
       </w:r>
     </w:p>
-    <w:bookmarkStart w:id="81" w:name="simple-linear-regression-model-3"/>
+    <w:bookmarkStart w:id="83" w:name="simple-linear-regression-model-3"/>
     <w:p>
       <w:pPr>
         <w:pStyle w:val="Heading3"/>
@@ -5347,10 +4075,24 @@
     </w:p>
     <w:p>
       <w:pPr>
-        <w:pStyle w:val="FirstParagraph"/>
-      </w:pPr>
-      <w:r>
-        <w:t xml:space="preserve">Given: -</w:t>
+        <w:numPr>
+          <w:ilvl w:val="0"/>
+          <w:numId w:val="1027"/>
+        </w:numPr>
+      </w:pPr>
+      <w:r>
+        <w:t xml:space="preserve">Given:</w:t>
+      </w:r>
+    </w:p>
+    <w:p>
+      <w:pPr>
+        <w:numPr>
+          <w:ilvl w:val="1"/>
+          <w:numId w:val="1028"/>
+        </w:numPr>
+      </w:pPr>
+      <w:r>
+        <w:t xml:space="preserve">-</w:t>
       </w:r>
       <w:r>
         <w:t xml:space="preserve"> </w:t>
@@ -5376,9 +4118,14 @@
           <m:t>0.3222</m:t>
         </m:r>
       </m:oMath>
-      <w:r>
-        <w:t xml:space="preserve"> </w:t>
-      </w:r>
+    </w:p>
+    <w:p>
+      <w:pPr>
+        <w:numPr>
+          <w:ilvl w:val="1"/>
+          <w:numId w:val="1028"/>
+        </w:numPr>
+      </w:pPr>
       <w:r>
         <w:t xml:space="preserve">-</w:t>
       </w:r>
@@ -5406,9 +4153,14 @@
           <m:t>4.3094</m:t>
         </m:r>
       </m:oMath>
-      <w:r>
-        <w:t xml:space="preserve"> </w:t>
-      </w:r>
+    </w:p>
+    <w:p>
+      <w:pPr>
+        <w:numPr>
+          <w:ilvl w:val="1"/>
+          <w:numId w:val="1028"/>
+        </w:numPr>
+      </w:pPr>
       <w:r>
         <w:t xml:space="preserve">-</w:t>
       </w:r>
@@ -5493,9 +4245,14 @@
           <m:t>1.2221</m:t>
         </m:r>
       </m:oMath>
-      <w:r>
-        <w:t xml:space="preserve"> </w:t>
-      </w:r>
+    </w:p>
+    <w:p>
+      <w:pPr>
+        <w:numPr>
+          <w:ilvl w:val="1"/>
+          <w:numId w:val="1028"/>
+        </w:numPr>
+      </w:pPr>
       <w:r>
         <w:t xml:space="preserve">-</w:t>
       </w:r>
@@ -5612,7 +4369,7 @@
     </w:p>
     <w:p>
       <w:pPr>
-        <w:pStyle w:val="BodyText"/>
+        <w:pStyle w:val="FirstParagraph"/>
       </w:pPr>
       <w:r>
         <w:t xml:space="preserve">b = 13.0123 / 1.2221 = 10.647</w:t>
@@ -5709,9 +4466,86 @@
         </m:r>
       </m:oMath>
     </w:p>
+    <w:bookmarkEnd w:id="83"/>
     <w:p>
       <w:pPr>
         <w:pStyle w:val="BodyText"/>
+      </w:pPr>
+      <w:r>
+        <w:drawing>
+          <wp:inline>
+            <wp:extent cx="4572000" cy="3657600"/>
+            <wp:effectExtent b="0" l="0" r="0" t="0"/>
+            <wp:docPr descr="" title="" id="85" name="Picture"/>
+            <a:graphic>
+              <a:graphicData uri="http://schemas.openxmlformats.org/drawingml/2006/picture">
+                <pic:pic>
+                  <pic:nvPicPr>
+                    <pic:cNvPr descr="09_01_lecture_powerpoint_files/figure-docx/overview-plot-1b-1.png" id="86" name="Picture"/>
+                    <pic:cNvPicPr>
+                      <a:picLocks noChangeArrowheads="1" noChangeAspect="1"/>
+                    </pic:cNvPicPr>
+                  </pic:nvPicPr>
+                  <pic:blipFill>
+                    <a:blip r:embed="rId84"/>
+                    <a:stretch>
+                      <a:fillRect/>
+                    </a:stretch>
+                  </pic:blipFill>
+                  <pic:spPr bwMode="auto">
+                    <a:xfrm>
+                      <a:off x="0" y="0"/>
+                      <a:ext cx="4572000" cy="3657600"/>
+                    </a:xfrm>
+                    <a:prstGeom prst="rect">
+                      <a:avLst/>
+                    </a:prstGeom>
+                    <a:noFill/>
+                    <a:ln w="9525">
+                      <a:noFill/>
+                      <a:headEnd/>
+                      <a:tailEnd/>
+                    </a:ln>
+                  </pic:spPr>
+                </pic:pic>
+              </a:graphicData>
+            </a:graphic>
+          </wp:inline>
+        </w:drawing>
+      </w:r>
+    </w:p>
+    <w:bookmarkEnd w:id="87"/>
+    <w:bookmarkStart w:id="92" w:name="lecture-9-linear-regression-5"/>
+    <w:p>
+      <w:pPr>
+        <w:pStyle w:val="Heading1"/>
+      </w:pPr>
+      <w:r>
+        <w:rPr>
+          <w:b/>
+          <w:bCs/>
+        </w:rPr>
+        <w:t xml:space="preserve">Lecture 9:</w:t>
+      </w:r>
+      <w:r>
+        <w:t xml:space="preserve"> </w:t>
+      </w:r>
+      <w:r>
+        <w:t xml:space="preserve">Linear Regression</w:t>
+      </w:r>
+    </w:p>
+    <w:bookmarkStart w:id="88" w:name="simple-linear-regression-model-4"/>
+    <w:p>
+      <w:pPr>
+        <w:pStyle w:val="Heading3"/>
+      </w:pPr>
+      <w:r>
+        <w:t xml:space="preserve">Simple Linear Regression Model</w:t>
+      </w:r>
+    </w:p>
+    <w:p>
+      <w:pPr>
+        <w:pStyle w:val="FirstParagraph"/>
       </w:pPr>
       <w:r>
         <w:rPr>
@@ -5815,7 +4649,7 @@
         <w:pStyle w:val="Compact"/>
         <w:numPr>
           <w:ilvl w:val="0"/>
-          <w:numId w:val="1021"/>
+          <w:numId w:val="1029"/>
         </w:numPr>
       </w:pPr>
       <w:r>
@@ -5840,7 +4674,7 @@
         <w:pStyle w:val="Compact"/>
         <w:numPr>
           <w:ilvl w:val="0"/>
-          <w:numId w:val="1021"/>
+          <w:numId w:val="1029"/>
         </w:numPr>
       </w:pPr>
       <w:r>
@@ -5895,7 +4729,7 @@
         <w:t xml:space="preserve">from the mean.</w:t>
       </w:r>
     </w:p>
-    <w:bookmarkEnd w:id="81"/>
+    <w:bookmarkEnd w:id="88"/>
     <w:p>
       <w:pPr>
         <w:pStyle w:val="BodyText"/>
@@ -5905,18 +4739,18 @@
           <wp:inline>
             <wp:extent cx="4572000" cy="3657600"/>
             <wp:effectExtent b="0" l="0" r="0" t="0"/>
-            <wp:docPr descr="" title="" id="83" name="Picture"/>
+            <wp:docPr descr="" title="" id="90" name="Picture"/>
             <a:graphic>
               <a:graphicData uri="http://schemas.openxmlformats.org/drawingml/2006/picture">
                 <pic:pic>
                   <pic:nvPicPr>
-                    <pic:cNvPr descr="09_01_lecture_powerpoint_files/figure-docx/overview-plot-1b-1.png" id="84" name="Picture"/>
+                    <pic:cNvPr descr="09_01_lecture_powerpoint_files/figure-docx/overview-plot-1bb-1.png" id="91" name="Picture"/>
                     <pic:cNvPicPr>
                       <a:picLocks noChangeArrowheads="1" noChangeAspect="1"/>
                     </pic:cNvPicPr>
                   </pic:nvPicPr>
                   <pic:blipFill>
-                    <a:blip r:embed="rId82"/>
+                    <a:blip r:embed="rId89"/>
                     <a:stretch>
                       <a:fillRect/>
                     </a:stretch>
@@ -5943,8 +4777,8 @@
         </w:drawing>
       </w:r>
     </w:p>
-    <w:bookmarkEnd w:id="85"/>
-    <w:bookmarkStart w:id="87" w:name="lecture-9-linear-regression-5"/>
+    <w:bookmarkEnd w:id="92"/>
+    <w:bookmarkStart w:id="94" w:name="lecture-9-linear-regression-6"/>
     <w:p>
       <w:pPr>
         <w:pStyle w:val="Heading1"/>
@@ -5963,7 +4797,7 @@
         <w:t xml:space="preserve">Linear Regression</w:t>
       </w:r>
     </w:p>
-    <w:bookmarkStart w:id="86" w:name="example-prairie-home-companion"/>
+    <w:bookmarkStart w:id="93" w:name="example-prairie-home-companion"/>
     <w:p>
       <w:pPr>
         <w:pStyle w:val="Heading3"/>
@@ -5977,7 +4811,7 @@
         <w:pStyle w:val="Compact"/>
         <w:numPr>
           <w:ilvl w:val="0"/>
-          <w:numId w:val="1022"/>
+          <w:numId w:val="1030"/>
         </w:numPr>
       </w:pPr>
       <w:r>
@@ -5989,7 +4823,7 @@
         <w:pStyle w:val="Compact"/>
         <w:numPr>
           <w:ilvl w:val="0"/>
-          <w:numId w:val="1022"/>
+          <w:numId w:val="1030"/>
         </w:numPr>
       </w:pPr>
       <w:r>
@@ -6007,10 +4841,13 @@
         <w:pStyle w:val="SourceCode"/>
       </w:pPr>
       <w:r>
+        <w:br/>
+      </w:r>
+      <w:r>
         <w:rPr>
           <w:rStyle w:val="VerbatimChar"/>
         </w:rPr>
-        <w:t xml:space="preserve"># A tibble: 6 × 2</w:t>
+        <w:t xml:space="preserve">Call:</w:t>
       </w:r>
       <w:r>
         <w:br/>
@@ -6019,16 +4856,19 @@
         <w:rPr>
           <w:rStyle w:val="VerbatimChar"/>
         </w:rPr>
-        <w:t xml:space="preserve">  species_number log_stability</w:t>
+        <w:t xml:space="preserve">lm(formula = log_stability ~ species_number, data = prairie_data)</w:t>
       </w:r>
       <w:r>
         <w:br/>
       </w:r>
       <w:r>
+        <w:br/>
+      </w:r>
+      <w:r>
         <w:rPr>
           <w:rStyle w:val="VerbatimChar"/>
         </w:rPr>
-        <w:t xml:space="preserve">           &lt;dbl&gt;         &lt;dbl&gt;</w:t>
+        <w:t xml:space="preserve">Residuals:</w:t>
       </w:r>
       <w:r>
         <w:br/>
@@ -6037,7 +4877,7 @@
         <w:rPr>
           <w:rStyle w:val="VerbatimChar"/>
         </w:rPr>
-        <w:t xml:space="preserve">1              1         0.763</w:t>
+        <w:t xml:space="preserve">     Min       1Q   Median       3Q      Max </w:t>
       </w:r>
       <w:r>
         <w:br/>
@@ -6046,16 +4886,19 @@
         <w:rPr>
           <w:rStyle w:val="VerbatimChar"/>
         </w:rPr>
-        <w:t xml:space="preserve">2              1         1.45 </w:t>
+        <w:t xml:space="preserve">-0.82774 -0.25344 -0.00426  0.27498  0.75240 </w:t>
       </w:r>
       <w:r>
         <w:br/>
       </w:r>
       <w:r>
+        <w:br/>
+      </w:r>
+      <w:r>
         <w:rPr>
           <w:rStyle w:val="VerbatimChar"/>
         </w:rPr>
-        <w:t xml:space="preserve">3              1         1.51 </w:t>
+        <w:t xml:space="preserve">Coefficients:</w:t>
       </w:r>
       <w:r>
         <w:br/>
@@ -6064,7 +4907,7 @@
         <w:rPr>
           <w:rStyle w:val="VerbatimChar"/>
         </w:rPr>
-        <w:t xml:space="preserve">4              1         0.747</w:t>
+        <w:t xml:space="preserve">               Estimate Std. Error t value Pr(&gt;|t|)    </w:t>
       </w:r>
       <w:r>
         <w:br/>
@@ -6073,7 +4916,7 @@
         <w:rPr>
           <w:rStyle w:val="VerbatimChar"/>
         </w:rPr>
-        <w:t xml:space="preserve">5              1         0.983</w:t>
+        <w:t xml:space="preserve">(Intercept)    1.252629   0.041023  30.535  &lt; 2e-16 ***</w:t>
       </w:r>
       <w:r>
         <w:br/>
@@ -6082,7 +4925,55 @@
         <w:rPr>
           <w:rStyle w:val="VerbatimChar"/>
         </w:rPr>
-        <w:t xml:space="preserve">6              1         1.12 </w:t>
+        <w:t xml:space="preserve">species_number 0.025984   0.004926   5.275 4.28e-07 ***</w:t>
+      </w:r>
+      <w:r>
+        <w:br/>
+      </w:r>
+      <w:r>
+        <w:rPr>
+          <w:rStyle w:val="VerbatimChar"/>
+        </w:rPr>
+        <w:t xml:space="preserve">---</w:t>
+      </w:r>
+      <w:r>
+        <w:br/>
+      </w:r>
+      <w:r>
+        <w:rPr>
+          <w:rStyle w:val="VerbatimChar"/>
+        </w:rPr>
+        <w:t xml:space="preserve">Signif. codes:  0 '***' 0.001 '**' 0.01 '*' 0.05 '.' 0.1 ' ' 1</w:t>
+      </w:r>
+      <w:r>
+        <w:br/>
+      </w:r>
+      <w:r>
+        <w:br/>
+      </w:r>
+      <w:r>
+        <w:rPr>
+          <w:rStyle w:val="VerbatimChar"/>
+        </w:rPr>
+        <w:t xml:space="preserve">Residual standard error: 0.3433 on 159 degrees of freedom</w:t>
+      </w:r>
+      <w:r>
+        <w:br/>
+      </w:r>
+      <w:r>
+        <w:rPr>
+          <w:rStyle w:val="VerbatimChar"/>
+        </w:rPr>
+        <w:t xml:space="preserve">Multiple R-squared:  0.149, Adjusted R-squared:  0.1436 </w:t>
+      </w:r>
+      <w:r>
+        <w:br/>
+      </w:r>
+      <w:r>
+        <w:rPr>
+          <w:rStyle w:val="VerbatimChar"/>
+        </w:rPr>
+        <w:t xml:space="preserve">F-statistic: 27.83 on 1 and 159 DF,  p-value: 4.276e-07</w:t>
       </w:r>
     </w:p>
     <w:p>
@@ -6090,13 +4981,22 @@
         <w:pStyle w:val="SourceCode"/>
       </w:pPr>
       <w:r>
+        <w:rPr>
+          <w:rStyle w:val="VerbatimChar"/>
+        </w:rPr>
+        <w:t xml:space="preserve">Analysis of Variance Table</w:t>
+      </w:r>
+      <w:r>
         <w:br/>
       </w:r>
       <w:r>
+        <w:br/>
+      </w:r>
+      <w:r>
         <w:rPr>
           <w:rStyle w:val="VerbatimChar"/>
         </w:rPr>
-        <w:t xml:space="preserve">Call:</w:t>
+        <w:t xml:space="preserve">Response: log_stability</w:t>
       </w:r>
       <w:r>
         <w:br/>
@@ -6105,19 +5005,25 @@
         <w:rPr>
           <w:rStyle w:val="VerbatimChar"/>
         </w:rPr>
-        <w:t xml:space="preserve">lm(formula = log_stability ~ species_number, data = prairie_data)</w:t>
+        <w:t xml:space="preserve">                Df  Sum Sq Mean Sq F value    Pr(&gt;F)    </w:t>
       </w:r>
       <w:r>
         <w:br/>
       </w:r>
       <w:r>
+        <w:rPr>
+          <w:rStyle w:val="VerbatimChar"/>
+        </w:rPr>
+        <w:t xml:space="preserve">species_number   1  3.2792  3.2792  27.829 4.276e-07 ***</w:t>
+      </w:r>
+      <w:r>
         <w:br/>
       </w:r>
       <w:r>
         <w:rPr>
           <w:rStyle w:val="VerbatimChar"/>
         </w:rPr>
-        <w:t xml:space="preserve">Residuals:</w:t>
+        <w:t xml:space="preserve">Residuals      159 18.7358  0.1178                      </w:t>
       </w:r>
       <w:r>
         <w:br/>
@@ -6126,7 +5032,7 @@
         <w:rPr>
           <w:rStyle w:val="VerbatimChar"/>
         </w:rPr>
-        <w:t xml:space="preserve">     Min       1Q   Median       3Q      Max </w:t>
+        <w:t xml:space="preserve">---</w:t>
       </w:r>
       <w:r>
         <w:br/>
@@ -6135,178 +5041,12 @@
         <w:rPr>
           <w:rStyle w:val="VerbatimChar"/>
         </w:rPr>
-        <w:t xml:space="preserve">-0.82774 -0.25344 -0.00426  0.27498  0.75240 </w:t>
-      </w:r>
-      <w:r>
-        <w:br/>
-      </w:r>
-      <w:r>
-        <w:br/>
-      </w:r>
-      <w:r>
-        <w:rPr>
-          <w:rStyle w:val="VerbatimChar"/>
-        </w:rPr>
-        <w:t xml:space="preserve">Coefficients:</w:t>
-      </w:r>
-      <w:r>
-        <w:br/>
-      </w:r>
-      <w:r>
-        <w:rPr>
-          <w:rStyle w:val="VerbatimChar"/>
-        </w:rPr>
-        <w:t xml:space="preserve">               Estimate Std. Error t value Pr(&gt;|t|)    </w:t>
-      </w:r>
-      <w:r>
-        <w:br/>
-      </w:r>
-      <w:r>
-        <w:rPr>
-          <w:rStyle w:val="VerbatimChar"/>
-        </w:rPr>
-        <w:t xml:space="preserve">(Intercept)    1.252629   0.041023  30.535  &lt; 2e-16 ***</w:t>
-      </w:r>
-      <w:r>
-        <w:br/>
-      </w:r>
-      <w:r>
-        <w:rPr>
-          <w:rStyle w:val="VerbatimChar"/>
-        </w:rPr>
-        <w:t xml:space="preserve">species_number 0.025984   0.004926   5.275 4.28e-07 ***</w:t>
-      </w:r>
-      <w:r>
-        <w:br/>
-      </w:r>
-      <w:r>
-        <w:rPr>
-          <w:rStyle w:val="VerbatimChar"/>
-        </w:rPr>
-        <w:t xml:space="preserve">---</w:t>
-      </w:r>
-      <w:r>
-        <w:br/>
-      </w:r>
-      <w:r>
-        <w:rPr>
-          <w:rStyle w:val="VerbatimChar"/>
-        </w:rPr>
         <w:t xml:space="preserve">Signif. codes:  0 '***' 0.001 '**' 0.01 '*' 0.05 '.' 0.1 ' ' 1</w:t>
       </w:r>
-      <w:r>
-        <w:br/>
-      </w:r>
-      <w:r>
-        <w:br/>
-      </w:r>
-      <w:r>
-        <w:rPr>
-          <w:rStyle w:val="VerbatimChar"/>
-        </w:rPr>
-        <w:t xml:space="preserve">Residual standard error: 0.3433 on 159 degrees of freedom</w:t>
-      </w:r>
-      <w:r>
-        <w:br/>
-      </w:r>
-      <w:r>
-        <w:rPr>
-          <w:rStyle w:val="VerbatimChar"/>
-        </w:rPr>
-        <w:t xml:space="preserve">Multiple R-squared:  0.149, Adjusted R-squared:  0.1436 </w:t>
-      </w:r>
-      <w:r>
-        <w:br/>
-      </w:r>
-      <w:r>
-        <w:rPr>
-          <w:rStyle w:val="VerbatimChar"/>
-        </w:rPr>
-        <w:t xml:space="preserve">F-statistic: 27.83 on 1 and 159 DF,  p-value: 4.276e-07</w:t>
-      </w:r>
-    </w:p>
-    <w:p>
-      <w:pPr>
-        <w:pStyle w:val="SourceCode"/>
-      </w:pPr>
-      <w:r>
-        <w:rPr>
-          <w:rStyle w:val="VerbatimChar"/>
-        </w:rPr>
-        <w:t xml:space="preserve">[1] "rsquared is:  0.148953385305455"</w:t>
-      </w:r>
-    </w:p>
-    <w:p>
-      <w:pPr>
-        <w:pStyle w:val="SourceCode"/>
-      </w:pPr>
-      <w:r>
-        <w:rPr>
-          <w:rStyle w:val="VerbatimChar"/>
-        </w:rPr>
-        <w:t xml:space="preserve">Analysis of Variance Table</w:t>
-      </w:r>
-      <w:r>
-        <w:br/>
-      </w:r>
-      <w:r>
-        <w:br/>
-      </w:r>
-      <w:r>
-        <w:rPr>
-          <w:rStyle w:val="VerbatimChar"/>
-        </w:rPr>
-        <w:t xml:space="preserve">Response: log_stability</w:t>
-      </w:r>
-      <w:r>
-        <w:br/>
-      </w:r>
-      <w:r>
-        <w:rPr>
-          <w:rStyle w:val="VerbatimChar"/>
-        </w:rPr>
-        <w:t xml:space="preserve">                Df  Sum Sq Mean Sq F value    Pr(&gt;F)    </w:t>
-      </w:r>
-      <w:r>
-        <w:br/>
-      </w:r>
-      <w:r>
-        <w:rPr>
-          <w:rStyle w:val="VerbatimChar"/>
-        </w:rPr>
-        <w:t xml:space="preserve">species_number   1  3.2792  3.2792  27.829 4.276e-07 ***</w:t>
-      </w:r>
-      <w:r>
-        <w:br/>
-      </w:r>
-      <w:r>
-        <w:rPr>
-          <w:rStyle w:val="VerbatimChar"/>
-        </w:rPr>
-        <w:t xml:space="preserve">Residuals      159 18.7358  0.1178                      </w:t>
-      </w:r>
-      <w:r>
-        <w:br/>
-      </w:r>
-      <w:r>
-        <w:rPr>
-          <w:rStyle w:val="VerbatimChar"/>
-        </w:rPr>
-        <w:t xml:space="preserve">---</w:t>
-      </w:r>
-      <w:r>
-        <w:br/>
-      </w:r>
-      <w:r>
-        <w:rPr>
-          <w:rStyle w:val="VerbatimChar"/>
-        </w:rPr>
-        <w:t xml:space="preserve">Signif. codes:  0 '***' 0.001 '**' 0.01 '*' 0.05 '.' 0.1 ' ' 1</w:t>
-      </w:r>
-    </w:p>
-    <w:bookmarkEnd w:id="86"/>
-    <w:bookmarkEnd w:id="87"/>
-    <w:bookmarkStart w:id="92" w:name="lecture-9-linear-regression-6"/>
+    </w:p>
+    <w:bookmarkEnd w:id="93"/>
+    <w:bookmarkEnd w:id="94"/>
+    <w:bookmarkStart w:id="98" w:name="lecture-9-linear-regression-7"/>
     <w:p>
       <w:pPr>
         <w:pStyle w:val="Heading1"/>
@@ -6338,7 +5078,7 @@
         <w:pStyle w:val="Compact"/>
         <w:numPr>
           <w:ilvl w:val="0"/>
-          <w:numId w:val="1023"/>
+          <w:numId w:val="1031"/>
         </w:numPr>
       </w:pPr>
       <w:r>
@@ -6350,87 +5090,19 @@
         <w:pStyle w:val="Compact"/>
         <w:numPr>
           <w:ilvl w:val="0"/>
-          <w:numId w:val="1023"/>
+          <w:numId w:val="1031"/>
         </w:numPr>
       </w:pPr>
       <w:r>
         <w:t xml:space="preserve">H₁: β ≠ 0 (species number does affect stability)</w:t>
       </w:r>
     </w:p>
-    <w:bookmarkStart w:id="88" w:name="Xc23b8c32fe58924407392bb1acfc082a2222e7c"/>
-    <w:p>
-      <w:pPr>
-        <w:pStyle w:val="Heading3"/>
-      </w:pPr>
-      <w:r>
-        <w:t xml:space="preserve">The test statistic is:</w:t>
-      </w:r>
-      <w:r>
-        <w:t xml:space="preserve"> </w:t>
-      </w:r>
-      <m:oMath>
-        <m:r>
-          <m:t>t</m:t>
-        </m:r>
-        <m:r>
-          <m:rPr>
-            <m:sty m:val="p"/>
-          </m:rPr>
-          <m:t>=</m:t>
-        </m:r>
-        <m:f>
-          <m:fPr>
-            <m:type m:val="bar"/>
-          </m:fPr>
-          <m:num>
-            <m:r>
-              <m:t>b</m:t>
-            </m:r>
-            <m:r>
-              <m:rPr>
-                <m:sty m:val="p"/>
-              </m:rPr>
-              <m:t>−</m:t>
-            </m:r>
-            <m:sSub>
-              <m:e>
-                <m:r>
-                  <m:t>β</m:t>
-                </m:r>
-              </m:e>
-              <m:sub>
-                <m:r>
-                  <m:t>0</m:t>
-                </m:r>
-              </m:sub>
-            </m:sSub>
-          </m:num>
-          <m:den>
-            <m:r>
-              <m:t>S</m:t>
-            </m:r>
-            <m:sSub>
-              <m:e>
-                <m:r>
-                  <m:t>E</m:t>
-                </m:r>
-              </m:e>
-              <m:sub>
-                <m:r>
-                  <m:t>b</m:t>
-                </m:r>
-              </m:sub>
-            </m:sSub>
-          </m:den>
-        </m:f>
-      </m:oMath>
-    </w:p>
     <w:p>
       <w:pPr>
         <w:pStyle w:val="FirstParagraph"/>
       </w:pPr>
       <w:r>
-        <w:t xml:space="preserve">With df = n - 2 = 161 - 2 = 159</w:t>
+        <w:t xml:space="preserve">t = estimate/SE</w:t>
       </w:r>
     </w:p>
     <w:p>
@@ -6507,7 +5179,6 @@
         <w:t xml:space="preserve">communities have more stable biomass production over time.</w:t>
       </w:r>
     </w:p>
-    <w:bookmarkEnd w:id="88"/>
     <w:p>
       <w:pPr>
         <w:pStyle w:val="BodyText"/>
@@ -6517,18 +5188,18 @@
           <wp:inline>
             <wp:extent cx="2743200" cy="2743200"/>
             <wp:effectExtent b="0" l="0" r="0" t="0"/>
-            <wp:docPr descr="" title="" id="90" name="Picture"/>
+            <wp:docPr descr="" title="" id="96" name="Picture"/>
             <a:graphic>
               <a:graphicData uri="http://schemas.openxmlformats.org/drawingml/2006/picture">
                 <pic:pic>
                   <pic:nvPicPr>
-                    <pic:cNvPr descr="09_01_lecture_powerpoint_files/figure-docx/overview-plot-1d-1.png" id="91" name="Picture"/>
+                    <pic:cNvPr descr="09_01_lecture_powerpoint_files/figure-docx/overview-plot-1d-1.png" id="97" name="Picture"/>
                     <pic:cNvPicPr>
                       <a:picLocks noChangeArrowheads="1" noChangeAspect="1"/>
                     </pic:cNvPicPr>
                   </pic:nvPicPr>
                   <pic:blipFill>
-                    <a:blip r:embed="rId89"/>
+                    <a:blip r:embed="rId95"/>
                     <a:stretch>
                       <a:fillRect/>
                     </a:stretch>
@@ -6555,8 +5226,8 @@
         </w:drawing>
       </w:r>
     </w:p>
-    <w:bookmarkEnd w:id="92"/>
-    <w:bookmarkStart w:id="97" w:name="lecture-9-linear-regression-7"/>
+    <w:bookmarkEnd w:id="98"/>
+    <w:bookmarkStart w:id="103" w:name="lecture-9-linear-regression-8"/>
     <w:p>
       <w:pPr>
         <w:pStyle w:val="Heading1"/>
@@ -6575,7 +5246,7 @@
         <w:t xml:space="preserve">Linear Regression</w:t>
       </w:r>
     </w:p>
-    <w:bookmarkStart w:id="93" w:name="testing-regression-assumptions"/>
+    <w:bookmarkStart w:id="99" w:name="testing-regression-assumptions"/>
     <w:p>
       <w:pPr>
         <w:pStyle w:val="Heading3"/>
@@ -6597,7 +5268,7 @@
         <w:pStyle w:val="Compact"/>
         <w:numPr>
           <w:ilvl w:val="0"/>
-          <w:numId w:val="1024"/>
+          <w:numId w:val="1032"/>
         </w:numPr>
       </w:pPr>
       <w:r>
@@ -6616,7 +5287,7 @@
         <w:pStyle w:val="Compact"/>
         <w:numPr>
           <w:ilvl w:val="0"/>
-          <w:numId w:val="1024"/>
+          <w:numId w:val="1032"/>
         </w:numPr>
       </w:pPr>
       <w:r>
@@ -6635,7 +5306,7 @@
         <w:pStyle w:val="Compact"/>
         <w:numPr>
           <w:ilvl w:val="0"/>
-          <w:numId w:val="1024"/>
+          <w:numId w:val="1032"/>
         </w:numPr>
       </w:pPr>
       <w:r>
@@ -6654,7 +5325,7 @@
         <w:pStyle w:val="Compact"/>
         <w:numPr>
           <w:ilvl w:val="0"/>
-          <w:numId w:val="1024"/>
+          <w:numId w:val="1032"/>
         </w:numPr>
       </w:pPr>
       <w:r>
@@ -6762,7 +5433,7 @@
       <w:pPr>
         <w:numPr>
           <w:ilvl w:val="0"/>
-          <w:numId w:val="1025"/>
+          <w:numId w:val="1033"/>
         </w:numPr>
       </w:pPr>
       <w:r>
@@ -6779,7 +5450,7 @@
       <w:pPr>
         <w:numPr>
           <w:ilvl w:val="0"/>
-          <w:numId w:val="1025"/>
+          <w:numId w:val="1033"/>
         </w:numPr>
       </w:pPr>
       <w:r>
@@ -6790,14 +5461,14 @@
       <w:pPr>
         <w:numPr>
           <w:ilvl w:val="0"/>
-          <w:numId w:val="1025"/>
+          <w:numId w:val="1033"/>
         </w:numPr>
       </w:pPr>
       <w:r>
         <w:t xml:space="preserve">has a mean of 0 at each xi</w:t>
       </w:r>
     </w:p>
-    <w:bookmarkEnd w:id="93"/>
+    <w:bookmarkEnd w:id="99"/>
     <w:p>
       <w:pPr>
         <w:pStyle w:val="FirstParagraph"/>
@@ -6805,20 +5476,20 @@
       <w:r>
         <w:drawing>
           <wp:inline>
-            <wp:extent cx="6578600" cy="3746994"/>
+            <wp:extent cx="3686175" cy="2099546"/>
             <wp:effectExtent b="0" l="0" r="0" t="0"/>
-            <wp:docPr descr="" title="" id="95" name="Picture"/>
+            <wp:docPr descr="" title="" id="101" name="Picture"/>
             <a:graphic>
               <a:graphicData uri="http://schemas.openxmlformats.org/drawingml/2006/picture">
                 <pic:pic>
                   <pic:nvPicPr>
-                    <pic:cNvPr descr="images/clipboard-2092034232.png" id="96" name="Picture"/>
+                    <pic:cNvPr descr="images/clipboard-2092034232.png" id="102" name="Picture"/>
                     <pic:cNvPicPr>
                       <a:picLocks noChangeArrowheads="1" noChangeAspect="1"/>
                     </pic:cNvPicPr>
                   </pic:nvPicPr>
                   <pic:blipFill>
-                    <a:blip r:embed="rId94"/>
+                    <a:blip r:embed="rId100"/>
                     <a:stretch>
                       <a:fillRect/>
                     </a:stretch>
@@ -6826,7 +5497,7 @@
                   <pic:spPr bwMode="auto">
                     <a:xfrm>
                       <a:off x="0" y="0"/>
-                      <a:ext cx="6578600" cy="3746994"/>
+                      <a:ext cx="3686175" cy="2099546"/>
                     </a:xfrm>
                     <a:prstGeom prst="rect">
                       <a:avLst/>
@@ -6845,8 +5516,8 @@
         </w:drawing>
       </w:r>
     </w:p>
-    <w:bookmarkEnd w:id="97"/>
-    <w:bookmarkStart w:id="103" w:name="lecture-9-linear-regression-8"/>
+    <w:bookmarkEnd w:id="103"/>
+    <w:bookmarkStart w:id="109" w:name="lecture-9-linear-regression-9"/>
     <w:p>
       <w:pPr>
         <w:pStyle w:val="Heading1"/>
@@ -6865,7 +5536,7 @@
         <w:t xml:space="preserve">Linear Regression</w:t>
       </w:r>
     </w:p>
-    <w:bookmarkStart w:id="98" w:name="testing-regression-assumptions-1"/>
+    <w:bookmarkStart w:id="104" w:name="testing-regression-assumptions-1"/>
     <w:p>
       <w:pPr>
         <w:pStyle w:val="Heading3"/>
@@ -6887,7 +5558,7 @@
         <w:pStyle w:val="Compact"/>
         <w:numPr>
           <w:ilvl w:val="0"/>
-          <w:numId w:val="1026"/>
+          <w:numId w:val="1034"/>
         </w:numPr>
       </w:pPr>
       <w:r>
@@ -6906,7 +5577,7 @@
         <w:pStyle w:val="Compact"/>
         <w:numPr>
           <w:ilvl w:val="0"/>
-          <w:numId w:val="1026"/>
+          <w:numId w:val="1034"/>
         </w:numPr>
       </w:pPr>
       <w:r>
@@ -6925,7 +5596,7 @@
         <w:pStyle w:val="Compact"/>
         <w:numPr>
           <w:ilvl w:val="0"/>
-          <w:numId w:val="1026"/>
+          <w:numId w:val="1034"/>
         </w:numPr>
       </w:pPr>
       <w:r>
@@ -6944,7 +5615,7 @@
         <w:pStyle w:val="Compact"/>
         <w:numPr>
           <w:ilvl w:val="0"/>
-          <w:numId w:val="1026"/>
+          <w:numId w:val="1034"/>
         </w:numPr>
       </w:pPr>
       <w:r>
@@ -7053,7 +5724,7 @@
         <w:pStyle w:val="Compact"/>
         <w:numPr>
           <w:ilvl w:val="0"/>
-          <w:numId w:val="1027"/>
+          <w:numId w:val="1035"/>
         </w:numPr>
       </w:pPr>
       <w:r>
@@ -7063,17 +5734,11 @@
         <w:t xml:space="preserve"> </w:t>
       </w:r>
       <w:r>
-        <w:t xml:space="preserve">minimize the sum of the residuals squared or Mean Squared Error</w:t>
-      </w:r>
-      <w:r>
-        <w:t xml:space="preserve"> </w:t>
-      </w:r>
-      <w:r>
-        <w:t xml:space="preserve">(MSE) as</w:t>
-      </w:r>
-    </w:p>
-    <w:bookmarkEnd w:id="98"/>
-    <w:bookmarkStart w:id="99" w:name="sum_i1n-y_i---haty_i2"/>
+        <w:t xml:space="preserve">minimize the sum of the residuals squared as</w:t>
+      </w:r>
+    </w:p>
+    <w:bookmarkEnd w:id="104"/>
+    <w:bookmarkStart w:id="105" w:name="sum_i1n-y_i---haty_i2"/>
     <w:p>
       <w:pPr>
         <w:pStyle w:val="Heading3"/>
@@ -7172,7 +5837,7 @@
         </m:sSup>
       </m:oMath>
     </w:p>
-    <w:bookmarkEnd w:id="99"/>
+    <w:bookmarkEnd w:id="105"/>
     <w:p>
       <w:pPr>
         <w:pStyle w:val="FirstParagraph"/>
@@ -7182,18 +5847,18 @@
           <wp:inline>
             <wp:extent cx="4936481" cy="3440190"/>
             <wp:effectExtent b="0" l="0" r="0" t="0"/>
-            <wp:docPr descr="" title="" id="101" name="Picture"/>
+            <wp:docPr descr="" title="" id="107" name="Picture"/>
             <a:graphic>
               <a:graphicData uri="http://schemas.openxmlformats.org/drawingml/2006/picture">
                 <pic:pic>
                   <pic:nvPicPr>
-                    <pic:cNvPr descr="images/clipboard-1411052425.png" id="102" name="Picture"/>
+                    <pic:cNvPr descr="images/clipboard-1411052425.png" id="108" name="Picture"/>
                     <pic:cNvPicPr>
                       <a:picLocks noChangeArrowheads="1" noChangeAspect="1"/>
                     </pic:cNvPicPr>
                   </pic:nvPicPr>
                   <pic:blipFill>
-                    <a:blip r:embed="rId100"/>
+                    <a:blip r:embed="rId106"/>
                     <a:stretch>
                       <a:fillRect/>
                     </a:stretch>
@@ -7220,15 +5885,8 @@
         </w:drawing>
       </w:r>
     </w:p>
-    <w:bookmarkEnd w:id="103"/>
-    <w:bookmarkStart w:id="104" w:name="section"/>
-    <w:p>
-      <w:pPr>
-        <w:pStyle w:val="Heading1"/>
-      </w:pPr>
-    </w:p>
-    <w:bookmarkEnd w:id="104"/>
-    <w:bookmarkStart w:id="109" w:name="lecture-9-linear-regression-9"/>
+    <w:bookmarkEnd w:id="109"/>
+    <w:bookmarkStart w:id="114" w:name="lecture-9-linear-regression-10"/>
     <w:p>
       <w:pPr>
         <w:pStyle w:val="Heading1"/>
@@ -7247,7 +5905,7 @@
         <w:t xml:space="preserve">Linear Regression</w:t>
       </w:r>
     </w:p>
-    <w:bookmarkStart w:id="105" w:name="testing-regression-assumptions-2"/>
+    <w:bookmarkStart w:id="110" w:name="testing-regression-assumptions-2"/>
     <w:p>
       <w:pPr>
         <w:pStyle w:val="Heading3"/>
@@ -7269,7 +5927,7 @@
         <w:pStyle w:val="Compact"/>
         <w:numPr>
           <w:ilvl w:val="0"/>
-          <w:numId w:val="1028"/>
+          <w:numId w:val="1036"/>
         </w:numPr>
       </w:pPr>
       <w:r>
@@ -7288,7 +5946,7 @@
         <w:pStyle w:val="Compact"/>
         <w:numPr>
           <w:ilvl w:val="0"/>
-          <w:numId w:val="1028"/>
+          <w:numId w:val="1036"/>
         </w:numPr>
       </w:pPr>
       <w:r>
@@ -7307,7 +5965,7 @@
         <w:pStyle w:val="Compact"/>
         <w:numPr>
           <w:ilvl w:val="0"/>
-          <w:numId w:val="1028"/>
+          <w:numId w:val="1036"/>
         </w:numPr>
       </w:pPr>
       <w:r>
@@ -7326,7 +5984,7 @@
         <w:pStyle w:val="Compact"/>
         <w:numPr>
           <w:ilvl w:val="0"/>
-          <w:numId w:val="1028"/>
+          <w:numId w:val="1036"/>
         </w:numPr>
       </w:pPr>
       <w:r>
@@ -7348,173 +6006,12 @@
         <w:t xml:space="preserve">Let’s check these assumptions for the lion regression model:</w:t>
       </w:r>
     </w:p>
-    <w:bookmarkEnd w:id="105"/>
     <w:p>
       <w:pPr>
         <w:pStyle w:val="BodyText"/>
       </w:pPr>
       <w:r>
-        <w:drawing>
-          <wp:inline>
-            <wp:extent cx="2743200" cy="2743200"/>
-            <wp:effectExtent b="0" l="0" r="0" t="0"/>
-            <wp:docPr descr="" title="" id="107" name="Picture"/>
-            <a:graphic>
-              <a:graphicData uri="http://schemas.openxmlformats.org/drawingml/2006/picture">
-                <pic:pic>
-                  <pic:nvPicPr>
-                    <pic:cNvPr descr="09_01_lecture_powerpoint_files/figure-docx/overview-plot-1e-1.png" id="108" name="Picture"/>
-                    <pic:cNvPicPr>
-                      <a:picLocks noChangeArrowheads="1" noChangeAspect="1"/>
-                    </pic:cNvPicPr>
-                  </pic:nvPicPr>
-                  <pic:blipFill>
-                    <a:blip r:embed="rId106"/>
-                    <a:stretch>
-                      <a:fillRect/>
-                    </a:stretch>
-                  </pic:blipFill>
-                  <pic:spPr bwMode="auto">
-                    <a:xfrm>
-                      <a:off x="0" y="0"/>
-                      <a:ext cx="2743200" cy="2743200"/>
-                    </a:xfrm>
-                    <a:prstGeom prst="rect">
-                      <a:avLst/>
-                    </a:prstGeom>
-                    <a:noFill/>
-                    <a:ln w="9525">
-                      <a:noFill/>
-                      <a:headEnd/>
-                      <a:tailEnd/>
-                    </a:ln>
-                  </pic:spPr>
-                </pic:pic>
-              </a:graphicData>
-            </a:graphic>
-          </wp:inline>
-        </w:drawing>
-      </w:r>
-    </w:p>
-    <w:bookmarkEnd w:id="109"/>
-    <w:bookmarkStart w:id="114" w:name="lecture-9-linear-regression-10"/>
-    <w:p>
-      <w:pPr>
-        <w:pStyle w:val="Heading1"/>
-      </w:pPr>
-      <w:r>
-        <w:rPr>
-          <w:b/>
-          <w:bCs/>
-        </w:rPr>
-        <w:t xml:space="preserve">Lecture 9:</w:t>
-      </w:r>
-      <w:r>
-        <w:t xml:space="preserve"> </w:t>
-      </w:r>
-      <w:r>
-        <w:t xml:space="preserve">Linear Regression</w:t>
-      </w:r>
-    </w:p>
-    <w:bookmarkStart w:id="110" w:name="testing-regression-assumptions-3"/>
-    <w:p>
-      <w:pPr>
-        <w:pStyle w:val="Heading3"/>
-      </w:pPr>
-      <w:r>
-        <w:t xml:space="preserve">Testing Regression Assumptions</w:t>
-      </w:r>
-    </w:p>
-    <w:p>
-      <w:pPr>
-        <w:pStyle w:val="FirstParagraph"/>
-      </w:pPr>
-      <w:r>
-        <w:t xml:space="preserve">linear regression has four key assumptions:</w:t>
-      </w:r>
-    </w:p>
-    <w:p>
-      <w:pPr>
-        <w:pStyle w:val="Compact"/>
-        <w:numPr>
-          <w:ilvl w:val="0"/>
-          <w:numId w:val="1029"/>
-        </w:numPr>
-      </w:pPr>
-      <w:r>
-        <w:rPr>
-          <w:b/>
-          <w:bCs/>
-        </w:rPr>
-        <w:t xml:space="preserve">Linearity</w:t>
-      </w:r>
-      <w:r>
-        <w:t xml:space="preserve">: The relationship between X and Y is linear</w:t>
-      </w:r>
-    </w:p>
-    <w:p>
-      <w:pPr>
-        <w:pStyle w:val="Compact"/>
-        <w:numPr>
-          <w:ilvl w:val="0"/>
-          <w:numId w:val="1029"/>
-        </w:numPr>
-      </w:pPr>
-      <w:r>
-        <w:rPr>
-          <w:b/>
-          <w:bCs/>
-        </w:rPr>
-        <w:t xml:space="preserve">Independence</w:t>
-      </w:r>
-      <w:r>
-        <w:t xml:space="preserve">: Observations are independent</w:t>
-      </w:r>
-    </w:p>
-    <w:p>
-      <w:pPr>
-        <w:pStyle w:val="Compact"/>
-        <w:numPr>
-          <w:ilvl w:val="0"/>
-          <w:numId w:val="1029"/>
-        </w:numPr>
-      </w:pPr>
-      <w:r>
-        <w:rPr>
-          <w:b/>
-          <w:bCs/>
-        </w:rPr>
-        <w:t xml:space="preserve">Homoscedasticity</w:t>
-      </w:r>
-      <w:r>
-        <w:t xml:space="preserve">: Equal variance across all values of X</w:t>
-      </w:r>
-    </w:p>
-    <w:p>
-      <w:pPr>
-        <w:pStyle w:val="Compact"/>
-        <w:numPr>
-          <w:ilvl w:val="0"/>
-          <w:numId w:val="1029"/>
-        </w:numPr>
-      </w:pPr>
-      <w:r>
-        <w:rPr>
-          <w:b/>
-          <w:bCs/>
-        </w:rPr>
-        <w:t xml:space="preserve">Normality</w:t>
-      </w:r>
-      <w:r>
-        <w:t xml:space="preserve">: Residuals are normally distributed</w:t>
-      </w:r>
-    </w:p>
-    <w:p>
-      <w:pPr>
-        <w:pStyle w:val="FirstParagraph"/>
-      </w:pPr>
-      <w:r>
-        <w:t xml:space="preserve">Let’s check these assumptions for the lion regression model:</w:t>
+        <w:t xml:space="preserve">Linearity - how does this plot work</w:t>
       </w:r>
     </w:p>
     <w:bookmarkEnd w:id="110"/>
@@ -7532,7 +6029,7 @@
               <a:graphicData uri="http://schemas.openxmlformats.org/drawingml/2006/picture">
                 <pic:pic>
                   <pic:nvPicPr>
-                    <pic:cNvPr descr="09_01_lecture_powerpoint_files/figure-docx/overview-plot-1f-1.png" id="113" name="Picture"/>
+                    <pic:cNvPr descr="09_01_lecture_powerpoint_files/figure-docx/overview-plot-1e-1.png" id="113" name="Picture"/>
                     <pic:cNvPicPr>
                       <a:picLocks noChangeArrowheads="1" noChangeAspect="1"/>
                     </pic:cNvPicPr>
@@ -7566,7 +6063,7 @@
       </w:r>
     </w:p>
     <w:bookmarkEnd w:id="114"/>
-    <w:bookmarkStart w:id="116" w:name="lecture-9-linear-regression-11"/>
+    <w:bookmarkStart w:id="119" w:name="lecture-9-linear-regression-11"/>
     <w:p>
       <w:pPr>
         <w:pStyle w:val="Heading1"/>
@@ -7585,7 +6082,7 @@
         <w:t xml:space="preserve">Linear Regression</w:t>
       </w:r>
     </w:p>
-    <w:bookmarkStart w:id="115" w:name="testing-regression-assumptions-4"/>
+    <w:bookmarkStart w:id="115" w:name="testing-regression-assumptions-3"/>
     <w:p>
       <w:pPr>
         <w:pStyle w:val="Heading3"/>
@@ -7607,7 +6104,7 @@
         <w:pStyle w:val="Compact"/>
         <w:numPr>
           <w:ilvl w:val="0"/>
-          <w:numId w:val="1030"/>
+          <w:numId w:val="1037"/>
         </w:numPr>
       </w:pPr>
       <w:r>
@@ -7626,7 +6123,7 @@
         <w:pStyle w:val="Compact"/>
         <w:numPr>
           <w:ilvl w:val="0"/>
-          <w:numId w:val="1030"/>
+          <w:numId w:val="1037"/>
         </w:numPr>
       </w:pPr>
       <w:r>
@@ -7645,7 +6142,7 @@
         <w:pStyle w:val="Compact"/>
         <w:numPr>
           <w:ilvl w:val="0"/>
-          <w:numId w:val="1030"/>
+          <w:numId w:val="1037"/>
         </w:numPr>
       </w:pPr>
       <w:r>
@@ -7664,7 +6161,7 @@
         <w:pStyle w:val="Compact"/>
         <w:numPr>
           <w:ilvl w:val="0"/>
-          <w:numId w:val="1030"/>
+          <w:numId w:val="1037"/>
         </w:numPr>
       </w:pPr>
       <w:r>
@@ -7689,194 +6186,363 @@
     <w:bookmarkEnd w:id="115"/>
     <w:p>
       <w:pPr>
-        <w:pStyle w:val="SourceCode"/>
-      </w:pPr>
-      <w:r>
-        <w:br/>
-      </w:r>
-      <w:r>
-        <w:rPr>
-          <w:rStyle w:val="VerbatimChar"/>
-        </w:rPr>
-        <w:t xml:space="preserve">    Shapiro-Wilk normality test</w:t>
-      </w:r>
-      <w:r>
-        <w:br/>
-      </w:r>
-      <w:r>
-        <w:br/>
-      </w:r>
-      <w:r>
-        <w:rPr>
-          <w:rStyle w:val="VerbatimChar"/>
-        </w:rPr>
-        <w:t xml:space="preserve">data:  residuals(lion_model)</w:t>
-      </w:r>
-      <w:r>
-        <w:br/>
-      </w:r>
-      <w:r>
-        <w:rPr>
-          <w:rStyle w:val="VerbatimChar"/>
-        </w:rPr>
-        <w:t xml:space="preserve">W = 0.93879, p-value = 0.0692</w:t>
-      </w:r>
-    </w:p>
-    <w:bookmarkEnd w:id="116"/>
-    <w:bookmarkStart w:id="121" w:name="lecture-9-linear-regression-12"/>
-    <w:p>
-      <w:pPr>
-        <w:pStyle w:val="Heading1"/>
-      </w:pPr>
-      <w:r>
-        <w:rPr>
-          <w:b/>
-          <w:bCs/>
-        </w:rPr>
-        <w:t xml:space="preserve">Lecture 9:</w:t>
-      </w:r>
-      <w:r>
-        <w:t xml:space="preserve"> </w:t>
-      </w:r>
-      <w:r>
-        <w:t xml:space="preserve">Linear Regression</w:t>
-      </w:r>
-    </w:p>
-    <w:bookmarkStart w:id="117" w:name="simple-linear-regression-model-4"/>
-    <w:p>
-      <w:pPr>
-        <w:pStyle w:val="Heading3"/>
-      </w:pPr>
-      <w:r>
-        <w:t xml:space="preserve">Simple Linear Regression Model</w:t>
-      </w:r>
-    </w:p>
-    <w:p>
-      <w:pPr>
-        <w:pStyle w:val="FirstParagraph"/>
-      </w:pPr>
-      <w:r>
-        <w:t xml:space="preserve">linear regression has four key assumptions:</w:t>
-      </w:r>
-    </w:p>
-    <w:p>
-      <w:pPr>
-        <w:pStyle w:val="Compact"/>
-        <w:numPr>
-          <w:ilvl w:val="0"/>
-          <w:numId w:val="1031"/>
-        </w:numPr>
-      </w:pPr>
-      <w:r>
-        <w:rPr>
-          <w:b/>
-          <w:bCs/>
-        </w:rPr>
-        <w:t xml:space="preserve">Linearity</w:t>
-      </w:r>
-      <w:r>
-        <w:t xml:space="preserve">: The relationship between X and Y is linear</w:t>
-      </w:r>
-    </w:p>
-    <w:p>
-      <w:pPr>
-        <w:pStyle w:val="Compact"/>
-        <w:numPr>
-          <w:ilvl w:val="0"/>
-          <w:numId w:val="1031"/>
-        </w:numPr>
-      </w:pPr>
-      <w:r>
-        <w:rPr>
-          <w:b/>
-          <w:bCs/>
-        </w:rPr>
-        <w:t xml:space="preserve">Independence</w:t>
-      </w:r>
-      <w:r>
-        <w:t xml:space="preserve">: Observations are independent</w:t>
-      </w:r>
-    </w:p>
-    <w:p>
-      <w:pPr>
-        <w:pStyle w:val="Compact"/>
-        <w:numPr>
-          <w:ilvl w:val="0"/>
-          <w:numId w:val="1031"/>
-        </w:numPr>
-      </w:pPr>
-      <w:r>
-        <w:rPr>
-          <w:b/>
-          <w:bCs/>
-        </w:rPr>
-        <w:t xml:space="preserve">Homoscedasticity</w:t>
-      </w:r>
-      <w:r>
-        <w:t xml:space="preserve">: Equal variance across all values of X</w:t>
-      </w:r>
-    </w:p>
-    <w:p>
-      <w:pPr>
-        <w:pStyle w:val="Compact"/>
-        <w:numPr>
-          <w:ilvl w:val="0"/>
-          <w:numId w:val="1031"/>
-        </w:numPr>
-      </w:pPr>
-      <w:r>
-        <w:rPr>
-          <w:b/>
-          <w:bCs/>
-        </w:rPr>
-        <w:t xml:space="preserve">Normality</w:t>
-      </w:r>
-      <w:r>
-        <w:t xml:space="preserve">: Residuals are normally distributed</w:t>
-      </w:r>
-    </w:p>
-    <w:p>
-      <w:pPr>
-        <w:pStyle w:val="FirstParagraph"/>
-      </w:pPr>
-      <w:r>
-        <w:t xml:space="preserve">If assumptions are violated: 1. Transform the data (Section 17.6) 2. Use</w:t>
-      </w:r>
-      <w:r>
-        <w:t xml:space="preserve"> </w:t>
-      </w:r>
-      <w:r>
-        <w:t xml:space="preserve">weighted least squares for heteroscedasticity 3. Consider non-linear</w:t>
-      </w:r>
-      <w:r>
-        <w:t xml:space="preserve"> </w:t>
-      </w:r>
-      <w:r>
-        <w:t xml:space="preserve">models (Section 17.8)</w:t>
-      </w:r>
-    </w:p>
-    <w:bookmarkEnd w:id="117"/>
-    <w:p>
-      <w:pPr>
         <w:pStyle w:val="BodyText"/>
       </w:pPr>
       <w:r>
         <w:drawing>
           <wp:inline>
-            <wp:extent cx="4572000" cy="3657600"/>
+            <wp:extent cx="2743200" cy="2743200"/>
             <wp:effectExtent b="0" l="0" r="0" t="0"/>
-            <wp:docPr descr="" title="" id="119" name="Picture"/>
+            <wp:docPr descr="" title="" id="117" name="Picture"/>
             <a:graphic>
               <a:graphicData uri="http://schemas.openxmlformats.org/drawingml/2006/picture">
                 <pic:pic>
                   <pic:nvPicPr>
-                    <pic:cNvPr descr="09_01_lecture_powerpoint_files/figure-docx/overview-plot-1h-1.png" id="120" name="Picture"/>
+                    <pic:cNvPr descr="09_01_lecture_powerpoint_files/figure-docx/overview-plot-1f-1.png" id="118" name="Picture"/>
                     <pic:cNvPicPr>
                       <a:picLocks noChangeArrowheads="1" noChangeAspect="1"/>
                     </pic:cNvPicPr>
                   </pic:nvPicPr>
                   <pic:blipFill>
-                    <a:blip r:embed="rId118"/>
+                    <a:blip r:embed="rId116"/>
+                    <a:stretch>
+                      <a:fillRect/>
+                    </a:stretch>
+                  </pic:blipFill>
+                  <pic:spPr bwMode="auto">
+                    <a:xfrm>
+                      <a:off x="0" y="0"/>
+                      <a:ext cx="2743200" cy="2743200"/>
+                    </a:xfrm>
+                    <a:prstGeom prst="rect">
+                      <a:avLst/>
+                    </a:prstGeom>
+                    <a:noFill/>
+                    <a:ln w="9525">
+                      <a:noFill/>
+                      <a:headEnd/>
+                      <a:tailEnd/>
+                    </a:ln>
+                  </pic:spPr>
+                </pic:pic>
+              </a:graphicData>
+            </a:graphic>
+          </wp:inline>
+        </w:drawing>
+      </w:r>
+    </w:p>
+    <w:bookmarkEnd w:id="119"/>
+    <w:bookmarkStart w:id="121" w:name="lecture-9-linear-regression-12"/>
+    <w:p>
+      <w:pPr>
+        <w:pStyle w:val="Heading1"/>
+      </w:pPr>
+      <w:r>
+        <w:rPr>
+          <w:b/>
+          <w:bCs/>
+        </w:rPr>
+        <w:t xml:space="preserve">Lecture 9:</w:t>
+      </w:r>
+      <w:r>
+        <w:t xml:space="preserve"> </w:t>
+      </w:r>
+      <w:r>
+        <w:t xml:space="preserve">Linear Regression</w:t>
+      </w:r>
+    </w:p>
+    <w:bookmarkStart w:id="120" w:name="testing-regression-assumptions-4"/>
+    <w:p>
+      <w:pPr>
+        <w:pStyle w:val="Heading3"/>
+      </w:pPr>
+      <w:r>
+        <w:t xml:space="preserve">Testing Regression Assumptions</w:t>
+      </w:r>
+    </w:p>
+    <w:p>
+      <w:pPr>
+        <w:pStyle w:val="FirstParagraph"/>
+      </w:pPr>
+      <w:r>
+        <w:t xml:space="preserve">linear regression has four key assumptions:</w:t>
+      </w:r>
+    </w:p>
+    <w:p>
+      <w:pPr>
+        <w:pStyle w:val="Compact"/>
+        <w:numPr>
+          <w:ilvl w:val="0"/>
+          <w:numId w:val="1038"/>
+        </w:numPr>
+      </w:pPr>
+      <w:r>
+        <w:rPr>
+          <w:b/>
+          <w:bCs/>
+        </w:rPr>
+        <w:t xml:space="preserve">Linearity</w:t>
+      </w:r>
+      <w:r>
+        <w:t xml:space="preserve">: The relationship between X and Y is linear</w:t>
+      </w:r>
+    </w:p>
+    <w:p>
+      <w:pPr>
+        <w:pStyle w:val="Compact"/>
+        <w:numPr>
+          <w:ilvl w:val="0"/>
+          <w:numId w:val="1038"/>
+        </w:numPr>
+      </w:pPr>
+      <w:r>
+        <w:rPr>
+          <w:b/>
+          <w:bCs/>
+        </w:rPr>
+        <w:t xml:space="preserve">Independence</w:t>
+      </w:r>
+      <w:r>
+        <w:t xml:space="preserve">: Observations are independent</w:t>
+      </w:r>
+    </w:p>
+    <w:p>
+      <w:pPr>
+        <w:pStyle w:val="Compact"/>
+        <w:numPr>
+          <w:ilvl w:val="0"/>
+          <w:numId w:val="1038"/>
+        </w:numPr>
+      </w:pPr>
+      <w:r>
+        <w:rPr>
+          <w:b/>
+          <w:bCs/>
+        </w:rPr>
+        <w:t xml:space="preserve">Homoscedasticity</w:t>
+      </w:r>
+      <w:r>
+        <w:t xml:space="preserve">: Equal variance across all values of X</w:t>
+      </w:r>
+    </w:p>
+    <w:p>
+      <w:pPr>
+        <w:pStyle w:val="Compact"/>
+        <w:numPr>
+          <w:ilvl w:val="0"/>
+          <w:numId w:val="1038"/>
+        </w:numPr>
+      </w:pPr>
+      <w:r>
+        <w:rPr>
+          <w:b/>
+          <w:bCs/>
+        </w:rPr>
+        <w:t xml:space="preserve">Normality</w:t>
+      </w:r>
+      <w:r>
+        <w:t xml:space="preserve">: Residuals are normally distributed</w:t>
+      </w:r>
+    </w:p>
+    <w:p>
+      <w:pPr>
+        <w:pStyle w:val="FirstParagraph"/>
+      </w:pPr>
+      <w:r>
+        <w:t xml:space="preserve">Let’s check these assumptions for the lion regression model:</w:t>
+      </w:r>
+    </w:p>
+    <w:bookmarkEnd w:id="120"/>
+    <w:p>
+      <w:pPr>
+        <w:pStyle w:val="SourceCode"/>
+      </w:pPr>
+      <w:r>
+        <w:br/>
+      </w:r>
+      <w:r>
+        <w:rPr>
+          <w:rStyle w:val="VerbatimChar"/>
+        </w:rPr>
+        <w:t xml:space="preserve">    Shapiro-Wilk normality test</w:t>
+      </w:r>
+      <w:r>
+        <w:br/>
+      </w:r>
+      <w:r>
+        <w:br/>
+      </w:r>
+      <w:r>
+        <w:rPr>
+          <w:rStyle w:val="VerbatimChar"/>
+        </w:rPr>
+        <w:t xml:space="preserve">data:  residuals(lion_model)</w:t>
+      </w:r>
+      <w:r>
+        <w:br/>
+      </w:r>
+      <w:r>
+        <w:rPr>
+          <w:rStyle w:val="VerbatimChar"/>
+        </w:rPr>
+        <w:t xml:space="preserve">W = 0.93879, p-value = 0.0692</w:t>
+      </w:r>
+    </w:p>
+    <w:bookmarkEnd w:id="121"/>
+    <w:bookmarkStart w:id="126" w:name="lecture-9-linear-regression-13"/>
+    <w:p>
+      <w:pPr>
+        <w:pStyle w:val="Heading1"/>
+      </w:pPr>
+      <w:r>
+        <w:rPr>
+          <w:b/>
+          <w:bCs/>
+        </w:rPr>
+        <w:t xml:space="preserve">Lecture 9:</w:t>
+      </w:r>
+      <w:r>
+        <w:t xml:space="preserve"> </w:t>
+      </w:r>
+      <w:r>
+        <w:t xml:space="preserve">Linear Regression</w:t>
+      </w:r>
+    </w:p>
+    <w:bookmarkStart w:id="122" w:name="simple-linear-regression-model-5"/>
+    <w:p>
+      <w:pPr>
+        <w:pStyle w:val="Heading3"/>
+      </w:pPr>
+      <w:r>
+        <w:t xml:space="preserve">Simple Linear Regression Model</w:t>
+      </w:r>
+    </w:p>
+    <w:p>
+      <w:pPr>
+        <w:pStyle w:val="FirstParagraph"/>
+      </w:pPr>
+      <w:r>
+        <w:t xml:space="preserve">linear regression has four key assumptions:</w:t>
+      </w:r>
+    </w:p>
+    <w:p>
+      <w:pPr>
+        <w:pStyle w:val="Compact"/>
+        <w:numPr>
+          <w:ilvl w:val="0"/>
+          <w:numId w:val="1039"/>
+        </w:numPr>
+      </w:pPr>
+      <w:r>
+        <w:rPr>
+          <w:b/>
+          <w:bCs/>
+        </w:rPr>
+        <w:t xml:space="preserve">Linearity</w:t>
+      </w:r>
+      <w:r>
+        <w:t xml:space="preserve">: The relationship between X and Y is linear</w:t>
+      </w:r>
+    </w:p>
+    <w:p>
+      <w:pPr>
+        <w:pStyle w:val="Compact"/>
+        <w:numPr>
+          <w:ilvl w:val="0"/>
+          <w:numId w:val="1039"/>
+        </w:numPr>
+      </w:pPr>
+      <w:r>
+        <w:rPr>
+          <w:b/>
+          <w:bCs/>
+        </w:rPr>
+        <w:t xml:space="preserve">Independence</w:t>
+      </w:r>
+      <w:r>
+        <w:t xml:space="preserve">: Observations are independent</w:t>
+      </w:r>
+    </w:p>
+    <w:p>
+      <w:pPr>
+        <w:pStyle w:val="Compact"/>
+        <w:numPr>
+          <w:ilvl w:val="0"/>
+          <w:numId w:val="1039"/>
+        </w:numPr>
+      </w:pPr>
+      <w:r>
+        <w:rPr>
+          <w:b/>
+          <w:bCs/>
+        </w:rPr>
+        <w:t xml:space="preserve">Homoscedasticity</w:t>
+      </w:r>
+      <w:r>
+        <w:t xml:space="preserve">: Equal variance across all values of X</w:t>
+      </w:r>
+    </w:p>
+    <w:p>
+      <w:pPr>
+        <w:pStyle w:val="Compact"/>
+        <w:numPr>
+          <w:ilvl w:val="0"/>
+          <w:numId w:val="1039"/>
+        </w:numPr>
+      </w:pPr>
+      <w:r>
+        <w:rPr>
+          <w:b/>
+          <w:bCs/>
+        </w:rPr>
+        <w:t xml:space="preserve">Normality</w:t>
+      </w:r>
+      <w:r>
+        <w:t xml:space="preserve">: Residuals are normally distributed</w:t>
+      </w:r>
+    </w:p>
+    <w:p>
+      <w:pPr>
+        <w:pStyle w:val="FirstParagraph"/>
+      </w:pPr>
+      <w:r>
+        <w:t xml:space="preserve">If assumptions are violated: 1. Transform the data (Section 17.6) 2. Use</w:t>
+      </w:r>
+      <w:r>
+        <w:t xml:space="preserve"> </w:t>
+      </w:r>
+      <w:r>
+        <w:t xml:space="preserve">weighted least squares for heteroscedasticity 3. Consider non-linear</w:t>
+      </w:r>
+      <w:r>
+        <w:t xml:space="preserve"> </w:t>
+      </w:r>
+      <w:r>
+        <w:t xml:space="preserve">models (Section 17.8)</w:t>
+      </w:r>
+    </w:p>
+    <w:bookmarkEnd w:id="122"/>
+    <w:p>
+      <w:pPr>
+        <w:pStyle w:val="BodyText"/>
+      </w:pPr>
+      <w:r>
+        <w:drawing>
+          <wp:inline>
+            <wp:extent cx="4572000" cy="3657600"/>
+            <wp:effectExtent b="0" l="0" r="0" t="0"/>
+            <wp:docPr descr="" title="" id="124" name="Picture"/>
+            <a:graphic>
+              <a:graphicData uri="http://schemas.openxmlformats.org/drawingml/2006/picture">
+                <pic:pic>
+                  <pic:nvPicPr>
+                    <pic:cNvPr descr="09_01_lecture_powerpoint_files/figure-docx/overview-plot-1h-1.png" id="125" name="Picture"/>
+                    <pic:cNvPicPr>
+                      <a:picLocks noChangeArrowheads="1" noChangeAspect="1"/>
+                    </pic:cNvPicPr>
+                  </pic:nvPicPr>
+                  <pic:blipFill>
+                    <a:blip r:embed="rId123"/>
                     <a:stretch>
                       <a:fillRect/>
                     </a:stretch>
@@ -7903,8 +6569,8 @@
         </w:drawing>
       </w:r>
     </w:p>
-    <w:bookmarkEnd w:id="121"/>
-    <w:bookmarkStart w:id="125" w:name="X3682556897e7ad430123163a33402634699a913"/>
+    <w:bookmarkEnd w:id="126"/>
+    <w:bookmarkStart w:id="130" w:name="X3682556897e7ad430123163a33402634699a913"/>
     <w:p>
       <w:pPr>
         <w:pStyle w:val="Heading1"/>
@@ -7927,7 +6593,7 @@
       <w:pPr>
         <w:numPr>
           <w:ilvl w:val="0"/>
-          <w:numId w:val="1032"/>
+          <w:numId w:val="1040"/>
         </w:numPr>
       </w:pPr>
       <w:r>
@@ -7944,7 +6610,7 @@
       <w:pPr>
         <w:numPr>
           <w:ilvl w:val="0"/>
-          <w:numId w:val="1032"/>
+          <w:numId w:val="1040"/>
         </w:numPr>
       </w:pPr>
       <w:r>
@@ -7961,7 +6627,7 @@
       <w:pPr>
         <w:numPr>
           <w:ilvl w:val="0"/>
-          <w:numId w:val="1032"/>
+          <w:numId w:val="1040"/>
         </w:numPr>
       </w:pPr>
       <w:r>
@@ -7977,18 +6643,18 @@
           <wp:inline>
             <wp:extent cx="6578600" cy="2439811"/>
             <wp:effectExtent b="0" l="0" r="0" t="0"/>
-            <wp:docPr descr="" title="" id="123" name="Picture"/>
+            <wp:docPr descr="" title="" id="128" name="Picture"/>
             <a:graphic>
               <a:graphicData uri="http://schemas.openxmlformats.org/drawingml/2006/picture">
                 <pic:pic>
                   <pic:nvPicPr>
-                    <pic:cNvPr descr="images/clipboard-934594306.png" id="124" name="Picture"/>
+                    <pic:cNvPr descr="images/clipboard-934594306.png" id="129" name="Picture"/>
                     <pic:cNvPicPr>
                       <a:picLocks noChangeArrowheads="1" noChangeAspect="1"/>
                     </pic:cNvPicPr>
                   </pic:nvPicPr>
                   <pic:blipFill>
-                    <a:blip r:embed="rId122"/>
+                    <a:blip r:embed="rId127"/>
                     <a:stretch>
                       <a:fillRect/>
                     </a:stretch>
@@ -8015,8 +6681,8 @@
         </w:drawing>
       </w:r>
     </w:p>
-    <w:bookmarkEnd w:id="125"/>
-    <w:bookmarkStart w:id="129" w:name="Xa60fc96c045d00e2e015537a5b928d109dd4e44"/>
+    <w:bookmarkEnd w:id="130"/>
+    <w:bookmarkStart w:id="134" w:name="Xa60fc96c045d00e2e015537a5b928d109dd4e44"/>
     <w:p>
       <w:pPr>
         <w:pStyle w:val="Heading1"/>
@@ -8054,7 +6720,7 @@
         <w:pStyle w:val="Compact"/>
         <w:numPr>
           <w:ilvl w:val="0"/>
-          <w:numId w:val="1033"/>
+          <w:numId w:val="1041"/>
         </w:numPr>
       </w:pPr>
       <w:r>
@@ -8066,7 +6732,7 @@
         <w:pStyle w:val="Compact"/>
         <w:numPr>
           <w:ilvl w:val="0"/>
-          <w:numId w:val="1033"/>
+          <w:numId w:val="1041"/>
         </w:numPr>
       </w:pPr>
       <w:r>
@@ -8088,18 +6754,18 @@
           <wp:inline>
             <wp:extent cx="6578600" cy="2206486"/>
             <wp:effectExtent b="0" l="0" r="0" t="0"/>
-            <wp:docPr descr="" title="" id="127" name="Picture"/>
+            <wp:docPr descr="" title="" id="132" name="Picture"/>
             <a:graphic>
               <a:graphicData uri="http://schemas.openxmlformats.org/drawingml/2006/picture">
                 <pic:pic>
                   <pic:nvPicPr>
-                    <pic:cNvPr descr="images/clipboard-2817787184.png" id="128" name="Picture"/>
+                    <pic:cNvPr descr="images/clipboard-2817787184.png" id="133" name="Picture"/>
                     <pic:cNvPicPr>
                       <a:picLocks noChangeArrowheads="1" noChangeAspect="1"/>
                     </pic:cNvPicPr>
                   </pic:nvPicPr>
                   <pic:blipFill>
-                    <a:blip r:embed="rId126"/>
+                    <a:blip r:embed="rId131"/>
                     <a:stretch>
                       <a:fillRect/>
                     </a:stretch>
@@ -8126,8 +6792,8 @@
         </w:drawing>
       </w:r>
     </w:p>
-    <w:bookmarkEnd w:id="129"/>
-    <w:bookmarkStart w:id="132" w:name="Xeb31f0320a8c9289d774edeb5b186847acd2653"/>
+    <w:bookmarkEnd w:id="134"/>
+    <w:bookmarkStart w:id="137" w:name="Xeb31f0320a8c9289d774edeb5b186847acd2653"/>
     <w:p>
       <w:pPr>
         <w:pStyle w:val="Heading1"/>
@@ -8171,7 +6837,7 @@
         <w:pStyle w:val="Compact"/>
         <w:numPr>
           <w:ilvl w:val="0"/>
-          <w:numId w:val="1034"/>
+          <w:numId w:val="1042"/>
         </w:numPr>
       </w:pPr>
       <m:oMath>
@@ -8227,7 +6893,7 @@
         <w:pStyle w:val="Compact"/>
         <w:numPr>
           <w:ilvl w:val="1"/>
-          <w:numId w:val="1035"/>
+          <w:numId w:val="1043"/>
         </w:numPr>
       </w:pPr>
       <w:r>
@@ -8239,7 +6905,7 @@
         <w:pStyle w:val="Compact"/>
         <w:numPr>
           <w:ilvl w:val="1"/>
-          <w:numId w:val="1035"/>
+          <w:numId w:val="1043"/>
         </w:numPr>
       </w:pPr>
       <w:r>
@@ -8251,7 +6917,7 @@
         <w:pStyle w:val="Compact"/>
         <w:numPr>
           <w:ilvl w:val="0"/>
-          <w:numId w:val="1034"/>
+          <w:numId w:val="1042"/>
         </w:numPr>
       </w:pPr>
       <m:oMath>
@@ -8301,7 +6967,7 @@
         <w:pStyle w:val="Compact"/>
         <w:numPr>
           <w:ilvl w:val="1"/>
-          <w:numId w:val="1036"/>
+          <w:numId w:val="1044"/>
         </w:numPr>
       </w:pPr>
       <w:r>
@@ -8360,7 +7026,7 @@
         <w:pStyle w:val="Compact"/>
         <w:numPr>
           <w:ilvl w:val="1"/>
-          <w:numId w:val="1036"/>
+          <w:numId w:val="1044"/>
         </w:numPr>
       </w:pPr>
       <w:r>
@@ -8372,7 +7038,7 @@
         <w:pStyle w:val="Compact"/>
         <w:numPr>
           <w:ilvl w:val="0"/>
-          <w:numId w:val="1034"/>
+          <w:numId w:val="1042"/>
         </w:numPr>
       </w:pPr>
       <m:oMath>
@@ -8412,7 +7078,7 @@
       <w:pPr>
         <w:numPr>
           <w:ilvl w:val="1"/>
-          <w:numId w:val="1037"/>
+          <w:numId w:val="1045"/>
         </w:numPr>
       </w:pPr>
       <w:r>
@@ -8461,7 +7127,7 @@
       <w:pPr>
         <w:numPr>
           <w:ilvl w:val="1"/>
-          <w:numId w:val="1037"/>
+          <w:numId w:val="1045"/>
         </w:numPr>
       </w:pPr>
       <w:r>
@@ -8477,18 +7143,18 @@
           <wp:inline>
             <wp:extent cx="6578600" cy="2206486"/>
             <wp:effectExtent b="0" l="0" r="0" t="0"/>
-            <wp:docPr descr="" title="" id="130" name="Picture"/>
+            <wp:docPr descr="" title="" id="135" name="Picture"/>
             <a:graphic>
               <a:graphicData uri="http://schemas.openxmlformats.org/drawingml/2006/picture">
                 <pic:pic>
                   <pic:nvPicPr>
-                    <pic:cNvPr descr="images/clipboard-2817787184.png" id="131" name="Picture"/>
+                    <pic:cNvPr descr="images/clipboard-2817787184.png" id="136" name="Picture"/>
                     <pic:cNvPicPr>
                       <a:picLocks noChangeArrowheads="1" noChangeAspect="1"/>
                     </pic:cNvPicPr>
                   </pic:nvPicPr>
                   <pic:blipFill>
-                    <a:blip r:embed="rId126"/>
+                    <a:blip r:embed="rId131"/>
                     <a:stretch>
                       <a:fillRect/>
                     </a:stretch>
@@ -8515,8 +7181,8 @@
         </w:drawing>
       </w:r>
     </w:p>
-    <w:bookmarkEnd w:id="132"/>
-    <w:bookmarkStart w:id="136" w:name="Xe45cd72931c545aeef2f0da5cd9a41ac082ac16"/>
+    <w:bookmarkEnd w:id="137"/>
+    <w:bookmarkStart w:id="141" w:name="Xe45cd72931c545aeef2f0da5cd9a41ac082ac16"/>
     <w:p>
       <w:pPr>
         <w:pStyle w:val="Heading1"/>
@@ -8560,7 +7226,7 @@
         <w:pStyle w:val="Compact"/>
         <w:numPr>
           <w:ilvl w:val="0"/>
-          <w:numId w:val="1038"/>
+          <w:numId w:val="1046"/>
         </w:numPr>
       </w:pPr>
       <m:oMath>
@@ -8616,7 +7282,7 @@
         <w:pStyle w:val="Compact"/>
         <w:numPr>
           <w:ilvl w:val="1"/>
-          <w:numId w:val="1039"/>
+          <w:numId w:val="1047"/>
         </w:numPr>
       </w:pPr>
       <w:r>
@@ -8628,7 +7294,7 @@
         <w:pStyle w:val="Compact"/>
         <w:numPr>
           <w:ilvl w:val="1"/>
-          <w:numId w:val="1039"/>
+          <w:numId w:val="1047"/>
         </w:numPr>
       </w:pPr>
       <w:r>
@@ -8640,7 +7306,7 @@
         <w:pStyle w:val="Compact"/>
         <w:numPr>
           <w:ilvl w:val="0"/>
-          <w:numId w:val="1038"/>
+          <w:numId w:val="1046"/>
         </w:numPr>
       </w:pPr>
       <m:oMath>
@@ -8690,7 +7356,7 @@
         <w:pStyle w:val="Compact"/>
         <w:numPr>
           <w:ilvl w:val="1"/>
-          <w:numId w:val="1040"/>
+          <w:numId w:val="1048"/>
         </w:numPr>
       </w:pPr>
       <w:r>
@@ -8749,7 +7415,7 @@
         <w:pStyle w:val="Compact"/>
         <w:numPr>
           <w:ilvl w:val="1"/>
-          <w:numId w:val="1040"/>
+          <w:numId w:val="1048"/>
         </w:numPr>
       </w:pPr>
       <w:r>
@@ -8761,7 +7427,7 @@
         <w:pStyle w:val="Compact"/>
         <w:numPr>
           <w:ilvl w:val="0"/>
-          <w:numId w:val="1038"/>
+          <w:numId w:val="1046"/>
         </w:numPr>
       </w:pPr>
       <m:oMath>
@@ -8801,7 +7467,7 @@
       <w:pPr>
         <w:numPr>
           <w:ilvl w:val="1"/>
-          <w:numId w:val="1041"/>
+          <w:numId w:val="1049"/>
         </w:numPr>
       </w:pPr>
       <w:r>
@@ -8850,7 +7516,7 @@
       <w:pPr>
         <w:numPr>
           <w:ilvl w:val="1"/>
-          <w:numId w:val="1041"/>
+          <w:numId w:val="1049"/>
         </w:numPr>
       </w:pPr>
       <w:r>
@@ -8864,20 +7530,20 @@
       <w:r>
         <w:drawing>
           <wp:inline>
-            <wp:extent cx="6578600" cy="2151229"/>
+            <wp:extent cx="4743450" cy="1551128"/>
             <wp:effectExtent b="0" l="0" r="0" t="0"/>
-            <wp:docPr descr="" title="" id="134" name="Picture"/>
+            <wp:docPr descr="" title="" id="139" name="Picture"/>
             <a:graphic>
               <a:graphicData uri="http://schemas.openxmlformats.org/drawingml/2006/picture">
                 <pic:pic>
                   <pic:nvPicPr>
-                    <pic:cNvPr descr="images/clipboard-77063277.png" id="135" name="Picture"/>
+                    <pic:cNvPr descr="images/clipboard-77063277.png" id="140" name="Picture"/>
                     <pic:cNvPicPr>
                       <a:picLocks noChangeArrowheads="1" noChangeAspect="1"/>
                     </pic:cNvPicPr>
                   </pic:nvPicPr>
                   <pic:blipFill>
-                    <a:blip r:embed="rId133"/>
+                    <a:blip r:embed="rId138"/>
                     <a:stretch>
                       <a:fillRect/>
                     </a:stretch>
@@ -8885,7 +7551,7 @@
                   <pic:spPr bwMode="auto">
                     <a:xfrm>
                       <a:off x="0" y="0"/>
-                      <a:ext cx="6578600" cy="2151229"/>
+                      <a:ext cx="4743450" cy="1551128"/>
                     </a:xfrm>
                     <a:prstGeom prst="rect">
                       <a:avLst/>
@@ -8904,8 +7570,8 @@
         </w:drawing>
       </w:r>
     </w:p>
-    <w:bookmarkEnd w:id="136"/>
-    <w:bookmarkStart w:id="140" w:name="X37dacaa3ac63e264668a77bbcf24d4c4cdd9b8b"/>
+    <w:bookmarkEnd w:id="141"/>
+    <w:bookmarkStart w:id="145" w:name="X37dacaa3ac63e264668a77bbcf24d4c4cdd9b8b"/>
     <w:p>
       <w:pPr>
         <w:pStyle w:val="Heading1"/>
@@ -8949,7 +7615,7 @@
         <w:pStyle w:val="Compact"/>
         <w:numPr>
           <w:ilvl w:val="0"/>
-          <w:numId w:val="1042"/>
+          <w:numId w:val="1050"/>
         </w:numPr>
       </w:pPr>
       <m:oMath>
@@ -9005,7 +7671,7 @@
         <w:pStyle w:val="Compact"/>
         <w:numPr>
           <w:ilvl w:val="1"/>
-          <w:numId w:val="1043"/>
+          <w:numId w:val="1051"/>
         </w:numPr>
       </w:pPr>
       <w:r>
@@ -9017,7 +7683,7 @@
         <w:pStyle w:val="Compact"/>
         <w:numPr>
           <w:ilvl w:val="0"/>
-          <w:numId w:val="1042"/>
+          <w:numId w:val="1050"/>
         </w:numPr>
       </w:pPr>
       <m:oMath>
@@ -9067,7 +7733,7 @@
         <w:pStyle w:val="Compact"/>
         <w:numPr>
           <w:ilvl w:val="1"/>
-          <w:numId w:val="1044"/>
+          <w:numId w:val="1052"/>
         </w:numPr>
       </w:pPr>
       <w:r>
@@ -9079,7 +7745,7 @@
         <w:pStyle w:val="Compact"/>
         <w:numPr>
           <w:ilvl w:val="0"/>
-          <w:numId w:val="1042"/>
+          <w:numId w:val="1050"/>
         </w:numPr>
       </w:pPr>
       <m:oMath>
@@ -9122,20 +7788,20 @@
       <w:r>
         <w:drawing>
           <wp:inline>
-            <wp:extent cx="6578600" cy="4725766"/>
+            <wp:extent cx="4343400" cy="3120100"/>
             <wp:effectExtent b="0" l="0" r="0" t="0"/>
-            <wp:docPr descr="" title="" id="138" name="Picture"/>
+            <wp:docPr descr="" title="" id="143" name="Picture"/>
             <a:graphic>
               <a:graphicData uri="http://schemas.openxmlformats.org/drawingml/2006/picture">
                 <pic:pic>
                   <pic:nvPicPr>
-                    <pic:cNvPr descr="images/clipboard-217151541.png" id="139" name="Picture"/>
+                    <pic:cNvPr descr="images/clipboard-217151541.png" id="144" name="Picture"/>
                     <pic:cNvPicPr>
                       <a:picLocks noChangeArrowheads="1" noChangeAspect="1"/>
                     </pic:cNvPicPr>
                   </pic:nvPicPr>
                   <pic:blipFill>
-                    <a:blip r:embed="rId137"/>
+                    <a:blip r:embed="rId142"/>
                     <a:stretch>
                       <a:fillRect/>
                     </a:stretch>
@@ -9143,7 +7809,7 @@
                   <pic:spPr bwMode="auto">
                     <a:xfrm>
                       <a:off x="0" y="0"/>
-                      <a:ext cx="6578600" cy="4725766"/>
+                      <a:ext cx="4343400" cy="3120100"/>
                     </a:xfrm>
                     <a:prstGeom prst="rect">
                       <a:avLst/>
@@ -9162,8 +7828,8 @@
         </w:drawing>
       </w:r>
     </w:p>
-    <w:bookmarkEnd w:id="140"/>
-    <w:bookmarkStart w:id="144" w:name="X5712b01ebd3d70f951e835de2ae744ccfe1fd5c"/>
+    <w:bookmarkEnd w:id="145"/>
+    <w:bookmarkStart w:id="149" w:name="X5712b01ebd3d70f951e835de2ae744ccfe1fd5c"/>
     <w:p>
       <w:pPr>
         <w:pStyle w:val="Heading1"/>
@@ -9443,7 +8109,7 @@
         <w:pStyle w:val="Compact"/>
         <w:numPr>
           <w:ilvl w:val="0"/>
-          <w:numId w:val="1045"/>
+          <w:numId w:val="1053"/>
         </w:numPr>
       </w:pPr>
       <w:r>
@@ -9455,7 +8121,7 @@
         <w:pStyle w:val="Compact"/>
         <w:numPr>
           <w:ilvl w:val="0"/>
-          <w:numId w:val="1045"/>
+          <w:numId w:val="1053"/>
         </w:numPr>
       </w:pPr>
       <w:r>
@@ -9469,20 +8135,20 @@
       <w:r>
         <w:drawing>
           <wp:inline>
-            <wp:extent cx="6578600" cy="2162325"/>
+            <wp:extent cx="5153025" cy="1693751"/>
             <wp:effectExtent b="0" l="0" r="0" t="0"/>
-            <wp:docPr descr="" title="" id="142" name="Picture"/>
+            <wp:docPr descr="" title="" id="147" name="Picture"/>
             <a:graphic>
               <a:graphicData uri="http://schemas.openxmlformats.org/drawingml/2006/picture">
                 <pic:pic>
                   <pic:nvPicPr>
-                    <pic:cNvPr descr="images/clipboard-2758972276.png" id="143" name="Picture"/>
+                    <pic:cNvPr descr="images/clipboard-2758972276.png" id="148" name="Picture"/>
                     <pic:cNvPicPr>
                       <a:picLocks noChangeArrowheads="1" noChangeAspect="1"/>
                     </pic:cNvPicPr>
                   </pic:nvPicPr>
                   <pic:blipFill>
-                    <a:blip r:embed="rId141"/>
+                    <a:blip r:embed="rId146"/>
                     <a:stretch>
                       <a:fillRect/>
                     </a:stretch>
@@ -9490,7 +8156,7 @@
                   <pic:spPr bwMode="auto">
                     <a:xfrm>
                       <a:off x="0" y="0"/>
-                      <a:ext cx="6578600" cy="2162325"/>
+                      <a:ext cx="5153025" cy="1693751"/>
                     </a:xfrm>
                     <a:prstGeom prst="rect">
                       <a:avLst/>
@@ -9509,8 +8175,8 @@
         </w:drawing>
       </w:r>
     </w:p>
-    <w:bookmarkEnd w:id="144"/>
-    <w:bookmarkStart w:id="147" w:name="X3e6c93adb5fa1790360aa31567484de63ccc21a"/>
+    <w:bookmarkEnd w:id="149"/>
+    <w:bookmarkStart w:id="152" w:name="X3e6c93adb5fa1790360aa31567484de63ccc21a"/>
     <w:p>
       <w:pPr>
         <w:pStyle w:val="Heading1"/>
@@ -9542,7 +8208,7 @@
         <w:pStyle w:val="Compact"/>
         <w:numPr>
           <w:ilvl w:val="0"/>
-          <w:numId w:val="1046"/>
+          <w:numId w:val="1054"/>
         </w:numPr>
       </w:pPr>
       <w:r>
@@ -9554,7 +8220,7 @@
         <w:pStyle w:val="Compact"/>
         <w:numPr>
           <w:ilvl w:val="0"/>
-          <w:numId w:val="1046"/>
+          <w:numId w:val="1054"/>
         </w:numPr>
       </w:pPr>
       <m:oMath>
@@ -9604,7 +8270,7 @@
         <w:pStyle w:val="Compact"/>
         <w:numPr>
           <w:ilvl w:val="0"/>
-          <w:numId w:val="1046"/>
+          <w:numId w:val="1054"/>
         </w:numPr>
       </w:pPr>
       <m:oMath>
@@ -9666,7 +8332,7 @@
         <w:pStyle w:val="Compact"/>
         <w:numPr>
           <w:ilvl w:val="0"/>
-          <w:numId w:val="1046"/>
+          <w:numId w:val="1054"/>
         </w:numPr>
       </w:pPr>
       <w:r>
@@ -9680,20 +8346,20 @@
       <w:r>
         <w:drawing>
           <wp:inline>
-            <wp:extent cx="6578600" cy="2162325"/>
+            <wp:extent cx="4810125" cy="1581043"/>
             <wp:effectExtent b="0" l="0" r="0" t="0"/>
-            <wp:docPr descr="" title="" id="145" name="Picture"/>
+            <wp:docPr descr="" title="" id="150" name="Picture"/>
             <a:graphic>
               <a:graphicData uri="http://schemas.openxmlformats.org/drawingml/2006/picture">
                 <pic:pic>
                   <pic:nvPicPr>
-                    <pic:cNvPr descr="images/clipboard-2758972276.png" id="146" name="Picture"/>
+                    <pic:cNvPr descr="images/clipboard-2758972276.png" id="151" name="Picture"/>
                     <pic:cNvPicPr>
                       <a:picLocks noChangeArrowheads="1" noChangeAspect="1"/>
                     </pic:cNvPicPr>
                   </pic:nvPicPr>
                   <pic:blipFill>
-                    <a:blip r:embed="rId141"/>
+                    <a:blip r:embed="rId146"/>
                     <a:stretch>
                       <a:fillRect/>
                     </a:stretch>
@@ -9701,7 +8367,7 @@
                   <pic:spPr bwMode="auto">
                     <a:xfrm>
                       <a:off x="0" y="0"/>
-                      <a:ext cx="6578600" cy="2162325"/>
+                      <a:ext cx="4810125" cy="1581043"/>
                     </a:xfrm>
                     <a:prstGeom prst="rect">
                       <a:avLst/>
@@ -9720,7 +8386,7 @@
         </w:drawing>
       </w:r>
     </w:p>
-    <w:bookmarkEnd w:id="147"/>
+    <w:bookmarkEnd w:id="152"/>
     <w:sectPr>
       <w:pgSz w:h="15840" w:w="12240"/>
       <w:pgMar w:bottom="720" w:footer="720" w:gutter="0" w:header="720" w:left="1152" w:right="720" w:top="720"/>
@@ -10117,6 +8783,9 @@
     <w:abstractNumId w:val="991"/>
   </w:num>
   <w:num w:numId="1014">
+    <w:abstractNumId w:val="991"/>
+  </w:num>
+  <w:num w:numId="1015">
     <w:abstractNumId w:val="99411"/>
     <w:lvlOverride w:ilvl="0">
       <w:startOverride w:val="1"/>
@@ -10146,9 +8815,6 @@
       <w:startOverride w:val="1"/>
     </w:lvlOverride>
   </w:num>
-  <w:num w:numId="1015">
-    <w:abstractNumId w:val="991"/>
-  </w:num>
   <w:num w:numId="1016">
     <w:abstractNumId w:val="991"/>
   </w:num>
@@ -10174,6 +8840,30 @@
     <w:abstractNumId w:val="991"/>
   </w:num>
   <w:num w:numId="1024">
+    <w:abstractNumId w:val="991"/>
+  </w:num>
+  <w:num w:numId="1025">
+    <w:abstractNumId w:val="991"/>
+  </w:num>
+  <w:num w:numId="1026">
+    <w:abstractNumId w:val="991"/>
+  </w:num>
+  <w:num w:numId="1027">
+    <w:abstractNumId w:val="991"/>
+  </w:num>
+  <w:num w:numId="1028">
+    <w:abstractNumId w:val="991"/>
+  </w:num>
+  <w:num w:numId="1029">
+    <w:abstractNumId w:val="991"/>
+  </w:num>
+  <w:num w:numId="1030">
+    <w:abstractNumId w:val="991"/>
+  </w:num>
+  <w:num w:numId="1031">
+    <w:abstractNumId w:val="991"/>
+  </w:num>
+  <w:num w:numId="1032">
     <w:abstractNumId w:val="99411"/>
     <w:lvlOverride w:ilvl="0">
       <w:startOverride w:val="1"/>
@@ -10203,10 +8893,10 @@
       <w:startOverride w:val="1"/>
     </w:lvlOverride>
   </w:num>
-  <w:num w:numId="1025">
+  <w:num w:numId="1033">
     <w:abstractNumId w:val="991"/>
   </w:num>
-  <w:num w:numId="1026">
+  <w:num w:numId="1034">
     <w:abstractNumId w:val="99411"/>
     <w:lvlOverride w:ilvl="0">
       <w:startOverride w:val="1"/>
@@ -10236,10 +8926,10 @@
       <w:startOverride w:val="1"/>
     </w:lvlOverride>
   </w:num>
-  <w:num w:numId="1027">
+  <w:num w:numId="1035">
     <w:abstractNumId w:val="991"/>
   </w:num>
-  <w:num w:numId="1028">
+  <w:num w:numId="1036">
     <w:abstractNumId w:val="99411"/>
     <w:lvlOverride w:ilvl="0">
       <w:startOverride w:val="1"/>
@@ -10269,7 +8959,7 @@
       <w:startOverride w:val="1"/>
     </w:lvlOverride>
   </w:num>
-  <w:num w:numId="1029">
+  <w:num w:numId="1037">
     <w:abstractNumId w:val="99411"/>
     <w:lvlOverride w:ilvl="0">
       <w:startOverride w:val="1"/>
@@ -10299,7 +8989,7 @@
       <w:startOverride w:val="1"/>
     </w:lvlOverride>
   </w:num>
-  <w:num w:numId="1030">
+  <w:num w:numId="1038">
     <w:abstractNumId w:val="99411"/>
     <w:lvlOverride w:ilvl="0">
       <w:startOverride w:val="1"/>
@@ -10329,7 +9019,7 @@
       <w:startOverride w:val="1"/>
     </w:lvlOverride>
   </w:num>
-  <w:num w:numId="1031">
+  <w:num w:numId="1039">
     <w:abstractNumId w:val="99411"/>
     <w:lvlOverride w:ilvl="0">
       <w:startOverride w:val="1"/>
@@ -10359,30 +9049,6 @@
       <w:startOverride w:val="1"/>
     </w:lvlOverride>
   </w:num>
-  <w:num w:numId="1032">
-    <w:abstractNumId w:val="991"/>
-  </w:num>
-  <w:num w:numId="1033">
-    <w:abstractNumId w:val="991"/>
-  </w:num>
-  <w:num w:numId="1034">
-    <w:abstractNumId w:val="991"/>
-  </w:num>
-  <w:num w:numId="1035">
-    <w:abstractNumId w:val="991"/>
-  </w:num>
-  <w:num w:numId="1036">
-    <w:abstractNumId w:val="991"/>
-  </w:num>
-  <w:num w:numId="1037">
-    <w:abstractNumId w:val="991"/>
-  </w:num>
-  <w:num w:numId="1038">
-    <w:abstractNumId w:val="991"/>
-  </w:num>
-  <w:num w:numId="1039">
-    <w:abstractNumId w:val="991"/>
-  </w:num>
   <w:num w:numId="1040">
     <w:abstractNumId w:val="991"/>
   </w:num>
@@ -10402,6 +9068,30 @@
     <w:abstractNumId w:val="991"/>
   </w:num>
   <w:num w:numId="1046">
+    <w:abstractNumId w:val="991"/>
+  </w:num>
+  <w:num w:numId="1047">
+    <w:abstractNumId w:val="991"/>
+  </w:num>
+  <w:num w:numId="1048">
+    <w:abstractNumId w:val="991"/>
+  </w:num>
+  <w:num w:numId="1049">
+    <w:abstractNumId w:val="991"/>
+  </w:num>
+  <w:num w:numId="1050">
+    <w:abstractNumId w:val="991"/>
+  </w:num>
+  <w:num w:numId="1051">
+    <w:abstractNumId w:val="991"/>
+  </w:num>
+  <w:num w:numId="1052">
+    <w:abstractNumId w:val="991"/>
+  </w:num>
+  <w:num w:numId="1053">
+    <w:abstractNumId w:val="991"/>
+  </w:num>
+  <w:num w:numId="1054">
     <w:abstractNumId w:val="991"/>
   </w:num>
 </w:numbering>

--- a/docs/ecostats_lectures/lecture_09/09_01_lecture_powerpoint.docx
+++ b/docs/ecostats_lectures/lecture_09/09_01_lecture_powerpoint.docx
@@ -3874,7 +3874,7 @@
         <w:pStyle w:val="FirstParagraph"/>
       </w:pPr>
       <w:r>
-        <w:t xml:space="preserve">The calculation for slope (b) is:</w:t>
+        <w:t xml:space="preserve">The calculation for slope (m) is:</w:t>
       </w:r>
       <w:r>
         <w:br/>
@@ -3890,7 +3890,7 @@
         </m:oMathParaPr>
         <m:oMath>
           <m:r>
-            <m:t>b</m:t>
+            <m:t>m</m:t>
           </m:r>
           <m:r>
             <m:rPr>
@@ -4380,14 +4380,14 @@
         <w:pStyle w:val="BodyText"/>
       </w:pPr>
       <w:r>
-        <w:t xml:space="preserve">Intercept (a):</w:t>
+        <w:t xml:space="preserve">Intercept (b):</w:t>
       </w:r>
       <w:r>
         <w:t xml:space="preserve"> </w:t>
       </w:r>
       <m:oMath>
         <m:r>
-          <m:t>a</m:t>
+          <m:t>b</m:t>
         </m:r>
         <m:r>
           <m:rPr>
@@ -4412,7 +4412,7 @@
           <m:t>−</m:t>
         </m:r>
         <m:r>
-          <m:t>b</m:t>
+          <m:t>m</m:t>
         </m:r>
         <m:acc>
           <m:accPr>
